--- a/docs/ระบบเรือพระเล่าเรื่อง.docx
+++ b/docs/ระบบเรือพระเล่าเรื่อง.docx
@@ -166,19 +166,15 @@
       </w:r>
     </w:p>
     <w:p>
-      <w:r>
-        <w:br w:type="page"/>
-      </w:r>
-    </w:p>
-    <w:p>
       <w:pPr>
         <w:pStyle w:val="1"/>
+        <w:pageBreakBefore/>
         <w:pBdr>
           <w:bottom w:val="single" w:sz="6" w:space="6" w:color="C9C3B6"/>
         </w:pBdr>
         <w:spacing w:before="360" w:after="200"/>
       </w:pPr>
-      <w:bookmarkStart w:id="0" w:name="_Toc241160905"/>
+      <w:bookmarkStart w:id="0" w:name="_Toc241476448"/>
       <w:r>
         <w:rPr>
           <w:b/>
@@ -195,7 +191,7 @@
     <w:sdt>
       <w:sdtPr>
         <w:alias w:val="สารบัญ"/>
-        <w:id w:val="1661269860"/>
+        <w:id w:val="414214752"/>
       </w:sdtPr>
       <w:sdtEndPr>
         <w:rPr>
@@ -223,7 +219,7 @@
           <w:r>
             <w:fldChar w:fldCharType="separate"/>
           </w:r>
-          <w:hyperlink w:anchor="_Toc241160905" w:history="1">
+          <w:hyperlink w:anchor="_Toc241476448" w:history="1">
             <w:r>
               <w:rPr>
                 <w:rStyle w:val="a5"/>
@@ -251,7 +247,7 @@
               <w:rPr>
                 <w:noProof/>
               </w:rPr>
-              <w:instrText xml:space="preserve"> PAGEREF _Toc241160905 \h </w:instrText>
+              <w:instrText xml:space="preserve"> PAGEREF _Toc241476448 \h </w:instrText>
             </w:r>
             <w:r>
               <w:rPr>
@@ -294,7 +290,7 @@
               <w:noProof/>
             </w:rPr>
           </w:pPr>
-          <w:hyperlink w:anchor="_Toc241160906" w:history="1">
+          <w:hyperlink w:anchor="_Toc241476449" w:history="1">
             <w:r>
               <w:rPr>
                 <w:rStyle w:val="a5"/>
@@ -302,7 +298,7 @@
                 <w:bCs/>
                 <w:noProof/>
               </w:rPr>
-              <w:t>1. ระบบนี้คืออะไร</w:t>
+              <w:t>คู่มือเก็บภาพประกอบรายงาน</w:t>
             </w:r>
             <w:r>
               <w:rPr>
@@ -322,7 +318,7 @@
               <w:rPr>
                 <w:noProof/>
               </w:rPr>
-              <w:instrText xml:space="preserve"> PAGEREF _Toc241160906 \h </w:instrText>
+              <w:instrText xml:space="preserve"> PAGEREF _Toc241476449 \h </w:instrText>
             </w:r>
             <w:r>
               <w:rPr>
@@ -365,7 +361,7 @@
               <w:noProof/>
             </w:rPr>
           </w:pPr>
-          <w:hyperlink w:anchor="_Toc241160907" w:history="1">
+          <w:hyperlink w:anchor="_Toc241476450" w:history="1">
             <w:r>
               <w:rPr>
                 <w:rStyle w:val="a5"/>
@@ -373,7 +369,7 @@
                 <w:bCs/>
                 <w:noProof/>
               </w:rPr>
-              <w:t>1.1 หลักการที่บังคับไว้ทั้งระบบ</w:t>
+              <w:t>วิธีใส่ภาพ</w:t>
             </w:r>
             <w:r>
               <w:rPr>
@@ -393,7 +389,149 @@
               <w:rPr>
                 <w:noProof/>
               </w:rPr>
-              <w:instrText xml:space="preserve"> PAGEREF _Toc241160907 \h </w:instrText>
+              <w:instrText xml:space="preserve"> PAGEREF _Toc241476450 \h </w:instrText>
+            </w:r>
+            <w:r>
+              <w:rPr>
+                <w:rStyle w:val="a5"/>
+                <w:noProof/>
+                <w:cs/>
+              </w:rPr>
+            </w:r>
+            <w:r>
+              <w:rPr>
+                <w:rStyle w:val="a5"/>
+                <w:noProof/>
+                <w:cs/>
+              </w:rPr>
+              <w:fldChar w:fldCharType="separate"/>
+            </w:r>
+            <w:r>
+              <w:rPr>
+                <w:noProof/>
+              </w:rPr>
+              <w:t>4</w:t>
+            </w:r>
+            <w:r>
+              <w:rPr>
+                <w:rStyle w:val="a5"/>
+                <w:noProof/>
+                <w:cs/>
+              </w:rPr>
+              <w:fldChar w:fldCharType="end"/>
+            </w:r>
+          </w:hyperlink>
+        </w:p>
+        <w:p>
+          <w:pPr>
+            <w:pStyle w:val="20"/>
+            <w:tabs>
+              <w:tab w:val="right" w:leader="dot" w:pos="9350"/>
+            </w:tabs>
+            <w:rPr>
+              <w:noProof/>
+            </w:rPr>
+          </w:pPr>
+          <w:hyperlink w:anchor="_Toc241476451" w:history="1">
+            <w:r>
+              <w:rPr>
+                <w:rStyle w:val="a5"/>
+                <w:b/>
+                <w:bCs/>
+                <w:noProof/>
+              </w:rPr>
+              <w:t>ข้อแนะนำให้ภาพออกมาดี</w:t>
+            </w:r>
+            <w:r>
+              <w:rPr>
+                <w:noProof/>
+              </w:rPr>
+              <w:tab/>
+            </w:r>
+            <w:r>
+              <w:rPr>
+                <w:rStyle w:val="a5"/>
+                <w:noProof/>
+                <w:cs/>
+              </w:rPr>
+              <w:fldChar w:fldCharType="begin"/>
+            </w:r>
+            <w:r>
+              <w:rPr>
+                <w:noProof/>
+              </w:rPr>
+              <w:instrText xml:space="preserve"> PAGEREF _Toc241476451 \h </w:instrText>
+            </w:r>
+            <w:r>
+              <w:rPr>
+                <w:rStyle w:val="a5"/>
+                <w:noProof/>
+                <w:cs/>
+              </w:rPr>
+            </w:r>
+            <w:r>
+              <w:rPr>
+                <w:rStyle w:val="a5"/>
+                <w:noProof/>
+                <w:cs/>
+              </w:rPr>
+              <w:fldChar w:fldCharType="separate"/>
+            </w:r>
+            <w:r>
+              <w:rPr>
+                <w:noProof/>
+              </w:rPr>
+              <w:t>4</w:t>
+            </w:r>
+            <w:r>
+              <w:rPr>
+                <w:rStyle w:val="a5"/>
+                <w:noProof/>
+                <w:cs/>
+              </w:rPr>
+              <w:fldChar w:fldCharType="end"/>
+            </w:r>
+          </w:hyperlink>
+        </w:p>
+        <w:p>
+          <w:pPr>
+            <w:pStyle w:val="20"/>
+            <w:tabs>
+              <w:tab w:val="right" w:leader="dot" w:pos="9350"/>
+            </w:tabs>
+            <w:rPr>
+              <w:noProof/>
+            </w:rPr>
+          </w:pPr>
+          <w:hyperlink w:anchor="_Toc241476452" w:history="1">
+            <w:r>
+              <w:rPr>
+                <w:rStyle w:val="a5"/>
+                <w:b/>
+                <w:bCs/>
+                <w:noProof/>
+              </w:rPr>
+              <w:t>รายการภาพทั้งหมด</w:t>
+            </w:r>
+            <w:r>
+              <w:rPr>
+                <w:noProof/>
+              </w:rPr>
+              <w:tab/>
+            </w:r>
+            <w:r>
+              <w:rPr>
+                <w:rStyle w:val="a5"/>
+                <w:noProof/>
+                <w:cs/>
+              </w:rPr>
+              <w:fldChar w:fldCharType="begin"/>
+            </w:r>
+            <w:r>
+              <w:rPr>
+                <w:noProof/>
+              </w:rPr>
+              <w:instrText xml:space="preserve"> PAGEREF _Toc241476452 \h </w:instrText>
             </w:r>
             <w:r>
               <w:rPr>
@@ -436,7 +574,7 @@
               <w:noProof/>
             </w:rPr>
           </w:pPr>
-          <w:hyperlink w:anchor="_Toc241160908" w:history="1">
+          <w:hyperlink w:anchor="_Toc241476453" w:history="1">
             <w:r>
               <w:rPr>
                 <w:rStyle w:val="a5"/>
@@ -444,7 +582,7 @@
                 <w:bCs/>
                 <w:noProof/>
               </w:rPr>
-              <w:t>2. สถาปัตยกรรมและเทคโนโลยี</w:t>
+              <w:t>1. ระบบนี้คืออะไร</w:t>
             </w:r>
             <w:r>
               <w:rPr>
@@ -464,7 +602,7 @@
               <w:rPr>
                 <w:noProof/>
               </w:rPr>
-              <w:instrText xml:space="preserve"> PAGEREF _Toc241160908 \h </w:instrText>
+              <w:instrText xml:space="preserve"> PAGEREF _Toc241476453 \h </w:instrText>
             </w:r>
             <w:r>
               <w:rPr>
@@ -485,7 +623,7 @@
               <w:rPr>
                 <w:noProof/>
               </w:rPr>
-              <w:t>5</w:t>
+              <w:t>6</w:t>
             </w:r>
             <w:r>
               <w:rPr>
@@ -507,7 +645,7 @@
               <w:noProof/>
             </w:rPr>
           </w:pPr>
-          <w:hyperlink w:anchor="_Toc241160909" w:history="1">
+          <w:hyperlink w:anchor="_Toc241476454" w:history="1">
             <w:r>
               <w:rPr>
                 <w:rStyle w:val="a5"/>
@@ -515,7 +653,7 @@
                 <w:bCs/>
                 <w:noProof/>
               </w:rPr>
-              <w:t>2.1 ภาพรวม</w:t>
+              <w:t>1.1 หลักการที่บังคับไว้ทั้งระบบ</w:t>
             </w:r>
             <w:r>
               <w:rPr>
@@ -535,7 +673,7 @@
               <w:rPr>
                 <w:noProof/>
               </w:rPr>
-              <w:instrText xml:space="preserve"> PAGEREF _Toc241160909 \h </w:instrText>
+              <w:instrText xml:space="preserve"> PAGEREF _Toc241476454 \h </w:instrText>
             </w:r>
             <w:r>
               <w:rPr>
@@ -556,7 +694,78 @@
               <w:rPr>
                 <w:noProof/>
               </w:rPr>
-              <w:t>5</w:t>
+              <w:t>6</w:t>
+            </w:r>
+            <w:r>
+              <w:rPr>
+                <w:rStyle w:val="a5"/>
+                <w:noProof/>
+                <w:cs/>
+              </w:rPr>
+              <w:fldChar w:fldCharType="end"/>
+            </w:r>
+          </w:hyperlink>
+        </w:p>
+        <w:p>
+          <w:pPr>
+            <w:pStyle w:val="11"/>
+            <w:tabs>
+              <w:tab w:val="right" w:leader="dot" w:pos="9350"/>
+            </w:tabs>
+            <w:rPr>
+              <w:noProof/>
+            </w:rPr>
+          </w:pPr>
+          <w:hyperlink w:anchor="_Toc241476455" w:history="1">
+            <w:r>
+              <w:rPr>
+                <w:rStyle w:val="a5"/>
+                <w:b/>
+                <w:bCs/>
+                <w:noProof/>
+              </w:rPr>
+              <w:t>2. สถาปัตยกรรมและเทคโนโลยี</w:t>
+            </w:r>
+            <w:r>
+              <w:rPr>
+                <w:noProof/>
+              </w:rPr>
+              <w:tab/>
+            </w:r>
+            <w:r>
+              <w:rPr>
+                <w:rStyle w:val="a5"/>
+                <w:noProof/>
+                <w:cs/>
+              </w:rPr>
+              <w:fldChar w:fldCharType="begin"/>
+            </w:r>
+            <w:r>
+              <w:rPr>
+                <w:noProof/>
+              </w:rPr>
+              <w:instrText xml:space="preserve"> PAGEREF _Toc241476455 \h </w:instrText>
+            </w:r>
+            <w:r>
+              <w:rPr>
+                <w:rStyle w:val="a5"/>
+                <w:noProof/>
+                <w:cs/>
+              </w:rPr>
+            </w:r>
+            <w:r>
+              <w:rPr>
+                <w:rStyle w:val="a5"/>
+                <w:noProof/>
+                <w:cs/>
+              </w:rPr>
+              <w:fldChar w:fldCharType="separate"/>
+            </w:r>
+            <w:r>
+              <w:rPr>
+                <w:noProof/>
+              </w:rPr>
+              <w:t>8</w:t>
             </w:r>
             <w:r>
               <w:rPr>
@@ -578,7 +787,7 @@
               <w:noProof/>
             </w:rPr>
           </w:pPr>
-          <w:hyperlink w:anchor="_Toc241160910" w:history="1">
+          <w:hyperlink w:anchor="_Toc241476456" w:history="1">
             <w:r>
               <w:rPr>
                 <w:rStyle w:val="a5"/>
@@ -586,6 +795,77 @@
                 <w:bCs/>
                 <w:noProof/>
               </w:rPr>
+              <w:t>2.1 ภาพรวม</w:t>
+            </w:r>
+            <w:r>
+              <w:rPr>
+                <w:noProof/>
+              </w:rPr>
+              <w:tab/>
+            </w:r>
+            <w:r>
+              <w:rPr>
+                <w:rStyle w:val="a5"/>
+                <w:noProof/>
+                <w:cs/>
+              </w:rPr>
+              <w:fldChar w:fldCharType="begin"/>
+            </w:r>
+            <w:r>
+              <w:rPr>
+                <w:noProof/>
+              </w:rPr>
+              <w:instrText xml:space="preserve"> PAGEREF _Toc241476456 \h </w:instrText>
+            </w:r>
+            <w:r>
+              <w:rPr>
+                <w:rStyle w:val="a5"/>
+                <w:noProof/>
+                <w:cs/>
+              </w:rPr>
+            </w:r>
+            <w:r>
+              <w:rPr>
+                <w:rStyle w:val="a5"/>
+                <w:noProof/>
+                <w:cs/>
+              </w:rPr>
+              <w:fldChar w:fldCharType="separate"/>
+            </w:r>
+            <w:r>
+              <w:rPr>
+                <w:noProof/>
+              </w:rPr>
+              <w:t>8</w:t>
+            </w:r>
+            <w:r>
+              <w:rPr>
+                <w:rStyle w:val="a5"/>
+                <w:noProof/>
+                <w:cs/>
+              </w:rPr>
+              <w:fldChar w:fldCharType="end"/>
+            </w:r>
+          </w:hyperlink>
+        </w:p>
+        <w:p>
+          <w:pPr>
+            <w:pStyle w:val="20"/>
+            <w:tabs>
+              <w:tab w:val="right" w:leader="dot" w:pos="9350"/>
+            </w:tabs>
+            <w:rPr>
+              <w:noProof/>
+            </w:rPr>
+          </w:pPr>
+          <w:hyperlink w:anchor="_Toc241476457" w:history="1">
+            <w:r>
+              <w:rPr>
+                <w:rStyle w:val="a5"/>
+                <w:b/>
+                <w:bCs/>
+                <w:noProof/>
+              </w:rPr>
               <w:t>2.2 หลักการเขียนที่ใช้ทั้งโครงการ</w:t>
             </w:r>
             <w:r>
@@ -606,7 +886,7 @@
               <w:rPr>
                 <w:noProof/>
               </w:rPr>
-              <w:instrText xml:space="preserve"> PAGEREF _Toc241160910 \h </w:instrText>
+              <w:instrText xml:space="preserve"> PAGEREF _Toc241476457 \h </w:instrText>
             </w:r>
             <w:r>
               <w:rPr>
@@ -627,7 +907,7 @@
               <w:rPr>
                 <w:noProof/>
               </w:rPr>
-              <w:t>5</w:t>
+              <w:t>8</w:t>
             </w:r>
             <w:r>
               <w:rPr>
@@ -649,7 +929,7 @@
               <w:noProof/>
             </w:rPr>
           </w:pPr>
-          <w:hyperlink w:anchor="_Toc241160911" w:history="1">
+          <w:hyperlink w:anchor="_Toc241476458" w:history="1">
             <w:r>
               <w:rPr>
                 <w:rStyle w:val="a5"/>
@@ -677,7 +957,7 @@
               <w:rPr>
                 <w:noProof/>
               </w:rPr>
-              <w:instrText xml:space="preserve"> PAGEREF _Toc241160911 \h </w:instrText>
+              <w:instrText xml:space="preserve"> PAGEREF _Toc241476458 \h </w:instrText>
             </w:r>
             <w:r>
               <w:rPr>
@@ -698,7 +978,7 @@
               <w:rPr>
                 <w:noProof/>
               </w:rPr>
-              <w:t>7</w:t>
+              <w:t>9</w:t>
             </w:r>
             <w:r>
               <w:rPr>
@@ -720,7 +1000,7 @@
               <w:noProof/>
             </w:rPr>
           </w:pPr>
-          <w:hyperlink w:anchor="_Toc241160912" w:history="1">
+          <w:hyperlink w:anchor="_Toc241476459" w:history="1">
             <w:r>
               <w:rPr>
                 <w:rStyle w:val="a5"/>
@@ -748,7 +1028,7 @@
               <w:rPr>
                 <w:noProof/>
               </w:rPr>
-              <w:instrText xml:space="preserve"> PAGEREF _Toc241160912 \h </w:instrText>
+              <w:instrText xml:space="preserve"> PAGEREF _Toc241476459 \h </w:instrText>
             </w:r>
             <w:r>
               <w:rPr>
@@ -769,7 +1049,7 @@
               <w:rPr>
                 <w:noProof/>
               </w:rPr>
-              <w:t>7</w:t>
+              <w:t>9</w:t>
             </w:r>
             <w:r>
               <w:rPr>
@@ -791,7 +1071,7 @@
               <w:noProof/>
             </w:rPr>
           </w:pPr>
-          <w:hyperlink w:anchor="_Toc241160913" w:history="1">
+          <w:hyperlink w:anchor="_Toc241476460" w:history="1">
             <w:r>
               <w:rPr>
                 <w:rStyle w:val="a5"/>
@@ -819,7 +1099,7 @@
               <w:rPr>
                 <w:noProof/>
               </w:rPr>
-              <w:instrText xml:space="preserve"> PAGEREF _Toc241160913 \h </w:instrText>
+              <w:instrText xml:space="preserve"> PAGEREF _Toc241476460 \h </w:instrText>
             </w:r>
             <w:r>
               <w:rPr>
@@ -840,7 +1120,7 @@
               <w:rPr>
                 <w:noProof/>
               </w:rPr>
-              <w:t>7</w:t>
+              <w:t>9</w:t>
             </w:r>
             <w:r>
               <w:rPr>
@@ -862,7 +1142,7 @@
               <w:noProof/>
             </w:rPr>
           </w:pPr>
-          <w:hyperlink w:anchor="_Toc241160914" w:history="1">
+          <w:hyperlink w:anchor="_Toc241476461" w:history="1">
             <w:r>
               <w:rPr>
                 <w:rStyle w:val="a5"/>
@@ -890,7 +1170,7 @@
               <w:rPr>
                 <w:noProof/>
               </w:rPr>
-              <w:instrText xml:space="preserve"> PAGEREF _Toc241160914 \h </w:instrText>
+              <w:instrText xml:space="preserve"> PAGEREF _Toc241476461 \h </w:instrText>
             </w:r>
             <w:r>
               <w:rPr>
@@ -911,7 +1191,7 @@
               <w:rPr>
                 <w:noProof/>
               </w:rPr>
-              <w:t>7</w:t>
+              <w:t>9</w:t>
             </w:r>
             <w:r>
               <w:rPr>
@@ -933,7 +1213,7 @@
               <w:noProof/>
             </w:rPr>
           </w:pPr>
-          <w:hyperlink w:anchor="_Toc241160915" w:history="1">
+          <w:hyperlink w:anchor="_Toc241476462" w:history="1">
             <w:r>
               <w:rPr>
                 <w:rStyle w:val="a5"/>
@@ -961,7 +1241,7 @@
               <w:rPr>
                 <w:noProof/>
               </w:rPr>
-              <w:instrText xml:space="preserve"> PAGEREF _Toc241160915 \h </w:instrText>
+              <w:instrText xml:space="preserve"> PAGEREF _Toc241476462 \h </w:instrText>
             </w:r>
             <w:r>
               <w:rPr>
@@ -982,7 +1262,7 @@
               <w:rPr>
                 <w:noProof/>
               </w:rPr>
-              <w:t>8</w:t>
+              <w:t>10</w:t>
             </w:r>
             <w:r>
               <w:rPr>
@@ -1004,7 +1284,7 @@
               <w:noProof/>
             </w:rPr>
           </w:pPr>
-          <w:hyperlink w:anchor="_Toc241160916" w:history="1">
+          <w:hyperlink w:anchor="_Toc241476463" w:history="1">
             <w:r>
               <w:rPr>
                 <w:rStyle w:val="a5"/>
@@ -1032,7 +1312,7 @@
               <w:rPr>
                 <w:noProof/>
               </w:rPr>
-              <w:instrText xml:space="preserve"> PAGEREF _Toc241160916 \h </w:instrText>
+              <w:instrText xml:space="preserve"> PAGEREF _Toc241476463 \h </w:instrText>
             </w:r>
             <w:r>
               <w:rPr>
@@ -1053,7 +1333,7 @@
               <w:rPr>
                 <w:noProof/>
               </w:rPr>
-              <w:t>9</w:t>
+              <w:t>11</w:t>
             </w:r>
             <w:r>
               <w:rPr>
@@ -1075,7 +1355,7 @@
               <w:noProof/>
             </w:rPr>
           </w:pPr>
-          <w:hyperlink w:anchor="_Toc241160917" w:history="1">
+          <w:hyperlink w:anchor="_Toc241476464" w:history="1">
             <w:r>
               <w:rPr>
                 <w:rStyle w:val="a5"/>
@@ -1103,7 +1383,7 @@
               <w:rPr>
                 <w:noProof/>
               </w:rPr>
-              <w:instrText xml:space="preserve"> PAGEREF _Toc241160917 \h </w:instrText>
+              <w:instrText xml:space="preserve"> PAGEREF _Toc241476464 \h </w:instrText>
             </w:r>
             <w:r>
               <w:rPr>
@@ -1124,7 +1404,7 @@
               <w:rPr>
                 <w:noProof/>
               </w:rPr>
-              <w:t>9</w:t>
+              <w:t>11</w:t>
             </w:r>
             <w:r>
               <w:rPr>
@@ -1146,7 +1426,7 @@
               <w:noProof/>
             </w:rPr>
           </w:pPr>
-          <w:hyperlink w:anchor="_Toc241160918" w:history="1">
+          <w:hyperlink w:anchor="_Toc241476465" w:history="1">
             <w:r>
               <w:rPr>
                 <w:rStyle w:val="a5"/>
@@ -1174,7 +1454,7 @@
               <w:rPr>
                 <w:noProof/>
               </w:rPr>
-              <w:instrText xml:space="preserve"> PAGEREF _Toc241160918 \h </w:instrText>
+              <w:instrText xml:space="preserve"> PAGEREF _Toc241476465 \h </w:instrText>
             </w:r>
             <w:r>
               <w:rPr>
@@ -1195,7 +1475,7 @@
               <w:rPr>
                 <w:noProof/>
               </w:rPr>
-              <w:t>9</w:t>
+              <w:t>14</w:t>
             </w:r>
             <w:r>
               <w:rPr>
@@ -1217,7 +1497,7 @@
               <w:noProof/>
             </w:rPr>
           </w:pPr>
-          <w:hyperlink w:anchor="_Toc241160919" w:history="1">
+          <w:hyperlink w:anchor="_Toc241476466" w:history="1">
             <w:r>
               <w:rPr>
                 <w:rStyle w:val="a5"/>
@@ -1245,7 +1525,7 @@
               <w:rPr>
                 <w:noProof/>
               </w:rPr>
-              <w:instrText xml:space="preserve"> PAGEREF _Toc241160919 \h </w:instrText>
+              <w:instrText xml:space="preserve"> PAGEREF _Toc241476466 \h </w:instrText>
             </w:r>
             <w:r>
               <w:rPr>
@@ -1266,7 +1546,7 @@
               <w:rPr>
                 <w:noProof/>
               </w:rPr>
-              <w:t>10</w:t>
+              <w:t>15</w:t>
             </w:r>
             <w:r>
               <w:rPr>
@@ -1288,7 +1568,7 @@
               <w:noProof/>
             </w:rPr>
           </w:pPr>
-          <w:hyperlink w:anchor="_Toc241160920" w:history="1">
+          <w:hyperlink w:anchor="_Toc241476467" w:history="1">
             <w:r>
               <w:rPr>
                 <w:rStyle w:val="a5"/>
@@ -1316,7 +1596,7 @@
               <w:rPr>
                 <w:noProof/>
               </w:rPr>
-              <w:instrText xml:space="preserve"> PAGEREF _Toc241160920 \h </w:instrText>
+              <w:instrText xml:space="preserve"> PAGEREF _Toc241476467 \h </w:instrText>
             </w:r>
             <w:r>
               <w:rPr>
@@ -1337,7 +1617,7 @@
               <w:rPr>
                 <w:noProof/>
               </w:rPr>
-              <w:t>10</w:t>
+              <w:t>17</w:t>
             </w:r>
             <w:r>
               <w:rPr>
@@ -1359,7 +1639,7 @@
               <w:noProof/>
             </w:rPr>
           </w:pPr>
-          <w:hyperlink w:anchor="_Toc241160921" w:history="1">
+          <w:hyperlink w:anchor="_Toc241476468" w:history="1">
             <w:r>
               <w:rPr>
                 <w:rStyle w:val="a5"/>
@@ -1387,7 +1667,7 @@
               <w:rPr>
                 <w:noProof/>
               </w:rPr>
-              <w:instrText xml:space="preserve"> PAGEREF _Toc241160921 \h </w:instrText>
+              <w:instrText xml:space="preserve"> PAGEREF _Toc241476468 \h </w:instrText>
             </w:r>
             <w:r>
               <w:rPr>
@@ -1408,7 +1688,7 @@
               <w:rPr>
                 <w:noProof/>
               </w:rPr>
-              <w:t>12</w:t>
+              <w:t>19</w:t>
             </w:r>
             <w:r>
               <w:rPr>
@@ -1430,7 +1710,7 @@
               <w:noProof/>
             </w:rPr>
           </w:pPr>
-          <w:hyperlink w:anchor="_Toc241160922" w:history="1">
+          <w:hyperlink w:anchor="_Toc241476469" w:history="1">
             <w:r>
               <w:rPr>
                 <w:rStyle w:val="a5"/>
@@ -1458,7 +1738,7 @@
               <w:rPr>
                 <w:noProof/>
               </w:rPr>
-              <w:instrText xml:space="preserve"> PAGEREF _Toc241160922 \h </w:instrText>
+              <w:instrText xml:space="preserve"> PAGEREF _Toc241476469 \h </w:instrText>
             </w:r>
             <w:r>
               <w:rPr>
@@ -1479,7 +1759,7 @@
               <w:rPr>
                 <w:noProof/>
               </w:rPr>
-              <w:t>12</w:t>
+              <w:t>19</w:t>
             </w:r>
             <w:r>
               <w:rPr>
@@ -1501,7 +1781,7 @@
               <w:noProof/>
             </w:rPr>
           </w:pPr>
-          <w:hyperlink w:anchor="_Toc241160923" w:history="1">
+          <w:hyperlink w:anchor="_Toc241476470" w:history="1">
             <w:r>
               <w:rPr>
                 <w:rStyle w:val="a5"/>
@@ -1529,7 +1809,7 @@
               <w:rPr>
                 <w:noProof/>
               </w:rPr>
-              <w:instrText xml:space="preserve"> PAGEREF _Toc241160923 \h </w:instrText>
+              <w:instrText xml:space="preserve"> PAGEREF _Toc241476470 \h </w:instrText>
             </w:r>
             <w:r>
               <w:rPr>
@@ -1550,7 +1830,7 @@
               <w:rPr>
                 <w:noProof/>
               </w:rPr>
-              <w:t>12</w:t>
+              <w:t>21</w:t>
             </w:r>
             <w:r>
               <w:rPr>
@@ -1572,7 +1852,7 @@
               <w:noProof/>
             </w:rPr>
           </w:pPr>
-          <w:hyperlink w:anchor="_Toc241160924" w:history="1">
+          <w:hyperlink w:anchor="_Toc241476471" w:history="1">
             <w:r>
               <w:rPr>
                 <w:rStyle w:val="a5"/>
@@ -1600,7 +1880,7 @@
               <w:rPr>
                 <w:noProof/>
               </w:rPr>
-              <w:instrText xml:space="preserve"> PAGEREF _Toc241160924 \h </w:instrText>
+              <w:instrText xml:space="preserve"> PAGEREF _Toc241476471 \h </w:instrText>
             </w:r>
             <w:r>
               <w:rPr>
@@ -1621,7 +1901,7 @@
               <w:rPr>
                 <w:noProof/>
               </w:rPr>
-              <w:t>12</w:t>
+              <w:t>21</w:t>
             </w:r>
             <w:r>
               <w:rPr>
@@ -1643,7 +1923,7 @@
               <w:noProof/>
             </w:rPr>
           </w:pPr>
-          <w:hyperlink w:anchor="_Toc241160925" w:history="1">
+          <w:hyperlink w:anchor="_Toc241476472" w:history="1">
             <w:r>
               <w:rPr>
                 <w:rStyle w:val="a5"/>
@@ -1671,7 +1951,7 @@
               <w:rPr>
                 <w:noProof/>
               </w:rPr>
-              <w:instrText xml:space="preserve"> PAGEREF _Toc241160925 \h </w:instrText>
+              <w:instrText xml:space="preserve"> PAGEREF _Toc241476472 \h </w:instrText>
             </w:r>
             <w:r>
               <w:rPr>
@@ -1692,7 +1972,7 @@
               <w:rPr>
                 <w:noProof/>
               </w:rPr>
-              <w:t>13</w:t>
+              <w:t>21</w:t>
             </w:r>
             <w:r>
               <w:rPr>
@@ -1714,7 +1994,7 @@
               <w:noProof/>
             </w:rPr>
           </w:pPr>
-          <w:hyperlink w:anchor="_Toc241160926" w:history="1">
+          <w:hyperlink w:anchor="_Toc241476473" w:history="1">
             <w:r>
               <w:rPr>
                 <w:rStyle w:val="a5"/>
@@ -1742,7 +2022,7 @@
               <w:rPr>
                 <w:noProof/>
               </w:rPr>
-              <w:instrText xml:space="preserve"> PAGEREF _Toc241160926 \h </w:instrText>
+              <w:instrText xml:space="preserve"> PAGEREF _Toc241476473 \h </w:instrText>
             </w:r>
             <w:r>
               <w:rPr>
@@ -1763,7 +2043,7 @@
               <w:rPr>
                 <w:noProof/>
               </w:rPr>
-              <w:t>13</w:t>
+              <w:t>22</w:t>
             </w:r>
             <w:r>
               <w:rPr>
@@ -1785,7 +2065,7 @@
               <w:noProof/>
             </w:rPr>
           </w:pPr>
-          <w:hyperlink w:anchor="_Toc241160927" w:history="1">
+          <w:hyperlink w:anchor="_Toc241476474" w:history="1">
             <w:r>
               <w:rPr>
                 <w:rStyle w:val="a5"/>
@@ -1813,7 +2093,7 @@
               <w:rPr>
                 <w:noProof/>
               </w:rPr>
-              <w:instrText xml:space="preserve"> PAGEREF _Toc241160927 \h </w:instrText>
+              <w:instrText xml:space="preserve"> PAGEREF _Toc241476474 \h </w:instrText>
             </w:r>
             <w:r>
               <w:rPr>
@@ -1834,7 +2114,7 @@
               <w:rPr>
                 <w:noProof/>
               </w:rPr>
-              <w:t>13</w:t>
+              <w:t>22</w:t>
             </w:r>
             <w:r>
               <w:rPr>
@@ -1856,7 +2136,7 @@
               <w:noProof/>
             </w:rPr>
           </w:pPr>
-          <w:hyperlink w:anchor="_Toc241160928" w:history="1">
+          <w:hyperlink w:anchor="_Toc241476475" w:history="1">
             <w:r>
               <w:rPr>
                 <w:rStyle w:val="a5"/>
@@ -1884,7 +2164,7 @@
               <w:rPr>
                 <w:noProof/>
               </w:rPr>
-              <w:instrText xml:space="preserve"> PAGEREF _Toc241160928 \h </w:instrText>
+              <w:instrText xml:space="preserve"> PAGEREF _Toc241476475 \h </w:instrText>
             </w:r>
             <w:r>
               <w:rPr>
@@ -1905,7 +2185,7 @@
               <w:rPr>
                 <w:noProof/>
               </w:rPr>
-              <w:t>13</w:t>
+              <w:t>23</w:t>
             </w:r>
             <w:r>
               <w:rPr>
@@ -1927,7 +2207,7 @@
               <w:noProof/>
             </w:rPr>
           </w:pPr>
-          <w:hyperlink w:anchor="_Toc241160929" w:history="1">
+          <w:hyperlink w:anchor="_Toc241476476" w:history="1">
             <w:r>
               <w:rPr>
                 <w:rStyle w:val="a5"/>
@@ -1955,7 +2235,7 @@
               <w:rPr>
                 <w:noProof/>
               </w:rPr>
-              <w:instrText xml:space="preserve"> PAGEREF _Toc241160929 \h </w:instrText>
+              <w:instrText xml:space="preserve"> PAGEREF _Toc241476476 \h </w:instrText>
             </w:r>
             <w:r>
               <w:rPr>
@@ -1976,7 +2256,7 @@
               <w:rPr>
                 <w:noProof/>
               </w:rPr>
-              <w:t>14</w:t>
+              <w:t>25</w:t>
             </w:r>
             <w:r>
               <w:rPr>
@@ -1998,7 +2278,7 @@
               <w:noProof/>
             </w:rPr>
           </w:pPr>
-          <w:hyperlink w:anchor="_Toc241160930" w:history="1">
+          <w:hyperlink w:anchor="_Toc241476477" w:history="1">
             <w:r>
               <w:rPr>
                 <w:rStyle w:val="a5"/>
@@ -2026,7 +2306,7 @@
               <w:rPr>
                 <w:noProof/>
               </w:rPr>
-              <w:instrText xml:space="preserve"> PAGEREF _Toc241160930 \h </w:instrText>
+              <w:instrText xml:space="preserve"> PAGEREF _Toc241476477 \h </w:instrText>
             </w:r>
             <w:r>
               <w:rPr>
@@ -2047,7 +2327,7 @@
               <w:rPr>
                 <w:noProof/>
               </w:rPr>
-              <w:t>14</w:t>
+              <w:t>25</w:t>
             </w:r>
             <w:r>
               <w:rPr>
@@ -2069,7 +2349,7 @@
               <w:noProof/>
             </w:rPr>
           </w:pPr>
-          <w:hyperlink w:anchor="_Toc241160931" w:history="1">
+          <w:hyperlink w:anchor="_Toc241476478" w:history="1">
             <w:r>
               <w:rPr>
                 <w:rStyle w:val="a5"/>
@@ -2097,7 +2377,7 @@
               <w:rPr>
                 <w:noProof/>
               </w:rPr>
-              <w:instrText xml:space="preserve"> PAGEREF _Toc241160931 \h </w:instrText>
+              <w:instrText xml:space="preserve"> PAGEREF _Toc241476478 \h </w:instrText>
             </w:r>
             <w:r>
               <w:rPr>
@@ -2118,7 +2398,7 @@
               <w:rPr>
                 <w:noProof/>
               </w:rPr>
-              <w:t>14</w:t>
+              <w:t>25</w:t>
             </w:r>
             <w:r>
               <w:rPr>
@@ -2140,7 +2420,7 @@
               <w:noProof/>
             </w:rPr>
           </w:pPr>
-          <w:hyperlink w:anchor="_Toc241160932" w:history="1">
+          <w:hyperlink w:anchor="_Toc241476479" w:history="1">
             <w:r>
               <w:rPr>
                 <w:rStyle w:val="a5"/>
@@ -2168,7 +2448,7 @@
               <w:rPr>
                 <w:noProof/>
               </w:rPr>
-              <w:instrText xml:space="preserve"> PAGEREF _Toc241160932 \h </w:instrText>
+              <w:instrText xml:space="preserve"> PAGEREF _Toc241476479 \h </w:instrText>
             </w:r>
             <w:r>
               <w:rPr>
@@ -2189,7 +2469,7 @@
               <w:rPr>
                 <w:noProof/>
               </w:rPr>
-              <w:t>14</w:t>
+              <w:t>26</w:t>
             </w:r>
             <w:r>
               <w:rPr>
@@ -2211,7 +2491,7 @@
               <w:noProof/>
             </w:rPr>
           </w:pPr>
-          <w:hyperlink w:anchor="_Toc241160933" w:history="1">
+          <w:hyperlink w:anchor="_Toc241476480" w:history="1">
             <w:r>
               <w:rPr>
                 <w:rStyle w:val="a5"/>
@@ -2239,7 +2519,7 @@
               <w:rPr>
                 <w:noProof/>
               </w:rPr>
-              <w:instrText xml:space="preserve"> PAGEREF _Toc241160933 \h </w:instrText>
+              <w:instrText xml:space="preserve"> PAGEREF _Toc241476480 \h </w:instrText>
             </w:r>
             <w:r>
               <w:rPr>
@@ -2260,7 +2540,7 @@
               <w:rPr>
                 <w:noProof/>
               </w:rPr>
-              <w:t>15</w:t>
+              <w:t>27</w:t>
             </w:r>
             <w:r>
               <w:rPr>
@@ -2282,7 +2562,7 @@
               <w:noProof/>
             </w:rPr>
           </w:pPr>
-          <w:hyperlink w:anchor="_Toc241160934" w:history="1">
+          <w:hyperlink w:anchor="_Toc241476481" w:history="1">
             <w:r>
               <w:rPr>
                 <w:rStyle w:val="a5"/>
@@ -2310,7 +2590,7 @@
               <w:rPr>
                 <w:noProof/>
               </w:rPr>
-              <w:instrText xml:space="preserve"> PAGEREF _Toc241160934 \h </w:instrText>
+              <w:instrText xml:space="preserve"> PAGEREF _Toc241476481 \h </w:instrText>
             </w:r>
             <w:r>
               <w:rPr>
@@ -2331,7 +2611,7 @@
               <w:rPr>
                 <w:noProof/>
               </w:rPr>
-              <w:t>15</w:t>
+              <w:t>27</w:t>
             </w:r>
             <w:r>
               <w:rPr>
@@ -2353,7 +2633,7 @@
               <w:noProof/>
             </w:rPr>
           </w:pPr>
-          <w:hyperlink w:anchor="_Toc241160935" w:history="1">
+          <w:hyperlink w:anchor="_Toc241476482" w:history="1">
             <w:r>
               <w:rPr>
                 <w:rStyle w:val="a5"/>
@@ -2381,7 +2661,7 @@
               <w:rPr>
                 <w:noProof/>
               </w:rPr>
-              <w:instrText xml:space="preserve"> PAGEREF _Toc241160935 \h </w:instrText>
+              <w:instrText xml:space="preserve"> PAGEREF _Toc241476482 \h </w:instrText>
             </w:r>
             <w:r>
               <w:rPr>
@@ -2402,7 +2682,7 @@
               <w:rPr>
                 <w:noProof/>
               </w:rPr>
-              <w:t>15</w:t>
+              <w:t>27</w:t>
             </w:r>
             <w:r>
               <w:rPr>
@@ -2424,7 +2704,7 @@
               <w:noProof/>
             </w:rPr>
           </w:pPr>
-          <w:hyperlink w:anchor="_Toc241160936" w:history="1">
+          <w:hyperlink w:anchor="_Toc241476483" w:history="1">
             <w:r>
               <w:rPr>
                 <w:rStyle w:val="a5"/>
@@ -2452,7 +2732,7 @@
               <w:rPr>
                 <w:noProof/>
               </w:rPr>
-              <w:instrText xml:space="preserve"> PAGEREF _Toc241160936 \h </w:instrText>
+              <w:instrText xml:space="preserve"> PAGEREF _Toc241476483 \h </w:instrText>
             </w:r>
             <w:r>
               <w:rPr>
@@ -2473,7 +2753,7 @@
               <w:rPr>
                 <w:noProof/>
               </w:rPr>
-              <w:t>15</w:t>
+              <w:t>28</w:t>
             </w:r>
             <w:r>
               <w:rPr>
@@ -2495,7 +2775,7 @@
               <w:noProof/>
             </w:rPr>
           </w:pPr>
-          <w:hyperlink w:anchor="_Toc241160937" w:history="1">
+          <w:hyperlink w:anchor="_Toc241476484" w:history="1">
             <w:r>
               <w:rPr>
                 <w:rStyle w:val="a5"/>
@@ -2523,7 +2803,7 @@
               <w:rPr>
                 <w:noProof/>
               </w:rPr>
-              <w:instrText xml:space="preserve"> PAGEREF _Toc241160937 \h </w:instrText>
+              <w:instrText xml:space="preserve"> PAGEREF _Toc241476484 \h </w:instrText>
             </w:r>
             <w:r>
               <w:rPr>
@@ -2544,7 +2824,7 @@
               <w:rPr>
                 <w:noProof/>
               </w:rPr>
-              <w:t>16</w:t>
+              <w:t>30</w:t>
             </w:r>
             <w:r>
               <w:rPr>
@@ -2566,7 +2846,7 @@
               <w:noProof/>
             </w:rPr>
           </w:pPr>
-          <w:hyperlink w:anchor="_Toc241160938" w:history="1">
+          <w:hyperlink w:anchor="_Toc241476485" w:history="1">
             <w:r>
               <w:rPr>
                 <w:rStyle w:val="a5"/>
@@ -2594,7 +2874,7 @@
               <w:rPr>
                 <w:noProof/>
               </w:rPr>
-              <w:instrText xml:space="preserve"> PAGEREF _Toc241160938 \h </w:instrText>
+              <w:instrText xml:space="preserve"> PAGEREF _Toc241476485 \h </w:instrText>
             </w:r>
             <w:r>
               <w:rPr>
@@ -2615,7 +2895,7 @@
               <w:rPr>
                 <w:noProof/>
               </w:rPr>
-              <w:t>16</w:t>
+              <w:t>30</w:t>
             </w:r>
             <w:r>
               <w:rPr>
@@ -2637,7 +2917,7 @@
               <w:noProof/>
             </w:rPr>
           </w:pPr>
-          <w:hyperlink w:anchor="_Toc241160939" w:history="1">
+          <w:hyperlink w:anchor="_Toc241476486" w:history="1">
             <w:r>
               <w:rPr>
                 <w:rStyle w:val="a5"/>
@@ -2665,7 +2945,7 @@
               <w:rPr>
                 <w:noProof/>
               </w:rPr>
-              <w:instrText xml:space="preserve"> PAGEREF _Toc241160939 \h </w:instrText>
+              <w:instrText xml:space="preserve"> PAGEREF _Toc241476486 \h </w:instrText>
             </w:r>
             <w:r>
               <w:rPr>
@@ -2686,7 +2966,7 @@
               <w:rPr>
                 <w:noProof/>
               </w:rPr>
-              <w:t>16</w:t>
+              <w:t>30</w:t>
             </w:r>
             <w:r>
               <w:rPr>
@@ -2708,7 +2988,7 @@
               <w:noProof/>
             </w:rPr>
           </w:pPr>
-          <w:hyperlink w:anchor="_Toc241160940" w:history="1">
+          <w:hyperlink w:anchor="_Toc241476487" w:history="1">
             <w:r>
               <w:rPr>
                 <w:rStyle w:val="a5"/>
@@ -2736,7 +3016,7 @@
               <w:rPr>
                 <w:noProof/>
               </w:rPr>
-              <w:instrText xml:space="preserve"> PAGEREF _Toc241160940 \h </w:instrText>
+              <w:instrText xml:space="preserve"> PAGEREF _Toc241476487 \h </w:instrText>
             </w:r>
             <w:r>
               <w:rPr>
@@ -2757,7 +3037,7 @@
               <w:rPr>
                 <w:noProof/>
               </w:rPr>
-              <w:t>16</w:t>
+              <w:t>31</w:t>
             </w:r>
             <w:r>
               <w:rPr>
@@ -2779,7 +3059,7 @@
               <w:noProof/>
             </w:rPr>
           </w:pPr>
-          <w:hyperlink w:anchor="_Toc241160941" w:history="1">
+          <w:hyperlink w:anchor="_Toc241476488" w:history="1">
             <w:r>
               <w:rPr>
                 <w:rStyle w:val="a5"/>
@@ -2807,7 +3087,7 @@
               <w:rPr>
                 <w:noProof/>
               </w:rPr>
-              <w:instrText xml:space="preserve"> PAGEREF _Toc241160941 \h </w:instrText>
+              <w:instrText xml:space="preserve"> PAGEREF _Toc241476488 \h </w:instrText>
             </w:r>
             <w:r>
               <w:rPr>
@@ -2828,7 +3108,7 @@
               <w:rPr>
                 <w:noProof/>
               </w:rPr>
-              <w:t>16</w:t>
+              <w:t>31</w:t>
             </w:r>
             <w:r>
               <w:rPr>
@@ -2850,7 +3130,7 @@
               <w:noProof/>
             </w:rPr>
           </w:pPr>
-          <w:hyperlink w:anchor="_Toc241160942" w:history="1">
+          <w:hyperlink w:anchor="_Toc241476489" w:history="1">
             <w:r>
               <w:rPr>
                 <w:rStyle w:val="a5"/>
@@ -2878,7 +3158,7 @@
               <w:rPr>
                 <w:noProof/>
               </w:rPr>
-              <w:instrText xml:space="preserve"> PAGEREF _Toc241160942 \h </w:instrText>
+              <w:instrText xml:space="preserve"> PAGEREF _Toc241476489 \h </w:instrText>
             </w:r>
             <w:r>
               <w:rPr>
@@ -2899,7 +3179,7 @@
               <w:rPr>
                 <w:noProof/>
               </w:rPr>
-              <w:t>17</w:t>
+              <w:t>33</w:t>
             </w:r>
             <w:r>
               <w:rPr>
@@ -2921,7 +3201,7 @@
               <w:noProof/>
             </w:rPr>
           </w:pPr>
-          <w:hyperlink w:anchor="_Toc241160943" w:history="1">
+          <w:hyperlink w:anchor="_Toc241476490" w:history="1">
             <w:r>
               <w:rPr>
                 <w:rStyle w:val="a5"/>
@@ -2949,7 +3229,7 @@
               <w:rPr>
                 <w:noProof/>
               </w:rPr>
-              <w:instrText xml:space="preserve"> PAGEREF _Toc241160943 \h </w:instrText>
+              <w:instrText xml:space="preserve"> PAGEREF _Toc241476490 \h </w:instrText>
             </w:r>
             <w:r>
               <w:rPr>
@@ -2970,7 +3250,7 @@
               <w:rPr>
                 <w:noProof/>
               </w:rPr>
-              <w:t>17</w:t>
+              <w:t>33</w:t>
             </w:r>
             <w:r>
               <w:rPr>
@@ -2992,7 +3272,7 @@
               <w:noProof/>
             </w:rPr>
           </w:pPr>
-          <w:hyperlink w:anchor="_Toc241160944" w:history="1">
+          <w:hyperlink w:anchor="_Toc241476491" w:history="1">
             <w:r>
               <w:rPr>
                 <w:rStyle w:val="a5"/>
@@ -3020,7 +3300,7 @@
               <w:rPr>
                 <w:noProof/>
               </w:rPr>
-              <w:instrText xml:space="preserve"> PAGEREF _Toc241160944 \h </w:instrText>
+              <w:instrText xml:space="preserve"> PAGEREF _Toc241476491 \h </w:instrText>
             </w:r>
             <w:r>
               <w:rPr>
@@ -3041,7 +3321,7 @@
               <w:rPr>
                 <w:noProof/>
               </w:rPr>
-              <w:t>17</w:t>
+              <w:t>34</w:t>
             </w:r>
             <w:r>
               <w:rPr>
@@ -3063,7 +3343,7 @@
               <w:noProof/>
             </w:rPr>
           </w:pPr>
-          <w:hyperlink w:anchor="_Toc241160945" w:history="1">
+          <w:hyperlink w:anchor="_Toc241476492" w:history="1">
             <w:r>
               <w:rPr>
                 <w:rStyle w:val="a5"/>
@@ -3091,7 +3371,7 @@
               <w:rPr>
                 <w:noProof/>
               </w:rPr>
-              <w:instrText xml:space="preserve"> PAGEREF _Toc241160945 \h </w:instrText>
+              <w:instrText xml:space="preserve"> PAGEREF _Toc241476492 \h </w:instrText>
             </w:r>
             <w:r>
               <w:rPr>
@@ -3112,7 +3392,7 @@
               <w:rPr>
                 <w:noProof/>
               </w:rPr>
-              <w:t>17</w:t>
+              <w:t>34</w:t>
             </w:r>
             <w:r>
               <w:rPr>
@@ -3134,7 +3414,7 @@
               <w:noProof/>
             </w:rPr>
           </w:pPr>
-          <w:hyperlink w:anchor="_Toc241160946" w:history="1">
+          <w:hyperlink w:anchor="_Toc241476493" w:history="1">
             <w:r>
               <w:rPr>
                 <w:rStyle w:val="a5"/>
@@ -3162,7 +3442,7 @@
               <w:rPr>
                 <w:noProof/>
               </w:rPr>
-              <w:instrText xml:space="preserve"> PAGEREF _Toc241160946 \h </w:instrText>
+              <w:instrText xml:space="preserve"> PAGEREF _Toc241476493 \h </w:instrText>
             </w:r>
             <w:r>
               <w:rPr>
@@ -3183,7 +3463,7 @@
               <w:rPr>
                 <w:noProof/>
               </w:rPr>
-              <w:t>19</w:t>
+              <w:t>36</w:t>
             </w:r>
             <w:r>
               <w:rPr>
@@ -3205,7 +3485,7 @@
               <w:noProof/>
             </w:rPr>
           </w:pPr>
-          <w:hyperlink w:anchor="_Toc241160947" w:history="1">
+          <w:hyperlink w:anchor="_Toc241476494" w:history="1">
             <w:r>
               <w:rPr>
                 <w:rStyle w:val="a5"/>
@@ -3233,7 +3513,7 @@
               <w:rPr>
                 <w:noProof/>
               </w:rPr>
-              <w:instrText xml:space="preserve"> PAGEREF _Toc241160947 \h </w:instrText>
+              <w:instrText xml:space="preserve"> PAGEREF _Toc241476494 \h </w:instrText>
             </w:r>
             <w:r>
               <w:rPr>
@@ -3254,7 +3534,7 @@
               <w:rPr>
                 <w:noProof/>
               </w:rPr>
-              <w:t>19</w:t>
+              <w:t>36</w:t>
             </w:r>
             <w:r>
               <w:rPr>
@@ -3276,7 +3556,7 @@
               <w:noProof/>
             </w:rPr>
           </w:pPr>
-          <w:hyperlink w:anchor="_Toc241160948" w:history="1">
+          <w:hyperlink w:anchor="_Toc241476495" w:history="1">
             <w:r>
               <w:rPr>
                 <w:rStyle w:val="a5"/>
@@ -3304,7 +3584,7 @@
               <w:rPr>
                 <w:noProof/>
               </w:rPr>
-              <w:instrText xml:space="preserve"> PAGEREF _Toc241160948 \h </w:instrText>
+              <w:instrText xml:space="preserve"> PAGEREF _Toc241476495 \h </w:instrText>
             </w:r>
             <w:r>
               <w:rPr>
@@ -3325,7 +3605,7 @@
               <w:rPr>
                 <w:noProof/>
               </w:rPr>
-              <w:t>20</w:t>
+              <w:t>37</w:t>
             </w:r>
             <w:r>
               <w:rPr>
@@ -3347,7 +3627,7 @@
               <w:noProof/>
             </w:rPr>
           </w:pPr>
-          <w:hyperlink w:anchor="_Toc241160949" w:history="1">
+          <w:hyperlink w:anchor="_Toc241476496" w:history="1">
             <w:r>
               <w:rPr>
                 <w:rStyle w:val="a5"/>
@@ -3375,7 +3655,7 @@
               <w:rPr>
                 <w:noProof/>
               </w:rPr>
-              <w:instrText xml:space="preserve"> PAGEREF _Toc241160949 \h </w:instrText>
+              <w:instrText xml:space="preserve"> PAGEREF _Toc241476496 \h </w:instrText>
             </w:r>
             <w:r>
               <w:rPr>
@@ -3396,7 +3676,7 @@
               <w:rPr>
                 <w:noProof/>
               </w:rPr>
-              <w:t>20</w:t>
+              <w:t>37</w:t>
             </w:r>
             <w:r>
               <w:rPr>
@@ -3418,7 +3698,7 @@
               <w:noProof/>
             </w:rPr>
           </w:pPr>
-          <w:hyperlink w:anchor="_Toc241160950" w:history="1">
+          <w:hyperlink w:anchor="_Toc241476497" w:history="1">
             <w:r>
               <w:rPr>
                 <w:rStyle w:val="a5"/>
@@ -3446,7 +3726,7 @@
               <w:rPr>
                 <w:noProof/>
               </w:rPr>
-              <w:instrText xml:space="preserve"> PAGEREF _Toc241160950 \h </w:instrText>
+              <w:instrText xml:space="preserve"> PAGEREF _Toc241476497 \h </w:instrText>
             </w:r>
             <w:r>
               <w:rPr>
@@ -3467,7 +3747,7 @@
               <w:rPr>
                 <w:noProof/>
               </w:rPr>
-              <w:t>20</w:t>
+              <w:t>37</w:t>
             </w:r>
             <w:r>
               <w:rPr>
@@ -3487,19 +3767,2567 @@
       </w:sdtContent>
     </w:sdt>
     <w:p>
-      <w:r>
-        <w:br w:type="page"/>
-      </w:r>
-    </w:p>
-    <w:p>
       <w:pPr>
         <w:pStyle w:val="1"/>
+        <w:pageBreakBefore/>
         <w:pBdr>
           <w:bottom w:val="single" w:sz="6" w:space="6" w:color="C9C3B6"/>
         </w:pBdr>
         <w:spacing w:before="360" w:after="200"/>
       </w:pPr>
-      <w:bookmarkStart w:id="1" w:name="_Toc241160906"/>
+      <w:bookmarkStart w:id="1" w:name="_Toc241476449"/>
+      <w:r>
+        <w:rPr>
+          <w:b/>
+          <w:bCs/>
+          <w:color w:val="173B34"/>
+          <w:sz w:val="30"/>
+          <w:szCs w:val="30"/>
+        </w:rPr>
+        <w:lastRenderedPageBreak/>
+        <w:t>คู่มือเก็บภาพประกอบรายงาน</w:t>
+      </w:r>
+      <w:bookmarkEnd w:id="1"/>
+    </w:p>
+    <w:p>
+      <w:pPr>
+        <w:spacing w:after="140"/>
+      </w:pPr>
+      <w:r>
+        <w:t>รายงานฉบับนี้เว้นช่องว่างสำหรับภาพหน้าจอไว้ 21 ช่อง กระจายอยู่ตามบทต่าง ๆ แต่ละช่องมีกรอบเส้นประขนาดพอดีกับสัดส่วนภาพที่ควรใช้ พร้อมคำอธิบายอยู่ในกรอบว่าต้องไปแคปจากหน้าไหน</w:t>
+      </w:r>
+    </w:p>
+    <w:p>
+      <w:pPr>
+        <w:pStyle w:val="2"/>
+        <w:spacing w:before="280" w:after="140"/>
+      </w:pPr>
+      <w:bookmarkStart w:id="2" w:name="_Toc241476450"/>
+      <w:r>
+        <w:rPr>
+          <w:b/>
+          <w:bCs/>
+          <w:color w:val="173B34"/>
+          <w:sz w:val="24"/>
+          <w:szCs w:val="24"/>
+        </w:rPr>
+        <w:t>วิธีใส่ภาพ</w:t>
+      </w:r>
+      <w:bookmarkEnd w:id="2"/>
+    </w:p>
+    <w:p>
+      <w:pPr>
+        <w:pStyle w:val="a4"/>
+        <w:numPr>
+          <w:ilvl w:val="0"/>
+          <w:numId w:val="2"/>
+        </w:numPr>
+        <w:spacing w:after="80" w:line="290" w:lineRule="auto"/>
+      </w:pPr>
+      <w:r>
+        <w:t>เปิดเว็บไซต์ตามที่อยู่ในกรอบ แล้วแคปหน้าจอตามคำอธิบาย</w:t>
+      </w:r>
+    </w:p>
+    <w:p>
+      <w:pPr>
+        <w:pStyle w:val="a4"/>
+        <w:numPr>
+          <w:ilvl w:val="0"/>
+          <w:numId w:val="2"/>
+        </w:numPr>
+        <w:spacing w:after="80" w:line="290" w:lineRule="auto"/>
+      </w:pPr>
+      <w:r>
+        <w:t>คลิกในกรอบเส้นประข</w:t>
+      </w:r>
+      <w:r>
+        <w:t>องภาพนั้น ลบข้อความคำอธิบายในกรอบออกให้หมด</w:t>
+      </w:r>
+    </w:p>
+    <w:p>
+      <w:pPr>
+        <w:pStyle w:val="a4"/>
+        <w:numPr>
+          <w:ilvl w:val="0"/>
+          <w:numId w:val="2"/>
+        </w:numPr>
+        <w:spacing w:after="80" w:line="290" w:lineRule="auto"/>
+      </w:pPr>
+      <w:r>
+        <w:t>วางภาพด้วย Ctrl+V ภาพจะปรับขนาดให้พอดีกรอบเอง</w:t>
+      </w:r>
+    </w:p>
+    <w:p>
+      <w:pPr>
+        <w:pStyle w:val="a4"/>
+        <w:numPr>
+          <w:ilvl w:val="0"/>
+          <w:numId w:val="2"/>
+        </w:numPr>
+        <w:spacing w:after="80" w:line="290" w:lineRule="auto"/>
+      </w:pPr>
+      <w:r>
+        <w:t>ถ้าภาพล้นกรอบ ให้คลิกที่ภาพแล้วลากมุมเข้าหากึ่งกลางจนพอดี หรือกดคลิกขวาแล้วเลือก Size</w:t>
+      </w:r>
+    </w:p>
+    <w:p>
+      <w:pPr>
+        <w:pStyle w:val="a4"/>
+        <w:numPr>
+          <w:ilvl w:val="0"/>
+          <w:numId w:val="2"/>
+        </w:numPr>
+        <w:spacing w:after="80" w:line="290" w:lineRule="auto"/>
+      </w:pPr>
+      <w:r>
+        <w:t>คำบรรยายใต้กรอบมีให้แล้ว ไม่ต้องพิมพ์เพิ่ม แต่แก้ไขได้ถ้าภาพที่แคปมาต่างจากที่บรรยายไว้</w:t>
+      </w:r>
+    </w:p>
+    <w:p>
+      <w:pPr>
+        <w:pBdr>
+          <w:left w:val="single" w:sz="18" w:space="8" w:color="8D4429"/>
+        </w:pBdr>
+        <w:shd w:val="clear" w:color="auto" w:fill="EFEDE7"/>
+        <w:spacing w:before="140" w:after="180"/>
+        <w:ind w:left="180" w:right="180"/>
+      </w:pPr>
+      <w:r>
+        <w:rPr>
+          <w:b/>
+          <w:bCs/>
+          <w:color w:val="8D4429"/>
+          <w:sz w:val="20"/>
+          <w:szCs w:val="20"/>
+        </w:rPr>
+        <w:t xml:space="preserve">ก่อนเริ่ม  </w:t>
+      </w:r>
+      <w:r>
+        <w:rPr>
+          <w:sz w:val="20"/>
+          <w:szCs w:val="20"/>
+        </w:rPr>
+        <w:t>เปิดเซิร์ฟเวอร์ด้วยคำสั่ง npm run dev แล้วเข้าสู่ระบบผู้ดูแลไว้ก่อน จะได้ไม่ต้องสลับไปมาระหว่างภาพฝั่งผู้ชมกับภาพฝั่งผู้ดูแล ภาพที่ 10 ถึง 15 และ 17 ต้องเข้า</w:t>
+      </w:r>
+      <w:r>
+        <w:rPr>
+          <w:sz w:val="20"/>
+          <w:szCs w:val="20"/>
+        </w:rPr>
+        <w:t>สู่ระบบก่อนทั้งหมด</w:t>
+      </w:r>
+    </w:p>
+    <w:p>
+      <w:pPr>
+        <w:pStyle w:val="2"/>
+        <w:spacing w:before="280" w:after="140"/>
+      </w:pPr>
+      <w:bookmarkStart w:id="3" w:name="_Toc241476451"/>
+      <w:r>
+        <w:rPr>
+          <w:b/>
+          <w:bCs/>
+          <w:color w:val="173B34"/>
+          <w:sz w:val="24"/>
+          <w:szCs w:val="24"/>
+        </w:rPr>
+        <w:t>ข้อแนะนำให้ภาพออกมาดี</w:t>
+      </w:r>
+      <w:bookmarkEnd w:id="3"/>
+    </w:p>
+    <w:p>
+      <w:pPr>
+        <w:pStyle w:val="a4"/>
+        <w:numPr>
+          <w:ilvl w:val="0"/>
+          <w:numId w:val="3"/>
+        </w:numPr>
+        <w:spacing w:after="80" w:line="290" w:lineRule="auto"/>
+      </w:pPr>
+      <w:r>
+        <w:t>ตั้งหน้าต่างเบราว์เซอร์ให้กว้างอย่างน้อย 1440 พิกเซล ยกเว้นภาพที่ 5 ที่ต้องใช้ขนาดโทรศัพท์</w:t>
+      </w:r>
+    </w:p>
+    <w:p>
+      <w:pPr>
+        <w:pStyle w:val="a4"/>
+        <w:numPr>
+          <w:ilvl w:val="0"/>
+          <w:numId w:val="3"/>
+        </w:numPr>
+        <w:spacing w:after="80" w:line="290" w:lineRule="auto"/>
+      </w:pPr>
+      <w:r>
+        <w:t>ซ่อนแถบบุ๊กมาร์กและส่วนขยายออกก่อนแคป เพื่อให้เห็นเฉพาะหน้าเว็บ</w:t>
+      </w:r>
+    </w:p>
+    <w:p>
+      <w:pPr>
+        <w:pStyle w:val="a4"/>
+        <w:numPr>
+          <w:ilvl w:val="0"/>
+          <w:numId w:val="3"/>
+        </w:numPr>
+        <w:spacing w:after="80" w:line="290" w:lineRule="auto"/>
+      </w:pPr>
+      <w:r>
+        <w:t>ใช้โหมดสว่าง ไม่ใช่โหมดมืด เพราะเว็บไซต์ออกแบบมาสำหรับพื้นหล</w:t>
+      </w:r>
+      <w:r>
+        <w:t>ังสีครีม</w:t>
+      </w:r>
+    </w:p>
+    <w:p>
+      <w:pPr>
+        <w:pStyle w:val="a4"/>
+        <w:numPr>
+          <w:ilvl w:val="0"/>
+          <w:numId w:val="3"/>
+        </w:numPr>
+        <w:spacing w:after="80" w:line="290" w:lineRule="auto"/>
+      </w:pPr>
+      <w:r>
+        <w:t>แคปเฉพาะพื้นที่หน้าเว็บก็พอ ไม่ต้องติดขอบหน้าต่างหรือแถบที่อยู่ ยกเว้นภาพที่ 18 ที่ควรเห็นที่อยู่ด้วย</w:t>
+      </w:r>
+    </w:p>
+    <w:p>
+      <w:pPr>
+        <w:pStyle w:val="a4"/>
+        <w:numPr>
+          <w:ilvl w:val="0"/>
+          <w:numId w:val="3"/>
+        </w:numPr>
+        <w:spacing w:after="80" w:line="290" w:lineRule="auto"/>
+      </w:pPr>
+      <w:r>
+        <w:t>ภาพหน้าต่าง Terminal ให้ขยายหน้าต่างพอสมควรก่อนรันคำสั่ง ข้อความจะได้ไม่ตัดบรรทัด</w:t>
+      </w:r>
+    </w:p>
+    <w:p>
+      <w:pPr>
+        <w:pStyle w:val="2"/>
+        <w:spacing w:before="280" w:after="140"/>
+      </w:pPr>
+      <w:bookmarkStart w:id="4" w:name="_Toc241476452"/>
+      <w:r>
+        <w:rPr>
+          <w:b/>
+          <w:bCs/>
+          <w:color w:val="173B34"/>
+          <w:sz w:val="24"/>
+          <w:szCs w:val="24"/>
+        </w:rPr>
+        <w:t>รายการภาพทั้งหมด</w:t>
+      </w:r>
+      <w:bookmarkEnd w:id="4"/>
+    </w:p>
+    <w:p>
+      <w:pPr>
+        <w:spacing w:after="140"/>
+      </w:pPr>
+      <w:r>
+        <w:t>ใช้ตารางนี้ไล่เก็บภาพทีเดียวให้ครบก่อน แล้วค่อ</w:t>
+      </w:r>
+      <w:r>
+        <w:t>ยมาวางลงในเอกสาร</w:t>
+      </w:r>
+    </w:p>
+    <w:tbl>
+      <w:tblPr>
+        <w:tblW w:w="9360" w:type="dxa"/>
+        <w:tblBorders>
+          <w:top w:val="single" w:sz="4" w:space="0" w:color="C9C3B6"/>
+          <w:left w:val="single" w:sz="4" w:space="0" w:color="C9C3B6"/>
+          <w:bottom w:val="single" w:sz="4" w:space="0" w:color="C9C3B6"/>
+          <w:right w:val="single" w:sz="4" w:space="0" w:color="C9C3B6"/>
+          <w:insideH w:val="single" w:sz="4" w:space="0" w:color="C9C3B6"/>
+          <w:insideV w:val="single" w:sz="4" w:space="0" w:color="C9C3B6"/>
+        </w:tblBorders>
+        <w:tblCellMar>
+          <w:left w:w="10" w:type="dxa"/>
+          <w:right w:w="10" w:type="dxa"/>
+        </w:tblCellMar>
+        <w:tblLook w:val="04A0" w:firstRow="1" w:lastRow="0" w:firstColumn="1" w:lastColumn="0" w:noHBand="0" w:noVBand="1"/>
+      </w:tblPr>
+      <w:tblGrid>
+        <w:gridCol w:w="836"/>
+        <w:gridCol w:w="836"/>
+        <w:gridCol w:w="2340"/>
+        <w:gridCol w:w="5348"/>
+      </w:tblGrid>
+      <w:tr>
+        <w:tblPrEx>
+          <w:tblCellMar>
+            <w:top w:w="0" w:type="dxa"/>
+            <w:bottom w:w="0" w:type="dxa"/>
+          </w:tblCellMar>
+        </w:tblPrEx>
+        <w:trPr>
+          <w:tblHeader/>
+        </w:trPr>
+        <w:tc>
+          <w:tcPr>
+            <w:tcW w:w="836" w:type="dxa"/>
+            <w:shd w:val="clear" w:color="auto" w:fill="173B34"/>
+            <w:tcMar>
+              <w:top w:w="90" w:type="dxa"/>
+              <w:left w:w="120" w:type="dxa"/>
+              <w:bottom w:w="90" w:type="dxa"/>
+              <w:right w:w="120" w:type="dxa"/>
+            </w:tcMar>
+          </w:tcPr>
+          <w:p>
+            <w:pPr>
+              <w:spacing w:line="270" w:lineRule="auto"/>
+            </w:pPr>
+            <w:r>
+              <w:rPr>
+                <w:b/>
+                <w:bCs/>
+                <w:color w:val="FFFFFF"/>
+                <w:sz w:val="19"/>
+                <w:szCs w:val="19"/>
+              </w:rPr>
+              <w:t>ภาพ</w:t>
+            </w:r>
+          </w:p>
+        </w:tc>
+        <w:tc>
+          <w:tcPr>
+            <w:tcW w:w="836" w:type="dxa"/>
+            <w:shd w:val="clear" w:color="auto" w:fill="173B34"/>
+            <w:tcMar>
+              <w:top w:w="90" w:type="dxa"/>
+              <w:left w:w="120" w:type="dxa"/>
+              <w:bottom w:w="90" w:type="dxa"/>
+              <w:right w:w="120" w:type="dxa"/>
+            </w:tcMar>
+          </w:tcPr>
+          <w:p>
+            <w:pPr>
+              <w:spacing w:line="270" w:lineRule="auto"/>
+            </w:pPr>
+            <w:r>
+              <w:rPr>
+                <w:b/>
+                <w:bCs/>
+                <w:color w:val="FFFFFF"/>
+                <w:sz w:val="19"/>
+                <w:szCs w:val="19"/>
+              </w:rPr>
+              <w:t>บท</w:t>
+            </w:r>
+          </w:p>
+        </w:tc>
+        <w:tc>
+          <w:tcPr>
+            <w:tcW w:w="2340" w:type="dxa"/>
+            <w:shd w:val="clear" w:color="auto" w:fill="173B34"/>
+            <w:tcMar>
+              <w:top w:w="90" w:type="dxa"/>
+              <w:left w:w="120" w:type="dxa"/>
+              <w:bottom w:w="90" w:type="dxa"/>
+              <w:right w:w="120" w:type="dxa"/>
+            </w:tcMar>
+          </w:tcPr>
+          <w:p>
+            <w:pPr>
+              <w:spacing w:line="270" w:lineRule="auto"/>
+            </w:pPr>
+            <w:r>
+              <w:rPr>
+                <w:b/>
+                <w:bCs/>
+                <w:color w:val="FFFFFF"/>
+                <w:sz w:val="19"/>
+                <w:szCs w:val="19"/>
+              </w:rPr>
+              <w:t>สัดส่วน</w:t>
+            </w:r>
+          </w:p>
+        </w:tc>
+        <w:tc>
+          <w:tcPr>
+            <w:tcW w:w="5348" w:type="dxa"/>
+            <w:shd w:val="clear" w:color="auto" w:fill="173B34"/>
+            <w:tcMar>
+              <w:top w:w="90" w:type="dxa"/>
+              <w:left w:w="120" w:type="dxa"/>
+              <w:bottom w:w="90" w:type="dxa"/>
+              <w:right w:w="120" w:type="dxa"/>
+            </w:tcMar>
+          </w:tcPr>
+          <w:p>
+            <w:pPr>
+              <w:spacing w:line="270" w:lineRule="auto"/>
+            </w:pPr>
+            <w:r>
+              <w:rPr>
+                <w:b/>
+                <w:bCs/>
+                <w:color w:val="FFFFFF"/>
+                <w:sz w:val="19"/>
+                <w:szCs w:val="19"/>
+              </w:rPr>
+              <w:t>เก็บจากที่ไหน</w:t>
+            </w:r>
+          </w:p>
+        </w:tc>
+      </w:tr>
+      <w:tr>
+        <w:tblPrEx>
+          <w:tblCellMar>
+            <w:top w:w="0" w:type="dxa"/>
+            <w:bottom w:w="0" w:type="dxa"/>
+          </w:tblCellMar>
+        </w:tblPrEx>
+        <w:tc>
+          <w:tcPr>
+            <w:tcW w:w="836" w:type="dxa"/>
+            <w:tcMar>
+              <w:top w:w="90" w:type="dxa"/>
+              <w:left w:w="120" w:type="dxa"/>
+              <w:bottom w:w="90" w:type="dxa"/>
+              <w:right w:w="120" w:type="dxa"/>
+            </w:tcMar>
+          </w:tcPr>
+          <w:p>
+            <w:pPr>
+              <w:spacing w:line="270" w:lineRule="auto"/>
+            </w:pPr>
+            <w:r>
+              <w:rPr>
+                <w:sz w:val="19"/>
+                <w:szCs w:val="19"/>
+              </w:rPr>
+              <w:t>1</w:t>
+            </w:r>
+          </w:p>
+        </w:tc>
+        <w:tc>
+          <w:tcPr>
+            <w:tcW w:w="836" w:type="dxa"/>
+            <w:tcMar>
+              <w:top w:w="90" w:type="dxa"/>
+              <w:left w:w="120" w:type="dxa"/>
+              <w:bottom w:w="90" w:type="dxa"/>
+              <w:right w:w="120" w:type="dxa"/>
+            </w:tcMar>
+          </w:tcPr>
+          <w:p>
+            <w:pPr>
+              <w:spacing w:line="270" w:lineRule="auto"/>
+            </w:pPr>
+            <w:r>
+              <w:rPr>
+                <w:sz w:val="19"/>
+                <w:szCs w:val="19"/>
+              </w:rPr>
+              <w:t>1</w:t>
+            </w:r>
+          </w:p>
+        </w:tc>
+        <w:tc>
+          <w:tcPr>
+            <w:tcW w:w="2340" w:type="dxa"/>
+            <w:tcMar>
+              <w:top w:w="90" w:type="dxa"/>
+              <w:left w:w="120" w:type="dxa"/>
+              <w:bottom w:w="90" w:type="dxa"/>
+              <w:right w:w="120" w:type="dxa"/>
+            </w:tcMar>
+          </w:tcPr>
+          <w:p>
+            <w:pPr>
+              <w:spacing w:line="270" w:lineRule="auto"/>
+            </w:pPr>
+            <w:r>
+              <w:rPr>
+                <w:sz w:val="19"/>
+                <w:szCs w:val="19"/>
+              </w:rPr>
+              <w:t>แนวนอน 16:9</w:t>
+            </w:r>
+          </w:p>
+        </w:tc>
+        <w:tc>
+          <w:tcPr>
+            <w:tcW w:w="5348" w:type="dxa"/>
+            <w:tcMar>
+              <w:top w:w="90" w:type="dxa"/>
+              <w:left w:w="120" w:type="dxa"/>
+              <w:bottom w:w="90" w:type="dxa"/>
+              <w:right w:w="120" w:type="dxa"/>
+            </w:tcMar>
+          </w:tcPr>
+          <w:p>
+            <w:pPr>
+              <w:spacing w:line="270" w:lineRule="auto"/>
+            </w:pPr>
+            <w:r>
+              <w:rPr>
+                <w:sz w:val="19"/>
+                <w:szCs w:val="19"/>
+              </w:rPr>
+              <w:t>http://localhost:3000</w:t>
+            </w:r>
+          </w:p>
+        </w:tc>
+      </w:tr>
+      <w:tr>
+        <w:tblPrEx>
+          <w:tblCellMar>
+            <w:top w:w="0" w:type="dxa"/>
+            <w:bottom w:w="0" w:type="dxa"/>
+          </w:tblCellMar>
+        </w:tblPrEx>
+        <w:tc>
+          <w:tcPr>
+            <w:tcW w:w="836" w:type="dxa"/>
+            <w:tcMar>
+              <w:top w:w="90" w:type="dxa"/>
+              <w:left w:w="120" w:type="dxa"/>
+              <w:bottom w:w="90" w:type="dxa"/>
+              <w:right w:w="120" w:type="dxa"/>
+            </w:tcMar>
+          </w:tcPr>
+          <w:p>
+            <w:pPr>
+              <w:spacing w:line="270" w:lineRule="auto"/>
+            </w:pPr>
+            <w:r>
+              <w:rPr>
+                <w:sz w:val="19"/>
+                <w:szCs w:val="19"/>
+              </w:rPr>
+              <w:t>2</w:t>
+            </w:r>
+          </w:p>
+        </w:tc>
+        <w:tc>
+          <w:tcPr>
+            <w:tcW w:w="836" w:type="dxa"/>
+            <w:tcMar>
+              <w:top w:w="90" w:type="dxa"/>
+              <w:left w:w="120" w:type="dxa"/>
+              <w:bottom w:w="90" w:type="dxa"/>
+              <w:right w:w="120" w:type="dxa"/>
+            </w:tcMar>
+          </w:tcPr>
+          <w:p>
+            <w:pPr>
+              <w:spacing w:line="270" w:lineRule="auto"/>
+            </w:pPr>
+            <w:r>
+              <w:rPr>
+                <w:sz w:val="19"/>
+                <w:szCs w:val="19"/>
+              </w:rPr>
+              <w:t>3</w:t>
+            </w:r>
+          </w:p>
+        </w:tc>
+        <w:tc>
+          <w:tcPr>
+            <w:tcW w:w="2340" w:type="dxa"/>
+            <w:tcMar>
+              <w:top w:w="90" w:type="dxa"/>
+              <w:left w:w="120" w:type="dxa"/>
+              <w:bottom w:w="90" w:type="dxa"/>
+              <w:right w:w="120" w:type="dxa"/>
+            </w:tcMar>
+          </w:tcPr>
+          <w:p>
+            <w:pPr>
+              <w:spacing w:line="270" w:lineRule="auto"/>
+            </w:pPr>
+            <w:r>
+              <w:rPr>
+                <w:sz w:val="19"/>
+                <w:szCs w:val="19"/>
+              </w:rPr>
+              <w:t>แถบแนวนอนเตี้ย</w:t>
+            </w:r>
+          </w:p>
+        </w:tc>
+        <w:tc>
+          <w:tcPr>
+            <w:tcW w:w="5348" w:type="dxa"/>
+            <w:tcMar>
+              <w:top w:w="90" w:type="dxa"/>
+              <w:left w:w="120" w:type="dxa"/>
+              <w:bottom w:w="90" w:type="dxa"/>
+              <w:right w:w="120" w:type="dxa"/>
+            </w:tcMar>
+          </w:tcPr>
+          <w:p>
+            <w:pPr>
+              <w:spacing w:line="270" w:lineRule="auto"/>
+            </w:pPr>
+            <w:r>
+              <w:rPr>
+                <w:sz w:val="19"/>
+                <w:szCs w:val="19"/>
+              </w:rPr>
+              <w:t>http://localhost:3000/boats/rua-phra-wat-rattanaram-2568</w:t>
+            </w:r>
+          </w:p>
+        </w:tc>
+      </w:tr>
+      <w:tr>
+        <w:tblPrEx>
+          <w:tblCellMar>
+            <w:top w:w="0" w:type="dxa"/>
+            <w:bottom w:w="0" w:type="dxa"/>
+          </w:tblCellMar>
+        </w:tblPrEx>
+        <w:tc>
+          <w:tcPr>
+            <w:tcW w:w="836" w:type="dxa"/>
+            <w:tcMar>
+              <w:top w:w="90" w:type="dxa"/>
+              <w:left w:w="120" w:type="dxa"/>
+              <w:bottom w:w="90" w:type="dxa"/>
+              <w:right w:w="120" w:type="dxa"/>
+            </w:tcMar>
+          </w:tcPr>
+          <w:p>
+            <w:pPr>
+              <w:spacing w:line="270" w:lineRule="auto"/>
+            </w:pPr>
+            <w:r>
+              <w:rPr>
+                <w:sz w:val="19"/>
+                <w:szCs w:val="19"/>
+              </w:rPr>
+              <w:t>3</w:t>
+            </w:r>
+          </w:p>
+        </w:tc>
+        <w:tc>
+          <w:tcPr>
+            <w:tcW w:w="836" w:type="dxa"/>
+            <w:tcMar>
+              <w:top w:w="90" w:type="dxa"/>
+              <w:left w:w="120" w:type="dxa"/>
+              <w:bottom w:w="90" w:type="dxa"/>
+              <w:right w:w="120" w:type="dxa"/>
+            </w:tcMar>
+          </w:tcPr>
+          <w:p>
+            <w:pPr>
+              <w:spacing w:line="270" w:lineRule="auto"/>
+            </w:pPr>
+            <w:r>
+              <w:rPr>
+                <w:sz w:val="19"/>
+                <w:szCs w:val="19"/>
+              </w:rPr>
+              <w:t>4</w:t>
+            </w:r>
+          </w:p>
+        </w:tc>
+        <w:tc>
+          <w:tcPr>
+            <w:tcW w:w="2340" w:type="dxa"/>
+            <w:tcMar>
+              <w:top w:w="90" w:type="dxa"/>
+              <w:left w:w="120" w:type="dxa"/>
+              <w:bottom w:w="90" w:type="dxa"/>
+              <w:right w:w="120" w:type="dxa"/>
+            </w:tcMar>
+          </w:tcPr>
+          <w:p>
+            <w:pPr>
+              <w:spacing w:line="270" w:lineRule="auto"/>
+            </w:pPr>
+            <w:r>
+              <w:rPr>
+                <w:sz w:val="19"/>
+                <w:szCs w:val="19"/>
+              </w:rPr>
+              <w:t>แนวตั้ง ทั้งหน้า</w:t>
+            </w:r>
+          </w:p>
+        </w:tc>
+        <w:tc>
+          <w:tcPr>
+            <w:tcW w:w="5348" w:type="dxa"/>
+            <w:tcMar>
+              <w:top w:w="90" w:type="dxa"/>
+              <w:left w:w="120" w:type="dxa"/>
+              <w:bottom w:w="90" w:type="dxa"/>
+              <w:right w:w="120" w:type="dxa"/>
+            </w:tcMar>
+          </w:tcPr>
+          <w:p>
+            <w:pPr>
+              <w:spacing w:line="270" w:lineRule="auto"/>
+            </w:pPr>
+            <w:r>
+              <w:rPr>
+                <w:sz w:val="19"/>
+                <w:szCs w:val="19"/>
+              </w:rPr>
+              <w:t>http://localhost:3000</w:t>
+            </w:r>
+          </w:p>
+        </w:tc>
+      </w:tr>
+      <w:tr>
+        <w:tblPrEx>
+          <w:tblCellMar>
+            <w:top w:w="0" w:type="dxa"/>
+            <w:bottom w:w="0" w:type="dxa"/>
+          </w:tblCellMar>
+        </w:tblPrEx>
+        <w:tc>
+          <w:tcPr>
+            <w:tcW w:w="836" w:type="dxa"/>
+            <w:tcMar>
+              <w:top w:w="90" w:type="dxa"/>
+              <w:left w:w="120" w:type="dxa"/>
+              <w:bottom w:w="90" w:type="dxa"/>
+              <w:right w:w="120" w:type="dxa"/>
+            </w:tcMar>
+          </w:tcPr>
+          <w:p>
+            <w:pPr>
+              <w:spacing w:line="270" w:lineRule="auto"/>
+            </w:pPr>
+            <w:r>
+              <w:rPr>
+                <w:sz w:val="19"/>
+                <w:szCs w:val="19"/>
+              </w:rPr>
+              <w:t>4</w:t>
+            </w:r>
+          </w:p>
+        </w:tc>
+        <w:tc>
+          <w:tcPr>
+            <w:tcW w:w="836" w:type="dxa"/>
+            <w:tcMar>
+              <w:top w:w="90" w:type="dxa"/>
+              <w:left w:w="120" w:type="dxa"/>
+              <w:bottom w:w="90" w:type="dxa"/>
+              <w:right w:w="120" w:type="dxa"/>
+            </w:tcMar>
+          </w:tcPr>
+          <w:p>
+            <w:pPr>
+              <w:spacing w:line="270" w:lineRule="auto"/>
+            </w:pPr>
+            <w:r>
+              <w:rPr>
+                <w:sz w:val="19"/>
+                <w:szCs w:val="19"/>
+              </w:rPr>
+              <w:t>4</w:t>
+            </w:r>
+          </w:p>
+        </w:tc>
+        <w:tc>
+          <w:tcPr>
+            <w:tcW w:w="2340" w:type="dxa"/>
+            <w:tcMar>
+              <w:top w:w="90" w:type="dxa"/>
+              <w:left w:w="120" w:type="dxa"/>
+              <w:bottom w:w="90" w:type="dxa"/>
+              <w:right w:w="120" w:type="dxa"/>
+            </w:tcMar>
+          </w:tcPr>
+          <w:p>
+            <w:pPr>
+              <w:spacing w:line="270" w:lineRule="auto"/>
+            </w:pPr>
+            <w:r>
+              <w:rPr>
+                <w:sz w:val="19"/>
+                <w:szCs w:val="19"/>
+              </w:rPr>
+              <w:t>แนวนอน 16:9</w:t>
+            </w:r>
+          </w:p>
+        </w:tc>
+        <w:tc>
+          <w:tcPr>
+            <w:tcW w:w="5348" w:type="dxa"/>
+            <w:tcMar>
+              <w:top w:w="90" w:type="dxa"/>
+              <w:left w:w="120" w:type="dxa"/>
+              <w:bottom w:w="90" w:type="dxa"/>
+              <w:right w:w="120" w:type="dxa"/>
+            </w:tcMar>
+          </w:tcPr>
+          <w:p>
+            <w:pPr>
+              <w:spacing w:line="270" w:lineRule="auto"/>
+            </w:pPr>
+            <w:r>
+              <w:rPr>
+                <w:sz w:val="19"/>
+                <w:szCs w:val="19"/>
+              </w:rPr>
+              <w:t xml:space="preserve">http://localhost:3000 </w:t>
+            </w:r>
+            <w:r>
+              <w:rPr>
+                <w:sz w:val="19"/>
+                <w:szCs w:val="19"/>
+              </w:rPr>
+              <w:t>ส่วนที่ 05 อ่านเรือพระ</w:t>
+            </w:r>
+          </w:p>
+        </w:tc>
+      </w:tr>
+      <w:tr>
+        <w:tblPrEx>
+          <w:tblCellMar>
+            <w:top w:w="0" w:type="dxa"/>
+            <w:bottom w:w="0" w:type="dxa"/>
+          </w:tblCellMar>
+        </w:tblPrEx>
+        <w:tc>
+          <w:tcPr>
+            <w:tcW w:w="836" w:type="dxa"/>
+            <w:tcMar>
+              <w:top w:w="90" w:type="dxa"/>
+              <w:left w:w="120" w:type="dxa"/>
+              <w:bottom w:w="90" w:type="dxa"/>
+              <w:right w:w="120" w:type="dxa"/>
+            </w:tcMar>
+          </w:tcPr>
+          <w:p>
+            <w:pPr>
+              <w:spacing w:line="270" w:lineRule="auto"/>
+            </w:pPr>
+            <w:r>
+              <w:rPr>
+                <w:sz w:val="19"/>
+                <w:szCs w:val="19"/>
+              </w:rPr>
+              <w:t>5</w:t>
+            </w:r>
+          </w:p>
+        </w:tc>
+        <w:tc>
+          <w:tcPr>
+            <w:tcW w:w="836" w:type="dxa"/>
+            <w:tcMar>
+              <w:top w:w="90" w:type="dxa"/>
+              <w:left w:w="120" w:type="dxa"/>
+              <w:bottom w:w="90" w:type="dxa"/>
+              <w:right w:w="120" w:type="dxa"/>
+            </w:tcMar>
+          </w:tcPr>
+          <w:p>
+            <w:pPr>
+              <w:spacing w:line="270" w:lineRule="auto"/>
+            </w:pPr>
+            <w:r>
+              <w:rPr>
+                <w:sz w:val="19"/>
+                <w:szCs w:val="19"/>
+              </w:rPr>
+              <w:t>4</w:t>
+            </w:r>
+          </w:p>
+        </w:tc>
+        <w:tc>
+          <w:tcPr>
+            <w:tcW w:w="2340" w:type="dxa"/>
+            <w:tcMar>
+              <w:top w:w="90" w:type="dxa"/>
+              <w:left w:w="120" w:type="dxa"/>
+              <w:bottom w:w="90" w:type="dxa"/>
+              <w:right w:w="120" w:type="dxa"/>
+            </w:tcMar>
+          </w:tcPr>
+          <w:p>
+            <w:pPr>
+              <w:spacing w:line="270" w:lineRule="auto"/>
+            </w:pPr>
+            <w:r>
+              <w:rPr>
+                <w:sz w:val="19"/>
+                <w:szCs w:val="19"/>
+              </w:rPr>
+              <w:t>แนวตั้ง ขนาดหน้าจอโทรศัพท์</w:t>
+            </w:r>
+          </w:p>
+        </w:tc>
+        <w:tc>
+          <w:tcPr>
+            <w:tcW w:w="5348" w:type="dxa"/>
+            <w:tcMar>
+              <w:top w:w="90" w:type="dxa"/>
+              <w:left w:w="120" w:type="dxa"/>
+              <w:bottom w:w="90" w:type="dxa"/>
+              <w:right w:w="120" w:type="dxa"/>
+            </w:tcMar>
+          </w:tcPr>
+          <w:p>
+            <w:pPr>
+              <w:spacing w:line="270" w:lineRule="auto"/>
+            </w:pPr>
+            <w:r>
+              <w:rPr>
+                <w:sz w:val="19"/>
+                <w:szCs w:val="19"/>
+              </w:rPr>
+              <w:t xml:space="preserve">http://localhost:3000 </w:t>
+            </w:r>
+            <w:r>
+              <w:rPr>
+                <w:sz w:val="19"/>
+                <w:szCs w:val="19"/>
+              </w:rPr>
+              <w:t>ส่วนที่ 05 บนหน้าจอแคบ</w:t>
+            </w:r>
+          </w:p>
+        </w:tc>
+      </w:tr>
+      <w:tr>
+        <w:tblPrEx>
+          <w:tblCellMar>
+            <w:top w:w="0" w:type="dxa"/>
+            <w:bottom w:w="0" w:type="dxa"/>
+          </w:tblCellMar>
+        </w:tblPrEx>
+        <w:tc>
+          <w:tcPr>
+            <w:tcW w:w="836" w:type="dxa"/>
+            <w:tcMar>
+              <w:top w:w="90" w:type="dxa"/>
+              <w:left w:w="120" w:type="dxa"/>
+              <w:bottom w:w="90" w:type="dxa"/>
+              <w:right w:w="120" w:type="dxa"/>
+            </w:tcMar>
+          </w:tcPr>
+          <w:p>
+            <w:pPr>
+              <w:spacing w:line="270" w:lineRule="auto"/>
+            </w:pPr>
+            <w:r>
+              <w:rPr>
+                <w:sz w:val="19"/>
+                <w:szCs w:val="19"/>
+              </w:rPr>
+              <w:t>6</w:t>
+            </w:r>
+          </w:p>
+        </w:tc>
+        <w:tc>
+          <w:tcPr>
+            <w:tcW w:w="836" w:type="dxa"/>
+            <w:tcMar>
+              <w:top w:w="90" w:type="dxa"/>
+              <w:left w:w="120" w:type="dxa"/>
+              <w:bottom w:w="90" w:type="dxa"/>
+              <w:right w:w="120" w:type="dxa"/>
+            </w:tcMar>
+          </w:tcPr>
+          <w:p>
+            <w:pPr>
+              <w:spacing w:line="270" w:lineRule="auto"/>
+            </w:pPr>
+            <w:r>
+              <w:rPr>
+                <w:sz w:val="19"/>
+                <w:szCs w:val="19"/>
+              </w:rPr>
+              <w:t>4</w:t>
+            </w:r>
+          </w:p>
+        </w:tc>
+        <w:tc>
+          <w:tcPr>
+            <w:tcW w:w="2340" w:type="dxa"/>
+            <w:tcMar>
+              <w:top w:w="90" w:type="dxa"/>
+              <w:left w:w="120" w:type="dxa"/>
+              <w:bottom w:w="90" w:type="dxa"/>
+              <w:right w:w="120" w:type="dxa"/>
+            </w:tcMar>
+          </w:tcPr>
+          <w:p>
+            <w:pPr>
+              <w:spacing w:line="270" w:lineRule="auto"/>
+            </w:pPr>
+            <w:r>
+              <w:rPr>
+                <w:sz w:val="19"/>
+                <w:szCs w:val="19"/>
+              </w:rPr>
+              <w:t>แนวนอน 16:9</w:t>
+            </w:r>
+          </w:p>
+        </w:tc>
+        <w:tc>
+          <w:tcPr>
+            <w:tcW w:w="5348" w:type="dxa"/>
+            <w:tcMar>
+              <w:top w:w="90" w:type="dxa"/>
+              <w:left w:w="120" w:type="dxa"/>
+              <w:bottom w:w="90" w:type="dxa"/>
+              <w:right w:w="120" w:type="dxa"/>
+            </w:tcMar>
+          </w:tcPr>
+          <w:p>
+            <w:pPr>
+              <w:spacing w:line="270" w:lineRule="auto"/>
+            </w:pPr>
+            <w:r>
+              <w:rPr>
+                <w:sz w:val="19"/>
+                <w:szCs w:val="19"/>
+              </w:rPr>
+              <w:t>http://localhost:3000/craft</w:t>
+            </w:r>
+          </w:p>
+        </w:tc>
+      </w:tr>
+      <w:tr>
+        <w:tblPrEx>
+          <w:tblCellMar>
+            <w:top w:w="0" w:type="dxa"/>
+            <w:bottom w:w="0" w:type="dxa"/>
+          </w:tblCellMar>
+        </w:tblPrEx>
+        <w:tc>
+          <w:tcPr>
+            <w:tcW w:w="836" w:type="dxa"/>
+            <w:tcMar>
+              <w:top w:w="90" w:type="dxa"/>
+              <w:left w:w="120" w:type="dxa"/>
+              <w:bottom w:w="90" w:type="dxa"/>
+              <w:right w:w="120" w:type="dxa"/>
+            </w:tcMar>
+          </w:tcPr>
+          <w:p>
+            <w:pPr>
+              <w:spacing w:line="270" w:lineRule="auto"/>
+            </w:pPr>
+            <w:r>
+              <w:rPr>
+                <w:sz w:val="19"/>
+                <w:szCs w:val="19"/>
+              </w:rPr>
+              <w:lastRenderedPageBreak/>
+              <w:t>7</w:t>
+            </w:r>
+          </w:p>
+        </w:tc>
+        <w:tc>
+          <w:tcPr>
+            <w:tcW w:w="836" w:type="dxa"/>
+            <w:tcMar>
+              <w:top w:w="90" w:type="dxa"/>
+              <w:left w:w="120" w:type="dxa"/>
+              <w:bottom w:w="90" w:type="dxa"/>
+              <w:right w:w="120" w:type="dxa"/>
+            </w:tcMar>
+          </w:tcPr>
+          <w:p>
+            <w:pPr>
+              <w:spacing w:line="270" w:lineRule="auto"/>
+            </w:pPr>
+            <w:r>
+              <w:rPr>
+                <w:sz w:val="19"/>
+                <w:szCs w:val="19"/>
+              </w:rPr>
+              <w:t>4</w:t>
+            </w:r>
+          </w:p>
+        </w:tc>
+        <w:tc>
+          <w:tcPr>
+            <w:tcW w:w="2340" w:type="dxa"/>
+            <w:tcMar>
+              <w:top w:w="90" w:type="dxa"/>
+              <w:left w:w="120" w:type="dxa"/>
+              <w:bottom w:w="90" w:type="dxa"/>
+              <w:right w:w="120" w:type="dxa"/>
+            </w:tcMar>
+          </w:tcPr>
+          <w:p>
+            <w:pPr>
+              <w:spacing w:line="270" w:lineRule="auto"/>
+            </w:pPr>
+            <w:r>
+              <w:rPr>
+                <w:sz w:val="19"/>
+                <w:szCs w:val="19"/>
+              </w:rPr>
+              <w:t>แนวนอน 16:9</w:t>
+            </w:r>
+          </w:p>
+        </w:tc>
+        <w:tc>
+          <w:tcPr>
+            <w:tcW w:w="5348" w:type="dxa"/>
+            <w:tcMar>
+              <w:top w:w="90" w:type="dxa"/>
+              <w:left w:w="120" w:type="dxa"/>
+              <w:bottom w:w="90" w:type="dxa"/>
+              <w:right w:w="120" w:type="dxa"/>
+            </w:tcMar>
+          </w:tcPr>
+          <w:p>
+            <w:pPr>
+              <w:spacing w:line="270" w:lineRule="auto"/>
+            </w:pPr>
+            <w:r>
+              <w:rPr>
+                <w:sz w:val="19"/>
+                <w:szCs w:val="19"/>
+              </w:rPr>
+              <w:t>http://localhost:3000/patterns/lai-dok-bon-thaeb-kradat</w:t>
+            </w:r>
+          </w:p>
+        </w:tc>
+      </w:tr>
+      <w:tr>
+        <w:tblPrEx>
+          <w:tblCellMar>
+            <w:top w:w="0" w:type="dxa"/>
+            <w:bottom w:w="0" w:type="dxa"/>
+          </w:tblCellMar>
+        </w:tblPrEx>
+        <w:tc>
+          <w:tcPr>
+            <w:tcW w:w="836" w:type="dxa"/>
+            <w:tcMar>
+              <w:top w:w="90" w:type="dxa"/>
+              <w:left w:w="120" w:type="dxa"/>
+              <w:bottom w:w="90" w:type="dxa"/>
+              <w:right w:w="120" w:type="dxa"/>
+            </w:tcMar>
+          </w:tcPr>
+          <w:p>
+            <w:pPr>
+              <w:spacing w:line="270" w:lineRule="auto"/>
+            </w:pPr>
+            <w:r>
+              <w:rPr>
+                <w:sz w:val="19"/>
+                <w:szCs w:val="19"/>
+              </w:rPr>
+              <w:t>8</w:t>
+            </w:r>
+          </w:p>
+        </w:tc>
+        <w:tc>
+          <w:tcPr>
+            <w:tcW w:w="836" w:type="dxa"/>
+            <w:tcMar>
+              <w:top w:w="90" w:type="dxa"/>
+              <w:left w:w="120" w:type="dxa"/>
+              <w:bottom w:w="90" w:type="dxa"/>
+              <w:right w:w="120" w:type="dxa"/>
+            </w:tcMar>
+          </w:tcPr>
+          <w:p>
+            <w:pPr>
+              <w:spacing w:line="270" w:lineRule="auto"/>
+            </w:pPr>
+            <w:r>
+              <w:rPr>
+                <w:sz w:val="19"/>
+                <w:szCs w:val="19"/>
+              </w:rPr>
+              <w:t>4</w:t>
+            </w:r>
+          </w:p>
+        </w:tc>
+        <w:tc>
+          <w:tcPr>
+            <w:tcW w:w="2340" w:type="dxa"/>
+            <w:tcMar>
+              <w:top w:w="90" w:type="dxa"/>
+              <w:left w:w="120" w:type="dxa"/>
+              <w:bottom w:w="90" w:type="dxa"/>
+              <w:right w:w="120" w:type="dxa"/>
+            </w:tcMar>
+          </w:tcPr>
+          <w:p>
+            <w:pPr>
+              <w:spacing w:line="270" w:lineRule="auto"/>
+            </w:pPr>
+            <w:r>
+              <w:rPr>
+                <w:sz w:val="19"/>
+                <w:szCs w:val="19"/>
+              </w:rPr>
+              <w:t>แนวนอน 16:9</w:t>
+            </w:r>
+          </w:p>
+        </w:tc>
+        <w:tc>
+          <w:tcPr>
+            <w:tcW w:w="5348" w:type="dxa"/>
+            <w:tcMar>
+              <w:top w:w="90" w:type="dxa"/>
+              <w:left w:w="120" w:type="dxa"/>
+              <w:bottom w:w="90" w:type="dxa"/>
+              <w:right w:w="120" w:type="dxa"/>
+            </w:tcMar>
+          </w:tcPr>
+          <w:p>
+            <w:pPr>
+              <w:spacing w:line="270" w:lineRule="auto"/>
+            </w:pPr>
+            <w:r>
+              <w:rPr>
+                <w:sz w:val="19"/>
+                <w:szCs w:val="19"/>
+              </w:rPr>
+              <w:t>http://localhost:3000/masters/chang-lai-kradat-rattanaram</w:t>
+            </w:r>
+          </w:p>
+        </w:tc>
+      </w:tr>
+      <w:tr>
+        <w:tblPrEx>
+          <w:tblCellMar>
+            <w:top w:w="0" w:type="dxa"/>
+            <w:bottom w:w="0" w:type="dxa"/>
+          </w:tblCellMar>
+        </w:tblPrEx>
+        <w:tc>
+          <w:tcPr>
+            <w:tcW w:w="836" w:type="dxa"/>
+            <w:tcMar>
+              <w:top w:w="90" w:type="dxa"/>
+              <w:left w:w="120" w:type="dxa"/>
+              <w:bottom w:w="90" w:type="dxa"/>
+              <w:right w:w="120" w:type="dxa"/>
+            </w:tcMar>
+          </w:tcPr>
+          <w:p>
+            <w:pPr>
+              <w:spacing w:line="270" w:lineRule="auto"/>
+            </w:pPr>
+            <w:r>
+              <w:rPr>
+                <w:sz w:val="19"/>
+                <w:szCs w:val="19"/>
+              </w:rPr>
+              <w:t>9</w:t>
+            </w:r>
+          </w:p>
+        </w:tc>
+        <w:tc>
+          <w:tcPr>
+            <w:tcW w:w="836" w:type="dxa"/>
+            <w:tcMar>
+              <w:top w:w="90" w:type="dxa"/>
+              <w:left w:w="120" w:type="dxa"/>
+              <w:bottom w:w="90" w:type="dxa"/>
+              <w:right w:w="120" w:type="dxa"/>
+            </w:tcMar>
+          </w:tcPr>
+          <w:p>
+            <w:pPr>
+              <w:spacing w:line="270" w:lineRule="auto"/>
+            </w:pPr>
+            <w:r>
+              <w:rPr>
+                <w:sz w:val="19"/>
+                <w:szCs w:val="19"/>
+              </w:rPr>
+              <w:t>4</w:t>
+            </w:r>
+          </w:p>
+        </w:tc>
+        <w:tc>
+          <w:tcPr>
+            <w:tcW w:w="2340" w:type="dxa"/>
+            <w:tcMar>
+              <w:top w:w="90" w:type="dxa"/>
+              <w:left w:w="120" w:type="dxa"/>
+              <w:bottom w:w="90" w:type="dxa"/>
+              <w:right w:w="120" w:type="dxa"/>
+            </w:tcMar>
+          </w:tcPr>
+          <w:p>
+            <w:pPr>
+              <w:spacing w:line="270" w:lineRule="auto"/>
+            </w:pPr>
+            <w:r>
+              <w:rPr>
+                <w:sz w:val="19"/>
+                <w:szCs w:val="19"/>
+              </w:rPr>
+              <w:t>แนวนอน 16:9</w:t>
+            </w:r>
+          </w:p>
+        </w:tc>
+        <w:tc>
+          <w:tcPr>
+            <w:tcW w:w="5348" w:type="dxa"/>
+            <w:tcMar>
+              <w:top w:w="90" w:type="dxa"/>
+              <w:left w:w="120" w:type="dxa"/>
+              <w:bottom w:w="90" w:type="dxa"/>
+              <w:right w:w="120" w:type="dxa"/>
+            </w:tcMar>
+          </w:tcPr>
+          <w:p>
+            <w:pPr>
+              <w:spacing w:line="270" w:lineRule="auto"/>
+            </w:pPr>
+            <w:r>
+              <w:rPr>
+                <w:sz w:val="19"/>
+                <w:szCs w:val="19"/>
+              </w:rPr>
+              <w:t>http://localhost:3000/about</w:t>
+            </w:r>
+          </w:p>
+        </w:tc>
+      </w:tr>
+      <w:tr>
+        <w:tblPrEx>
+          <w:tblCellMar>
+            <w:top w:w="0" w:type="dxa"/>
+            <w:bottom w:w="0" w:type="dxa"/>
+          </w:tblCellMar>
+        </w:tblPrEx>
+        <w:tc>
+          <w:tcPr>
+            <w:tcW w:w="836" w:type="dxa"/>
+            <w:tcMar>
+              <w:top w:w="90" w:type="dxa"/>
+              <w:left w:w="120" w:type="dxa"/>
+              <w:bottom w:w="90" w:type="dxa"/>
+              <w:right w:w="120" w:type="dxa"/>
+            </w:tcMar>
+          </w:tcPr>
+          <w:p>
+            <w:pPr>
+              <w:spacing w:line="270" w:lineRule="auto"/>
+            </w:pPr>
+            <w:r>
+              <w:rPr>
+                <w:sz w:val="19"/>
+                <w:szCs w:val="19"/>
+              </w:rPr>
+              <w:t>10</w:t>
+            </w:r>
+          </w:p>
+        </w:tc>
+        <w:tc>
+          <w:tcPr>
+            <w:tcW w:w="836" w:type="dxa"/>
+            <w:tcMar>
+              <w:top w:w="90" w:type="dxa"/>
+              <w:left w:w="120" w:type="dxa"/>
+              <w:bottom w:w="90" w:type="dxa"/>
+              <w:right w:w="120" w:type="dxa"/>
+            </w:tcMar>
+          </w:tcPr>
+          <w:p>
+            <w:pPr>
+              <w:spacing w:line="270" w:lineRule="auto"/>
+            </w:pPr>
+            <w:r>
+              <w:rPr>
+                <w:sz w:val="19"/>
+                <w:szCs w:val="19"/>
+              </w:rPr>
+              <w:t>5</w:t>
+            </w:r>
+          </w:p>
+        </w:tc>
+        <w:tc>
+          <w:tcPr>
+            <w:tcW w:w="2340" w:type="dxa"/>
+            <w:tcMar>
+              <w:top w:w="90" w:type="dxa"/>
+              <w:left w:w="120" w:type="dxa"/>
+              <w:bottom w:w="90" w:type="dxa"/>
+              <w:right w:w="120" w:type="dxa"/>
+            </w:tcMar>
+          </w:tcPr>
+          <w:p>
+            <w:pPr>
+              <w:spacing w:line="270" w:lineRule="auto"/>
+            </w:pPr>
+            <w:r>
+              <w:rPr>
+                <w:sz w:val="19"/>
+                <w:szCs w:val="19"/>
+              </w:rPr>
+              <w:t>แนวนอน 16:9</w:t>
+            </w:r>
+          </w:p>
+        </w:tc>
+        <w:tc>
+          <w:tcPr>
+            <w:tcW w:w="5348" w:type="dxa"/>
+            <w:tcMar>
+              <w:top w:w="90" w:type="dxa"/>
+              <w:left w:w="120" w:type="dxa"/>
+              <w:bottom w:w="90" w:type="dxa"/>
+              <w:right w:w="120" w:type="dxa"/>
+            </w:tcMar>
+          </w:tcPr>
+          <w:p>
+            <w:pPr>
+              <w:spacing w:line="270" w:lineRule="auto"/>
+            </w:pPr>
+            <w:r>
+              <w:rPr>
+                <w:sz w:val="19"/>
+                <w:szCs w:val="19"/>
+              </w:rPr>
+              <w:t>http://localhost:3000/admin</w:t>
+            </w:r>
+          </w:p>
+        </w:tc>
+      </w:tr>
+      <w:tr>
+        <w:tblPrEx>
+          <w:tblCellMar>
+            <w:top w:w="0" w:type="dxa"/>
+            <w:bottom w:w="0" w:type="dxa"/>
+          </w:tblCellMar>
+        </w:tblPrEx>
+        <w:tc>
+          <w:tcPr>
+            <w:tcW w:w="836" w:type="dxa"/>
+            <w:tcMar>
+              <w:top w:w="90" w:type="dxa"/>
+              <w:left w:w="120" w:type="dxa"/>
+              <w:bottom w:w="90" w:type="dxa"/>
+              <w:right w:w="120" w:type="dxa"/>
+            </w:tcMar>
+          </w:tcPr>
+          <w:p>
+            <w:pPr>
+              <w:spacing w:line="270" w:lineRule="auto"/>
+            </w:pPr>
+            <w:r>
+              <w:rPr>
+                <w:sz w:val="19"/>
+                <w:szCs w:val="19"/>
+              </w:rPr>
+              <w:t>11</w:t>
+            </w:r>
+          </w:p>
+        </w:tc>
+        <w:tc>
+          <w:tcPr>
+            <w:tcW w:w="836" w:type="dxa"/>
+            <w:tcMar>
+              <w:top w:w="90" w:type="dxa"/>
+              <w:left w:w="120" w:type="dxa"/>
+              <w:bottom w:w="90" w:type="dxa"/>
+              <w:right w:w="120" w:type="dxa"/>
+            </w:tcMar>
+          </w:tcPr>
+          <w:p>
+            <w:pPr>
+              <w:spacing w:line="270" w:lineRule="auto"/>
+            </w:pPr>
+            <w:r>
+              <w:rPr>
+                <w:sz w:val="19"/>
+                <w:szCs w:val="19"/>
+              </w:rPr>
+              <w:t>5</w:t>
+            </w:r>
+          </w:p>
+        </w:tc>
+        <w:tc>
+          <w:tcPr>
+            <w:tcW w:w="2340" w:type="dxa"/>
+            <w:tcMar>
+              <w:top w:w="90" w:type="dxa"/>
+              <w:left w:w="120" w:type="dxa"/>
+              <w:bottom w:w="90" w:type="dxa"/>
+              <w:right w:w="120" w:type="dxa"/>
+            </w:tcMar>
+          </w:tcPr>
+          <w:p>
+            <w:pPr>
+              <w:spacing w:line="270" w:lineRule="auto"/>
+            </w:pPr>
+            <w:r>
+              <w:rPr>
+                <w:sz w:val="19"/>
+                <w:szCs w:val="19"/>
+              </w:rPr>
+              <w:t>แนวนอน 16:9</w:t>
+            </w:r>
+          </w:p>
+        </w:tc>
+        <w:tc>
+          <w:tcPr>
+            <w:tcW w:w="5348" w:type="dxa"/>
+            <w:tcMar>
+              <w:top w:w="90" w:type="dxa"/>
+              <w:left w:w="120" w:type="dxa"/>
+              <w:bottom w:w="90" w:type="dxa"/>
+              <w:right w:w="120" w:type="dxa"/>
+            </w:tcMar>
+          </w:tcPr>
+          <w:p>
+            <w:pPr>
+              <w:spacing w:line="270" w:lineRule="auto"/>
+            </w:pPr>
+            <w:r>
+              <w:rPr>
+                <w:sz w:val="19"/>
+                <w:szCs w:val="19"/>
+              </w:rPr>
+              <w:t xml:space="preserve">http://localhost:3000/admin/boats </w:t>
+            </w:r>
+            <w:r>
+              <w:rPr>
+                <w:sz w:val="19"/>
+                <w:szCs w:val="19"/>
+              </w:rPr>
+              <w:t>แล้วกดแก้ไขเรือลำใดลำหนึ่ง</w:t>
+            </w:r>
+          </w:p>
+        </w:tc>
+      </w:tr>
+      <w:tr>
+        <w:tblPrEx>
+          <w:tblCellMar>
+            <w:top w:w="0" w:type="dxa"/>
+            <w:bottom w:w="0" w:type="dxa"/>
+          </w:tblCellMar>
+        </w:tblPrEx>
+        <w:tc>
+          <w:tcPr>
+            <w:tcW w:w="836" w:type="dxa"/>
+            <w:tcMar>
+              <w:top w:w="90" w:type="dxa"/>
+              <w:left w:w="120" w:type="dxa"/>
+              <w:bottom w:w="90" w:type="dxa"/>
+              <w:right w:w="120" w:type="dxa"/>
+            </w:tcMar>
+          </w:tcPr>
+          <w:p>
+            <w:pPr>
+              <w:spacing w:line="270" w:lineRule="auto"/>
+            </w:pPr>
+            <w:r>
+              <w:rPr>
+                <w:sz w:val="19"/>
+                <w:szCs w:val="19"/>
+              </w:rPr>
+              <w:t>12</w:t>
+            </w:r>
+          </w:p>
+        </w:tc>
+        <w:tc>
+          <w:tcPr>
+            <w:tcW w:w="836" w:type="dxa"/>
+            <w:tcMar>
+              <w:top w:w="90" w:type="dxa"/>
+              <w:left w:w="120" w:type="dxa"/>
+              <w:bottom w:w="90" w:type="dxa"/>
+              <w:right w:w="120" w:type="dxa"/>
+            </w:tcMar>
+          </w:tcPr>
+          <w:p>
+            <w:pPr>
+              <w:spacing w:line="270" w:lineRule="auto"/>
+            </w:pPr>
+            <w:r>
+              <w:rPr>
+                <w:sz w:val="19"/>
+                <w:szCs w:val="19"/>
+              </w:rPr>
+              <w:t>5</w:t>
+            </w:r>
+          </w:p>
+        </w:tc>
+        <w:tc>
+          <w:tcPr>
+            <w:tcW w:w="2340" w:type="dxa"/>
+            <w:tcMar>
+              <w:top w:w="90" w:type="dxa"/>
+              <w:left w:w="120" w:type="dxa"/>
+              <w:bottom w:w="90" w:type="dxa"/>
+              <w:right w:w="120" w:type="dxa"/>
+            </w:tcMar>
+          </w:tcPr>
+          <w:p>
+            <w:pPr>
+              <w:spacing w:line="270" w:lineRule="auto"/>
+            </w:pPr>
+            <w:r>
+              <w:rPr>
+                <w:sz w:val="19"/>
+                <w:szCs w:val="19"/>
+              </w:rPr>
+              <w:t>แนวนอน 16:9</w:t>
+            </w:r>
+          </w:p>
+        </w:tc>
+        <w:tc>
+          <w:tcPr>
+            <w:tcW w:w="5348" w:type="dxa"/>
+            <w:tcMar>
+              <w:top w:w="90" w:type="dxa"/>
+              <w:left w:w="120" w:type="dxa"/>
+              <w:bottom w:w="90" w:type="dxa"/>
+              <w:right w:w="120" w:type="dxa"/>
+            </w:tcMar>
+          </w:tcPr>
+          <w:p>
+            <w:pPr>
+              <w:spacing w:line="270" w:lineRule="auto"/>
+            </w:pPr>
+            <w:r>
+              <w:rPr>
+                <w:sz w:val="19"/>
+                <w:szCs w:val="19"/>
+              </w:rPr>
+              <w:t xml:space="preserve">http://localhost:3000/admin/sections </w:t>
+            </w:r>
+            <w:r>
+              <w:rPr>
+                <w:sz w:val="19"/>
+                <w:szCs w:val="19"/>
+              </w:rPr>
+              <w:t>แล้วกดแก้ไขจุดใดจุดหนึ่ง</w:t>
+            </w:r>
+          </w:p>
+        </w:tc>
+      </w:tr>
+      <w:tr>
+        <w:tblPrEx>
+          <w:tblCellMar>
+            <w:top w:w="0" w:type="dxa"/>
+            <w:bottom w:w="0" w:type="dxa"/>
+          </w:tblCellMar>
+        </w:tblPrEx>
+        <w:tc>
+          <w:tcPr>
+            <w:tcW w:w="836" w:type="dxa"/>
+            <w:tcMar>
+              <w:top w:w="90" w:type="dxa"/>
+              <w:left w:w="120" w:type="dxa"/>
+              <w:bottom w:w="90" w:type="dxa"/>
+              <w:right w:w="120" w:type="dxa"/>
+            </w:tcMar>
+          </w:tcPr>
+          <w:p>
+            <w:pPr>
+              <w:spacing w:line="270" w:lineRule="auto"/>
+            </w:pPr>
+            <w:r>
+              <w:rPr>
+                <w:sz w:val="19"/>
+                <w:szCs w:val="19"/>
+              </w:rPr>
+              <w:t>13</w:t>
+            </w:r>
+          </w:p>
+        </w:tc>
+        <w:tc>
+          <w:tcPr>
+            <w:tcW w:w="836" w:type="dxa"/>
+            <w:tcMar>
+              <w:top w:w="90" w:type="dxa"/>
+              <w:left w:w="120" w:type="dxa"/>
+              <w:bottom w:w="90" w:type="dxa"/>
+              <w:right w:w="120" w:type="dxa"/>
+            </w:tcMar>
+          </w:tcPr>
+          <w:p>
+            <w:pPr>
+              <w:spacing w:line="270" w:lineRule="auto"/>
+            </w:pPr>
+            <w:r>
+              <w:rPr>
+                <w:sz w:val="19"/>
+                <w:szCs w:val="19"/>
+              </w:rPr>
+              <w:t>5</w:t>
+            </w:r>
+          </w:p>
+        </w:tc>
+        <w:tc>
+          <w:tcPr>
+            <w:tcW w:w="2340" w:type="dxa"/>
+            <w:tcMar>
+              <w:top w:w="90" w:type="dxa"/>
+              <w:left w:w="120" w:type="dxa"/>
+              <w:bottom w:w="90" w:type="dxa"/>
+              <w:right w:w="120" w:type="dxa"/>
+            </w:tcMar>
+          </w:tcPr>
+          <w:p>
+            <w:pPr>
+              <w:spacing w:line="270" w:lineRule="auto"/>
+            </w:pPr>
+            <w:r>
+              <w:rPr>
+                <w:sz w:val="19"/>
+                <w:szCs w:val="19"/>
+              </w:rPr>
+              <w:t>แนวนอน 16:9</w:t>
+            </w:r>
+          </w:p>
+        </w:tc>
+        <w:tc>
+          <w:tcPr>
+            <w:tcW w:w="5348" w:type="dxa"/>
+            <w:tcMar>
+              <w:top w:w="90" w:type="dxa"/>
+              <w:left w:w="120" w:type="dxa"/>
+              <w:bottom w:w="90" w:type="dxa"/>
+              <w:right w:w="120" w:type="dxa"/>
+            </w:tcMar>
+          </w:tcPr>
+          <w:p>
+            <w:pPr>
+              <w:spacing w:line="270" w:lineRule="auto"/>
+            </w:pPr>
+            <w:r>
+              <w:rPr>
+                <w:sz w:val="19"/>
+                <w:szCs w:val="19"/>
+              </w:rPr>
+              <w:t>http://localhost:3000/admin/media/new</w:t>
+            </w:r>
+          </w:p>
+        </w:tc>
+      </w:tr>
+      <w:tr>
+        <w:tblPrEx>
+          <w:tblCellMar>
+            <w:top w:w="0" w:type="dxa"/>
+            <w:bottom w:w="0" w:type="dxa"/>
+          </w:tblCellMar>
+        </w:tblPrEx>
+        <w:tc>
+          <w:tcPr>
+            <w:tcW w:w="836" w:type="dxa"/>
+            <w:tcMar>
+              <w:top w:w="90" w:type="dxa"/>
+              <w:left w:w="120" w:type="dxa"/>
+              <w:bottom w:w="90" w:type="dxa"/>
+              <w:right w:w="120" w:type="dxa"/>
+            </w:tcMar>
+          </w:tcPr>
+          <w:p>
+            <w:pPr>
+              <w:spacing w:line="270" w:lineRule="auto"/>
+            </w:pPr>
+            <w:r>
+              <w:rPr>
+                <w:sz w:val="19"/>
+                <w:szCs w:val="19"/>
+              </w:rPr>
+              <w:t>14</w:t>
+            </w:r>
+          </w:p>
+        </w:tc>
+        <w:tc>
+          <w:tcPr>
+            <w:tcW w:w="836" w:type="dxa"/>
+            <w:tcMar>
+              <w:top w:w="90" w:type="dxa"/>
+              <w:left w:w="120" w:type="dxa"/>
+              <w:bottom w:w="90" w:type="dxa"/>
+              <w:right w:w="120" w:type="dxa"/>
+            </w:tcMar>
+          </w:tcPr>
+          <w:p>
+            <w:pPr>
+              <w:spacing w:line="270" w:lineRule="auto"/>
+            </w:pPr>
+            <w:r>
+              <w:rPr>
+                <w:sz w:val="19"/>
+                <w:szCs w:val="19"/>
+              </w:rPr>
+              <w:t>5</w:t>
+            </w:r>
+          </w:p>
+        </w:tc>
+        <w:tc>
+          <w:tcPr>
+            <w:tcW w:w="2340" w:type="dxa"/>
+            <w:tcMar>
+              <w:top w:w="90" w:type="dxa"/>
+              <w:left w:w="120" w:type="dxa"/>
+              <w:bottom w:w="90" w:type="dxa"/>
+              <w:right w:w="120" w:type="dxa"/>
+            </w:tcMar>
+          </w:tcPr>
+          <w:p>
+            <w:pPr>
+              <w:spacing w:line="270" w:lineRule="auto"/>
+            </w:pPr>
+            <w:r>
+              <w:rPr>
+                <w:sz w:val="19"/>
+                <w:szCs w:val="19"/>
+              </w:rPr>
+              <w:t>แนวนอน 16:9</w:t>
+            </w:r>
+          </w:p>
+        </w:tc>
+        <w:tc>
+          <w:tcPr>
+            <w:tcW w:w="5348" w:type="dxa"/>
+            <w:tcMar>
+              <w:top w:w="90" w:type="dxa"/>
+              <w:left w:w="120" w:type="dxa"/>
+              <w:bottom w:w="90" w:type="dxa"/>
+              <w:right w:w="120" w:type="dxa"/>
+            </w:tcMar>
+          </w:tcPr>
+          <w:p>
+            <w:pPr>
+              <w:spacing w:line="270" w:lineRule="auto"/>
+            </w:pPr>
+            <w:r>
+              <w:rPr>
+                <w:sz w:val="19"/>
+                <w:szCs w:val="19"/>
+              </w:rPr>
+              <w:t xml:space="preserve">http://localhost:3000/admin/lessons </w:t>
+            </w:r>
+            <w:r>
+              <w:rPr>
+                <w:sz w:val="19"/>
+                <w:szCs w:val="19"/>
+              </w:rPr>
+              <w:t>แล้วกดแก้ไขบทเรียนที่มีเนื้อหาแล้ว</w:t>
+            </w:r>
+          </w:p>
+        </w:tc>
+      </w:tr>
+      <w:tr>
+        <w:tblPrEx>
+          <w:tblCellMar>
+            <w:top w:w="0" w:type="dxa"/>
+            <w:bottom w:w="0" w:type="dxa"/>
+          </w:tblCellMar>
+        </w:tblPrEx>
+        <w:tc>
+          <w:tcPr>
+            <w:tcW w:w="836" w:type="dxa"/>
+            <w:tcMar>
+              <w:top w:w="90" w:type="dxa"/>
+              <w:left w:w="120" w:type="dxa"/>
+              <w:bottom w:w="90" w:type="dxa"/>
+              <w:right w:w="120" w:type="dxa"/>
+            </w:tcMar>
+          </w:tcPr>
+          <w:p>
+            <w:pPr>
+              <w:spacing w:line="270" w:lineRule="auto"/>
+            </w:pPr>
+            <w:r>
+              <w:rPr>
+                <w:sz w:val="19"/>
+                <w:szCs w:val="19"/>
+              </w:rPr>
+              <w:t>15</w:t>
+            </w:r>
+          </w:p>
+        </w:tc>
+        <w:tc>
+          <w:tcPr>
+            <w:tcW w:w="836" w:type="dxa"/>
+            <w:tcMar>
+              <w:top w:w="90" w:type="dxa"/>
+              <w:left w:w="120" w:type="dxa"/>
+              <w:bottom w:w="90" w:type="dxa"/>
+              <w:right w:w="120" w:type="dxa"/>
+            </w:tcMar>
+          </w:tcPr>
+          <w:p>
+            <w:pPr>
+              <w:spacing w:line="270" w:lineRule="auto"/>
+            </w:pPr>
+            <w:r>
+              <w:rPr>
+                <w:sz w:val="19"/>
+                <w:szCs w:val="19"/>
+              </w:rPr>
+              <w:t>5</w:t>
+            </w:r>
+          </w:p>
+        </w:tc>
+        <w:tc>
+          <w:tcPr>
+            <w:tcW w:w="2340" w:type="dxa"/>
+            <w:tcMar>
+              <w:top w:w="90" w:type="dxa"/>
+              <w:left w:w="120" w:type="dxa"/>
+              <w:bottom w:w="90" w:type="dxa"/>
+              <w:right w:w="120" w:type="dxa"/>
+            </w:tcMar>
+          </w:tcPr>
+          <w:p>
+            <w:pPr>
+              <w:spacing w:line="270" w:lineRule="auto"/>
+            </w:pPr>
+            <w:r>
+              <w:rPr>
+                <w:sz w:val="19"/>
+                <w:szCs w:val="19"/>
+              </w:rPr>
+              <w:t>แนวนอน 4:3</w:t>
+            </w:r>
+          </w:p>
+        </w:tc>
+        <w:tc>
+          <w:tcPr>
+            <w:tcW w:w="5348" w:type="dxa"/>
+            <w:tcMar>
+              <w:top w:w="90" w:type="dxa"/>
+              <w:left w:w="120" w:type="dxa"/>
+              <w:bottom w:w="90" w:type="dxa"/>
+              <w:right w:w="120" w:type="dxa"/>
+            </w:tcMar>
+          </w:tcPr>
+          <w:p>
+            <w:pPr>
+              <w:spacing w:line="270" w:lineRule="auto"/>
+            </w:pPr>
+            <w:r>
+              <w:rPr>
+                <w:sz w:val="19"/>
+                <w:szCs w:val="19"/>
+              </w:rPr>
+              <w:t>หน้าเดียวกับภาพที่ 14</w:t>
+            </w:r>
+          </w:p>
+        </w:tc>
+      </w:tr>
+      <w:tr>
+        <w:tblPrEx>
+          <w:tblCellMar>
+            <w:top w:w="0" w:type="dxa"/>
+            <w:bottom w:w="0" w:type="dxa"/>
+          </w:tblCellMar>
+        </w:tblPrEx>
+        <w:tc>
+          <w:tcPr>
+            <w:tcW w:w="836" w:type="dxa"/>
+            <w:tcMar>
+              <w:top w:w="90" w:type="dxa"/>
+              <w:left w:w="120" w:type="dxa"/>
+              <w:bottom w:w="90" w:type="dxa"/>
+              <w:right w:w="120" w:type="dxa"/>
+            </w:tcMar>
+          </w:tcPr>
+          <w:p>
+            <w:pPr>
+              <w:spacing w:line="270" w:lineRule="auto"/>
+            </w:pPr>
+            <w:r>
+              <w:rPr>
+                <w:sz w:val="19"/>
+                <w:szCs w:val="19"/>
+              </w:rPr>
+              <w:t>16</w:t>
+            </w:r>
+          </w:p>
+        </w:tc>
+        <w:tc>
+          <w:tcPr>
+            <w:tcW w:w="836" w:type="dxa"/>
+            <w:tcMar>
+              <w:top w:w="90" w:type="dxa"/>
+              <w:left w:w="120" w:type="dxa"/>
+              <w:bottom w:w="90" w:type="dxa"/>
+              <w:right w:w="120" w:type="dxa"/>
+            </w:tcMar>
+          </w:tcPr>
+          <w:p>
+            <w:pPr>
+              <w:spacing w:line="270" w:lineRule="auto"/>
+            </w:pPr>
+            <w:r>
+              <w:rPr>
+                <w:sz w:val="19"/>
+                <w:szCs w:val="19"/>
+              </w:rPr>
+              <w:t>6</w:t>
+            </w:r>
+          </w:p>
+        </w:tc>
+        <w:tc>
+          <w:tcPr>
+            <w:tcW w:w="2340" w:type="dxa"/>
+            <w:tcMar>
+              <w:top w:w="90" w:type="dxa"/>
+              <w:left w:w="120" w:type="dxa"/>
+              <w:bottom w:w="90" w:type="dxa"/>
+              <w:right w:w="120" w:type="dxa"/>
+            </w:tcMar>
+          </w:tcPr>
+          <w:p>
+            <w:pPr>
+              <w:spacing w:line="270" w:lineRule="auto"/>
+            </w:pPr>
+            <w:r>
+              <w:rPr>
+                <w:sz w:val="19"/>
+                <w:szCs w:val="19"/>
+              </w:rPr>
+              <w:t>แนวนอน 16:9</w:t>
+            </w:r>
+          </w:p>
+        </w:tc>
+        <w:tc>
+          <w:tcPr>
+            <w:tcW w:w="5348" w:type="dxa"/>
+            <w:tcMar>
+              <w:top w:w="90" w:type="dxa"/>
+              <w:left w:w="120" w:type="dxa"/>
+              <w:bottom w:w="90" w:type="dxa"/>
+              <w:right w:w="120" w:type="dxa"/>
+            </w:tcMar>
+          </w:tcPr>
+          <w:p>
+            <w:pPr>
+              <w:spacing w:line="270" w:lineRule="auto"/>
+            </w:pPr>
+            <w:r>
+              <w:rPr>
+                <w:sz w:val="19"/>
+                <w:szCs w:val="19"/>
+              </w:rPr>
+              <w:t>หน้าต่าง Terminal ในโฟลเดอร์โครงการ</w:t>
+            </w:r>
+          </w:p>
+        </w:tc>
+      </w:tr>
+      <w:tr>
+        <w:tblPrEx>
+          <w:tblCellMar>
+            <w:top w:w="0" w:type="dxa"/>
+            <w:bottom w:w="0" w:type="dxa"/>
+          </w:tblCellMar>
+        </w:tblPrEx>
+        <w:tc>
+          <w:tcPr>
+            <w:tcW w:w="836" w:type="dxa"/>
+            <w:tcMar>
+              <w:top w:w="90" w:type="dxa"/>
+              <w:left w:w="120" w:type="dxa"/>
+              <w:bottom w:w="90" w:type="dxa"/>
+              <w:right w:w="120" w:type="dxa"/>
+            </w:tcMar>
+          </w:tcPr>
+          <w:p>
+            <w:pPr>
+              <w:spacing w:line="270" w:lineRule="auto"/>
+            </w:pPr>
+            <w:r>
+              <w:rPr>
+                <w:sz w:val="19"/>
+                <w:szCs w:val="19"/>
+              </w:rPr>
+              <w:t>17</w:t>
+            </w:r>
+          </w:p>
+        </w:tc>
+        <w:tc>
+          <w:tcPr>
+            <w:tcW w:w="836" w:type="dxa"/>
+            <w:tcMar>
+              <w:top w:w="90" w:type="dxa"/>
+              <w:left w:w="120" w:type="dxa"/>
+              <w:bottom w:w="90" w:type="dxa"/>
+              <w:right w:w="120" w:type="dxa"/>
+            </w:tcMar>
+          </w:tcPr>
+          <w:p>
+            <w:pPr>
+              <w:spacing w:line="270" w:lineRule="auto"/>
+            </w:pPr>
+            <w:r>
+              <w:rPr>
+                <w:sz w:val="19"/>
+                <w:szCs w:val="19"/>
+              </w:rPr>
+              <w:t>7</w:t>
+            </w:r>
+          </w:p>
+        </w:tc>
+        <w:tc>
+          <w:tcPr>
+            <w:tcW w:w="2340" w:type="dxa"/>
+            <w:tcMar>
+              <w:top w:w="90" w:type="dxa"/>
+              <w:left w:w="120" w:type="dxa"/>
+              <w:bottom w:w="90" w:type="dxa"/>
+              <w:right w:w="120" w:type="dxa"/>
+            </w:tcMar>
+          </w:tcPr>
+          <w:p>
+            <w:pPr>
+              <w:spacing w:line="270" w:lineRule="auto"/>
+            </w:pPr>
+            <w:r>
+              <w:rPr>
+                <w:sz w:val="19"/>
+                <w:szCs w:val="19"/>
+              </w:rPr>
+              <w:t>แนวนอน 16:9</w:t>
+            </w:r>
+          </w:p>
+        </w:tc>
+        <w:tc>
+          <w:tcPr>
+            <w:tcW w:w="5348" w:type="dxa"/>
+            <w:tcMar>
+              <w:top w:w="90" w:type="dxa"/>
+              <w:left w:w="120" w:type="dxa"/>
+              <w:bottom w:w="90" w:type="dxa"/>
+              <w:right w:w="120" w:type="dxa"/>
+            </w:tcMar>
+          </w:tcPr>
+          <w:p>
+            <w:pPr>
+              <w:spacing w:line="270" w:lineRule="auto"/>
+            </w:pPr>
+            <w:r>
+              <w:rPr>
+                <w:sz w:val="19"/>
+                <w:szCs w:val="19"/>
+              </w:rPr>
+              <w:t>http://localhost:3000/admin/qr-print</w:t>
+            </w:r>
+          </w:p>
+        </w:tc>
+      </w:tr>
+      <w:tr>
+        <w:tblPrEx>
+          <w:tblCellMar>
+            <w:top w:w="0" w:type="dxa"/>
+            <w:bottom w:w="0" w:type="dxa"/>
+          </w:tblCellMar>
+        </w:tblPrEx>
+        <w:tc>
+          <w:tcPr>
+            <w:tcW w:w="836" w:type="dxa"/>
+            <w:tcMar>
+              <w:top w:w="90" w:type="dxa"/>
+              <w:left w:w="120" w:type="dxa"/>
+              <w:bottom w:w="90" w:type="dxa"/>
+              <w:right w:w="120" w:type="dxa"/>
+            </w:tcMar>
+          </w:tcPr>
+          <w:p>
+            <w:pPr>
+              <w:spacing w:line="270" w:lineRule="auto"/>
+            </w:pPr>
+            <w:r>
+              <w:rPr>
+                <w:sz w:val="19"/>
+                <w:szCs w:val="19"/>
+              </w:rPr>
+              <w:t>18</w:t>
+            </w:r>
+          </w:p>
+        </w:tc>
+        <w:tc>
+          <w:tcPr>
+            <w:tcW w:w="836" w:type="dxa"/>
+            <w:tcMar>
+              <w:top w:w="90" w:type="dxa"/>
+              <w:left w:w="120" w:type="dxa"/>
+              <w:bottom w:w="90" w:type="dxa"/>
+              <w:right w:w="120" w:type="dxa"/>
+            </w:tcMar>
+          </w:tcPr>
+          <w:p>
+            <w:pPr>
+              <w:spacing w:line="270" w:lineRule="auto"/>
+            </w:pPr>
+            <w:r>
+              <w:rPr>
+                <w:sz w:val="19"/>
+                <w:szCs w:val="19"/>
+              </w:rPr>
+              <w:t>7</w:t>
+            </w:r>
+          </w:p>
+        </w:tc>
+        <w:tc>
+          <w:tcPr>
+            <w:tcW w:w="2340" w:type="dxa"/>
+            <w:tcMar>
+              <w:top w:w="90" w:type="dxa"/>
+              <w:left w:w="120" w:type="dxa"/>
+              <w:bottom w:w="90" w:type="dxa"/>
+              <w:right w:w="120" w:type="dxa"/>
+            </w:tcMar>
+          </w:tcPr>
+          <w:p>
+            <w:pPr>
+              <w:spacing w:line="270" w:lineRule="auto"/>
+            </w:pPr>
+            <w:r>
+              <w:rPr>
+                <w:sz w:val="19"/>
+                <w:szCs w:val="19"/>
+              </w:rPr>
+              <w:t>แนวนอน 16:9</w:t>
+            </w:r>
+          </w:p>
+        </w:tc>
+        <w:tc>
+          <w:tcPr>
+            <w:tcW w:w="5348" w:type="dxa"/>
+            <w:tcMar>
+              <w:top w:w="90" w:type="dxa"/>
+              <w:left w:w="120" w:type="dxa"/>
+              <w:bottom w:w="90" w:type="dxa"/>
+              <w:right w:w="120" w:type="dxa"/>
+            </w:tcMar>
+          </w:tcPr>
+          <w:p>
+            <w:pPr>
+              <w:spacing w:line="270" w:lineRule="auto"/>
+            </w:pPr>
+            <w:r>
+              <w:rPr>
+                <w:sz w:val="19"/>
+                <w:szCs w:val="19"/>
+              </w:rPr>
+              <w:t>http://localhost:3000/q/test-not-real</w:t>
+            </w:r>
+          </w:p>
+        </w:tc>
+      </w:tr>
+      <w:tr>
+        <w:tblPrEx>
+          <w:tblCellMar>
+            <w:top w:w="0" w:type="dxa"/>
+            <w:bottom w:w="0" w:type="dxa"/>
+          </w:tblCellMar>
+        </w:tblPrEx>
+        <w:tc>
+          <w:tcPr>
+            <w:tcW w:w="836" w:type="dxa"/>
+            <w:tcMar>
+              <w:top w:w="90" w:type="dxa"/>
+              <w:left w:w="120" w:type="dxa"/>
+              <w:bottom w:w="90" w:type="dxa"/>
+              <w:right w:w="120" w:type="dxa"/>
+            </w:tcMar>
+          </w:tcPr>
+          <w:p>
+            <w:pPr>
+              <w:spacing w:line="270" w:lineRule="auto"/>
+            </w:pPr>
+            <w:r>
+              <w:rPr>
+                <w:sz w:val="19"/>
+                <w:szCs w:val="19"/>
+              </w:rPr>
+              <w:t>19</w:t>
+            </w:r>
+          </w:p>
+        </w:tc>
+        <w:tc>
+          <w:tcPr>
+            <w:tcW w:w="836" w:type="dxa"/>
+            <w:tcMar>
+              <w:top w:w="90" w:type="dxa"/>
+              <w:left w:w="120" w:type="dxa"/>
+              <w:bottom w:w="90" w:type="dxa"/>
+              <w:right w:w="120" w:type="dxa"/>
+            </w:tcMar>
+          </w:tcPr>
+          <w:p>
+            <w:pPr>
+              <w:spacing w:line="270" w:lineRule="auto"/>
+            </w:pPr>
+            <w:r>
+              <w:rPr>
+                <w:sz w:val="19"/>
+                <w:szCs w:val="19"/>
+              </w:rPr>
+              <w:t>8</w:t>
+            </w:r>
+          </w:p>
+        </w:tc>
+        <w:tc>
+          <w:tcPr>
+            <w:tcW w:w="2340" w:type="dxa"/>
+            <w:tcMar>
+              <w:top w:w="90" w:type="dxa"/>
+              <w:left w:w="120" w:type="dxa"/>
+              <w:bottom w:w="90" w:type="dxa"/>
+              <w:right w:w="120" w:type="dxa"/>
+            </w:tcMar>
+          </w:tcPr>
+          <w:p>
+            <w:pPr>
+              <w:spacing w:line="270" w:lineRule="auto"/>
+            </w:pPr>
+            <w:r>
+              <w:rPr>
+                <w:sz w:val="19"/>
+                <w:szCs w:val="19"/>
+              </w:rPr>
+              <w:t>แนวนอน 16:9</w:t>
+            </w:r>
+          </w:p>
+        </w:tc>
+        <w:tc>
+          <w:tcPr>
+            <w:tcW w:w="5348" w:type="dxa"/>
+            <w:tcMar>
+              <w:top w:w="90" w:type="dxa"/>
+              <w:left w:w="120" w:type="dxa"/>
+              <w:bottom w:w="90" w:type="dxa"/>
+              <w:right w:w="120" w:type="dxa"/>
+            </w:tcMar>
+          </w:tcPr>
+          <w:p>
+            <w:pPr>
+              <w:spacing w:line="270" w:lineRule="auto"/>
+            </w:pPr>
+            <w:r>
+              <w:rPr>
+                <w:sz w:val="19"/>
+                <w:szCs w:val="19"/>
+              </w:rPr>
+              <w:t xml:space="preserve">http://localhost:3000/learn </w:t>
+            </w:r>
+            <w:r>
+              <w:rPr>
+                <w:sz w:val="19"/>
+                <w:szCs w:val="19"/>
+              </w:rPr>
+              <w:t>แล้วกดเข้าชุดบทเรียนและบทแรก</w:t>
+            </w:r>
+          </w:p>
+        </w:tc>
+      </w:tr>
+      <w:tr>
+        <w:tblPrEx>
+          <w:tblCellMar>
+            <w:top w:w="0" w:type="dxa"/>
+            <w:bottom w:w="0" w:type="dxa"/>
+          </w:tblCellMar>
+        </w:tblPrEx>
+        <w:tc>
+          <w:tcPr>
+            <w:tcW w:w="836" w:type="dxa"/>
+            <w:tcMar>
+              <w:top w:w="90" w:type="dxa"/>
+              <w:left w:w="120" w:type="dxa"/>
+              <w:bottom w:w="90" w:type="dxa"/>
+              <w:right w:w="120" w:type="dxa"/>
+            </w:tcMar>
+          </w:tcPr>
+          <w:p>
+            <w:pPr>
+              <w:spacing w:line="270" w:lineRule="auto"/>
+            </w:pPr>
+            <w:r>
+              <w:rPr>
+                <w:sz w:val="19"/>
+                <w:szCs w:val="19"/>
+              </w:rPr>
+              <w:t>20</w:t>
+            </w:r>
+          </w:p>
+        </w:tc>
+        <w:tc>
+          <w:tcPr>
+            <w:tcW w:w="836" w:type="dxa"/>
+            <w:tcMar>
+              <w:top w:w="90" w:type="dxa"/>
+              <w:left w:w="120" w:type="dxa"/>
+              <w:bottom w:w="90" w:type="dxa"/>
+              <w:right w:w="120" w:type="dxa"/>
+            </w:tcMar>
+          </w:tcPr>
+          <w:p>
+            <w:pPr>
+              <w:spacing w:line="270" w:lineRule="auto"/>
+            </w:pPr>
+            <w:r>
+              <w:rPr>
+                <w:sz w:val="19"/>
+                <w:szCs w:val="19"/>
+              </w:rPr>
+              <w:t>8</w:t>
+            </w:r>
+          </w:p>
+        </w:tc>
+        <w:tc>
+          <w:tcPr>
+            <w:tcW w:w="2340" w:type="dxa"/>
+            <w:tcMar>
+              <w:top w:w="90" w:type="dxa"/>
+              <w:left w:w="120" w:type="dxa"/>
+              <w:bottom w:w="90" w:type="dxa"/>
+              <w:right w:w="120" w:type="dxa"/>
+            </w:tcMar>
+          </w:tcPr>
+          <w:p>
+            <w:pPr>
+              <w:spacing w:line="270" w:lineRule="auto"/>
+            </w:pPr>
+            <w:r>
+              <w:rPr>
+                <w:sz w:val="19"/>
+                <w:szCs w:val="19"/>
+              </w:rPr>
+              <w:t>แนวนอน 4:3</w:t>
+            </w:r>
+          </w:p>
+        </w:tc>
+        <w:tc>
+          <w:tcPr>
+            <w:tcW w:w="5348" w:type="dxa"/>
+            <w:tcMar>
+              <w:top w:w="90" w:type="dxa"/>
+              <w:left w:w="120" w:type="dxa"/>
+              <w:bottom w:w="90" w:type="dxa"/>
+              <w:right w:w="120" w:type="dxa"/>
+            </w:tcMar>
+          </w:tcPr>
+          <w:p>
+            <w:pPr>
+              <w:spacing w:line="270" w:lineRule="auto"/>
+            </w:pPr>
+            <w:r>
+              <w:rPr>
+                <w:sz w:val="19"/>
+                <w:szCs w:val="19"/>
+              </w:rPr>
+              <w:t>หน้าเดียวกับภาพที่ 19 เลื่อนลงไปท้ายบท</w:t>
+            </w:r>
+          </w:p>
+        </w:tc>
+      </w:tr>
+      <w:tr>
+        <w:tblPrEx>
+          <w:tblCellMar>
+            <w:top w:w="0" w:type="dxa"/>
+            <w:bottom w:w="0" w:type="dxa"/>
+          </w:tblCellMar>
+        </w:tblPrEx>
+        <w:tc>
+          <w:tcPr>
+            <w:tcW w:w="836" w:type="dxa"/>
+            <w:tcMar>
+              <w:top w:w="90" w:type="dxa"/>
+              <w:left w:w="120" w:type="dxa"/>
+              <w:bottom w:w="90" w:type="dxa"/>
+              <w:right w:w="120" w:type="dxa"/>
+            </w:tcMar>
+          </w:tcPr>
+          <w:p>
+            <w:pPr>
+              <w:spacing w:line="270" w:lineRule="auto"/>
+            </w:pPr>
+            <w:r>
+              <w:rPr>
+                <w:sz w:val="19"/>
+                <w:szCs w:val="19"/>
+              </w:rPr>
+              <w:t>21</w:t>
+            </w:r>
+          </w:p>
+        </w:tc>
+        <w:tc>
+          <w:tcPr>
+            <w:tcW w:w="836" w:type="dxa"/>
+            <w:tcMar>
+              <w:top w:w="90" w:type="dxa"/>
+              <w:left w:w="120" w:type="dxa"/>
+              <w:bottom w:w="90" w:type="dxa"/>
+              <w:right w:w="120" w:type="dxa"/>
+            </w:tcMar>
+          </w:tcPr>
+          <w:p>
+            <w:pPr>
+              <w:spacing w:line="270" w:lineRule="auto"/>
+            </w:pPr>
+            <w:r>
+              <w:rPr>
+                <w:sz w:val="19"/>
+                <w:szCs w:val="19"/>
+              </w:rPr>
+              <w:t>9</w:t>
+            </w:r>
+          </w:p>
+        </w:tc>
+        <w:tc>
+          <w:tcPr>
+            <w:tcW w:w="2340" w:type="dxa"/>
+            <w:tcMar>
+              <w:top w:w="90" w:type="dxa"/>
+              <w:left w:w="120" w:type="dxa"/>
+              <w:bottom w:w="90" w:type="dxa"/>
+              <w:right w:w="120" w:type="dxa"/>
+            </w:tcMar>
+          </w:tcPr>
+          <w:p>
+            <w:pPr>
+              <w:spacing w:line="270" w:lineRule="auto"/>
+            </w:pPr>
+            <w:r>
+              <w:rPr>
+                <w:sz w:val="19"/>
+                <w:szCs w:val="19"/>
+              </w:rPr>
+              <w:t>แนวนอน 16:9</w:t>
+            </w:r>
+          </w:p>
+        </w:tc>
+        <w:tc>
+          <w:tcPr>
+            <w:tcW w:w="5348" w:type="dxa"/>
+            <w:tcMar>
+              <w:top w:w="90" w:type="dxa"/>
+              <w:left w:w="120" w:type="dxa"/>
+              <w:bottom w:w="90" w:type="dxa"/>
+              <w:right w:w="120" w:type="dxa"/>
+            </w:tcMar>
+          </w:tcPr>
+          <w:p>
+            <w:pPr>
+              <w:spacing w:line="270" w:lineRule="auto"/>
+            </w:pPr>
+            <w:r>
+              <w:rPr>
+                <w:sz w:val="19"/>
+                <w:szCs w:val="19"/>
+              </w:rPr>
+              <w:t>หน้าต่าง Terminal ในโฟลเดอร์โครงการ</w:t>
+            </w:r>
+          </w:p>
+        </w:tc>
+      </w:tr>
+    </w:tbl>
+    <w:p>
+      <w:pPr>
+        <w:pStyle w:val="1"/>
+        <w:pageBreakBefore/>
+        <w:pBdr>
+          <w:bottom w:val="single" w:sz="6" w:space="6" w:color="C9C3B6"/>
+        </w:pBdr>
+        <w:spacing w:before="360" w:after="200"/>
+      </w:pPr>
+      <w:bookmarkStart w:id="5" w:name="_Toc241476453"/>
       <w:r>
         <w:rPr>
           <w:b/>
@@ -3521,7 +6349,7 @@
         </w:rPr>
         <w:t>ระบบนี้คืออะไร</w:t>
       </w:r>
-      <w:bookmarkEnd w:id="1"/>
+      <w:bookmarkEnd w:id="5"/>
     </w:p>
     <w:p>
       <w:pPr>
@@ -3547,7 +6375,7 @@
         <w:pStyle w:val="a4"/>
         <w:numPr>
           <w:ilvl w:val="0"/>
-          <w:numId w:val="2"/>
+          <w:numId w:val="3"/>
         </w:numPr>
         <w:spacing w:after="80" w:line="290" w:lineRule="auto"/>
       </w:pPr>
@@ -3567,7 +6395,7 @@
         <w:pStyle w:val="a4"/>
         <w:numPr>
           <w:ilvl w:val="0"/>
-          <w:numId w:val="2"/>
+          <w:numId w:val="3"/>
         </w:numPr>
         <w:spacing w:after="80" w:line="290" w:lineRule="auto"/>
       </w:pPr>
@@ -3587,7 +6415,7 @@
         <w:pStyle w:val="a4"/>
         <w:numPr>
           <w:ilvl w:val="0"/>
-          <w:numId w:val="2"/>
+          <w:numId w:val="3"/>
         </w:numPr>
         <w:spacing w:after="80" w:line="290" w:lineRule="auto"/>
       </w:pPr>
@@ -3599,10 +6427,139 @@
         <w:t xml:space="preserve">เครื่องมือประมวลผลสื่อ </w:t>
       </w:r>
       <w:r>
-        <w:t>สำหรับนำภาพและวิดีโอ</w:t>
-      </w:r>
-      <w:r>
-        <w:t>จากการลงพื้นที่เข้าสู่ระบบอย่างปลอดภัย</w:t>
+        <w:t>สำหรับนำภาพและวิดีโอจากการลงพื้นที่เข้าสู่ระบบอย่างปลอดภัย</w:t>
+      </w:r>
+    </w:p>
+    <w:p>
+      <w:pPr>
+        <w:spacing w:before="180"/>
+      </w:pPr>
+    </w:p>
+    <w:tbl>
+      <w:tblPr>
+        <w:tblW w:w="9360" w:type="dxa"/>
+        <w:jc w:val="center"/>
+        <w:tblBorders>
+          <w:top w:val="dashed" w:sz="6" w:space="0" w:color="C9C3B6"/>
+          <w:left w:val="dashed" w:sz="6" w:space="0" w:color="C9C3B6"/>
+          <w:bottom w:val="dashed" w:sz="6" w:space="0" w:color="C9C3B6"/>
+          <w:right w:val="dashed" w:sz="6" w:space="0" w:color="C9C3B6"/>
+          <w:insideH w:val="single" w:sz="4" w:space="0" w:color="auto"/>
+          <w:insideV w:val="single" w:sz="4" w:space="0" w:color="auto"/>
+        </w:tblBorders>
+        <w:tblCellMar>
+          <w:left w:w="10" w:type="dxa"/>
+          <w:right w:w="10" w:type="dxa"/>
+        </w:tblCellMar>
+        <w:tblLook w:val="04A0" w:firstRow="1" w:lastRow="0" w:firstColumn="1" w:lastColumn="0" w:noHBand="0" w:noVBand="1"/>
+      </w:tblPr>
+      <w:tblGrid>
+        <w:gridCol w:w="9360"/>
+      </w:tblGrid>
+      <w:tr>
+        <w:tblPrEx>
+          <w:tblCellMar>
+            <w:top w:w="0" w:type="dxa"/>
+            <w:bottom w:w="0" w:type="dxa"/>
+          </w:tblCellMar>
+        </w:tblPrEx>
+        <w:trPr>
+          <w:cantSplit/>
+          <w:trHeight w:val="5270"/>
+          <w:jc w:val="center"/>
+        </w:trPr>
+        <w:tc>
+          <w:tcPr>
+            <w:tcW w:w="9360" w:type="dxa"/>
+            <w:shd w:val="clear" w:color="auto" w:fill="FAF9F6"/>
+            <w:tcMar>
+              <w:top w:w="200" w:type="dxa"/>
+              <w:left w:w="260" w:type="dxa"/>
+              <w:bottom w:w="200" w:type="dxa"/>
+              <w:right w:w="260" w:type="dxa"/>
+            </w:tcMar>
+            <w:vAlign w:val="center"/>
+          </w:tcPr>
+          <w:p>
+            <w:pPr>
+              <w:spacing w:after="100"/>
+              <w:jc w:val="center"/>
+            </w:pPr>
+            <w:r>
+              <w:rPr>
+                <w:b/>
+                <w:bCs/>
+                <w:color w:val="8D4429"/>
+                <w:sz w:val="22"/>
+                <w:szCs w:val="22"/>
+              </w:rPr>
+              <w:t>วางภาพที่ 1 ตรงนี้</w:t>
+            </w:r>
+          </w:p>
+          <w:p>
+            <w:pPr>
+              <w:spacing w:after="70" w:line="280" w:lineRule="auto"/>
+              <w:jc w:val="center"/>
+            </w:pPr>
+            <w:r>
+              <w:rPr>
+                <w:rFonts w:ascii="Consolas" w:eastAsia="Consolas" w:hAnsi="Consolas" w:cs="Consolas"/>
+                <w:color w:val="5A5F5B"/>
+                <w:sz w:val="17"/>
+                <w:szCs w:val="17"/>
+              </w:rPr>
+              <w:t>http://localhost:3000</w:t>
+            </w:r>
+          </w:p>
+          <w:p>
+            <w:pPr>
+              <w:spacing w:line="280" w:lineRule="auto"/>
+              <w:jc w:val="center"/>
+            </w:pPr>
+            <w:r>
+              <w:rPr>
+                <w:color w:val="5A5F5B"/>
+                <w:sz w:val="18"/>
+                <w:szCs w:val="18"/>
+              </w:rPr>
+              <w:t>เปิดหน้าแรก อย่าเพิ่งเลื่อนลง แคปหน้าจอเบราว์เซอร์ที่ความกว้างอย่างน้อย 1440 พิก</w:t>
+            </w:r>
+            <w:r>
+              <w:rPr>
+                <w:color w:val="5A5F5B"/>
+                <w:sz w:val="18"/>
+                <w:szCs w:val="18"/>
+              </w:rPr>
+              <w:t>เซล</w:t>
+            </w:r>
+          </w:p>
+        </w:tc>
+      </w:tr>
+    </w:tbl>
+    <w:p>
+      <w:pPr>
+        <w:spacing w:before="100" w:after="240" w:line="280" w:lineRule="auto"/>
+        <w:jc w:val="center"/>
+      </w:pPr>
+      <w:r>
+        <w:rPr>
+          <w:b/>
+          <w:bCs/>
+          <w:color w:val="8D4429"/>
+          <w:sz w:val="18"/>
+          <w:szCs w:val="18"/>
+        </w:rPr>
+        <w:t xml:space="preserve">ภาพที่ 1  </w:t>
+      </w:r>
+      <w:r>
+        <w:rPr>
+          <w:i/>
+          <w:iCs/>
+          <w:color w:val="5A5F5B"/>
+          <w:sz w:val="18"/>
+          <w:szCs w:val="18"/>
+        </w:rPr>
+        <w:t>ภาพเปิดของหน้าแรก ภาพเรือพระเต็มจอพร้อมชื่อและคำขวัญ</w:t>
       </w:r>
     </w:p>
     <w:p>
@@ -3610,7 +6567,7 @@
         <w:pStyle w:val="2"/>
         <w:spacing w:before="280" w:after="140"/>
       </w:pPr>
-      <w:bookmarkStart w:id="2" w:name="_Toc241160907"/>
+      <w:bookmarkStart w:id="6" w:name="_Toc241476454"/>
       <w:r>
         <w:rPr>
           <w:b/>
@@ -3631,7 +6588,7 @@
         </w:rPr>
         <w:t>หลักการที่บังคับไว้ทั้งระบบ</w:t>
       </w:r>
-      <w:bookmarkEnd w:id="2"/>
+      <w:bookmarkEnd w:id="6"/>
     </w:p>
     <w:p>
       <w:pPr>
@@ -3646,7 +6603,7 @@
         <w:pStyle w:val="a4"/>
         <w:numPr>
           <w:ilvl w:val="0"/>
-          <w:numId w:val="3"/>
+          <w:numId w:val="4"/>
         </w:numPr>
         <w:spacing w:after="80" w:line="290" w:lineRule="auto"/>
       </w:pPr>
@@ -3659,11 +6616,12 @@
         <w:pStyle w:val="a4"/>
         <w:numPr>
           <w:ilvl w:val="0"/>
-          <w:numId w:val="3"/>
+          <w:numId w:val="4"/>
         </w:numPr>
         <w:spacing w:after="80" w:line="290" w:lineRule="auto"/>
       </w:pPr>
       <w:r>
+        <w:lastRenderedPageBreak/>
         <w:t>ไม่แต่งข้อมูลขึ้นมาเอง ช่างที่ยังไม่ได้สัมภาษณ์จะไม่มีคำพูดในเครื่องหมายคำพูด ลายที่ยังไม่ทราบชื่อเรียกในพื้นที่จะใช้ชื่อบรรยายลั</w:t>
       </w:r>
       <w:r>
@@ -3675,7 +6633,7 @@
         <w:pStyle w:val="a4"/>
         <w:numPr>
           <w:ilvl w:val="0"/>
-          <w:numId w:val="3"/>
+          <w:numId w:val="4"/>
         </w:numPr>
         <w:spacing w:after="80" w:line="290" w:lineRule="auto"/>
       </w:pPr>
@@ -3688,7 +6646,7 @@
         <w:pStyle w:val="a4"/>
         <w:numPr>
           <w:ilvl w:val="0"/>
-          <w:numId w:val="3"/>
+          <w:numId w:val="4"/>
         </w:numPr>
         <w:spacing w:after="80" w:line="290" w:lineRule="auto"/>
       </w:pPr>
@@ -3727,19 +6685,15 @@
       </w:r>
     </w:p>
     <w:p>
-      <w:r>
-        <w:br w:type="page"/>
-      </w:r>
-    </w:p>
-    <w:p>
       <w:pPr>
         <w:pStyle w:val="1"/>
+        <w:pageBreakBefore/>
         <w:pBdr>
           <w:bottom w:val="single" w:sz="6" w:space="6" w:color="C9C3B6"/>
         </w:pBdr>
         <w:spacing w:before="360" w:after="200"/>
       </w:pPr>
-      <w:bookmarkStart w:id="3" w:name="_Toc241160908"/>
+      <w:bookmarkStart w:id="7" w:name="_Toc241476455"/>
       <w:r>
         <w:rPr>
           <w:b/>
@@ -3761,14 +6715,14 @@
         </w:rPr>
         <w:t>สถาปัตยกรรมและเทคโนโลยี</w:t>
       </w:r>
-      <w:bookmarkEnd w:id="3"/>
+      <w:bookmarkEnd w:id="7"/>
     </w:p>
     <w:p>
       <w:pPr>
         <w:pStyle w:val="2"/>
         <w:spacing w:before="280" w:after="140"/>
       </w:pPr>
-      <w:bookmarkStart w:id="4" w:name="_Toc241160909"/>
+      <w:bookmarkStart w:id="8" w:name="_Toc241476456"/>
       <w:r>
         <w:rPr>
           <w:b/>
@@ -3789,20 +6743,14 @@
         </w:rPr>
         <w:t>ภาพรวม</w:t>
       </w:r>
-      <w:bookmarkEnd w:id="4"/>
+      <w:bookmarkEnd w:id="8"/>
     </w:p>
     <w:p>
       <w:pPr>
         <w:spacing w:after="140"/>
       </w:pPr>
       <w:r>
-        <w:t>ระบบเป็นเว็บแอปพลิเคชันเดียว ทำงานบน Next.js</w:t>
-      </w:r>
-      <w:r>
-        <w:t xml:space="preserve"> App Router </w:t>
-      </w:r>
-      <w:r>
-        <w:t>หน้าเว็บส่วนใหญ่ประมวลผลที่เซิร์ฟเวอร์ (Server Components) และอ่านข้อมูลจากฐานข้อมูล PostgreSQL ผ่าน Prisma โดยตรง ส่วนที่ต้องโต้ตอบกับผู้ใช้จริง ๆ เท่านั้นที่ทำงานในเบราว์เซอร์</w:t>
+        <w:t>ระบบเป็นเว็บแอปพลิเคชันเดียว ทำงานบน Next.js App Router หน้าเว็บส่วนใหญ่ประมวลผลที่เซิร์ฟเวอร์ (Server Components) และอ่านข้อมูลจากฐานข้อมูล PostgreSQL ผ่าน Prisma โดยตรง ส่วนที่ต้องโต้ตอบกับผู้ใช้จริง ๆ เท่านั้นที่ทำงานในเบราว์เซอร์</w:t>
       </w:r>
     </w:p>
     <w:tbl>
@@ -4852,7 +7800,7 @@
         <w:pStyle w:val="2"/>
         <w:spacing w:before="280" w:after="140"/>
       </w:pPr>
-      <w:bookmarkStart w:id="5" w:name="_Toc241160910"/>
+      <w:bookmarkStart w:id="9" w:name="_Toc241476457"/>
       <w:r>
         <w:rPr>
           <w:b/>
@@ -4873,14 +7821,14 @@
         </w:rPr>
         <w:t>หลักการเขียนที่ใช้ทั้งโครงการ</w:t>
       </w:r>
-      <w:bookmarkEnd w:id="5"/>
+      <w:bookmarkEnd w:id="9"/>
     </w:p>
     <w:p>
       <w:pPr>
         <w:pStyle w:val="a4"/>
         <w:numPr>
           <w:ilvl w:val="0"/>
-          <w:numId w:val="2"/>
+          <w:numId w:val="3"/>
         </w:numPr>
         <w:spacing w:after="80" w:line="290" w:lineRule="auto"/>
       </w:pPr>
@@ -4892,7 +7840,13 @@
         <w:t xml:space="preserve">อ่านข้อมูลที่เซิร์ฟเวอร์เสมอ </w:t>
       </w:r>
       <w:r>
-        <w:t>หน้าเว็บเรียก service ใน src/lib/services โดยตรง ไม่มีการสร้าง API กลางให้เบราว์เซอร์เรียก ลดชั้นที่ต้องดูแลและลดโอกาสข้อมูลรั่ว</w:t>
+        <w:t>หน้าเว็บเรียก service ใน sr</w:t>
+      </w:r>
+      <w:r>
+        <w:t xml:space="preserve">c/lib/services </w:t>
+      </w:r>
+      <w:r>
+        <w:t>โดยตรง ไม่มีการสร้าง API กลางให้เบราว์เซอร์เรียก ลดชั้นที่ต้องดูแลและลดโอกาสข้อมูลรั่ว</w:t>
       </w:r>
     </w:p>
     <w:p>
@@ -4900,7 +7854,7 @@
         <w:pStyle w:val="a4"/>
         <w:numPr>
           <w:ilvl w:val="0"/>
-          <w:numId w:val="2"/>
+          <w:numId w:val="3"/>
         </w:numPr>
         <w:spacing w:after="80" w:line="290" w:lineRule="auto"/>
       </w:pPr>
@@ -4920,7 +7874,7 @@
         <w:pStyle w:val="a4"/>
         <w:numPr>
           <w:ilvl w:val="0"/>
-          <w:numId w:val="2"/>
+          <w:numId w:val="3"/>
         </w:numPr>
         <w:spacing w:after="80" w:line="290" w:lineRule="auto"/>
       </w:pPr>
@@ -4932,10 +7886,10 @@
         <w:t xml:space="preserve">หน้าแรกใช้ ISR </w:t>
       </w:r>
       <w:r>
-        <w:t>สร้</w:t>
-      </w:r>
-      <w:r>
-        <w:t>างไว้ล่วงหน้าแล้วรีเฟรชเบื้องหลังทุก 5 นาที ผู้เข้าชมจึงไม่ยิงฐานข้อมูลทุกครั้ง แต่การแก้ไขก็ถึงผู้ชมได้เอง</w:t>
+        <w:t>สร้างไว้ล่วงหน้าแล้วรีเฟรชเบื้</w:t>
+      </w:r>
+      <w:r>
+        <w:t>องหลังทุก 5 นาที ผู้เข้าชมจึงไม่ยิงฐานข้อมูลทุกครั้ง แต่การแก้ไขก็ถึงผู้ชมได้เอง</w:t>
       </w:r>
     </w:p>
     <w:p>
@@ -4943,7 +7897,7 @@
         <w:pStyle w:val="a4"/>
         <w:numPr>
           <w:ilvl w:val="0"/>
-          <w:numId w:val="2"/>
+          <w:numId w:val="3"/>
         </w:numPr>
         <w:spacing w:after="80" w:line="290" w:lineRule="auto"/>
       </w:pPr>
@@ -4962,20 +7916,15 @@
       </w:r>
     </w:p>
     <w:p>
-      <w:r>
-        <w:lastRenderedPageBreak/>
-        <w:br w:type="page"/>
-      </w:r>
-    </w:p>
-    <w:p>
       <w:pPr>
         <w:pStyle w:val="1"/>
+        <w:pageBreakBefore/>
         <w:pBdr>
           <w:bottom w:val="single" w:sz="6" w:space="6" w:color="C9C3B6"/>
         </w:pBdr>
         <w:spacing w:before="360" w:after="200"/>
       </w:pPr>
-      <w:bookmarkStart w:id="6" w:name="_Toc241160911"/>
+      <w:bookmarkStart w:id="10" w:name="_Toc241476458"/>
       <w:r>
         <w:rPr>
           <w:b/>
@@ -4997,17 +7946,17 @@
         </w:rPr>
         <w:t>โครงสร้างข้อมูล</w:t>
       </w:r>
-      <w:bookmarkEnd w:id="6"/>
+      <w:bookmarkEnd w:id="10"/>
     </w:p>
     <w:p>
       <w:pPr>
         <w:spacing w:after="140"/>
       </w:pPr>
       <w:r>
-        <w:t>ฐานข้อมูลมี 45 ตารางและ 10 ชุดค่าคงที่ แบ่งได้เป็น 6 กลุ่ม ทุกตารางใช้ UUID เป็นคีย์หลัก มี timestamp กำกับ และมี index ตามรูปแบบก</w:t>
-      </w:r>
-      <w:r>
-        <w:t>ารค้นหาจริง</w:t>
+        <w:t>ฐานข้อมูลมี 45 ตารางและ 10 ชุดค่าคงที่ แบ่งได้เป็น 6 กลุ่ม ทุกตารางใช้ UUID เป็นคีย์หลัก มี timestamp กำกับ และมี index ตามรูปแบบการ</w:t>
+      </w:r>
+      <w:r>
+        <w:t>ค้นหาจริง</w:t>
       </w:r>
     </w:p>
     <w:p>
@@ -5015,7 +7964,7 @@
         <w:pStyle w:val="2"/>
         <w:spacing w:before="280" w:after="140"/>
       </w:pPr>
-      <w:bookmarkStart w:id="7" w:name="_Toc241160912"/>
+      <w:bookmarkStart w:id="11" w:name="_Toc241476459"/>
       <w:r>
         <w:rPr>
           <w:b/>
@@ -5036,7 +7985,7 @@
         </w:rPr>
         <w:t>กลุ่มข้อมูล</w:t>
       </w:r>
-      <w:bookmarkEnd w:id="7"/>
+      <w:bookmarkEnd w:id="11"/>
     </w:p>
     <w:tbl>
       <w:tblPr>
@@ -5627,7 +8576,7 @@
         <w:pStyle w:val="2"/>
         <w:spacing w:before="280" w:after="140"/>
       </w:pPr>
-      <w:bookmarkStart w:id="8" w:name="_Toc241160913"/>
+      <w:bookmarkStart w:id="12" w:name="_Toc241476460"/>
       <w:r>
         <w:rPr>
           <w:b/>
@@ -5648,7 +8597,7 @@
         </w:rPr>
         <w:t>ความสัมพันธ์ที่เป็นหัวใจของระบบ</w:t>
       </w:r>
-      <w:bookmarkEnd w:id="8"/>
+      <w:bookmarkEnd w:id="12"/>
     </w:p>
     <w:p>
       <w:pPr>
@@ -5663,7 +8612,7 @@
         <w:pStyle w:val="a4"/>
         <w:numPr>
           <w:ilvl w:val="0"/>
-          <w:numId w:val="2"/>
+          <w:numId w:val="3"/>
         </w:numPr>
         <w:spacing w:after="80" w:line="290" w:lineRule="auto"/>
       </w:pPr>
@@ -5679,7 +8628,7 @@
         <w:pStyle w:val="a4"/>
         <w:numPr>
           <w:ilvl w:val="0"/>
-          <w:numId w:val="2"/>
+          <w:numId w:val="3"/>
         </w:numPr>
         <w:spacing w:after="80" w:line="290" w:lineRule="auto"/>
       </w:pPr>
@@ -5692,7 +8641,7 @@
         <w:pStyle w:val="a4"/>
         <w:numPr>
           <w:ilvl w:val="0"/>
-          <w:numId w:val="2"/>
+          <w:numId w:val="3"/>
         </w:numPr>
         <w:spacing w:after="80" w:line="290" w:lineRule="auto"/>
       </w:pPr>
@@ -5705,7 +8654,7 @@
         <w:pStyle w:val="a4"/>
         <w:numPr>
           <w:ilvl w:val="0"/>
-          <w:numId w:val="2"/>
+          <w:numId w:val="3"/>
         </w:numPr>
         <w:spacing w:after="80" w:line="290" w:lineRule="auto"/>
       </w:pPr>
@@ -5729,7 +8678,7 @@
         <w:pStyle w:val="2"/>
         <w:spacing w:before="280" w:after="140"/>
       </w:pPr>
-      <w:bookmarkStart w:id="9" w:name="_Toc241160914"/>
+      <w:bookmarkStart w:id="13" w:name="_Toc241476461"/>
       <w:r>
         <w:rPr>
           <w:b/>
@@ -5750,7 +8699,7 @@
         </w:rPr>
         <w:t>สถานะการตรวจสอบเนื้อหา</w:t>
       </w:r>
-      <w:bookmarkEnd w:id="9"/>
+      <w:bookmarkEnd w:id="13"/>
     </w:p>
     <w:p>
       <w:pPr>
@@ -6214,15 +9163,7 @@
                 <w:sz w:val="19"/>
                 <w:szCs w:val="19"/>
               </w:rPr>
-              <w:t>PUBLIS</w:t>
-            </w:r>
-            <w:r>
-              <w:rPr>
-                <w:rFonts w:ascii="Consolas" w:eastAsia="Consolas" w:hAnsi="Consolas" w:cs="Consolas"/>
-                <w:sz w:val="19"/>
-                <w:szCs w:val="19"/>
-              </w:rPr>
-              <w:t>HED</w:t>
+              <w:t>PUBLISHED</w:t>
             </w:r>
           </w:p>
         </w:tc>
@@ -6274,6 +9215,130 @@
         </w:tc>
       </w:tr>
     </w:tbl>
+    <w:p>
+      <w:pPr>
+        <w:spacing w:before="180"/>
+      </w:pPr>
+    </w:p>
+    <w:tbl>
+      <w:tblPr>
+        <w:tblW w:w="9360" w:type="dxa"/>
+        <w:jc w:val="center"/>
+        <w:tblBorders>
+          <w:top w:val="dashed" w:sz="6" w:space="0" w:color="C9C3B6"/>
+          <w:left w:val="dashed" w:sz="6" w:space="0" w:color="C9C3B6"/>
+          <w:bottom w:val="dashed" w:sz="6" w:space="0" w:color="C9C3B6"/>
+          <w:right w:val="dashed" w:sz="6" w:space="0" w:color="C9C3B6"/>
+          <w:insideH w:val="single" w:sz="4" w:space="0" w:color="auto"/>
+          <w:insideV w:val="single" w:sz="4" w:space="0" w:color="auto"/>
+        </w:tblBorders>
+        <w:tblCellMar>
+          <w:left w:w="10" w:type="dxa"/>
+          <w:right w:w="10" w:type="dxa"/>
+        </w:tblCellMar>
+        <w:tblLook w:val="04A0" w:firstRow="1" w:lastRow="0" w:firstColumn="1" w:lastColumn="0" w:noHBand="0" w:noVBand="1"/>
+      </w:tblPr>
+      <w:tblGrid>
+        <w:gridCol w:w="9360"/>
+      </w:tblGrid>
+      <w:tr>
+        <w:tblPrEx>
+          <w:tblCellMar>
+            <w:top w:w="0" w:type="dxa"/>
+            <w:bottom w:w="0" w:type="dxa"/>
+          </w:tblCellMar>
+        </w:tblPrEx>
+        <w:trPr>
+          <w:cantSplit/>
+          <w:trHeight w:val="2200"/>
+          <w:jc w:val="center"/>
+        </w:trPr>
+        <w:tc>
+          <w:tcPr>
+            <w:tcW w:w="9360" w:type="dxa"/>
+            <w:shd w:val="clear" w:color="auto" w:fill="FAF9F6"/>
+            <w:tcMar>
+              <w:top w:w="200" w:type="dxa"/>
+              <w:left w:w="260" w:type="dxa"/>
+              <w:bottom w:w="200" w:type="dxa"/>
+              <w:right w:w="260" w:type="dxa"/>
+            </w:tcMar>
+            <w:vAlign w:val="center"/>
+          </w:tcPr>
+          <w:p>
+            <w:pPr>
+              <w:spacing w:after="100"/>
+              <w:jc w:val="center"/>
+            </w:pPr>
+            <w:r>
+              <w:rPr>
+                <w:b/>
+                <w:bCs/>
+                <w:color w:val="8D4429"/>
+                <w:sz w:val="22"/>
+                <w:szCs w:val="22"/>
+              </w:rPr>
+              <w:t>วางภาพที่ 2 ตรงนี้</w:t>
+            </w:r>
+          </w:p>
+          <w:p>
+            <w:pPr>
+              <w:spacing w:after="70" w:line="280" w:lineRule="auto"/>
+              <w:jc w:val="center"/>
+            </w:pPr>
+            <w:r>
+              <w:rPr>
+                <w:rFonts w:ascii="Consolas" w:eastAsia="Consolas" w:hAnsi="Consolas" w:cs="Consolas"/>
+                <w:color w:val="5A5F5B"/>
+                <w:sz w:val="17"/>
+                <w:szCs w:val="17"/>
+              </w:rPr>
+              <w:t>http://localhost:3000/boats/rua-phra-wat-rattanaram-2568</w:t>
+            </w:r>
+          </w:p>
+          <w:p>
+            <w:pPr>
+              <w:spacing w:line="280" w:lineRule="auto"/>
+              <w:jc w:val="center"/>
+            </w:pPr>
+            <w:r>
+              <w:rPr>
+                <w:color w:val="5A5F5B"/>
+                <w:sz w:val="18"/>
+                <w:szCs w:val="18"/>
+              </w:rPr>
+              <w:t>หาแถบข้อความ บันทึกภาคสนาม รอการตรวจสอบ แล้วแคปเฉพาะบริเวณนั้นพร้อมข้อความรอบ ๆ เล็กน้อย</w:t>
+            </w:r>
+          </w:p>
+        </w:tc>
+      </w:tr>
+    </w:tbl>
+    <w:p>
+      <w:pPr>
+        <w:spacing w:before="100" w:after="240" w:line="280" w:lineRule="auto"/>
+        <w:jc w:val="center"/>
+      </w:pPr>
+      <w:r>
+        <w:rPr>
+          <w:b/>
+          <w:bCs/>
+          <w:color w:val="8D4429"/>
+          <w:sz w:val="18"/>
+          <w:szCs w:val="18"/>
+        </w:rPr>
+        <w:t xml:space="preserve">ภาพที่ 2  </w:t>
+      </w:r>
+      <w:r>
+        <w:rPr>
+          <w:i/>
+          <w:iCs/>
+          <w:color w:val="5A5F5B"/>
+          <w:sz w:val="18"/>
+          <w:szCs w:val="18"/>
+        </w:rPr>
+        <w:t>ข้อความกำกับสถานะ ที่ปรากฏบนทุกหน้าที่ข้อมูลยังไม่ผ่านการตรวจสอบ</w:t>
+      </w:r>
+    </w:p>
     <w:p>
       <w:pPr>
         <w:pBdr>
@@ -6306,7 +9371,7 @@
         <w:pStyle w:val="2"/>
         <w:spacing w:before="280" w:after="140"/>
       </w:pPr>
-      <w:bookmarkStart w:id="10" w:name="_Toc241160915"/>
+      <w:bookmarkStart w:id="14" w:name="_Toc241476462"/>
       <w:r>
         <w:rPr>
           <w:b/>
@@ -6327,17 +9392,14 @@
         </w:rPr>
         <w:t>การแยกข้อมูลจริงออกจากข้อมูลสาธิต</w:t>
       </w:r>
-      <w:bookmarkEnd w:id="10"/>
+      <w:bookmarkEnd w:id="14"/>
     </w:p>
     <w:p>
       <w:pPr>
         <w:spacing w:after="140"/>
       </w:pPr>
       <w:r>
-        <w:t>ฐานข้อมูลมีข้อมูลสองแบบปนกันโดยตั</w:t>
-      </w:r>
-      <w:r>
-        <w:t>้งใจ ข้อมูลสาธิตจำเป็นต้องอยู่เพื่อให้ชุดทดสอบทำงานได้ แต่ต้องไม่ปรากฏต่อผู้เข้าชมเมื่อมีของจริงแล้ว</w:t>
+        <w:t>ฐานข้อมูลมีข้อมูลสองแบบปนกันโดยตั้งใจ ข้อมูลสาธิตจำเป็นต้องอยู่เพื่อให้ชุดทดสอบทำงานได้ แต่ต้องไม่ปรากฏต่อผู้เข้าชมเมื่อมีของจริงแล้ว</w:t>
       </w:r>
     </w:p>
     <w:p>
@@ -6345,7 +9407,7 @@
         <w:pStyle w:val="a4"/>
         <w:numPr>
           <w:ilvl w:val="0"/>
-          <w:numId w:val="2"/>
+          <w:numId w:val="3"/>
         </w:numPr>
         <w:spacing w:after="80" w:line="290" w:lineRule="auto"/>
       </w:pPr>
@@ -6358,12 +9420,15 @@
         <w:pStyle w:val="a4"/>
         <w:numPr>
           <w:ilvl w:val="0"/>
-          <w:numId w:val="2"/>
+          <w:numId w:val="3"/>
         </w:numPr>
         <w:spacing w:after="80" w:line="290" w:lineRule="auto"/>
       </w:pPr>
       <w:r>
-        <w:t>ฟังก์ชัน preferField ในชั้น service จะคัดเฉพาะข้อมูลจริงมาแสดง ถ้าหมวดนั้นยังไม่มีข้อมูลจริงเลย จึงค่อยใช้ข้อมูลสาธิตแทน</w:t>
+        <w:t>ฟังก์ชัน preferField ในชั้น service จะคัดเฉพาะข้อมูลจร</w:t>
+      </w:r>
+      <w:r>
+        <w:t>ิงมาแสดง ถ้าหมวดนั้นยังไม่มีข้อมูลจริงเลย จึงค่อยใช้ข้อมูลสาธิตแทน</w:t>
       </w:r>
     </w:p>
     <w:p>
@@ -6371,31 +9436,24 @@
         <w:pStyle w:val="a4"/>
         <w:numPr>
           <w:ilvl w:val="0"/>
-          <w:numId w:val="2"/>
+          <w:numId w:val="3"/>
         </w:numPr>
         <w:spacing w:after="80" w:line="290" w:lineRule="auto"/>
       </w:pPr>
       <w:r>
-        <w:t>ข้อม</w:t>
-      </w:r>
-      <w:r>
-        <w:t>ูลสาธิตที่หลุดมาแสดงจะมีป้าย “ข้อมูลสาธิต” กำกับเสมอ</w:t>
-      </w:r>
-    </w:p>
-    <w:p>
-      <w:r>
-        <w:br w:type="page"/>
+        <w:t>ข้อมูลสาธิตที่หลุดมาแสดงจะมีป้าย “ข้อมูลสาธิต” กำกับเสมอ</w:t>
       </w:r>
     </w:p>
     <w:p>
       <w:pPr>
         <w:pStyle w:val="1"/>
+        <w:pageBreakBefore/>
         <w:pBdr>
           <w:bottom w:val="single" w:sz="6" w:space="6" w:color="C9C3B6"/>
         </w:pBdr>
         <w:spacing w:before="360" w:after="200"/>
       </w:pPr>
-      <w:bookmarkStart w:id="11" w:name="_Toc241160916"/>
+      <w:bookmarkStart w:id="15" w:name="_Toc241476463"/>
       <w:r>
         <w:rPr>
           <w:b/>
@@ -6417,14 +9475,14 @@
         </w:rPr>
         <w:t>เว็บไซต์สาธารณะ</w:t>
       </w:r>
-      <w:bookmarkEnd w:id="11"/>
+      <w:bookmarkEnd w:id="15"/>
     </w:p>
     <w:p>
       <w:pPr>
         <w:pStyle w:val="2"/>
         <w:spacing w:before="280" w:after="140"/>
       </w:pPr>
-      <w:bookmarkStart w:id="12" w:name="_Toc241160917"/>
+      <w:bookmarkStart w:id="16" w:name="_Toc241476464"/>
       <w:r>
         <w:rPr>
           <w:b/>
@@ -6445,7 +9503,7 @@
         </w:rPr>
         <w:t>เส้นทางทั้งหมด</w:t>
       </w:r>
-      <w:bookmarkEnd w:id="12"/>
+      <w:bookmarkEnd w:id="16"/>
     </w:p>
     <w:tbl>
       <w:tblPr>
@@ -7577,10 +10635,508 @@
     </w:tbl>
     <w:p>
       <w:pPr>
+        <w:spacing w:before="180"/>
+      </w:pPr>
+    </w:p>
+    <w:tbl>
+      <w:tblPr>
+        <w:tblW w:w="9360" w:type="dxa"/>
+        <w:jc w:val="center"/>
+        <w:tblBorders>
+          <w:top w:val="dashed" w:sz="6" w:space="0" w:color="C9C3B6"/>
+          <w:left w:val="dashed" w:sz="6" w:space="0" w:color="C9C3B6"/>
+          <w:bottom w:val="dashed" w:sz="6" w:space="0" w:color="C9C3B6"/>
+          <w:right w:val="dashed" w:sz="6" w:space="0" w:color="C9C3B6"/>
+          <w:insideH w:val="single" w:sz="4" w:space="0" w:color="auto"/>
+          <w:insideV w:val="single" w:sz="4" w:space="0" w:color="auto"/>
+        </w:tblBorders>
+        <w:tblCellMar>
+          <w:left w:w="10" w:type="dxa"/>
+          <w:right w:w="10" w:type="dxa"/>
+        </w:tblCellMar>
+        <w:tblLook w:val="04A0" w:firstRow="1" w:lastRow="0" w:firstColumn="1" w:lastColumn="0" w:noHBand="0" w:noVBand="1"/>
+      </w:tblPr>
+      <w:tblGrid>
+        <w:gridCol w:w="9360"/>
+      </w:tblGrid>
+      <w:tr>
+        <w:tblPrEx>
+          <w:tblCellMar>
+            <w:top w:w="0" w:type="dxa"/>
+            <w:bottom w:w="0" w:type="dxa"/>
+          </w:tblCellMar>
+        </w:tblPrEx>
+        <w:trPr>
+          <w:cantSplit/>
+          <w:trHeight w:val="5270"/>
+          <w:jc w:val="center"/>
+        </w:trPr>
+        <w:tc>
+          <w:tcPr>
+            <w:tcW w:w="9360" w:type="dxa"/>
+            <w:shd w:val="clear" w:color="auto" w:fill="FAF9F6"/>
+            <w:tcMar>
+              <w:top w:w="200" w:type="dxa"/>
+              <w:left w:w="260" w:type="dxa"/>
+              <w:bottom w:w="200" w:type="dxa"/>
+              <w:right w:w="260" w:type="dxa"/>
+            </w:tcMar>
+            <w:vAlign w:val="center"/>
+          </w:tcPr>
+          <w:p>
+            <w:pPr>
+              <w:spacing w:after="100"/>
+              <w:jc w:val="center"/>
+            </w:pPr>
+            <w:r>
+              <w:rPr>
+                <w:b/>
+                <w:bCs/>
+                <w:color w:val="8D4429"/>
+                <w:sz w:val="22"/>
+                <w:szCs w:val="22"/>
+              </w:rPr>
+              <w:lastRenderedPageBreak/>
+              <w:t>วางภาพที่ 6 ตรงนี้</w:t>
+            </w:r>
+          </w:p>
+          <w:p>
+            <w:pPr>
+              <w:spacing w:after="70" w:line="280" w:lineRule="auto"/>
+              <w:jc w:val="center"/>
+            </w:pPr>
+            <w:r>
+              <w:rPr>
+                <w:rFonts w:ascii="Consolas" w:eastAsia="Consolas" w:hAnsi="Consolas" w:cs="Consolas"/>
+                <w:color w:val="5A5F5B"/>
+                <w:sz w:val="17"/>
+                <w:szCs w:val="17"/>
+              </w:rPr>
+              <w:t>http://localhost:3000/craft</w:t>
+            </w:r>
+          </w:p>
+          <w:p>
+            <w:pPr>
+              <w:spacing w:line="280" w:lineRule="auto"/>
+              <w:jc w:val="center"/>
+            </w:pPr>
+            <w:r>
+              <w:rPr>
+                <w:color w:val="5A5F5B"/>
+                <w:sz w:val="18"/>
+                <w:szCs w:val="18"/>
+              </w:rPr>
+              <w:t>แคปช่วงบนของหน้า ให้เห็นหัวเรื่องและขั้นตอนแรกสองถึงสามขั้น</w:t>
+            </w:r>
+          </w:p>
+        </w:tc>
+      </w:tr>
+    </w:tbl>
+    <w:p>
+      <w:pPr>
+        <w:spacing w:before="100" w:after="240" w:line="280" w:lineRule="auto"/>
+        <w:jc w:val="center"/>
+      </w:pPr>
+      <w:r>
+        <w:rPr>
+          <w:b/>
+          <w:bCs/>
+          <w:color w:val="8D4429"/>
+          <w:sz w:val="18"/>
+          <w:szCs w:val="18"/>
+        </w:rPr>
+        <w:t xml:space="preserve">ภาพที่ 6  </w:t>
+      </w:r>
+      <w:r>
+        <w:rPr>
+          <w:i/>
+          <w:iCs/>
+          <w:color w:val="5A5F5B"/>
+          <w:sz w:val="18"/>
+          <w:szCs w:val="18"/>
+        </w:rPr>
+        <w:t>หน้ากระบวนการงานช่าง แสดงลำดับขั้นตอนทั้งหมด</w:t>
+      </w:r>
+    </w:p>
+    <w:p>
+      <w:pPr>
+        <w:spacing w:before="180"/>
+      </w:pPr>
+    </w:p>
+    <w:tbl>
+      <w:tblPr>
+        <w:tblW w:w="9360" w:type="dxa"/>
+        <w:jc w:val="center"/>
+        <w:tblBorders>
+          <w:top w:val="dashed" w:sz="6" w:space="0" w:color="C9C3B6"/>
+          <w:left w:val="dashed" w:sz="6" w:space="0" w:color="C9C3B6"/>
+          <w:bottom w:val="dashed" w:sz="6" w:space="0" w:color="C9C3B6"/>
+          <w:right w:val="dashed" w:sz="6" w:space="0" w:color="C9C3B6"/>
+          <w:insideH w:val="single" w:sz="4" w:space="0" w:color="auto"/>
+          <w:insideV w:val="single" w:sz="4" w:space="0" w:color="auto"/>
+        </w:tblBorders>
+        <w:tblCellMar>
+          <w:left w:w="10" w:type="dxa"/>
+          <w:right w:w="10" w:type="dxa"/>
+        </w:tblCellMar>
+        <w:tblLook w:val="04A0" w:firstRow="1" w:lastRow="0" w:firstColumn="1" w:lastColumn="0" w:noHBand="0" w:noVBand="1"/>
+      </w:tblPr>
+      <w:tblGrid>
+        <w:gridCol w:w="9360"/>
+      </w:tblGrid>
+      <w:tr>
+        <w:tblPrEx>
+          <w:tblCellMar>
+            <w:top w:w="0" w:type="dxa"/>
+            <w:bottom w:w="0" w:type="dxa"/>
+          </w:tblCellMar>
+        </w:tblPrEx>
+        <w:trPr>
+          <w:cantSplit/>
+          <w:trHeight w:val="5270"/>
+          <w:jc w:val="center"/>
+        </w:trPr>
+        <w:tc>
+          <w:tcPr>
+            <w:tcW w:w="9360" w:type="dxa"/>
+            <w:shd w:val="clear" w:color="auto" w:fill="FAF9F6"/>
+            <w:tcMar>
+              <w:top w:w="200" w:type="dxa"/>
+              <w:left w:w="260" w:type="dxa"/>
+              <w:bottom w:w="200" w:type="dxa"/>
+              <w:right w:w="260" w:type="dxa"/>
+            </w:tcMar>
+            <w:vAlign w:val="center"/>
+          </w:tcPr>
+          <w:p>
+            <w:pPr>
+              <w:spacing w:after="100"/>
+              <w:jc w:val="center"/>
+            </w:pPr>
+            <w:r>
+              <w:rPr>
+                <w:b/>
+                <w:bCs/>
+                <w:color w:val="8D4429"/>
+                <w:sz w:val="22"/>
+                <w:szCs w:val="22"/>
+              </w:rPr>
+              <w:t>วางภาพที่ 7 ตรงนี้</w:t>
+            </w:r>
+          </w:p>
+          <w:p>
+            <w:pPr>
+              <w:spacing w:after="70" w:line="280" w:lineRule="auto"/>
+              <w:jc w:val="center"/>
+            </w:pPr>
+            <w:r>
+              <w:rPr>
+                <w:rFonts w:ascii="Consolas" w:eastAsia="Consolas" w:hAnsi="Consolas" w:cs="Consolas"/>
+                <w:color w:val="5A5F5B"/>
+                <w:sz w:val="17"/>
+                <w:szCs w:val="17"/>
+              </w:rPr>
+              <w:t>http://localhost:3000/patterns/lai-dok-bon-thaeb-kradat</w:t>
+            </w:r>
+          </w:p>
+          <w:p>
+            <w:pPr>
+              <w:spacing w:line="280" w:lineRule="auto"/>
+              <w:jc w:val="center"/>
+            </w:pPr>
+            <w:r>
+              <w:rPr>
+                <w:color w:val="5A5F5B"/>
+                <w:sz w:val="18"/>
+                <w:szCs w:val="18"/>
+              </w:rPr>
+              <w:t>แคปช่วงบนให้เห็นชื่อลายและภาพลายขนาดใหญ่</w:t>
+            </w:r>
+          </w:p>
+        </w:tc>
+      </w:tr>
+    </w:tbl>
+    <w:p>
+      <w:pPr>
+        <w:spacing w:before="100" w:after="240" w:line="280" w:lineRule="auto"/>
+        <w:jc w:val="center"/>
+      </w:pPr>
+      <w:r>
+        <w:rPr>
+          <w:b/>
+          <w:bCs/>
+          <w:color w:val="8D4429"/>
+          <w:sz w:val="18"/>
+          <w:szCs w:val="18"/>
+        </w:rPr>
+        <w:t xml:space="preserve">ภาพที่ 7  </w:t>
+      </w:r>
+      <w:r>
+        <w:rPr>
+          <w:i/>
+          <w:iCs/>
+          <w:color w:val="5A5F5B"/>
+          <w:sz w:val="18"/>
+          <w:szCs w:val="18"/>
+        </w:rPr>
+        <w:t>หน้ารายละเอียดลวดลาย แสดงภาพลายและความเชื่อมโยงไปยังเรือ ช่าง และขั้นตอน</w:t>
+      </w:r>
+    </w:p>
+    <w:p>
+      <w:pPr>
+        <w:spacing w:before="180"/>
+      </w:pPr>
+    </w:p>
+    <w:tbl>
+      <w:tblPr>
+        <w:tblW w:w="9360" w:type="dxa"/>
+        <w:jc w:val="center"/>
+        <w:tblBorders>
+          <w:top w:val="dashed" w:sz="6" w:space="0" w:color="C9C3B6"/>
+          <w:left w:val="dashed" w:sz="6" w:space="0" w:color="C9C3B6"/>
+          <w:bottom w:val="dashed" w:sz="6" w:space="0" w:color="C9C3B6"/>
+          <w:right w:val="dashed" w:sz="6" w:space="0" w:color="C9C3B6"/>
+          <w:insideH w:val="single" w:sz="4" w:space="0" w:color="auto"/>
+          <w:insideV w:val="single" w:sz="4" w:space="0" w:color="auto"/>
+        </w:tblBorders>
+        <w:tblCellMar>
+          <w:left w:w="10" w:type="dxa"/>
+          <w:right w:w="10" w:type="dxa"/>
+        </w:tblCellMar>
+        <w:tblLook w:val="04A0" w:firstRow="1" w:lastRow="0" w:firstColumn="1" w:lastColumn="0" w:noHBand="0" w:noVBand="1"/>
+      </w:tblPr>
+      <w:tblGrid>
+        <w:gridCol w:w="9360"/>
+      </w:tblGrid>
+      <w:tr>
+        <w:tblPrEx>
+          <w:tblCellMar>
+            <w:top w:w="0" w:type="dxa"/>
+            <w:bottom w:w="0" w:type="dxa"/>
+          </w:tblCellMar>
+        </w:tblPrEx>
+        <w:trPr>
+          <w:cantSplit/>
+          <w:trHeight w:val="5270"/>
+          <w:jc w:val="center"/>
+        </w:trPr>
+        <w:tc>
+          <w:tcPr>
+            <w:tcW w:w="9360" w:type="dxa"/>
+            <w:shd w:val="clear" w:color="auto" w:fill="FAF9F6"/>
+            <w:tcMar>
+              <w:top w:w="200" w:type="dxa"/>
+              <w:left w:w="260" w:type="dxa"/>
+              <w:bottom w:w="200" w:type="dxa"/>
+              <w:right w:w="260" w:type="dxa"/>
+            </w:tcMar>
+            <w:vAlign w:val="center"/>
+          </w:tcPr>
+          <w:p>
+            <w:pPr>
+              <w:spacing w:after="100"/>
+              <w:jc w:val="center"/>
+            </w:pPr>
+            <w:r>
+              <w:rPr>
+                <w:b/>
+                <w:bCs/>
+                <w:color w:val="8D4429"/>
+                <w:sz w:val="22"/>
+                <w:szCs w:val="22"/>
+              </w:rPr>
+              <w:t>วางภาพที่ 8 ตรงนี้</w:t>
+            </w:r>
+          </w:p>
+          <w:p>
+            <w:pPr>
+              <w:spacing w:after="70" w:line="280" w:lineRule="auto"/>
+              <w:jc w:val="center"/>
+            </w:pPr>
+            <w:r>
+              <w:rPr>
+                <w:rFonts w:ascii="Consolas" w:eastAsia="Consolas" w:hAnsi="Consolas" w:cs="Consolas"/>
+                <w:color w:val="5A5F5B"/>
+                <w:sz w:val="17"/>
+                <w:szCs w:val="17"/>
+              </w:rPr>
+              <w:t>http://localhost:3000/masters/chang-lai-kradat-rattanaram</w:t>
+            </w:r>
+          </w:p>
+          <w:p>
+            <w:pPr>
+              <w:spacing w:line="280" w:lineRule="auto"/>
+              <w:jc w:val="center"/>
+            </w:pPr>
+            <w:r>
+              <w:rPr>
+                <w:color w:val="5A5F5B"/>
+                <w:sz w:val="18"/>
+                <w:szCs w:val="18"/>
+              </w:rPr>
+              <w:t>แคปช่วงบนให้เห็นชื่อช่าง ภาพ และข้อความกำกับสถานะ</w:t>
+            </w:r>
+          </w:p>
+        </w:tc>
+      </w:tr>
+    </w:tbl>
+    <w:p>
+      <w:pPr>
+        <w:spacing w:before="100" w:after="240" w:line="280" w:lineRule="auto"/>
+        <w:jc w:val="center"/>
+      </w:pPr>
+      <w:r>
+        <w:rPr>
+          <w:b/>
+          <w:bCs/>
+          <w:color w:val="8D4429"/>
+          <w:sz w:val="18"/>
+          <w:szCs w:val="18"/>
+        </w:rPr>
+        <w:t xml:space="preserve">ภาพที่ 8  </w:t>
+      </w:r>
+      <w:r>
+        <w:rPr>
+          <w:i/>
+          <w:iCs/>
+          <w:color w:val="5A5F5B"/>
+          <w:sz w:val="18"/>
+          <w:szCs w:val="18"/>
+        </w:rPr>
+        <w:t>หน้าช่างผู้สืบสาน แสดงประวัติและผลงานที่เชื่อมโยง</w:t>
+      </w:r>
+    </w:p>
+    <w:p>
+      <w:pPr>
+        <w:spacing w:before="180"/>
+      </w:pPr>
+    </w:p>
+    <w:tbl>
+      <w:tblPr>
+        <w:tblW w:w="9360" w:type="dxa"/>
+        <w:jc w:val="center"/>
+        <w:tblBorders>
+          <w:top w:val="dashed" w:sz="6" w:space="0" w:color="C9C3B6"/>
+          <w:left w:val="dashed" w:sz="6" w:space="0" w:color="C9C3B6"/>
+          <w:bottom w:val="dashed" w:sz="6" w:space="0" w:color="C9C3B6"/>
+          <w:right w:val="dashed" w:sz="6" w:space="0" w:color="C9C3B6"/>
+          <w:insideH w:val="single" w:sz="4" w:space="0" w:color="auto"/>
+          <w:insideV w:val="single" w:sz="4" w:space="0" w:color="auto"/>
+        </w:tblBorders>
+        <w:tblCellMar>
+          <w:left w:w="10" w:type="dxa"/>
+          <w:right w:w="10" w:type="dxa"/>
+        </w:tblCellMar>
+        <w:tblLook w:val="04A0" w:firstRow="1" w:lastRow="0" w:firstColumn="1" w:lastColumn="0" w:noHBand="0" w:noVBand="1"/>
+      </w:tblPr>
+      <w:tblGrid>
+        <w:gridCol w:w="9360"/>
+      </w:tblGrid>
+      <w:tr>
+        <w:tblPrEx>
+          <w:tblCellMar>
+            <w:top w:w="0" w:type="dxa"/>
+            <w:bottom w:w="0" w:type="dxa"/>
+          </w:tblCellMar>
+        </w:tblPrEx>
+        <w:trPr>
+          <w:cantSplit/>
+          <w:trHeight w:val="5270"/>
+          <w:jc w:val="center"/>
+        </w:trPr>
+        <w:tc>
+          <w:tcPr>
+            <w:tcW w:w="9360" w:type="dxa"/>
+            <w:shd w:val="clear" w:color="auto" w:fill="FAF9F6"/>
+            <w:tcMar>
+              <w:top w:w="200" w:type="dxa"/>
+              <w:left w:w="260" w:type="dxa"/>
+              <w:bottom w:w="200" w:type="dxa"/>
+              <w:right w:w="260" w:type="dxa"/>
+            </w:tcMar>
+            <w:vAlign w:val="center"/>
+          </w:tcPr>
+          <w:p>
+            <w:pPr>
+              <w:spacing w:after="100"/>
+              <w:jc w:val="center"/>
+            </w:pPr>
+            <w:r>
+              <w:rPr>
+                <w:b/>
+                <w:bCs/>
+                <w:color w:val="8D4429"/>
+                <w:sz w:val="22"/>
+                <w:szCs w:val="22"/>
+              </w:rPr>
+              <w:t>วางภาพที่ 9 ตรงนี้</w:t>
+            </w:r>
+          </w:p>
+          <w:p>
+            <w:pPr>
+              <w:spacing w:after="70" w:line="280" w:lineRule="auto"/>
+              <w:jc w:val="center"/>
+            </w:pPr>
+            <w:r>
+              <w:rPr>
+                <w:rFonts w:ascii="Consolas" w:eastAsia="Consolas" w:hAnsi="Consolas" w:cs="Consolas"/>
+                <w:color w:val="5A5F5B"/>
+                <w:sz w:val="17"/>
+                <w:szCs w:val="17"/>
+              </w:rPr>
+              <w:t>http://localhost:3000/about</w:t>
+            </w:r>
+          </w:p>
+          <w:p>
+            <w:pPr>
+              <w:spacing w:line="280" w:lineRule="auto"/>
+              <w:jc w:val="center"/>
+            </w:pPr>
+            <w:r>
+              <w:rPr>
+                <w:color w:val="5A5F5B"/>
+                <w:sz w:val="18"/>
+                <w:szCs w:val="18"/>
+              </w:rPr>
+              <w:t>แคปช่วงบนให้เห็นหัวเรื่องและหัวข้อ วิธีเก็บข้อมูล</w:t>
+            </w:r>
+          </w:p>
+        </w:tc>
+      </w:tr>
+    </w:tbl>
+    <w:p>
+      <w:pPr>
+        <w:spacing w:before="100" w:after="240" w:line="280" w:lineRule="auto"/>
+        <w:jc w:val="center"/>
+      </w:pPr>
+      <w:r>
+        <w:rPr>
+          <w:b/>
+          <w:bCs/>
+          <w:color w:val="8D4429"/>
+          <w:sz w:val="18"/>
+          <w:szCs w:val="18"/>
+        </w:rPr>
+        <w:lastRenderedPageBreak/>
+        <w:t xml:space="preserve">ภาพที่ 9  </w:t>
+      </w:r>
+      <w:r>
+        <w:rPr>
+          <w:i/>
+          <w:iCs/>
+          <w:color w:val="5A5F5B"/>
+          <w:sz w:val="18"/>
+          <w:szCs w:val="18"/>
+        </w:rPr>
+        <w:t>หน้าเกี่ยวกับโครงการ อธิบายที่มา วิธีเก็บข้อมูล และช่องทางแจ้งแก้ไข</w:t>
+      </w:r>
+    </w:p>
+    <w:p>
+      <w:pPr>
         <w:pStyle w:val="2"/>
         <w:spacing w:before="280" w:after="140"/>
       </w:pPr>
-      <w:bookmarkStart w:id="13" w:name="_Toc241160918"/>
+      <w:bookmarkStart w:id="17" w:name="_Toc241476465"/>
       <w:r>
         <w:rPr>
           <w:b/>
@@ -7601,14 +11157,17 @@
         </w:rPr>
         <w:t>หน้าแรก — เรื่องเล่า 12 ช่วง</w:t>
       </w:r>
-      <w:bookmarkEnd w:id="13"/>
+      <w:bookmarkEnd w:id="17"/>
     </w:p>
     <w:p>
       <w:pPr>
         <w:spacing w:after="140"/>
       </w:pPr>
       <w:r>
-        <w:t>หน้าแรกไม่ใช่หน้ารวมลิงก์ แต่เป็นเรื่องเล่าเรื่องเดียวที่เรียงลำดับไว้ และลำดับนั้นคือเนื้อหา การสลับลำดับจะทำให้คนที่เข้ามาครั้งแรกอ่านไม่รู้เรื่อง ทิศทางของเรื่องคือ วัตถุ ไปสู่ เรื่องราว ไปสู่ งานช่าง ไปสู่ คน ไปสู่ การเรียนรู้ ไปสู่ การส่งต่อ</w:t>
+        <w:t xml:space="preserve">หน้าแรกไม่ใช่หน้ารวมลิงก์ แต่เป็นเรื่องเล่าเรื่องเดียวที่เรียงลำดับไว้ และลำดับนั้นคือเนื้อหา </w:t>
+      </w:r>
+      <w:r>
+        <w:t>การสลับลำดับจะทำให้คนที่เข้ามาครั้งแรกอ่านไม่รู้เรื่อง ทิศทางของเรื่องคือ วัตถุ ไปสู่ เรื่องราว ไปสู่ งานช่าง ไปสู่ คน ไปสู่ การเรียนรู้ ไปสู่ การส่งต่อ</w:t>
       </w:r>
     </w:p>
     <w:tbl>
@@ -8059,7 +11618,6 @@
                 <w:sz w:val="19"/>
                 <w:szCs w:val="19"/>
               </w:rPr>
-              <w:lastRenderedPageBreak/>
               <w:t>05</w:t>
             </w:r>
           </w:p>
@@ -8653,10 +12211,135 @@
     </w:tbl>
     <w:p>
       <w:pPr>
+        <w:spacing w:before="180"/>
+      </w:pPr>
+    </w:p>
+    <w:tbl>
+      <w:tblPr>
+        <w:tblW w:w="5040" w:type="dxa"/>
+        <w:jc w:val="center"/>
+        <w:tblBorders>
+          <w:top w:val="dashed" w:sz="6" w:space="0" w:color="C9C3B6"/>
+          <w:left w:val="dashed" w:sz="6" w:space="0" w:color="C9C3B6"/>
+          <w:bottom w:val="dashed" w:sz="6" w:space="0" w:color="C9C3B6"/>
+          <w:right w:val="dashed" w:sz="6" w:space="0" w:color="C9C3B6"/>
+          <w:insideH w:val="single" w:sz="4" w:space="0" w:color="auto"/>
+          <w:insideV w:val="single" w:sz="4" w:space="0" w:color="auto"/>
+        </w:tblBorders>
+        <w:tblCellMar>
+          <w:left w:w="10" w:type="dxa"/>
+          <w:right w:w="10" w:type="dxa"/>
+        </w:tblCellMar>
+        <w:tblLook w:val="04A0" w:firstRow="1" w:lastRow="0" w:firstColumn="1" w:lastColumn="0" w:noHBand="0" w:noVBand="1"/>
+      </w:tblPr>
+      <w:tblGrid>
+        <w:gridCol w:w="5040"/>
+      </w:tblGrid>
+      <w:tr>
+        <w:tblPrEx>
+          <w:tblCellMar>
+            <w:top w:w="0" w:type="dxa"/>
+            <w:bottom w:w="0" w:type="dxa"/>
+          </w:tblCellMar>
+        </w:tblPrEx>
+        <w:trPr>
+          <w:cantSplit/>
+          <w:trHeight w:val="8600"/>
+          <w:jc w:val="center"/>
+        </w:trPr>
+        <w:tc>
+          <w:tcPr>
+            <w:tcW w:w="5040" w:type="dxa"/>
+            <w:shd w:val="clear" w:color="auto" w:fill="FAF9F6"/>
+            <w:tcMar>
+              <w:top w:w="200" w:type="dxa"/>
+              <w:left w:w="260" w:type="dxa"/>
+              <w:bottom w:w="200" w:type="dxa"/>
+              <w:right w:w="260" w:type="dxa"/>
+            </w:tcMar>
+            <w:vAlign w:val="center"/>
+          </w:tcPr>
+          <w:p>
+            <w:pPr>
+              <w:spacing w:after="100"/>
+              <w:jc w:val="center"/>
+            </w:pPr>
+            <w:r>
+              <w:rPr>
+                <w:b/>
+                <w:bCs/>
+                <w:color w:val="8D4429"/>
+                <w:sz w:val="22"/>
+                <w:szCs w:val="22"/>
+              </w:rPr>
+              <w:lastRenderedPageBreak/>
+              <w:t>วางภาพที่ 3 ตรงนี้</w:t>
+            </w:r>
+          </w:p>
+          <w:p>
+            <w:pPr>
+              <w:spacing w:after="70" w:line="280" w:lineRule="auto"/>
+              <w:jc w:val="center"/>
+            </w:pPr>
+            <w:r>
+              <w:rPr>
+                <w:rFonts w:ascii="Consolas" w:eastAsia="Consolas" w:hAnsi="Consolas" w:cs="Consolas"/>
+                <w:color w:val="5A5F5B"/>
+                <w:sz w:val="17"/>
+                <w:szCs w:val="17"/>
+              </w:rPr>
+              <w:t>http://localhost:3000</w:t>
+            </w:r>
+          </w:p>
+          <w:p>
+            <w:pPr>
+              <w:spacing w:line="280" w:lineRule="auto"/>
+              <w:jc w:val="center"/>
+            </w:pPr>
+            <w:r>
+              <w:rPr>
+                <w:color w:val="5A5F5B"/>
+                <w:sz w:val="18"/>
+                <w:szCs w:val="18"/>
+              </w:rPr>
+              <w:t>ใช้คำสั่งแคปทั้งหน้าใน DevTools (Capture full size screenshot) ภาพจะสูงและแคบ เป็นเรื่องปกติ</w:t>
+            </w:r>
+          </w:p>
+        </w:tc>
+      </w:tr>
+    </w:tbl>
+    <w:p>
+      <w:pPr>
+        <w:spacing w:before="100" w:after="240" w:line="280" w:lineRule="auto"/>
+        <w:jc w:val="center"/>
+      </w:pPr>
+      <w:r>
+        <w:rPr>
+          <w:b/>
+          <w:bCs/>
+          <w:color w:val="8D4429"/>
+          <w:sz w:val="18"/>
+          <w:szCs w:val="18"/>
+        </w:rPr>
+        <w:t xml:space="preserve">ภาพที่ 3  </w:t>
+      </w:r>
+      <w:r>
+        <w:rPr>
+          <w:i/>
+          <w:iCs/>
+          <w:color w:val="5A5F5B"/>
+          <w:sz w:val="18"/>
+          <w:szCs w:val="18"/>
+        </w:rPr>
+        <w:t>หน้าแรกทั้งหน้า แสดงลำดับการเล่าเรื่องทั้ง 12 ช่วง</w:t>
+      </w:r>
+    </w:p>
+    <w:p>
+      <w:pPr>
         <w:pStyle w:val="2"/>
         <w:spacing w:before="280" w:after="140"/>
       </w:pPr>
-      <w:bookmarkStart w:id="14" w:name="_Toc241160919"/>
+      <w:bookmarkStart w:id="18" w:name="_Toc241476466"/>
       <w:r>
         <w:rPr>
           <w:b/>
@@ -8677,7 +12360,7 @@
         </w:rPr>
         <w:t>ตัวอ่านเรือพระ (Interactive Boat Explorer)</w:t>
       </w:r>
-      <w:bookmarkEnd w:id="14"/>
+      <w:bookmarkEnd w:id="18"/>
     </w:p>
     <w:p>
       <w:pPr>
@@ -8692,7 +12375,7 @@
         <w:pStyle w:val="a4"/>
         <w:numPr>
           <w:ilvl w:val="0"/>
-          <w:numId w:val="2"/>
+          <w:numId w:val="3"/>
         </w:numPr>
         <w:spacing w:after="80" w:line="290" w:lineRule="auto"/>
       </w:pPr>
@@ -8705,7 +12388,7 @@
         <w:pStyle w:val="a4"/>
         <w:numPr>
           <w:ilvl w:val="0"/>
-          <w:numId w:val="2"/>
+          <w:numId w:val="3"/>
         </w:numPr>
         <w:spacing w:after="80" w:line="290" w:lineRule="auto"/>
       </w:pPr>
@@ -8718,12 +12401,15 @@
         <w:pStyle w:val="a4"/>
         <w:numPr>
           <w:ilvl w:val="0"/>
-          <w:numId w:val="2"/>
+          <w:numId w:val="3"/>
         </w:numPr>
         <w:spacing w:after="80" w:line="290" w:lineRule="auto"/>
       </w:pPr>
       <w:r>
-        <w:t>ใช้คีย์บอร์ดได้ครบ เปิดด้วย Enter ปิดด้วย Escape และคืนโฟกัสกลับที่จุดเดิม</w:t>
+        <w:t>ใช้คีย์บอร์ดไ</w:t>
+      </w:r>
+      <w:r>
+        <w:t>ด้ครบ เปิดด้วย Enter ปิดด้วย Escape และคืนโฟกัสกลับที่จุดเดิม</w:t>
       </w:r>
     </w:p>
     <w:p>
@@ -8731,7 +12417,7 @@
         <w:pStyle w:val="a4"/>
         <w:numPr>
           <w:ilvl w:val="0"/>
-          <w:numId w:val="2"/>
+          <w:numId w:val="3"/>
         </w:numPr>
         <w:spacing w:after="80" w:line="290" w:lineRule="auto"/>
       </w:pPr>
@@ -8741,10 +12427,287 @@
     </w:p>
     <w:p>
       <w:pPr>
+        <w:spacing w:before="180"/>
+      </w:pPr>
+    </w:p>
+    <w:tbl>
+      <w:tblPr>
+        <w:tblW w:w="9360" w:type="dxa"/>
+        <w:jc w:val="center"/>
+        <w:tblBorders>
+          <w:top w:val="dashed" w:sz="6" w:space="0" w:color="C9C3B6"/>
+          <w:left w:val="dashed" w:sz="6" w:space="0" w:color="C9C3B6"/>
+          <w:bottom w:val="dashed" w:sz="6" w:space="0" w:color="C9C3B6"/>
+          <w:right w:val="dashed" w:sz="6" w:space="0" w:color="C9C3B6"/>
+          <w:insideH w:val="single" w:sz="4" w:space="0" w:color="auto"/>
+          <w:insideV w:val="single" w:sz="4" w:space="0" w:color="auto"/>
+        </w:tblBorders>
+        <w:tblCellMar>
+          <w:left w:w="10" w:type="dxa"/>
+          <w:right w:w="10" w:type="dxa"/>
+        </w:tblCellMar>
+        <w:tblLook w:val="04A0" w:firstRow="1" w:lastRow="0" w:firstColumn="1" w:lastColumn="0" w:noHBand="0" w:noVBand="1"/>
+      </w:tblPr>
+      <w:tblGrid>
+        <w:gridCol w:w="9360"/>
+      </w:tblGrid>
+      <w:tr>
+        <w:tblPrEx>
+          <w:tblCellMar>
+            <w:top w:w="0" w:type="dxa"/>
+            <w:bottom w:w="0" w:type="dxa"/>
+          </w:tblCellMar>
+        </w:tblPrEx>
+        <w:trPr>
+          <w:cantSplit/>
+          <w:trHeight w:val="5270"/>
+          <w:jc w:val="center"/>
+        </w:trPr>
+        <w:tc>
+          <w:tcPr>
+            <w:tcW w:w="9360" w:type="dxa"/>
+            <w:shd w:val="clear" w:color="auto" w:fill="FAF9F6"/>
+            <w:tcMar>
+              <w:top w:w="200" w:type="dxa"/>
+              <w:left w:w="260" w:type="dxa"/>
+              <w:bottom w:w="200" w:type="dxa"/>
+              <w:right w:w="260" w:type="dxa"/>
+            </w:tcMar>
+            <w:vAlign w:val="center"/>
+          </w:tcPr>
+          <w:p>
+            <w:pPr>
+              <w:spacing w:after="100"/>
+              <w:jc w:val="center"/>
+            </w:pPr>
+            <w:r>
+              <w:rPr>
+                <w:b/>
+                <w:bCs/>
+                <w:color w:val="8D4429"/>
+                <w:sz w:val="22"/>
+                <w:szCs w:val="22"/>
+              </w:rPr>
+              <w:lastRenderedPageBreak/>
+              <w:t>วางภาพที่ 4 ตรงนี้</w:t>
+            </w:r>
+          </w:p>
+          <w:p>
+            <w:pPr>
+              <w:spacing w:after="70" w:line="280" w:lineRule="auto"/>
+              <w:jc w:val="center"/>
+            </w:pPr>
+            <w:r>
+              <w:rPr>
+                <w:rFonts w:ascii="Consolas" w:eastAsia="Consolas" w:hAnsi="Consolas" w:cs="Consolas"/>
+                <w:color w:val="5A5F5B"/>
+                <w:sz w:val="17"/>
+                <w:szCs w:val="17"/>
+              </w:rPr>
+              <w:t xml:space="preserve">http://localhost:3000 </w:t>
+            </w:r>
+            <w:r>
+              <w:rPr>
+                <w:rFonts w:ascii="Consolas" w:eastAsia="Consolas" w:hAnsi="Consolas" w:cs="Consolas"/>
+                <w:color w:val="5A5F5B"/>
+                <w:sz w:val="17"/>
+                <w:szCs w:val="17"/>
+              </w:rPr>
+              <w:t>ส่วนที่ 05 อ่านเรือพระ</w:t>
+            </w:r>
+          </w:p>
+          <w:p>
+            <w:pPr>
+              <w:spacing w:line="280" w:lineRule="auto"/>
+              <w:jc w:val="center"/>
+            </w:pPr>
+            <w:r>
+              <w:rPr>
+                <w:color w:val="5A5F5B"/>
+                <w:sz w:val="18"/>
+                <w:szCs w:val="18"/>
+              </w:rPr>
+              <w:t>เลื่อนลงไปที่ส่วน อ่านเรือพระ กดจุดวงกลมบนภาพเรือหนึ่งจุด รอให้แผงด้านข้างเปิด แล้วแคป</w:t>
+            </w:r>
+          </w:p>
+        </w:tc>
+      </w:tr>
+    </w:tbl>
+    <w:p>
+      <w:pPr>
+        <w:spacing w:before="100" w:after="240" w:line="280" w:lineRule="auto"/>
+        <w:jc w:val="center"/>
+      </w:pPr>
+      <w:r>
+        <w:rPr>
+          <w:b/>
+          <w:bCs/>
+          <w:color w:val="8D4429"/>
+          <w:sz w:val="18"/>
+          <w:szCs w:val="18"/>
+        </w:rPr>
+        <w:t xml:space="preserve">ภาพที่ 4  </w:t>
+      </w:r>
+      <w:r>
+        <w:rPr>
+          <w:i/>
+          <w:iCs/>
+          <w:color w:val="5A5F5B"/>
+          <w:sz w:val="18"/>
+          <w:szCs w:val="18"/>
+        </w:rPr>
+        <w:t>ตัวอ่านเรือพระบนเดสก์ท็อป เปิดจุดสำรวจแล้วแผงรายละเอียดขึ้นด้านข้าง</w:t>
+      </w:r>
+    </w:p>
+    <w:p>
+      <w:pPr>
+        <w:spacing w:before="180"/>
+      </w:pPr>
+    </w:p>
+    <w:tbl>
+      <w:tblPr>
+        <w:tblW w:w="3300" w:type="dxa"/>
+        <w:jc w:val="center"/>
+        <w:tblBorders>
+          <w:top w:val="dashed" w:sz="6" w:space="0" w:color="C9C3B6"/>
+          <w:left w:val="dashed" w:sz="6" w:space="0" w:color="C9C3B6"/>
+          <w:bottom w:val="dashed" w:sz="6" w:space="0" w:color="C9C3B6"/>
+          <w:right w:val="dashed" w:sz="6" w:space="0" w:color="C9C3B6"/>
+          <w:insideH w:val="single" w:sz="4" w:space="0" w:color="auto"/>
+          <w:insideV w:val="single" w:sz="4" w:space="0" w:color="auto"/>
+        </w:tblBorders>
+        <w:tblCellMar>
+          <w:left w:w="10" w:type="dxa"/>
+          <w:right w:w="10" w:type="dxa"/>
+        </w:tblCellMar>
+        <w:tblLook w:val="04A0" w:firstRow="1" w:lastRow="0" w:firstColumn="1" w:lastColumn="0" w:noHBand="0" w:noVBand="1"/>
+      </w:tblPr>
+      <w:tblGrid>
+        <w:gridCol w:w="3300"/>
+      </w:tblGrid>
+      <w:tr>
+        <w:tblPrEx>
+          <w:tblCellMar>
+            <w:top w:w="0" w:type="dxa"/>
+            <w:bottom w:w="0" w:type="dxa"/>
+          </w:tblCellMar>
+        </w:tblPrEx>
+        <w:trPr>
+          <w:cantSplit/>
+          <w:trHeight w:val="7100"/>
+          <w:jc w:val="center"/>
+        </w:trPr>
+        <w:tc>
+          <w:tcPr>
+            <w:tcW w:w="3300" w:type="dxa"/>
+            <w:shd w:val="clear" w:color="auto" w:fill="FAF9F6"/>
+            <w:tcMar>
+              <w:top w:w="200" w:type="dxa"/>
+              <w:left w:w="260" w:type="dxa"/>
+              <w:bottom w:w="200" w:type="dxa"/>
+              <w:right w:w="260" w:type="dxa"/>
+            </w:tcMar>
+            <w:vAlign w:val="center"/>
+          </w:tcPr>
+          <w:p>
+            <w:pPr>
+              <w:spacing w:after="100"/>
+              <w:jc w:val="center"/>
+            </w:pPr>
+            <w:r>
+              <w:rPr>
+                <w:b/>
+                <w:bCs/>
+                <w:color w:val="8D4429"/>
+                <w:sz w:val="22"/>
+                <w:szCs w:val="22"/>
+              </w:rPr>
+              <w:lastRenderedPageBreak/>
+              <w:t>วางภาพที่ 5 ตรงนี้</w:t>
+            </w:r>
+          </w:p>
+          <w:p>
+            <w:pPr>
+              <w:spacing w:after="70" w:line="280" w:lineRule="auto"/>
+              <w:jc w:val="center"/>
+            </w:pPr>
+            <w:r>
+              <w:rPr>
+                <w:rFonts w:ascii="Consolas" w:eastAsia="Consolas" w:hAnsi="Consolas" w:cs="Consolas"/>
+                <w:color w:val="5A5F5B"/>
+                <w:sz w:val="17"/>
+                <w:szCs w:val="17"/>
+              </w:rPr>
+              <w:t xml:space="preserve">http://localhost:3000 </w:t>
+            </w:r>
+            <w:r>
+              <w:rPr>
+                <w:rFonts w:ascii="Consolas" w:eastAsia="Consolas" w:hAnsi="Consolas" w:cs="Consolas"/>
+                <w:color w:val="5A5F5B"/>
+                <w:sz w:val="17"/>
+                <w:szCs w:val="17"/>
+              </w:rPr>
+              <w:t>ส่ว</w:t>
+            </w:r>
+            <w:r>
+              <w:rPr>
+                <w:rFonts w:ascii="Consolas" w:eastAsia="Consolas" w:hAnsi="Consolas" w:cs="Consolas"/>
+                <w:color w:val="5A5F5B"/>
+                <w:sz w:val="17"/>
+                <w:szCs w:val="17"/>
+              </w:rPr>
+              <w:t>นที่ 05 บนหน้าจอแคบ</w:t>
+            </w:r>
+          </w:p>
+          <w:p>
+            <w:pPr>
+              <w:spacing w:line="280" w:lineRule="auto"/>
+              <w:jc w:val="center"/>
+            </w:pPr>
+            <w:r>
+              <w:rPr>
+                <w:color w:val="5A5F5B"/>
+                <w:sz w:val="18"/>
+                <w:szCs w:val="18"/>
+              </w:rPr>
+              <w:t>เปิด DevTools กด Toggle device toolbar เลือกขนาดโทรศัพท์หรือกว้าง 390 พิกเซล แล้วกดจุดสำรวจ</w:t>
+            </w:r>
+          </w:p>
+        </w:tc>
+      </w:tr>
+    </w:tbl>
+    <w:p>
+      <w:pPr>
+        <w:spacing w:before="100" w:after="240" w:line="280" w:lineRule="auto"/>
+        <w:jc w:val="center"/>
+      </w:pPr>
+      <w:r>
+        <w:rPr>
+          <w:b/>
+          <w:bCs/>
+          <w:color w:val="8D4429"/>
+          <w:sz w:val="18"/>
+          <w:szCs w:val="18"/>
+        </w:rPr>
+        <w:t xml:space="preserve">ภาพที่ 5  </w:t>
+      </w:r>
+      <w:r>
+        <w:rPr>
+          <w:i/>
+          <w:iCs/>
+          <w:color w:val="5A5F5B"/>
+          <w:sz w:val="18"/>
+          <w:szCs w:val="18"/>
+        </w:rPr>
+        <w:t>ตัวอ่านเรือพระบนมือถือ รายละเอียดขึ้นเป็นแผ่นเลื่อนจากด้านล่าง</w:t>
+      </w:r>
+    </w:p>
+    <w:p>
+      <w:pPr>
         <w:pStyle w:val="2"/>
         <w:spacing w:before="280" w:after="140"/>
       </w:pPr>
-      <w:bookmarkStart w:id="15" w:name="_Toc241160920"/>
+      <w:bookmarkStart w:id="19" w:name="_Toc241476467"/>
       <w:r>
         <w:rPr>
           <w:b/>
@@ -8763,19 +12726,9 @@
           <w:sz w:val="24"/>
           <w:szCs w:val="24"/>
         </w:rPr>
-        <w:t>ความลึ</w:t>
-      </w:r>
-      <w:r>
-        <w:rPr>
-          <w:b/>
-          <w:bCs/>
-          <w:color w:val="173B34"/>
-          <w:sz w:val="24"/>
-          <w:szCs w:val="24"/>
-        </w:rPr>
-        <w:t>กและการเคลื่อนไหว</w:t>
-      </w:r>
-      <w:bookmarkEnd w:id="15"/>
+        <w:t>ความลึกและการเคลื่อนไหว</w:t>
+      </w:r>
+      <w:bookmarkEnd w:id="19"/>
     </w:p>
     <w:p>
       <w:pPr>
@@ -8809,14 +12762,7 @@
           <w:sz w:val="20"/>
           <w:szCs w:val="20"/>
         </w:rPr>
-        <w:t>ทุกอย่างที่</w:t>
-      </w:r>
-      <w:r>
-        <w:rPr>
-          <w:sz w:val="20"/>
-          <w:szCs w:val="20"/>
-        </w:rPr>
-        <w:t>ขยับคือภาพถ่ายจริงจากพื้นที่ ไม่มีการปั้นเรือสามมิติหรือวาดลายไทยประกอบขึ้นใหม่ เพราะการสร้างรูปทรงของงานช่างขึ้นเองโดยไม่มีใครรังวัดของจริง คือการแต่งข้อมูลรูปแบบหนึ่ง</w:t>
+        <w:t>ทุกอย่างที่ขยับคือภาพถ่ายจริงจากพื้นที่ ไม่มีการปั้นเรือสามมิติหรือวาดลายไทยประกอบขึ้นใหม่ เพราะการสร้างรูปทรงของงานช่างขึ้นเองโดยไม่มีใครรังวัดของจริง คือการแต่งข้อมูลรูปแบบหนึ่ง</w:t>
       </w:r>
     </w:p>
     <w:p>
@@ -8832,15 +12778,18 @@
         <w:pStyle w:val="a4"/>
         <w:numPr>
           <w:ilvl w:val="0"/>
-          <w:numId w:val="4"/>
+          <w:numId w:val="5"/>
         </w:numPr>
         <w:spacing w:after="80" w:line="290" w:lineRule="auto"/>
       </w:pPr>
       <w:r>
-        <w:t>ใช้ได้แค่ transform กับ opacity ห้ามเปล</w:t>
-      </w:r>
-      <w:r>
-        <w:t>ี่ยนขนาดหรือตำแหน่งในผังหน้า เพราะมีชุดทดสอบบังคับว่าค่า CLS ต้องต่ำกว่า 0.1</w:t>
+        <w:t>ใช้ได้แค่ transform กับ opac</w:t>
+      </w:r>
+      <w:r>
+        <w:t xml:space="preserve">ity </w:t>
+      </w:r>
+      <w:r>
+        <w:t>ห้ามเปลี่ยนขนาดหรือตำแหน่งในผังหน้า เพราะมีชุดทดสอบบังคับว่าค่า CLS ต้องต่ำกว่า 0.1</w:t>
       </w:r>
     </w:p>
     <w:p>
@@ -8848,7 +12797,7 @@
         <w:pStyle w:val="a4"/>
         <w:numPr>
           <w:ilvl w:val="0"/>
-          <w:numId w:val="4"/>
+          <w:numId w:val="5"/>
         </w:numPr>
         <w:spacing w:after="80" w:line="290" w:lineRule="auto"/>
       </w:pPr>
@@ -8861,10 +12810,11 @@
         <w:spacing w:after="140"/>
       </w:pPr>
       <w:r>
-        <w:t>สองอย่างที่ทดลองแล้วถอยออก เพราะเป็น</w:t>
-      </w:r>
-      <w:r>
-        <w:t>ตัวอย่างที่ดีของการชั่งน้ำหนักระหว่างความสวยกับการใช้งานจริง</w:t>
+        <w:lastRenderedPageBreak/>
+        <w:t>สองอย่างที่ทดลองแล้วถอยออ</w:t>
+      </w:r>
+      <w:r>
+        <w:t>ก เพราะเป็นตัวอย่างที่ดีของการชั่งน้ำหนักระหว่างความสวยกับการใช้งานจริง</w:t>
       </w:r>
     </w:p>
     <w:p>
@@ -8872,12 +12822,11 @@
         <w:pStyle w:val="a4"/>
         <w:numPr>
           <w:ilvl w:val="0"/>
-          <w:numId w:val="2"/>
+          <w:numId w:val="3"/>
         </w:numPr>
         <w:spacing w:after="80" w:line="290" w:lineRule="auto"/>
       </w:pPr>
       <w:r>
-        <w:lastRenderedPageBreak/>
         <w:t>เคยให้บล็อกวิดีโอวันชักพระเลื่อนตามแนวนอนตามจังหวะการลากเรือ ซึ่งตรงกับความหมายของงาน แต่ทำให้ผู้ใช้ต้องกดปุ่มเล่นที่กำลังเคลื่อนที่ จึงเปลี่ยนเป็นเคลื่อนเข้ามาแล้วหยุดนิ่ง</w:t>
       </w:r>
     </w:p>
@@ -8886,31 +12835,30 @@
         <w:pStyle w:val="a4"/>
         <w:numPr>
           <w:ilvl w:val="0"/>
-          <w:numId w:val="2"/>
+          <w:numId w:val="3"/>
         </w:numPr>
         <w:spacing w:after="80" w:line="290" w:lineRule="auto"/>
       </w:pPr>
       <w:r>
-        <w:t>เคยให้ชั้นความลึกเริ่ม</w:t>
-      </w:r>
-      <w:r>
-        <w:t>ที่ความทึบ 25% ผลคือข้อความที่ยังไม่เลื่อนมาถึงเหลือค่า contrast 1.77:1 ซึ่งเครื่องมือตรวจการเข้าถึงจับได้ จึงเปลี่ยนเป็นขยับตำแหน่งอย่างเดียว ไม่หรี่ข้อความ</w:t>
-      </w:r>
-    </w:p>
-    <w:p>
-      <w:r>
-        <w:br w:type="page"/>
+        <w:t>เคยให้ชั้นความลึกเริ่มที่ความทึบ 25% ผลคือข้อความที่ยังไม่เลื่อนมาถึงเหลือค่า contr</w:t>
+      </w:r>
+      <w:r>
+        <w:t xml:space="preserve">ast 1.77:1 </w:t>
+      </w:r>
+      <w:r>
+        <w:t>ซึ่งเครื่องมือตรวจการเข้าถึงจับได้ จึงเปลี่ยนเป็นขยับตำแหน่งอย่างเดียว ไม่หรี่ข้อความ</w:t>
       </w:r>
     </w:p>
     <w:p>
       <w:pPr>
         <w:pStyle w:val="1"/>
+        <w:pageBreakBefore/>
         <w:pBdr>
           <w:bottom w:val="single" w:sz="6" w:space="6" w:color="C9C3B6"/>
         </w:pBdr>
         <w:spacing w:before="360" w:after="200"/>
       </w:pPr>
-      <w:bookmarkStart w:id="16" w:name="_Toc241160921"/>
+      <w:bookmarkStart w:id="20" w:name="_Toc241476468"/>
       <w:r>
         <w:rPr>
           <w:b/>
@@ -8932,17 +12880,17 @@
         </w:rPr>
         <w:t>ระบบจัดการเนื้อหา</w:t>
       </w:r>
-      <w:bookmarkEnd w:id="16"/>
+      <w:bookmarkEnd w:id="20"/>
     </w:p>
     <w:p>
       <w:pPr>
         <w:spacing w:after="140"/>
       </w:pPr>
       <w:r>
-        <w:t xml:space="preserve">เข้าที่ /admin ต้องเข้าสู่ระบบและมีสิทธิ์ระดับ ADMIN ระบบตรวจสิทธิ์สองชั้น </w:t>
-      </w:r>
-      <w:r>
-        <w:t>คือชั้น layout กันไม่ให้เข้าหน้า และชั้น server action กันไม่ให้เขียนข้อมูล การกันแค่ชั้นหน้าเว็บอย่างเดียวไม่พอ เพราะ action ถูกเรียกตรงได้</w:t>
+        <w:t>เข้าที่ /admin ต้องเข้าสู่ระบบและมีสิทธิ์ระดับ ADMIN ระบบตรวจสิทธิ์สองชั้น คือชั้น layout กันไม่ให้เข้าหน้า และชั้น server action กันไม่ให</w:t>
+      </w:r>
+      <w:r>
+        <w:t>้เขียนข้อมูล การกันแค่ชั้นหน้าเว็บอย่างเดียวไม่พอ เพราะ action ถูกเรียกตรงได้</w:t>
       </w:r>
     </w:p>
     <w:p>
@@ -8950,7 +12898,7 @@
         <w:pStyle w:val="2"/>
         <w:spacing w:before="280" w:after="140"/>
       </w:pPr>
-      <w:bookmarkStart w:id="17" w:name="_Toc241160922"/>
+      <w:bookmarkStart w:id="21" w:name="_Toc241476469"/>
       <w:r>
         <w:rPr>
           <w:b/>
@@ -8971,7 +12919,7 @@
         </w:rPr>
         <w:t>หมวดข้อมูลที่จัดการได้ (16 หมวด)</w:t>
       </w:r>
-      <w:bookmarkEnd w:id="17"/>
+      <w:bookmarkEnd w:id="21"/>
     </w:p>
     <w:tbl>
       <w:tblPr>
@@ -9702,14 +13650,7 @@
                 <w:sz w:val="19"/>
                 <w:szCs w:val="19"/>
               </w:rPr>
-              <w:t>หลักสูตร เนื้อหาบทเรียน และแบบฝึก</w:t>
-            </w:r>
-            <w:r>
-              <w:rPr>
-                <w:sz w:val="19"/>
-                <w:szCs w:val="19"/>
-              </w:rPr>
-              <w:t>หัด</w:t>
+              <w:t>หลักสูตร เนื้อหาบทเรียน และแบบฝึกหัด</w:t>
             </w:r>
           </w:p>
         </w:tc>
@@ -9771,10 +13712,268 @@
     </w:tbl>
     <w:p>
       <w:pPr>
+        <w:spacing w:before="180"/>
+      </w:pPr>
+    </w:p>
+    <w:tbl>
+      <w:tblPr>
+        <w:tblW w:w="9360" w:type="dxa"/>
+        <w:jc w:val="center"/>
+        <w:tblBorders>
+          <w:top w:val="dashed" w:sz="6" w:space="0" w:color="C9C3B6"/>
+          <w:left w:val="dashed" w:sz="6" w:space="0" w:color="C9C3B6"/>
+          <w:bottom w:val="dashed" w:sz="6" w:space="0" w:color="C9C3B6"/>
+          <w:right w:val="dashed" w:sz="6" w:space="0" w:color="C9C3B6"/>
+          <w:insideH w:val="single" w:sz="4" w:space="0" w:color="auto"/>
+          <w:insideV w:val="single" w:sz="4" w:space="0" w:color="auto"/>
+        </w:tblBorders>
+        <w:tblCellMar>
+          <w:left w:w="10" w:type="dxa"/>
+          <w:right w:w="10" w:type="dxa"/>
+        </w:tblCellMar>
+        <w:tblLook w:val="04A0" w:firstRow="1" w:lastRow="0" w:firstColumn="1" w:lastColumn="0" w:noHBand="0" w:noVBand="1"/>
+      </w:tblPr>
+      <w:tblGrid>
+        <w:gridCol w:w="9360"/>
+      </w:tblGrid>
+      <w:tr>
+        <w:tblPrEx>
+          <w:tblCellMar>
+            <w:top w:w="0" w:type="dxa"/>
+            <w:bottom w:w="0" w:type="dxa"/>
+          </w:tblCellMar>
+        </w:tblPrEx>
+        <w:trPr>
+          <w:cantSplit/>
+          <w:trHeight w:val="5270"/>
+          <w:jc w:val="center"/>
+        </w:trPr>
+        <w:tc>
+          <w:tcPr>
+            <w:tcW w:w="9360" w:type="dxa"/>
+            <w:shd w:val="clear" w:color="auto" w:fill="FAF9F6"/>
+            <w:tcMar>
+              <w:top w:w="200" w:type="dxa"/>
+              <w:left w:w="260" w:type="dxa"/>
+              <w:bottom w:w="200" w:type="dxa"/>
+              <w:right w:w="260" w:type="dxa"/>
+            </w:tcMar>
+            <w:vAlign w:val="center"/>
+          </w:tcPr>
+          <w:p>
+            <w:pPr>
+              <w:spacing w:after="100"/>
+              <w:jc w:val="center"/>
+            </w:pPr>
+            <w:r>
+              <w:rPr>
+                <w:b/>
+                <w:bCs/>
+                <w:color w:val="8D4429"/>
+                <w:sz w:val="22"/>
+                <w:szCs w:val="22"/>
+              </w:rPr>
+              <w:lastRenderedPageBreak/>
+              <w:t>วางภาพที่ 10 ตรงนี้</w:t>
+            </w:r>
+          </w:p>
+          <w:p>
+            <w:pPr>
+              <w:spacing w:after="70" w:line="280" w:lineRule="auto"/>
+              <w:jc w:val="center"/>
+            </w:pPr>
+            <w:r>
+              <w:rPr>
+                <w:rFonts w:ascii="Consolas" w:eastAsia="Consolas" w:hAnsi="Consolas" w:cs="Consolas"/>
+                <w:color w:val="5A5F5B"/>
+                <w:sz w:val="17"/>
+                <w:szCs w:val="17"/>
+              </w:rPr>
+              <w:t>http://localhost:3000/admin</w:t>
+            </w:r>
+          </w:p>
+          <w:p>
+            <w:pPr>
+              <w:spacing w:line="280" w:lineRule="auto"/>
+              <w:jc w:val="center"/>
+            </w:pPr>
+            <w:r>
+              <w:rPr>
+                <w:color w:val="5A5F5B"/>
+                <w:sz w:val="18"/>
+                <w:szCs w:val="18"/>
+              </w:rPr>
+              <w:t>เข้าสู่ระบบก่อน แล้วแคปให้เห็นเมนูด้านซ้ายทั้ง 16 หมวดและตัวเลขสรุป</w:t>
+            </w:r>
+          </w:p>
+        </w:tc>
+      </w:tr>
+    </w:tbl>
+    <w:p>
+      <w:pPr>
+        <w:spacing w:before="100" w:after="240" w:line="280" w:lineRule="auto"/>
+        <w:jc w:val="center"/>
+      </w:pPr>
+      <w:r>
+        <w:rPr>
+          <w:b/>
+          <w:bCs/>
+          <w:color w:val="8D4429"/>
+          <w:sz w:val="18"/>
+          <w:szCs w:val="18"/>
+        </w:rPr>
+        <w:t xml:space="preserve">ภาพที่ 10  </w:t>
+      </w:r>
+      <w:r>
+        <w:rPr>
+          <w:i/>
+          <w:iCs/>
+          <w:color w:val="5A5F5B"/>
+          <w:sz w:val="18"/>
+          <w:szCs w:val="18"/>
+        </w:rPr>
+        <w:t>หน้าภาพรวมของระบบจัดการเนื้อหา</w:t>
+      </w:r>
+    </w:p>
+    <w:p>
+      <w:pPr>
+        <w:spacing w:before="180"/>
+      </w:pPr>
+    </w:p>
+    <w:tbl>
+      <w:tblPr>
+        <w:tblW w:w="9360" w:type="dxa"/>
+        <w:jc w:val="center"/>
+        <w:tblBorders>
+          <w:top w:val="dashed" w:sz="6" w:space="0" w:color="C9C3B6"/>
+          <w:left w:val="dashed" w:sz="6" w:space="0" w:color="C9C3B6"/>
+          <w:bottom w:val="dashed" w:sz="6" w:space="0" w:color="C9C3B6"/>
+          <w:right w:val="dashed" w:sz="6" w:space="0" w:color="C9C3B6"/>
+          <w:insideH w:val="single" w:sz="4" w:space="0" w:color="auto"/>
+          <w:insideV w:val="single" w:sz="4" w:space="0" w:color="auto"/>
+        </w:tblBorders>
+        <w:tblCellMar>
+          <w:left w:w="10" w:type="dxa"/>
+          <w:right w:w="10" w:type="dxa"/>
+        </w:tblCellMar>
+        <w:tblLook w:val="04A0" w:firstRow="1" w:lastRow="0" w:firstColumn="1" w:lastColumn="0" w:noHBand="0" w:noVBand="1"/>
+      </w:tblPr>
+      <w:tblGrid>
+        <w:gridCol w:w="9360"/>
+      </w:tblGrid>
+      <w:tr>
+        <w:tblPrEx>
+          <w:tblCellMar>
+            <w:top w:w="0" w:type="dxa"/>
+            <w:bottom w:w="0" w:type="dxa"/>
+          </w:tblCellMar>
+        </w:tblPrEx>
+        <w:trPr>
+          <w:cantSplit/>
+          <w:trHeight w:val="5270"/>
+          <w:jc w:val="center"/>
+        </w:trPr>
+        <w:tc>
+          <w:tcPr>
+            <w:tcW w:w="9360" w:type="dxa"/>
+            <w:shd w:val="clear" w:color="auto" w:fill="FAF9F6"/>
+            <w:tcMar>
+              <w:top w:w="200" w:type="dxa"/>
+              <w:left w:w="260" w:type="dxa"/>
+              <w:bottom w:w="200" w:type="dxa"/>
+              <w:right w:w="260" w:type="dxa"/>
+            </w:tcMar>
+            <w:vAlign w:val="center"/>
+          </w:tcPr>
+          <w:p>
+            <w:pPr>
+              <w:spacing w:after="100"/>
+              <w:jc w:val="center"/>
+            </w:pPr>
+            <w:r>
+              <w:rPr>
+                <w:b/>
+                <w:bCs/>
+                <w:color w:val="8D4429"/>
+                <w:sz w:val="22"/>
+                <w:szCs w:val="22"/>
+              </w:rPr>
+              <w:t>วางภาพที่ 11 ตรงนี้</w:t>
+            </w:r>
+          </w:p>
+          <w:p>
+            <w:pPr>
+              <w:spacing w:after="70" w:line="280" w:lineRule="auto"/>
+              <w:jc w:val="center"/>
+            </w:pPr>
+            <w:r>
+              <w:rPr>
+                <w:rFonts w:ascii="Consolas" w:eastAsia="Consolas" w:hAnsi="Consolas" w:cs="Consolas"/>
+                <w:color w:val="5A5F5B"/>
+                <w:sz w:val="17"/>
+                <w:szCs w:val="17"/>
+              </w:rPr>
+              <w:t xml:space="preserve">http://localhost:3000/admin/boats </w:t>
+            </w:r>
+            <w:r>
+              <w:rPr>
+                <w:rFonts w:ascii="Consolas" w:eastAsia="Consolas" w:hAnsi="Consolas" w:cs="Consolas"/>
+                <w:color w:val="5A5F5B"/>
+                <w:sz w:val="17"/>
+                <w:szCs w:val="17"/>
+              </w:rPr>
+              <w:t>แล้วกดแก้ไขเรือลำใดลำหนึ่ง</w:t>
+            </w:r>
+          </w:p>
+          <w:p>
+            <w:pPr>
+              <w:spacing w:line="280" w:lineRule="auto"/>
+              <w:jc w:val="center"/>
+            </w:pPr>
+            <w:r>
+              <w:rPr>
+                <w:color w:val="5A5F5B"/>
+                <w:sz w:val="18"/>
+                <w:szCs w:val="18"/>
+              </w:rPr>
+              <w:t>เลื่อนลงให้เห็นกล่อง ลวดลายบนเรือลำนี้ และ ช่างที่ร่วมสร้างเรือลำนี้ ที่มีช่องติ๊กถูก</w:t>
+            </w:r>
+          </w:p>
+        </w:tc>
+      </w:tr>
+    </w:tbl>
+    <w:p>
+      <w:pPr>
+        <w:spacing w:before="100" w:after="240" w:line="280" w:lineRule="auto"/>
+        <w:jc w:val="center"/>
+      </w:pPr>
+      <w:r>
+        <w:rPr>
+          <w:b/>
+          <w:bCs/>
+          <w:color w:val="8D4429"/>
+          <w:sz w:val="18"/>
+          <w:szCs w:val="18"/>
+        </w:rPr>
+        <w:t xml:space="preserve">ภาพที่ 11  </w:t>
+      </w:r>
+      <w:r>
+        <w:rPr>
+          <w:i/>
+          <w:iCs/>
+          <w:color w:val="5A5F5B"/>
+          <w:sz w:val="18"/>
+          <w:szCs w:val="18"/>
+        </w:rPr>
+        <w:t>ฟอร์มแก้ไขเรือพระ พร้อมตัวเลือกเชื่อมลวดลายและช่างแบบติ๊กถูก</w:t>
+      </w:r>
+    </w:p>
+    <w:p>
+      <w:pPr>
         <w:pStyle w:val="2"/>
         <w:spacing w:before="280" w:after="140"/>
       </w:pPr>
-      <w:bookmarkStart w:id="18" w:name="_Toc241160923"/>
+      <w:bookmarkStart w:id="22" w:name="_Toc241476470"/>
       <w:r>
         <w:rPr>
           <w:b/>
@@ -9783,6 +13982,7 @@
           <w:sz w:val="24"/>
           <w:szCs w:val="24"/>
         </w:rPr>
+        <w:lastRenderedPageBreak/>
         <w:t xml:space="preserve">5.2 </w:t>
       </w:r>
       <w:r>
@@ -9795,14 +13995,14 @@
         </w:rPr>
         <w:t>ความสามารถสำคัญ</w:t>
       </w:r>
-      <w:bookmarkEnd w:id="18"/>
+      <w:bookmarkEnd w:id="22"/>
     </w:p>
     <w:p>
       <w:pPr>
         <w:pStyle w:val="3"/>
         <w:spacing w:before="200" w:after="100"/>
       </w:pPr>
-      <w:bookmarkStart w:id="19" w:name="_Toc241160924"/>
+      <w:bookmarkStart w:id="23" w:name="_Toc241476471"/>
       <w:r>
         <w:rPr>
           <w:b/>
@@ -9813,7 +14013,7 @@
         </w:rPr>
         <w:t>การอัปโหลดภาพ</w:t>
       </w:r>
-      <w:bookmarkEnd w:id="19"/>
+      <w:bookmarkEnd w:id="23"/>
     </w:p>
     <w:p>
       <w:pPr>
@@ -9828,7 +14028,7 @@
         <w:pStyle w:val="a4"/>
         <w:numPr>
           <w:ilvl w:val="0"/>
-          <w:numId w:val="5"/>
+          <w:numId w:val="6"/>
         </w:numPr>
         <w:spacing w:after="80" w:line="290" w:lineRule="auto"/>
       </w:pPr>
@@ -9841,7 +14041,7 @@
         <w:pStyle w:val="a4"/>
         <w:numPr>
           <w:ilvl w:val="0"/>
-          <w:numId w:val="5"/>
+          <w:numId w:val="6"/>
         </w:numPr>
         <w:spacing w:after="80" w:line="290" w:lineRule="auto"/>
       </w:pPr>
@@ -9854,12 +14054,15 @@
         <w:pStyle w:val="a4"/>
         <w:numPr>
           <w:ilvl w:val="0"/>
-          <w:numId w:val="5"/>
+          <w:numId w:val="6"/>
         </w:numPr>
         <w:spacing w:after="80" w:line="290" w:lineRule="auto"/>
       </w:pPr>
       <w:r>
-        <w:t>แปลงเป็น WebP คุณภาพ 82 ซึ่งลบข้อมูล EXIF ทั้งหมดออกไปในตัว รวมถึงพิกัด GPS</w:t>
+        <w:t>แปลงเป็น WebP คุณภาพ 82 ซึ่งลบข้อมูล EXIF ทั้งหมดออกไปในตัว รวมถึงพิ</w:t>
+      </w:r>
+      <w:r>
+        <w:t>กัด GPS</w:t>
       </w:r>
     </w:p>
     <w:p>
@@ -9867,12 +14070,136 @@
         <w:pStyle w:val="a4"/>
         <w:numPr>
           <w:ilvl w:val="0"/>
-          <w:numId w:val="5"/>
+          <w:numId w:val="6"/>
         </w:numPr>
         <w:spacing w:after="80" w:line="290" w:lineRule="auto"/>
       </w:pPr>
       <w:r>
         <w:t>เก็บไฟล์ที่ storage/uploads ซึ่งอยู่นอกโฟลเดอร์ public และเสิร์ฟผ่านเส้นทาง /media/[name]</w:t>
+      </w:r>
+    </w:p>
+    <w:p>
+      <w:pPr>
+        <w:spacing w:before="180"/>
+      </w:pPr>
+    </w:p>
+    <w:tbl>
+      <w:tblPr>
+        <w:tblW w:w="9360" w:type="dxa"/>
+        <w:jc w:val="center"/>
+        <w:tblBorders>
+          <w:top w:val="dashed" w:sz="6" w:space="0" w:color="C9C3B6"/>
+          <w:left w:val="dashed" w:sz="6" w:space="0" w:color="C9C3B6"/>
+          <w:bottom w:val="dashed" w:sz="6" w:space="0" w:color="C9C3B6"/>
+          <w:right w:val="dashed" w:sz="6" w:space="0" w:color="C9C3B6"/>
+          <w:insideH w:val="single" w:sz="4" w:space="0" w:color="auto"/>
+          <w:insideV w:val="single" w:sz="4" w:space="0" w:color="auto"/>
+        </w:tblBorders>
+        <w:tblCellMar>
+          <w:left w:w="10" w:type="dxa"/>
+          <w:right w:w="10" w:type="dxa"/>
+        </w:tblCellMar>
+        <w:tblLook w:val="04A0" w:firstRow="1" w:lastRow="0" w:firstColumn="1" w:lastColumn="0" w:noHBand="0" w:noVBand="1"/>
+      </w:tblPr>
+      <w:tblGrid>
+        <w:gridCol w:w="9360"/>
+      </w:tblGrid>
+      <w:tr>
+        <w:tblPrEx>
+          <w:tblCellMar>
+            <w:top w:w="0" w:type="dxa"/>
+            <w:bottom w:w="0" w:type="dxa"/>
+          </w:tblCellMar>
+        </w:tblPrEx>
+        <w:trPr>
+          <w:cantSplit/>
+          <w:trHeight w:val="5270"/>
+          <w:jc w:val="center"/>
+        </w:trPr>
+        <w:tc>
+          <w:tcPr>
+            <w:tcW w:w="9360" w:type="dxa"/>
+            <w:shd w:val="clear" w:color="auto" w:fill="FAF9F6"/>
+            <w:tcMar>
+              <w:top w:w="200" w:type="dxa"/>
+              <w:left w:w="260" w:type="dxa"/>
+              <w:bottom w:w="200" w:type="dxa"/>
+              <w:right w:w="260" w:type="dxa"/>
+            </w:tcMar>
+            <w:vAlign w:val="center"/>
+          </w:tcPr>
+          <w:p>
+            <w:pPr>
+              <w:spacing w:after="100"/>
+              <w:jc w:val="center"/>
+            </w:pPr>
+            <w:r>
+              <w:rPr>
+                <w:b/>
+                <w:bCs/>
+                <w:color w:val="8D4429"/>
+                <w:sz w:val="22"/>
+                <w:szCs w:val="22"/>
+              </w:rPr>
+              <w:t>วางภาพที่ 13 ตรงนี้</w:t>
+            </w:r>
+          </w:p>
+          <w:p>
+            <w:pPr>
+              <w:spacing w:after="70" w:line="280" w:lineRule="auto"/>
+              <w:jc w:val="center"/>
+            </w:pPr>
+            <w:r>
+              <w:rPr>
+                <w:rFonts w:ascii="Consolas" w:eastAsia="Consolas" w:hAnsi="Consolas" w:cs="Consolas"/>
+                <w:color w:val="5A5F5B"/>
+                <w:sz w:val="17"/>
+                <w:szCs w:val="17"/>
+              </w:rPr>
+              <w:t>http://localhost:3000/admin/media/new</w:t>
+            </w:r>
+          </w:p>
+          <w:p>
+            <w:pPr>
+              <w:spacing w:line="280" w:lineRule="auto"/>
+              <w:jc w:val="center"/>
+            </w:pPr>
+            <w:r>
+              <w:rPr>
+                <w:color w:val="5A5F5B"/>
+                <w:sz w:val="18"/>
+                <w:szCs w:val="18"/>
+              </w:rPr>
+              <w:t>แคปให้เห็นปุ่มเลือกไฟล์พร้อมคำอธิบายใต้ปุ่ม หรือแคปหลังอัปโหลดเสร็จเพื่อให้เห็นภาพตัวอย่าง</w:t>
+            </w:r>
+          </w:p>
+        </w:tc>
+      </w:tr>
+    </w:tbl>
+    <w:p>
+      <w:pPr>
+        <w:spacing w:before="100" w:after="240" w:line="280" w:lineRule="auto"/>
+        <w:jc w:val="center"/>
+      </w:pPr>
+      <w:r>
+        <w:rPr>
+          <w:b/>
+          <w:bCs/>
+          <w:color w:val="8D4429"/>
+          <w:sz w:val="18"/>
+          <w:szCs w:val="18"/>
+        </w:rPr>
+        <w:t xml:space="preserve">ภาพที่ 13  </w:t>
+      </w:r>
+      <w:r>
+        <w:rPr>
+          <w:i/>
+          <w:iCs/>
+          <w:color w:val="5A5F5B"/>
+          <w:sz w:val="18"/>
+          <w:szCs w:val="18"/>
+        </w:rPr>
+        <w:t>การอัปโหลดภาพ ระบบย่อขนาด แปลงไฟล์ และลบข้อมูล EXIF ให้อัตโนมัติ</w:t>
       </w:r>
     </w:p>
     <w:p>
@@ -9892,7 +14219,6 @@
           <w:sz w:val="20"/>
           <w:szCs w:val="20"/>
         </w:rPr>
-        <w:lastRenderedPageBreak/>
         <w:t xml:space="preserve">ทำไมไม่เก็บใน public  </w:t>
       </w:r>
       <w:r>
@@ -9907,7 +14233,14 @@
           <w:sz w:val="20"/>
           <w:szCs w:val="20"/>
         </w:rPr>
-        <w:t>อ่านรายชื่อไฟล์ในโฟลเดอร์ public ตอนเซิร์ฟเวอร์เริ่มทำงานเท่านั้น ไฟล์ที่อัปโหลดระหว่างใช้งานจะขึ้น 404 จนกว่าจะรีสตาร์ต ซึ่งเป็นพฤติกรรมที่ผู้ดูแลจะไม่มีทางเดาได้ว่าเกิดจากอะไร</w:t>
+        <w:t>อ่านรายชื่อไฟล์ในโฟลเดอร์ public ตอนเซิร์ฟเวอร์เริ่มทำงานเท่านั้น ไฟล์ที่อัปโหลดระหว่างใช้งานจะขึ้น 404 จนกว่าจะรีสตาร์ต ซึ่งเป็นพฤติกรรมที่ผู้ดูแลจะไม่ม</w:t>
+      </w:r>
+      <w:r>
+        <w:rPr>
+          <w:sz w:val="20"/>
+          <w:szCs w:val="20"/>
+        </w:rPr>
+        <w:t>ีทางเดาได้ว่าเกิดจากอะไร</w:t>
       </w:r>
     </w:p>
     <w:p>
@@ -9915,7 +14248,7 @@
         <w:pStyle w:val="3"/>
         <w:spacing w:before="200" w:after="100"/>
       </w:pPr>
-      <w:bookmarkStart w:id="20" w:name="_Toc241160925"/>
+      <w:bookmarkStart w:id="24" w:name="_Toc241476472"/>
       <w:r>
         <w:rPr>
           <w:b/>
@@ -9926,17 +14259,148 @@
         </w:rPr>
         <w:t>เครื่องมือวางจุดสำรวจ</w:t>
       </w:r>
-      <w:bookmarkEnd w:id="20"/>
+      <w:bookmarkEnd w:id="24"/>
     </w:p>
     <w:p>
       <w:pPr>
         <w:spacing w:after="140"/>
       </w:pPr>
       <w:r>
-        <w:t>ผู้ดูแลเลือกเรือ แล้วคลิกบนภาพจริงเพื่อวางจุด หรือล</w:t>
-      </w:r>
-      <w:r>
-        <w:t>ากจุดเดิมเพื่อย้ายตำแหน่ง ระบบแปลงตำแหน่งเป็นเปอร์เซ็นต์ก่อนบันทึก จึงไม่ผูกกับขนาดภาพหรือขนาดจอ</w:t>
+        <w:t>ผู้ดูแลเลือกเรือ แล้วคลิกบนภาพจริงเพื่อวางจุด หรือลากจุดเดิมเพื่อย้ายตำแหน่ง ระบบแปลงตำแหน่งเป็นเปอร์เซ็นต์ก่อนบันทึก จึงไม่ผูกกับขนาดภาพหรือขนาดจอ</w:t>
+      </w:r>
+    </w:p>
+    <w:p>
+      <w:pPr>
+        <w:spacing w:before="180"/>
+      </w:pPr>
+    </w:p>
+    <w:tbl>
+      <w:tblPr>
+        <w:tblW w:w="9360" w:type="dxa"/>
+        <w:jc w:val="center"/>
+        <w:tblBorders>
+          <w:top w:val="dashed" w:sz="6" w:space="0" w:color="C9C3B6"/>
+          <w:left w:val="dashed" w:sz="6" w:space="0" w:color="C9C3B6"/>
+          <w:bottom w:val="dashed" w:sz="6" w:space="0" w:color="C9C3B6"/>
+          <w:right w:val="dashed" w:sz="6" w:space="0" w:color="C9C3B6"/>
+          <w:insideH w:val="single" w:sz="4" w:space="0" w:color="auto"/>
+          <w:insideV w:val="single" w:sz="4" w:space="0" w:color="auto"/>
+        </w:tblBorders>
+        <w:tblCellMar>
+          <w:left w:w="10" w:type="dxa"/>
+          <w:right w:w="10" w:type="dxa"/>
+        </w:tblCellMar>
+        <w:tblLook w:val="04A0" w:firstRow="1" w:lastRow="0" w:firstColumn="1" w:lastColumn="0" w:noHBand="0" w:noVBand="1"/>
+      </w:tblPr>
+      <w:tblGrid>
+        <w:gridCol w:w="9360"/>
+      </w:tblGrid>
+      <w:tr>
+        <w:tblPrEx>
+          <w:tblCellMar>
+            <w:top w:w="0" w:type="dxa"/>
+            <w:bottom w:w="0" w:type="dxa"/>
+          </w:tblCellMar>
+        </w:tblPrEx>
+        <w:trPr>
+          <w:cantSplit/>
+          <w:trHeight w:val="5270"/>
+          <w:jc w:val="center"/>
+        </w:trPr>
+        <w:tc>
+          <w:tcPr>
+            <w:tcW w:w="9360" w:type="dxa"/>
+            <w:shd w:val="clear" w:color="auto" w:fill="FAF9F6"/>
+            <w:tcMar>
+              <w:top w:w="200" w:type="dxa"/>
+              <w:left w:w="260" w:type="dxa"/>
+              <w:bottom w:w="200" w:type="dxa"/>
+              <w:right w:w="260" w:type="dxa"/>
+            </w:tcMar>
+            <w:vAlign w:val="center"/>
+          </w:tcPr>
+          <w:p>
+            <w:pPr>
+              <w:spacing w:after="100"/>
+              <w:jc w:val="center"/>
+            </w:pPr>
+            <w:r>
+              <w:rPr>
+                <w:b/>
+                <w:bCs/>
+                <w:color w:val="8D4429"/>
+                <w:sz w:val="22"/>
+                <w:szCs w:val="22"/>
+              </w:rPr>
+              <w:lastRenderedPageBreak/>
+              <w:t>วางภาพที่ 12 ตรงนี้</w:t>
+            </w:r>
+          </w:p>
+          <w:p>
+            <w:pPr>
+              <w:spacing w:after="70" w:line="280" w:lineRule="auto"/>
+              <w:jc w:val="center"/>
+            </w:pPr>
+            <w:r>
+              <w:rPr>
+                <w:rFonts w:ascii="Consolas" w:eastAsia="Consolas" w:hAnsi="Consolas" w:cs="Consolas"/>
+                <w:color w:val="5A5F5B"/>
+                <w:sz w:val="17"/>
+                <w:szCs w:val="17"/>
+              </w:rPr>
+              <w:t xml:space="preserve">http://localhost:3000/admin/sections </w:t>
+            </w:r>
+            <w:r>
+              <w:rPr>
+                <w:rFonts w:ascii="Consolas" w:eastAsia="Consolas" w:hAnsi="Consolas" w:cs="Consolas"/>
+                <w:color w:val="5A5F5B"/>
+                <w:sz w:val="17"/>
+                <w:szCs w:val="17"/>
+              </w:rPr>
+              <w:t>แล้วกดแก้ไขจุดใดจุดหนึ่ง</w:t>
+            </w:r>
+          </w:p>
+          <w:p>
+            <w:pPr>
+              <w:spacing w:line="280" w:lineRule="auto"/>
+              <w:jc w:val="center"/>
+            </w:pPr>
+            <w:r>
+              <w:rPr>
+                <w:color w:val="5A5F5B"/>
+                <w:sz w:val="18"/>
+                <w:szCs w:val="18"/>
+              </w:rPr>
+              <w:t>เลื่อนลงให้เห็นภาพเรือพร้อมจุดวงกลมสีทอง แคปให้เห็นทั้งภาพและช่องค่า X กับ Y</w:t>
+            </w:r>
+          </w:p>
+        </w:tc>
+      </w:tr>
+    </w:tbl>
+    <w:p>
+      <w:pPr>
+        <w:spacing w:before="100" w:after="240" w:line="280" w:lineRule="auto"/>
+        <w:jc w:val="center"/>
+      </w:pPr>
+      <w:r>
+        <w:rPr>
+          <w:b/>
+          <w:bCs/>
+          <w:color w:val="8D4429"/>
+          <w:sz w:val="18"/>
+          <w:szCs w:val="18"/>
+        </w:rPr>
+        <w:t xml:space="preserve">ภาพที่ 12  </w:t>
+      </w:r>
+      <w:r>
+        <w:rPr>
+          <w:i/>
+          <w:iCs/>
+          <w:color w:val="5A5F5B"/>
+          <w:sz w:val="18"/>
+          <w:szCs w:val="18"/>
+        </w:rPr>
+        <w:t>เครื่องมือวางจุดสำรวจ คลิกบนภาพจริงเพื่อวางจุดและลากเพื่อย้ายตำแหน่ง</w:t>
       </w:r>
     </w:p>
     <w:p>
@@ -9944,7 +14408,7 @@
         <w:pStyle w:val="3"/>
         <w:spacing w:before="200" w:after="100"/>
       </w:pPr>
-      <w:bookmarkStart w:id="21" w:name="_Toc241160926"/>
+      <w:bookmarkStart w:id="25" w:name="_Toc241476473"/>
       <w:r>
         <w:rPr>
           <w:b/>
@@ -9955,17 +14419,17 @@
         </w:rPr>
         <w:t>การเชื่อมความสัมพันธ์</w:t>
       </w:r>
-      <w:bookmarkEnd w:id="21"/>
+      <w:bookmarkEnd w:id="25"/>
     </w:p>
     <w:p>
       <w:pPr>
         <w:spacing w:after="140"/>
       </w:pPr>
       <w:r>
-        <w:t>แต่ละหมวดมีตัวเลือกแบบติ๊กถูกสำหรับเชื่อมข้อมูลข้ามหมวด ระบบเพิ่มเฉพาะที่ติ๊กใหม่และลบเฉพาะที่เอาออก ไม่ลบทั้งหมดแล้วสร้างใหม่ เพราะจะทำใ</w:t>
-      </w:r>
-      <w:r>
-        <w:t>ห้เวลาที่บันทึกความสัมพันธ์เดิมเปลี่ยนไปทั้งชุด</w:t>
+        <w:t>แต่ละหมวดมีตัว</w:t>
+      </w:r>
+      <w:r>
+        <w:t>เลือกแบบติ๊กถูกสำหรับเชื่อมข้อมูลข้ามหมวด ระบบเพิ่มเฉพาะที่ติ๊กใหม่และลบเฉพาะที่เอาออก ไม่ลบทั้งหมดแล้วสร้างใหม่ เพราะจะทำให้เวลาที่บันทึกความสัมพันธ์เดิมเปลี่ยนไปทั้งชุด</w:t>
       </w:r>
     </w:p>
     <w:p>
@@ -9992,7 +14456,14 @@
           <w:sz w:val="20"/>
           <w:szCs w:val="20"/>
         </w:rPr>
-        <w:t>ความสัมพันธ์ที่มีข้อมูลของตัวเอง เช่น บทบาทของช่างในเรือลำนั้น ยังไม่เปิดให้แก้จากตัวเลือกแบบติ๊กถูก เพราะการติ๊กออกแล้วติ๊กกลับจะทำให้ข้อความบทบาทหายไปเงียบ ๆ โดยผู้ดูแลไม่รู้ตัว</w:t>
+        <w:t>ความสัมพันธ์ที่มีข้อมูลของตัวเอง เช่น บทบาทของช่างในเรือลำนั้น ยัง</w:t>
+      </w:r>
+      <w:r>
+        <w:rPr>
+          <w:sz w:val="20"/>
+          <w:szCs w:val="20"/>
+        </w:rPr>
+        <w:t>ไม่เปิดให้แก้จากตัวเลือกแบบติ๊กถูก เพราะการติ๊กออกแล้วติ๊กกลับจะทำให้ข้อความบทบาทหายไปเงียบ ๆ โดยผู้ดูแลไม่รู้ตัว</w:t>
       </w:r>
     </w:p>
     <w:p>
@@ -10000,7 +14471,7 @@
         <w:pStyle w:val="3"/>
         <w:spacing w:before="200" w:after="100"/>
       </w:pPr>
-      <w:bookmarkStart w:id="22" w:name="_Toc241160927"/>
+      <w:bookmarkStart w:id="26" w:name="_Toc241476474"/>
       <w:r>
         <w:rPr>
           <w:b/>
@@ -10009,19 +14480,9 @@
           <w:sz w:val="21"/>
           <w:szCs w:val="21"/>
         </w:rPr>
-        <w:t>ตัวเรียงเ</w:t>
-      </w:r>
-      <w:r>
-        <w:rPr>
-          <w:b/>
-          <w:bCs/>
-          <w:color w:val="8D4429"/>
-          <w:sz w:val="21"/>
-          <w:szCs w:val="21"/>
-        </w:rPr>
-        <w:t>นื้อหาบทเรียน</w:t>
-      </w:r>
-      <w:bookmarkEnd w:id="22"/>
+        <w:t>ตัวเรียงเนื้อหาบทเรียน</w:t>
+      </w:r>
+      <w:bookmarkEnd w:id="26"/>
     </w:p>
     <w:p>
       <w:pPr>
@@ -10336,10 +14797,144 @@
     </w:tbl>
     <w:p>
       <w:pPr>
+        <w:spacing w:before="180"/>
+      </w:pPr>
+    </w:p>
+    <w:tbl>
+      <w:tblPr>
+        <w:tblW w:w="9360" w:type="dxa"/>
+        <w:jc w:val="center"/>
+        <w:tblBorders>
+          <w:top w:val="dashed" w:sz="6" w:space="0" w:color="C9C3B6"/>
+          <w:left w:val="dashed" w:sz="6" w:space="0" w:color="C9C3B6"/>
+          <w:bottom w:val="dashed" w:sz="6" w:space="0" w:color="C9C3B6"/>
+          <w:right w:val="dashed" w:sz="6" w:space="0" w:color="C9C3B6"/>
+          <w:insideH w:val="single" w:sz="4" w:space="0" w:color="auto"/>
+          <w:insideV w:val="single" w:sz="4" w:space="0" w:color="auto"/>
+        </w:tblBorders>
+        <w:tblCellMar>
+          <w:left w:w="10" w:type="dxa"/>
+          <w:right w:w="10" w:type="dxa"/>
+        </w:tblCellMar>
+        <w:tblLook w:val="04A0" w:firstRow="1" w:lastRow="0" w:firstColumn="1" w:lastColumn="0" w:noHBand="0" w:noVBand="1"/>
+      </w:tblPr>
+      <w:tblGrid>
+        <w:gridCol w:w="9360"/>
+      </w:tblGrid>
+      <w:tr>
+        <w:tblPrEx>
+          <w:tblCellMar>
+            <w:top w:w="0" w:type="dxa"/>
+            <w:bottom w:w="0" w:type="dxa"/>
+          </w:tblCellMar>
+        </w:tblPrEx>
+        <w:trPr>
+          <w:cantSplit/>
+          <w:trHeight w:val="5270"/>
+          <w:jc w:val="center"/>
+        </w:trPr>
+        <w:tc>
+          <w:tcPr>
+            <w:tcW w:w="9360" w:type="dxa"/>
+            <w:shd w:val="clear" w:color="auto" w:fill="FAF9F6"/>
+            <w:tcMar>
+              <w:top w:w="200" w:type="dxa"/>
+              <w:left w:w="260" w:type="dxa"/>
+              <w:bottom w:w="200" w:type="dxa"/>
+              <w:right w:w="260" w:type="dxa"/>
+            </w:tcMar>
+            <w:vAlign w:val="center"/>
+          </w:tcPr>
+          <w:p>
+            <w:pPr>
+              <w:spacing w:after="100"/>
+              <w:jc w:val="center"/>
+            </w:pPr>
+            <w:r>
+              <w:rPr>
+                <w:b/>
+                <w:bCs/>
+                <w:color w:val="8D4429"/>
+                <w:sz w:val="22"/>
+                <w:szCs w:val="22"/>
+              </w:rPr>
+              <w:lastRenderedPageBreak/>
+              <w:t>วางภาพที่ 14 ตรงนี้</w:t>
+            </w:r>
+          </w:p>
+          <w:p>
+            <w:pPr>
+              <w:spacing w:after="70" w:line="280" w:lineRule="auto"/>
+              <w:jc w:val="center"/>
+            </w:pPr>
+            <w:r>
+              <w:rPr>
+                <w:rFonts w:ascii="Consolas" w:eastAsia="Consolas" w:hAnsi="Consolas" w:cs="Consolas"/>
+                <w:color w:val="5A5F5B"/>
+                <w:sz w:val="17"/>
+                <w:szCs w:val="17"/>
+              </w:rPr>
+              <w:t xml:space="preserve">http://localhost:3000/admin/lessons </w:t>
+            </w:r>
+            <w:r>
+              <w:rPr>
+                <w:rFonts w:ascii="Consolas" w:eastAsia="Consolas" w:hAnsi="Consolas" w:cs="Consolas"/>
+                <w:color w:val="5A5F5B"/>
+                <w:sz w:val="17"/>
+                <w:szCs w:val="17"/>
+              </w:rPr>
+              <w:t>แล้วกดแก้ไขบทเรียนที่มีเนื้อหาแล้ว</w:t>
+            </w:r>
+          </w:p>
+          <w:p>
+            <w:pPr>
+              <w:spacing w:line="280" w:lineRule="auto"/>
+              <w:jc w:val="center"/>
+            </w:pPr>
+            <w:r>
+              <w:rPr>
+                <w:color w:val="5A5F5B"/>
+                <w:sz w:val="18"/>
+                <w:szCs w:val="18"/>
+              </w:rPr>
+              <w:t>เลื่อนลงให้เห็นกล่อง เนื้อหาบทเรียน ที่มีส่วนย่อยเรียงกันพร้อมปุ่มลูกศรขึ้นลง</w:t>
+            </w:r>
+          </w:p>
+        </w:tc>
+      </w:tr>
+    </w:tbl>
+    <w:p>
+      <w:pPr>
+        <w:spacing w:before="100" w:after="240" w:line="280" w:lineRule="auto"/>
+        <w:jc w:val="center"/>
+      </w:pPr>
+      <w:r>
+        <w:rPr>
+          <w:b/>
+          <w:bCs/>
+          <w:color w:val="8D4429"/>
+          <w:sz w:val="18"/>
+          <w:szCs w:val="18"/>
+        </w:rPr>
+        <w:t xml:space="preserve">ภาพที่ 14  </w:t>
+      </w:r>
+      <w:r>
+        <w:rPr>
+          <w:i/>
+          <w:iCs/>
+          <w:color w:val="5A5F5B"/>
+          <w:sz w:val="18"/>
+          <w:szCs w:val="18"/>
+        </w:rPr>
+        <w:t>ตัวเรียงเนื้อหาบทเรียน เพิ่ม ลบ และเลื่อนลำดับส่วนย่อยได้</w:t>
+      </w:r>
+    </w:p>
+    <w:p>
+      <w:pPr>
         <w:pStyle w:val="3"/>
         <w:spacing w:before="200" w:after="100"/>
       </w:pPr>
-      <w:bookmarkStart w:id="23" w:name="_Toc241160928"/>
+      <w:bookmarkStart w:id="27" w:name="_Toc241476475"/>
       <w:r>
         <w:rPr>
           <w:b/>
@@ -10350,30 +14945,154 @@
         </w:rPr>
         <w:t>ตัวสร้างแบบฝึกหัด</w:t>
       </w:r>
-      <w:bookmarkEnd w:id="23"/>
+      <w:bookmarkEnd w:id="27"/>
     </w:p>
     <w:p>
       <w:pPr>
         <w:spacing w:after="140"/>
       </w:pPr>
       <w:r>
-        <w:t>รองรับคำถามแบบเลือกตอบและถูกผิด แต่ละข้อ ต้องมีคำตอบที่ถูกหนึ่งข้อพอดี ระบบจะไม่ยอมบันทึกข้อที่ยังไม่ได้ติ๊กเฉลย เพราะการตรวจใช้วิธีเทียบชุดคำตอบให้ตรงกันทั้งหมด ข้อที่ไม่มีเฉลยจะตอบถูกไม่ได้เลย การดักตอนบันทึกจึงดีกว่าปล่อยให้ผู้เรียนเจอข้อที่ตอบถูกไม่ได้</w:t>
-      </w:r>
-    </w:p>
-    <w:p>
-      <w:r>
-        <w:br w:type="page"/>
+        <w:t>รองรับคำถามแบบเลือกตอบและถูกผิด แต่ละข้อ ต้องมีคำตอบที่ถูกหนึ่งข้อพอดี ระบบจะไม่ยอมบันทึกข</w:t>
+      </w:r>
+      <w:r>
+        <w:t>้อที่ยังไม่ได้ติ๊กเฉลย เพราะการตรวจใช้วิธีเทียบชุดคำตอบให้ตรงกันทั้งหมด ข้อที่ไม่มีเฉลยจะตอบถูกไม่ได้เลย การดักตอนบันทึกจึงดีกว่าปล่อยให้ผู้เรียนเจอข้อที่ตอบถูกไม่ได้</w:t>
+      </w:r>
+    </w:p>
+    <w:p>
+      <w:pPr>
+        <w:spacing w:before="180"/>
+      </w:pPr>
+    </w:p>
+    <w:tbl>
+      <w:tblPr>
+        <w:tblW w:w="9360" w:type="dxa"/>
+        <w:jc w:val="center"/>
+        <w:tblBorders>
+          <w:top w:val="dashed" w:sz="6" w:space="0" w:color="C9C3B6"/>
+          <w:left w:val="dashed" w:sz="6" w:space="0" w:color="C9C3B6"/>
+          <w:bottom w:val="dashed" w:sz="6" w:space="0" w:color="C9C3B6"/>
+          <w:right w:val="dashed" w:sz="6" w:space="0" w:color="C9C3B6"/>
+          <w:insideH w:val="single" w:sz="4" w:space="0" w:color="auto"/>
+          <w:insideV w:val="single" w:sz="4" w:space="0" w:color="auto"/>
+        </w:tblBorders>
+        <w:tblCellMar>
+          <w:left w:w="10" w:type="dxa"/>
+          <w:right w:w="10" w:type="dxa"/>
+        </w:tblCellMar>
+        <w:tblLook w:val="04A0" w:firstRow="1" w:lastRow="0" w:firstColumn="1" w:lastColumn="0" w:noHBand="0" w:noVBand="1"/>
+      </w:tblPr>
+      <w:tblGrid>
+        <w:gridCol w:w="9360"/>
+      </w:tblGrid>
+      <w:tr>
+        <w:tblPrEx>
+          <w:tblCellMar>
+            <w:top w:w="0" w:type="dxa"/>
+            <w:bottom w:w="0" w:type="dxa"/>
+          </w:tblCellMar>
+        </w:tblPrEx>
+        <w:trPr>
+          <w:cantSplit/>
+          <w:trHeight w:val="7020"/>
+          <w:jc w:val="center"/>
+        </w:trPr>
+        <w:tc>
+          <w:tcPr>
+            <w:tcW w:w="9360" w:type="dxa"/>
+            <w:shd w:val="clear" w:color="auto" w:fill="FAF9F6"/>
+            <w:tcMar>
+              <w:top w:w="200" w:type="dxa"/>
+              <w:left w:w="260" w:type="dxa"/>
+              <w:bottom w:w="200" w:type="dxa"/>
+              <w:right w:w="260" w:type="dxa"/>
+            </w:tcMar>
+            <w:vAlign w:val="center"/>
+          </w:tcPr>
+          <w:p>
+            <w:pPr>
+              <w:spacing w:after="100"/>
+              <w:jc w:val="center"/>
+            </w:pPr>
+            <w:r>
+              <w:rPr>
+                <w:b/>
+                <w:bCs/>
+                <w:color w:val="8D4429"/>
+                <w:sz w:val="22"/>
+                <w:szCs w:val="22"/>
+              </w:rPr>
+              <w:lastRenderedPageBreak/>
+              <w:t>วางภาพที่ 15 ตรงนี้</w:t>
+            </w:r>
+          </w:p>
+          <w:p>
+            <w:pPr>
+              <w:spacing w:after="70" w:line="280" w:lineRule="auto"/>
+              <w:jc w:val="center"/>
+            </w:pPr>
+            <w:r>
+              <w:rPr>
+                <w:rFonts w:ascii="Consolas" w:eastAsia="Consolas" w:hAnsi="Consolas" w:cs="Consolas"/>
+                <w:color w:val="5A5F5B"/>
+                <w:sz w:val="17"/>
+                <w:szCs w:val="17"/>
+              </w:rPr>
+              <w:t>หน้าเดียวกับภาพที่ 14</w:t>
+            </w:r>
+          </w:p>
+          <w:p>
+            <w:pPr>
+              <w:spacing w:line="280" w:lineRule="auto"/>
+              <w:jc w:val="center"/>
+            </w:pPr>
+            <w:r>
+              <w:rPr>
+                <w:color w:val="5A5F5B"/>
+                <w:sz w:val="18"/>
+                <w:szCs w:val="18"/>
+              </w:rPr>
+              <w:t>เลื่อนลงต่อไปที่กล่อง แบบฝึกหัดท้ายบท ให้เห็นคำถามพร้อมตัวเลือกและวงกลมเลือกเฉลย</w:t>
+            </w:r>
+          </w:p>
+        </w:tc>
+      </w:tr>
+    </w:tbl>
+    <w:p>
+      <w:pPr>
+        <w:spacing w:before="100" w:after="240" w:line="280" w:lineRule="auto"/>
+        <w:jc w:val="center"/>
+      </w:pPr>
+      <w:r>
+        <w:rPr>
+          <w:b/>
+          <w:bCs/>
+          <w:color w:val="8D4429"/>
+          <w:sz w:val="18"/>
+          <w:szCs w:val="18"/>
+        </w:rPr>
+        <w:t xml:space="preserve">ภาพที่ 15  </w:t>
+      </w:r>
+      <w:r>
+        <w:rPr>
+          <w:i/>
+          <w:iCs/>
+          <w:color w:val="5A5F5B"/>
+          <w:sz w:val="18"/>
+          <w:szCs w:val="18"/>
+        </w:rPr>
+        <w:t>ตัวสร้างแบบฝึกหัด แต่ละข้อต้องติ๊กคำตอบที่ถูกไว้หนึ่งข้อพอดี</w:t>
       </w:r>
     </w:p>
     <w:p>
       <w:pPr>
         <w:pStyle w:val="1"/>
+        <w:pageBreakBefore/>
         <w:pBdr>
           <w:bottom w:val="single" w:sz="6" w:space="6" w:color="C9C3B6"/>
         </w:pBdr>
         <w:spacing w:before="360" w:after="200"/>
       </w:pPr>
-      <w:bookmarkStart w:id="24" w:name="_Toc241160929"/>
+      <w:bookmarkStart w:id="28" w:name="_Toc241476476"/>
       <w:r>
         <w:rPr>
           <w:b/>
@@ -10395,7 +15114,7 @@
         </w:rPr>
         <w:t>เส้นทางของภาพและวิดีโอ</w:t>
       </w:r>
-      <w:bookmarkEnd w:id="24"/>
+      <w:bookmarkEnd w:id="28"/>
     </w:p>
     <w:p>
       <w:pPr>
@@ -10410,7 +15129,7 @@
         <w:pStyle w:val="2"/>
         <w:spacing w:before="280" w:after="140"/>
       </w:pPr>
-      <w:bookmarkStart w:id="25" w:name="_Toc241160930"/>
+      <w:bookmarkStart w:id="29" w:name="_Toc241476477"/>
       <w:r>
         <w:rPr>
           <w:b/>
@@ -10431,14 +15150,14 @@
         </w:rPr>
         <w:t>ขั้นตอนการนำเข้า</w:t>
       </w:r>
-      <w:bookmarkEnd w:id="25"/>
+      <w:bookmarkEnd w:id="29"/>
     </w:p>
     <w:p>
       <w:pPr>
         <w:pStyle w:val="a4"/>
         <w:numPr>
           <w:ilvl w:val="0"/>
-          <w:numId w:val="6"/>
+          <w:numId w:val="7"/>
         </w:numPr>
         <w:spacing w:after="80" w:line="290" w:lineRule="auto"/>
       </w:pPr>
@@ -10451,12 +15170,18 @@
         <w:pStyle w:val="a4"/>
         <w:numPr>
           <w:ilvl w:val="0"/>
-          <w:numId w:val="6"/>
+          <w:numId w:val="7"/>
         </w:numPr>
         <w:spacing w:after="80" w:line="290" w:lineRule="auto"/>
       </w:pPr>
       <w:r>
-        <w:t>เขียนบันทึกประกอบใน NOTES.txt ว่าแต่ละไฟล์คืออะไร ถ่ายที่ไหน ใครถ่าย และได้รับอนุญาตจากคนในภาพแล้วหรือยัง</w:t>
+        <w:t>เขียนบันทึกประกอบใน NOTES.txt ว่าแต่ละไฟล์คืออะไร</w:t>
+      </w:r>
+      <w:r>
+        <w:t xml:space="preserve"> </w:t>
+      </w:r>
+      <w:r>
+        <w:t>ถ่ายที่ไหน ใครถ่าย และได้รับอนุญาตจากคนในภาพแล้วหรือยัง</w:t>
       </w:r>
     </w:p>
     <w:p>
@@ -10464,7 +15189,7 @@
         <w:pStyle w:val="a4"/>
         <w:numPr>
           <w:ilvl w:val="0"/>
-          <w:numId w:val="6"/>
+          <w:numId w:val="7"/>
         </w:numPr>
         <w:spacing w:after="80" w:line="290" w:lineRule="auto"/>
       </w:pPr>
@@ -10477,18 +15202,136 @@
         <w:pStyle w:val="a4"/>
         <w:numPr>
           <w:ilvl w:val="0"/>
-          <w:numId w:val="6"/>
+          <w:numId w:val="7"/>
         </w:numPr>
         <w:spacing w:after="80" w:line="290" w:lineRule="auto"/>
       </w:pPr>
       <w:r>
-        <w:t>สั่ง npm run phot</w:t>
-      </w:r>
-      <w:r>
-        <w:t xml:space="preserve">os:import </w:t>
-      </w:r>
-      <w:r>
-        <w:t>เพื่อนำเข้าจริง มีโหมดทดลองที่ไม่เขียนอะไร และโหมดข้ามวิดีโอ</w:t>
+        <w:t>สั่ง npm run photos:import เพื่อนำเข้าจริง มีโหมดทดลองที่ไม่เขียนอะไร และโหมดข้ามวิดีโอ</w:t>
+      </w:r>
+    </w:p>
+    <w:p>
+      <w:pPr>
+        <w:spacing w:before="180"/>
+      </w:pPr>
+    </w:p>
+    <w:tbl>
+      <w:tblPr>
+        <w:tblW w:w="9360" w:type="dxa"/>
+        <w:jc w:val="center"/>
+        <w:tblBorders>
+          <w:top w:val="dashed" w:sz="6" w:space="0" w:color="C9C3B6"/>
+          <w:left w:val="dashed" w:sz="6" w:space="0" w:color="C9C3B6"/>
+          <w:bottom w:val="dashed" w:sz="6" w:space="0" w:color="C9C3B6"/>
+          <w:right w:val="dashed" w:sz="6" w:space="0" w:color="C9C3B6"/>
+          <w:insideH w:val="single" w:sz="4" w:space="0" w:color="auto"/>
+          <w:insideV w:val="single" w:sz="4" w:space="0" w:color="auto"/>
+        </w:tblBorders>
+        <w:tblCellMar>
+          <w:left w:w="10" w:type="dxa"/>
+          <w:right w:w="10" w:type="dxa"/>
+        </w:tblCellMar>
+        <w:tblLook w:val="04A0" w:firstRow="1" w:lastRow="0" w:firstColumn="1" w:lastColumn="0" w:noHBand="0" w:noVBand="1"/>
+      </w:tblPr>
+      <w:tblGrid>
+        <w:gridCol w:w="9360"/>
+      </w:tblGrid>
+      <w:tr>
+        <w:tblPrEx>
+          <w:tblCellMar>
+            <w:top w:w="0" w:type="dxa"/>
+            <w:bottom w:w="0" w:type="dxa"/>
+          </w:tblCellMar>
+        </w:tblPrEx>
+        <w:trPr>
+          <w:cantSplit/>
+          <w:trHeight w:val="5270"/>
+          <w:jc w:val="center"/>
+        </w:trPr>
+        <w:tc>
+          <w:tcPr>
+            <w:tcW w:w="9360" w:type="dxa"/>
+            <w:shd w:val="clear" w:color="auto" w:fill="FAF9F6"/>
+            <w:tcMar>
+              <w:top w:w="200" w:type="dxa"/>
+              <w:left w:w="260" w:type="dxa"/>
+              <w:bottom w:w="200" w:type="dxa"/>
+              <w:right w:w="260" w:type="dxa"/>
+            </w:tcMar>
+            <w:vAlign w:val="center"/>
+          </w:tcPr>
+          <w:p>
+            <w:pPr>
+              <w:spacing w:after="100"/>
+              <w:jc w:val="center"/>
+            </w:pPr>
+            <w:r>
+              <w:rPr>
+                <w:b/>
+                <w:bCs/>
+                <w:color w:val="8D4429"/>
+                <w:sz w:val="22"/>
+                <w:szCs w:val="22"/>
+              </w:rPr>
+              <w:t>วางภาพที่ 16 ตรงนี้</w:t>
+            </w:r>
+          </w:p>
+          <w:p>
+            <w:pPr>
+              <w:spacing w:after="70" w:line="280" w:lineRule="auto"/>
+              <w:jc w:val="center"/>
+            </w:pPr>
+            <w:r>
+              <w:rPr>
+                <w:rFonts w:ascii="Consolas" w:eastAsia="Consolas" w:hAnsi="Consolas" w:cs="Consolas"/>
+                <w:color w:val="5A5F5B"/>
+                <w:sz w:val="17"/>
+                <w:szCs w:val="17"/>
+              </w:rPr>
+              <w:t>หน้าต่าง Terminal ในโฟลเดอร์โครงการ</w:t>
+            </w:r>
+          </w:p>
+          <w:p>
+            <w:pPr>
+              <w:spacing w:line="280" w:lineRule="auto"/>
+              <w:jc w:val="center"/>
+            </w:pPr>
+            <w:r>
+              <w:rPr>
+                <w:color w:val="5A5F5B"/>
+                <w:sz w:val="18"/>
+                <w:szCs w:val="18"/>
+              </w:rPr>
+              <w:t>รันคำสั่ง npm run photos:scan แล้วแคปหน้าต่าง Terminal ทั้งหน้าต่าง</w:t>
+            </w:r>
+          </w:p>
+        </w:tc>
+      </w:tr>
+    </w:tbl>
+    <w:p>
+      <w:pPr>
+        <w:spacing w:before="100" w:after="240" w:line="280" w:lineRule="auto"/>
+        <w:jc w:val="center"/>
+      </w:pPr>
+      <w:r>
+        <w:rPr>
+          <w:b/>
+          <w:bCs/>
+          <w:color w:val="8D4429"/>
+          <w:sz w:val="18"/>
+          <w:szCs w:val="18"/>
+        </w:rPr>
+        <w:t xml:space="preserve">ภาพที่ 16  </w:t>
+      </w:r>
+      <w:r>
+        <w:rPr>
+          <w:i/>
+          <w:iCs/>
+          <w:color w:val="5A5F5B"/>
+          <w:sz w:val="18"/>
+          <w:szCs w:val="18"/>
+        </w:rPr>
+        <w:t>ผลการสำรวจไฟล์ก่อนนำเข้า แสดงขนาดและสัดส่วนของแต่ละไฟล์</w:t>
       </w:r>
     </w:p>
     <w:p>
@@ -10496,7 +15339,7 @@
         <w:pStyle w:val="2"/>
         <w:spacing w:before="280" w:after="140"/>
       </w:pPr>
-      <w:bookmarkStart w:id="26" w:name="_Toc241160931"/>
+      <w:bookmarkStart w:id="30" w:name="_Toc241476478"/>
       <w:r>
         <w:rPr>
           <w:b/>
@@ -10517,19 +15360,22 @@
         </w:rPr>
         <w:t>สิ่งที่เกิดขึ้นระหว่างนำเข้า</w:t>
       </w:r>
-      <w:bookmarkEnd w:id="26"/>
+      <w:bookmarkEnd w:id="30"/>
     </w:p>
     <w:p>
       <w:pPr>
         <w:pStyle w:val="a4"/>
         <w:numPr>
           <w:ilvl w:val="0"/>
-          <w:numId w:val="2"/>
+          <w:numId w:val="3"/>
         </w:numPr>
         <w:spacing w:after="80" w:line="290" w:lineRule="auto"/>
       </w:pPr>
       <w:r>
-        <w:t>ภาพถูกย่อ แปลงเป็น WebP และเข้ารหัสใหม่ ซึ่งลบข้อมูล EXIF ทั้งหมดรวมถึงพิกัด GPS</w:t>
+        <w:t>ภาพถูกย่อ แปลงเป็น WebP และเข้า</w:t>
+      </w:r>
+      <w:r>
+        <w:t>รหัสใหม่ ซึ่งลบข้อมูล EXIF ทั้งหมดรวมถึงพิกัด GPS</w:t>
       </w:r>
     </w:p>
     <w:p>
@@ -10537,15 +15383,12 @@
         <w:pStyle w:val="a4"/>
         <w:numPr>
           <w:ilvl w:val="0"/>
-          <w:numId w:val="2"/>
+          <w:numId w:val="3"/>
         </w:numPr>
         <w:spacing w:after="80" w:line="290" w:lineRule="auto"/>
       </w:pPr>
       <w:r>
-        <w:t>วิดีโอถูกแปลงเป็น MP4 ที่เล่นบนเว็บได้ พร้อมสร้างภาพนิ่งสำหรับใช้เป็นหน</w:t>
-      </w:r>
-      <w:r>
-        <w:t>้าปก</w:t>
+        <w:t>วิดีโอถูกแปลงเป็น MP4 ที่เล่นบนเว็บได้ พร้อมสร้างภาพนิ่งสำหรับใช้เป็นหน้าปก</w:t>
       </w:r>
     </w:p>
     <w:p>
@@ -10553,7 +15396,7 @@
         <w:pStyle w:val="a4"/>
         <w:numPr>
           <w:ilvl w:val="0"/>
-          <w:numId w:val="2"/>
+          <w:numId w:val="3"/>
         </w:numPr>
         <w:spacing w:after="80" w:line="290" w:lineRule="auto"/>
       </w:pPr>
@@ -10566,11 +15409,12 @@
         <w:pStyle w:val="a4"/>
         <w:numPr>
           <w:ilvl w:val="0"/>
-          <w:numId w:val="2"/>
+          <w:numId w:val="3"/>
         </w:numPr>
         <w:spacing w:after="80" w:line="290" w:lineRule="auto"/>
       </w:pPr>
       <w:r>
+        <w:lastRenderedPageBreak/>
         <w:t>บันทึกลง manifest.json ว่าไฟล์ต้นทางใดถูกนำไปใช้ที่ใด</w:t>
       </w:r>
     </w:p>
@@ -10598,14 +15442,14 @@
           <w:sz w:val="20"/>
           <w:szCs w:val="20"/>
         </w:rPr>
-        <w:t>ภาพภาคสนามมักติดพิกัด GPS มาด้วย และพิกัดนั้นหลายครั้งคือบ้านของคนที่ระบุตัวได้ หรือโรงงานช่างที่มีของมีค่าอยู่ การเผยแพร่ภาพพร้</w:t>
+        <w:t>ภาพภาคสนามมักติดพิกัด GPS มาด้วย และพิกัดนั้นหลายครั้งคือบ้านของคนที่ระบุตัวได้ หรือโรงงานช่างที่มีของมีค่าอยู่ การเผยแพร่ภาพพร้อมพิกัดจึงเป็นการเปิดเผยข้อมูลที่เจ้าของภาพไม่ได้ตั้งใจให</w:t>
       </w:r>
       <w:r>
         <w:rPr>
           <w:sz w:val="20"/>
           <w:szCs w:val="20"/>
         </w:rPr>
-        <w:t>อมพิกัดจึงเป็นการเปิดเผยข้อมูลที่เจ้าของภาพไม่ได้ตั้งใจให้เปิดเผย</w:t>
+        <w:t>้เปิดเผย</w:t>
       </w:r>
     </w:p>
     <w:p>
@@ -10613,7 +15457,7 @@
         <w:pStyle w:val="2"/>
         <w:spacing w:before="280" w:after="140"/>
       </w:pPr>
-      <w:bookmarkStart w:id="27" w:name="_Toc241160932"/>
+      <w:bookmarkStart w:id="31" w:name="_Toc241476479"/>
       <w:r>
         <w:rPr>
           <w:b/>
@@ -10634,7 +15478,7 @@
         </w:rPr>
         <w:t>สื่อที่ยังไม่ได้รับอนุญาต</w:t>
       </w:r>
-      <w:bookmarkEnd w:id="27"/>
+      <w:bookmarkEnd w:id="31"/>
     </w:p>
     <w:p>
       <w:pPr>
@@ -10649,7 +15493,7 @@
         <w:pStyle w:val="a4"/>
         <w:numPr>
           <w:ilvl w:val="0"/>
-          <w:numId w:val="2"/>
+          <w:numId w:val="3"/>
         </w:numPr>
         <w:spacing w:after="80" w:line="290" w:lineRule="auto"/>
       </w:pPr>
@@ -10662,15 +15506,12 @@
         <w:pStyle w:val="a4"/>
         <w:numPr>
           <w:ilvl w:val="0"/>
-          <w:numId w:val="2"/>
+          <w:numId w:val="3"/>
         </w:numPr>
         <w:spacing w:after="80" w:line="290" w:lineRule="auto"/>
       </w:pPr>
       <w:r>
-        <w:t>ยังสร้างร</w:t>
-      </w:r>
-      <w:r>
-        <w:t>ะเบียนในฐานข้อมูลไว้ เพื่อไม่ให้ลืมว่ามีไฟล์นี้อยู่</w:t>
+        <w:t>ยังสร้างระเบียนในฐานข้อมูลไว้ เพื่อไม่ให้ลืมว่ามีไฟล์นี้อยู่</w:t>
       </w:r>
     </w:p>
     <w:p>
@@ -10678,12 +15519,15 @@
         <w:pStyle w:val="a4"/>
         <w:numPr>
           <w:ilvl w:val="0"/>
-          <w:numId w:val="2"/>
+          <w:numId w:val="3"/>
         </w:numPr>
         <w:spacing w:after="80" w:line="290" w:lineRule="auto"/>
       </w:pPr>
       <w:r>
-        <w:t>แต่ตั้งค่า url เป็นค่าว่าง จึงไม่มีทางแสดงผลบนเว็บได้ แม้จะเผลอเชื่อมกับเนื้อหาชิ้นไหนก็ตาม</w:t>
+        <w:t>แต่ตั</w:t>
+      </w:r>
+      <w:r>
+        <w:t>้งค่า url เป็นค่าว่าง จึงไม่มีทางแสดงผลบนเว็บได้ แม้จะเผลอเชื่อมกับเนื้อหาชิ้นไหนก็ตาม</w:t>
       </w:r>
     </w:p>
     <w:p>
@@ -10710,30 +15554,26 @@
           <w:sz w:val="20"/>
           <w:szCs w:val="20"/>
         </w:rPr>
-        <w:t>เวอร์ชันแรกของเครื่องมือนำเข้าเขียนไฟล์ที่ยังรอความยินยอมลงในโฟลเดอร์ public ซึ่งแปลว่าใครก็ต</w:t>
+        <w:t>เวอร์ชันแรกของเครื่องมือนำเข้าเขียนไฟล์ที่ยังรอความยินยอมลงในโฟลเดอร์ public ซึ่งแปลว่าใครก็ตามที่เดา URL ถูกจะเปิดดูได้ทันที ทั้งที่ไม่มีหน้าไหนลิงก์</w:t>
       </w:r>
       <w:r>
         <w:rPr>
           <w:sz w:val="20"/>
           <w:szCs w:val="20"/>
         </w:rPr>
-        <w:t>ามที่เดา URL ถูกจะเปิดดูได้ทันที ทั้งที่ไม่มีหน้าไหนลิงก์ไปเลย จึงแก้เป็นระบบกันไฟล์ออกนอก public อย่างที่ใช้อยู่ตอนนี้</w:t>
-      </w:r>
-    </w:p>
-    <w:p>
-      <w:r>
-        <w:br w:type="page"/>
+        <w:t>ไปเลย จึงแก้เป็นระบบกันไฟล์ออกนอก public อย่างที่ใช้อยู่ตอนนี้</w:t>
       </w:r>
     </w:p>
     <w:p>
       <w:pPr>
         <w:pStyle w:val="1"/>
+        <w:pageBreakBefore/>
         <w:pBdr>
           <w:bottom w:val="single" w:sz="6" w:space="6" w:color="C9C3B6"/>
         </w:pBdr>
         <w:spacing w:before="360" w:after="200"/>
       </w:pPr>
-      <w:bookmarkStart w:id="28" w:name="_Toc241160933"/>
+      <w:bookmarkStart w:id="32" w:name="_Toc241476480"/>
       <w:r>
         <w:rPr>
           <w:b/>
@@ -10755,17 +15595,14 @@
         </w:rPr>
         <w:t>ป้าย QR ที่ติดหน้างาน</w:t>
       </w:r>
-      <w:bookmarkEnd w:id="28"/>
+      <w:bookmarkEnd w:id="32"/>
     </w:p>
     <w:p>
       <w:pPr>
         <w:spacing w:after="140"/>
       </w:pPr>
       <w:r>
-        <w:t>ป้าย QR คือส่วนเดียวของระบบที่ถูกพิมพ์ออกไปเป็นของจริงและติดอยู่กับเรือที่วัด เมื่อพิมพ์และติดไปแล้วจะแก้ที่ต</w:t>
-      </w:r>
-      <w:r>
-        <w:t>ัวสติกเกอร์ไม่ได้ ระบบจึงออกแบบรอบข้อจำกัดนี้</w:t>
+        <w:t>ป้าย QR คือส่วนเดียวของระบบที่ถูกพิมพ์ออกไปเป็นของจริงและติดอยู่กับเรือที่วัด เมื่อพิมพ์และติดไปแล้วจะแก้ที่ตัวสติกเกอร์ไม่ได้ ระบบจึงออกแบบรอบข้อจำกัดนี้</w:t>
       </w:r>
     </w:p>
     <w:p>
@@ -10773,7 +15610,7 @@
         <w:pStyle w:val="2"/>
         <w:spacing w:before="280" w:after="140"/>
       </w:pPr>
-      <w:bookmarkStart w:id="29" w:name="_Toc241160934"/>
+      <w:bookmarkStart w:id="33" w:name="_Toc241476481"/>
       <w:r>
         <w:rPr>
           <w:b/>
@@ -10794,14 +15631,14 @@
         </w:rPr>
         <w:t>หลักการ</w:t>
       </w:r>
-      <w:bookmarkEnd w:id="29"/>
+      <w:bookmarkEnd w:id="33"/>
     </w:p>
     <w:p>
       <w:pPr>
         <w:pStyle w:val="a4"/>
         <w:numPr>
           <w:ilvl w:val="0"/>
-          <w:numId w:val="2"/>
+          <w:numId w:val="3"/>
         </w:numPr>
         <w:spacing w:after="80" w:line="290" w:lineRule="auto"/>
       </w:pPr>
@@ -10810,7 +15647,14 @@
           <w:b/>
           <w:bCs/>
         </w:rPr>
-        <w:t xml:space="preserve">ปลายทางเก็บในฐานข้อมูล ไม่ฝังในลิงก์ </w:t>
+        <w:t>ป</w:t>
+      </w:r>
+      <w:r>
+        <w:rPr>
+          <w:b/>
+          <w:bCs/>
+        </w:rPr>
+        <w:t xml:space="preserve">ลายทางเก็บในฐานข้อมูล ไม่ฝังในลิงก์ </w:t>
       </w:r>
       <w:r>
         <w:t>สติกเกอร์ชี้ไปที่รหัสสั้น เช่น /q/boat-2568 แล้วระบบค่อยหาว่ารหัสนั้นควรพาไปไหน การย้ายเนื้อหาหรือเปลี่ยน slug ภายหลังจึงไม่ทำให้ป้ายที่ติดไปแล้วใช้ไม่ได้</w:t>
@@ -10821,7 +15665,7 @@
         <w:pStyle w:val="a4"/>
         <w:numPr>
           <w:ilvl w:val="0"/>
-          <w:numId w:val="2"/>
+          <w:numId w:val="3"/>
         </w:numPr>
         <w:spacing w:after="80" w:line="290" w:lineRule="auto"/>
       </w:pPr>
@@ -10833,7 +15677,10 @@
         <w:t xml:space="preserve">มีรหัสเป็นตัวอักษรกำกับใต้รูป </w:t>
       </w:r>
       <w:r>
-        <w:t>สำหรับกรณีที่กล้องโฟกัสไม่ติดกลางแดด ซึ่งเป็นเรื่องปกติของบ่ายที่วัด</w:t>
+        <w:t>สำหรับกรณีที่กล้องโฟกัสไม่ติดกลางแด</w:t>
+      </w:r>
+      <w:r>
+        <w:t>ด ซึ่งเป็นเรื่องปกติของบ่ายที่วัด</w:t>
       </w:r>
     </w:p>
     <w:p>
@@ -10841,7 +15688,7 @@
         <w:pStyle w:val="a4"/>
         <w:numPr>
           <w:ilvl w:val="0"/>
-          <w:numId w:val="2"/>
+          <w:numId w:val="3"/>
         </w:numPr>
         <w:spacing w:after="80" w:line="290" w:lineRule="auto"/>
       </w:pPr>
@@ -10850,14 +15697,7 @@
           <w:b/>
           <w:bCs/>
         </w:rPr>
-        <w:t>ทุ</w:t>
-      </w:r>
-      <w:r>
-        <w:rPr>
-          <w:b/>
-          <w:bCs/>
-        </w:rPr>
-        <w:t xml:space="preserve">กทางออกมีคำตอบเป็นภาษาไทย </w:t>
+        <w:t xml:space="preserve">ทุกทางออกมีคำตอบเป็นภาษาไทย </w:t>
       </w:r>
       <w:r>
         <w:t>ไม่มีหน้าที่ขึ้นข้อความผิดพลาดดิบ ๆ ให้คนที่ยืนถือโทรศัพท์อยู่หน้าเรือ</w:t>
@@ -10868,7 +15708,7 @@
         <w:pStyle w:val="2"/>
         <w:spacing w:before="280" w:after="140"/>
       </w:pPr>
-      <w:bookmarkStart w:id="30" w:name="_Toc241160935"/>
+      <w:bookmarkStart w:id="34" w:name="_Toc241476482"/>
       <w:r>
         <w:rPr>
           <w:b/>
@@ -10889,7 +15729,7 @@
         </w:rPr>
         <w:t>พฤติกรรมเมื่อสแกน</w:t>
       </w:r>
-      <w:bookmarkEnd w:id="30"/>
+      <w:bookmarkEnd w:id="34"/>
     </w:p>
     <w:tbl>
       <w:tblPr>
@@ -11242,14 +16082,7 @@
                 <w:sz w:val="19"/>
                 <w:szCs w:val="19"/>
               </w:rPr>
-              <w:t>ยังพาผู้ใช้ไปถึงเนื้อหาตาม</w:t>
-            </w:r>
-            <w:r>
-              <w:rPr>
-                <w:sz w:val="19"/>
-                <w:szCs w:val="19"/>
-              </w:rPr>
-              <w:t>ปกติ ตัวเลขสถิติไม่สำคัญกว่าปลายทาง</w:t>
+              <w:t>ยังพาผู้ใช้ไปถึงเนื้อหาตามปกติ ตัวเลขสถิติไม่สำคัญกว่าปลายทาง</w:t>
             </w:r>
           </w:p>
         </w:tc>
@@ -11257,10 +16090,135 @@
     </w:tbl>
     <w:p>
       <w:pPr>
+        <w:spacing w:before="180"/>
+      </w:pPr>
+    </w:p>
+    <w:tbl>
+      <w:tblPr>
+        <w:tblW w:w="9360" w:type="dxa"/>
+        <w:jc w:val="center"/>
+        <w:tblBorders>
+          <w:top w:val="dashed" w:sz="6" w:space="0" w:color="C9C3B6"/>
+          <w:left w:val="dashed" w:sz="6" w:space="0" w:color="C9C3B6"/>
+          <w:bottom w:val="dashed" w:sz="6" w:space="0" w:color="C9C3B6"/>
+          <w:right w:val="dashed" w:sz="6" w:space="0" w:color="C9C3B6"/>
+          <w:insideH w:val="single" w:sz="4" w:space="0" w:color="auto"/>
+          <w:insideV w:val="single" w:sz="4" w:space="0" w:color="auto"/>
+        </w:tblBorders>
+        <w:tblCellMar>
+          <w:left w:w="10" w:type="dxa"/>
+          <w:right w:w="10" w:type="dxa"/>
+        </w:tblCellMar>
+        <w:tblLook w:val="04A0" w:firstRow="1" w:lastRow="0" w:firstColumn="1" w:lastColumn="0" w:noHBand="0" w:noVBand="1"/>
+      </w:tblPr>
+      <w:tblGrid>
+        <w:gridCol w:w="9360"/>
+      </w:tblGrid>
+      <w:tr>
+        <w:tblPrEx>
+          <w:tblCellMar>
+            <w:top w:w="0" w:type="dxa"/>
+            <w:bottom w:w="0" w:type="dxa"/>
+          </w:tblCellMar>
+        </w:tblPrEx>
+        <w:trPr>
+          <w:cantSplit/>
+          <w:trHeight w:val="5270"/>
+          <w:jc w:val="center"/>
+        </w:trPr>
+        <w:tc>
+          <w:tcPr>
+            <w:tcW w:w="9360" w:type="dxa"/>
+            <w:shd w:val="clear" w:color="auto" w:fill="FAF9F6"/>
+            <w:tcMar>
+              <w:top w:w="200" w:type="dxa"/>
+              <w:left w:w="260" w:type="dxa"/>
+              <w:bottom w:w="200" w:type="dxa"/>
+              <w:right w:w="260" w:type="dxa"/>
+            </w:tcMar>
+            <w:vAlign w:val="center"/>
+          </w:tcPr>
+          <w:p>
+            <w:pPr>
+              <w:spacing w:after="100"/>
+              <w:jc w:val="center"/>
+            </w:pPr>
+            <w:r>
+              <w:rPr>
+                <w:b/>
+                <w:bCs/>
+                <w:color w:val="8D4429"/>
+                <w:sz w:val="22"/>
+                <w:szCs w:val="22"/>
+              </w:rPr>
+              <w:lastRenderedPageBreak/>
+              <w:t>วางภาพที่ 18 ตรงนี้</w:t>
+            </w:r>
+          </w:p>
+          <w:p>
+            <w:pPr>
+              <w:spacing w:after="70" w:line="280" w:lineRule="auto"/>
+              <w:jc w:val="center"/>
+            </w:pPr>
+            <w:r>
+              <w:rPr>
+                <w:rFonts w:ascii="Consolas" w:eastAsia="Consolas" w:hAnsi="Consolas" w:cs="Consolas"/>
+                <w:color w:val="5A5F5B"/>
+                <w:sz w:val="17"/>
+                <w:szCs w:val="17"/>
+              </w:rPr>
+              <w:t>http://localhost:3000/q/test-not-real</w:t>
+            </w:r>
+          </w:p>
+          <w:p>
+            <w:pPr>
+              <w:spacing w:line="280" w:lineRule="auto"/>
+              <w:jc w:val="center"/>
+            </w:pPr>
+            <w:r>
+              <w:rPr>
+                <w:color w:val="5A5F5B"/>
+                <w:sz w:val="18"/>
+                <w:szCs w:val="18"/>
+              </w:rPr>
+              <w:t>พิมพ์ที่อยู่นี้ตรง ๆ ในเบราว์เซอร์ จะได้หน้าที่บอกว่าไม่พบรหัสนี้ แคปทั้งหน้า</w:t>
+            </w:r>
+          </w:p>
+        </w:tc>
+      </w:tr>
+    </w:tbl>
+    <w:p>
+      <w:pPr>
+        <w:spacing w:before="100" w:after="240" w:line="280" w:lineRule="auto"/>
+        <w:jc w:val="center"/>
+      </w:pPr>
+      <w:r>
+        <w:rPr>
+          <w:b/>
+          <w:bCs/>
+          <w:color w:val="8D4429"/>
+          <w:sz w:val="18"/>
+          <w:szCs w:val="18"/>
+        </w:rPr>
+        <w:t xml:space="preserve">ภาพที่ 18  </w:t>
+      </w:r>
+      <w:r>
+        <w:rPr>
+          <w:i/>
+          <w:iCs/>
+          <w:color w:val="5A5F5B"/>
+          <w:sz w:val="18"/>
+          <w:szCs w:val="18"/>
+        </w:rPr>
+        <w:t>หน้าที่ผู้สแกนเห็นเมื่อรหัสไม่มีอยู่ในระบบ อธิบายเป็นภาษาไทยพร้อมทางกลับ</w:t>
+      </w:r>
+    </w:p>
+    <w:p>
+      <w:pPr>
         <w:pStyle w:val="2"/>
         <w:spacing w:before="280" w:after="140"/>
       </w:pPr>
-      <w:bookmarkStart w:id="31" w:name="_Toc241160936"/>
+      <w:bookmarkStart w:id="35" w:name="_Toc241476483"/>
       <w:r>
         <w:rPr>
           <w:b/>
@@ -11281,14 +16239,142 @@
         </w:rPr>
         <w:t>หน้าสั่งพิมพ์</w:t>
       </w:r>
-      <w:bookmarkEnd w:id="31"/>
+      <w:bookmarkEnd w:id="35"/>
     </w:p>
     <w:p>
       <w:pPr>
         <w:spacing w:after="140"/>
       </w:pPr>
       <w:r>
-        <w:t>ที่ /admin/qr-print ระบบจัดหน้ากระดาษพร้อมตัด แต่ละใบมีรูป QR ชื่อกำกับ ปลายทาง และรหัสสั้นเป็นตัวอักษร เมนูด้านข้างและคำอธิบายจะไม่ติดไปกับกระดาษ และป้ายที่ปิดใช้งานแล้วจะไม่ถูกพิมพ์</w:t>
+        <w:t>ที่ /admin/qr-print ระบบจัดหน้ากระดาษพร้อมตัด แต่ละใบมีรูป QR ชื่อกำกับ ปลา</w:t>
+      </w:r>
+      <w:r>
+        <w:t>ยทาง และรหัสสั้นเป็นตัวอักษร เมนูด้านข้างและคำอธิบายจะไม่ติดไปกับกระดาษ และป้ายที่ปิดใช้งานแล้วจะไม่ถูกพิมพ์</w:t>
+      </w:r>
+    </w:p>
+    <w:p>
+      <w:pPr>
+        <w:spacing w:before="180"/>
+      </w:pPr>
+    </w:p>
+    <w:tbl>
+      <w:tblPr>
+        <w:tblW w:w="9360" w:type="dxa"/>
+        <w:jc w:val="center"/>
+        <w:tblBorders>
+          <w:top w:val="dashed" w:sz="6" w:space="0" w:color="C9C3B6"/>
+          <w:left w:val="dashed" w:sz="6" w:space="0" w:color="C9C3B6"/>
+          <w:bottom w:val="dashed" w:sz="6" w:space="0" w:color="C9C3B6"/>
+          <w:right w:val="dashed" w:sz="6" w:space="0" w:color="C9C3B6"/>
+          <w:insideH w:val="single" w:sz="4" w:space="0" w:color="auto"/>
+          <w:insideV w:val="single" w:sz="4" w:space="0" w:color="auto"/>
+        </w:tblBorders>
+        <w:tblCellMar>
+          <w:left w:w="10" w:type="dxa"/>
+          <w:right w:w="10" w:type="dxa"/>
+        </w:tblCellMar>
+        <w:tblLook w:val="04A0" w:firstRow="1" w:lastRow="0" w:firstColumn="1" w:lastColumn="0" w:noHBand="0" w:noVBand="1"/>
+      </w:tblPr>
+      <w:tblGrid>
+        <w:gridCol w:w="9360"/>
+      </w:tblGrid>
+      <w:tr>
+        <w:tblPrEx>
+          <w:tblCellMar>
+            <w:top w:w="0" w:type="dxa"/>
+            <w:bottom w:w="0" w:type="dxa"/>
+          </w:tblCellMar>
+        </w:tblPrEx>
+        <w:trPr>
+          <w:cantSplit/>
+          <w:trHeight w:val="5270"/>
+          <w:jc w:val="center"/>
+        </w:trPr>
+        <w:tc>
+          <w:tcPr>
+            <w:tcW w:w="9360" w:type="dxa"/>
+            <w:shd w:val="clear" w:color="auto" w:fill="FAF9F6"/>
+            <w:tcMar>
+              <w:top w:w="200" w:type="dxa"/>
+              <w:left w:w="260" w:type="dxa"/>
+              <w:bottom w:w="200" w:type="dxa"/>
+              <w:right w:w="260" w:type="dxa"/>
+            </w:tcMar>
+            <w:vAlign w:val="center"/>
+          </w:tcPr>
+          <w:p>
+            <w:pPr>
+              <w:spacing w:after="100"/>
+              <w:jc w:val="center"/>
+            </w:pPr>
+            <w:r>
+              <w:rPr>
+                <w:b/>
+                <w:bCs/>
+                <w:color w:val="8D4429"/>
+                <w:sz w:val="22"/>
+                <w:szCs w:val="22"/>
+              </w:rPr>
+              <w:lastRenderedPageBreak/>
+              <w:t>วางภาพที่ 17 ตรงนี้</w:t>
+            </w:r>
+          </w:p>
+          <w:p>
+            <w:pPr>
+              <w:spacing w:after="70" w:line="280" w:lineRule="auto"/>
+              <w:jc w:val="center"/>
+            </w:pPr>
+            <w:r>
+              <w:rPr>
+                <w:rFonts w:ascii="Consolas" w:eastAsia="Consolas" w:hAnsi="Consolas" w:cs="Consolas"/>
+                <w:color w:val="5A5F5B"/>
+                <w:sz w:val="17"/>
+                <w:szCs w:val="17"/>
+              </w:rPr>
+              <w:t>http://localhost:3000/admin/qr-print</w:t>
+            </w:r>
+          </w:p>
+          <w:p>
+            <w:pPr>
+              <w:spacing w:line="280" w:lineRule="auto"/>
+              <w:jc w:val="center"/>
+            </w:pPr>
+            <w:r>
+              <w:rPr>
+                <w:color w:val="5A5F5B"/>
+                <w:sz w:val="18"/>
+                <w:szCs w:val="18"/>
+              </w:rPr>
+              <w:t>แคปให้เห็นทั้งคำเตือนสีส้มด้านบนและแถวป้าย QR ด้านล่าง</w:t>
+            </w:r>
+          </w:p>
+        </w:tc>
+      </w:tr>
+    </w:tbl>
+    <w:p>
+      <w:pPr>
+        <w:spacing w:before="100" w:after="240" w:line="280" w:lineRule="auto"/>
+        <w:jc w:val="center"/>
+      </w:pPr>
+      <w:r>
+        <w:rPr>
+          <w:b/>
+          <w:bCs/>
+          <w:color w:val="8D4429"/>
+          <w:sz w:val="18"/>
+          <w:szCs w:val="18"/>
+        </w:rPr>
+        <w:t xml:space="preserve">ภาพที่ 17  </w:t>
+      </w:r>
+      <w:r>
+        <w:rPr>
+          <w:i/>
+          <w:iCs/>
+          <w:color w:val="5A5F5B"/>
+          <w:sz w:val="18"/>
+          <w:szCs w:val="18"/>
+        </w:rPr>
+        <w:t>หน้าสั่งพิมพ์ป้าย QR จัดหน้ากระดาษพร้อมตัด พร้อมคำเตือนเรื่องที่อยู่เว็บไซต์</w:t>
       </w:r>
     </w:p>
     <w:p>
@@ -11319,19 +16405,15 @@
       </w:r>
     </w:p>
     <w:p>
-      <w:r>
-        <w:br w:type="page"/>
-      </w:r>
-    </w:p>
-    <w:p>
       <w:pPr>
         <w:pStyle w:val="1"/>
+        <w:pageBreakBefore/>
         <w:pBdr>
           <w:bottom w:val="single" w:sz="6" w:space="6" w:color="C9C3B6"/>
         </w:pBdr>
         <w:spacing w:before="360" w:after="200"/>
       </w:pPr>
-      <w:bookmarkStart w:id="32" w:name="_Toc241160937"/>
+      <w:bookmarkStart w:id="36" w:name="_Toc241476484"/>
       <w:r>
         <w:rPr>
           <w:b/>
@@ -11353,14 +16435,14 @@
         </w:rPr>
         <w:t>โมดูลบทเรียน</w:t>
       </w:r>
-      <w:bookmarkEnd w:id="32"/>
+      <w:bookmarkEnd w:id="36"/>
     </w:p>
     <w:p>
       <w:pPr>
         <w:pStyle w:val="2"/>
         <w:spacing w:before="280" w:after="140"/>
       </w:pPr>
-      <w:bookmarkStart w:id="33" w:name="_Toc241160938"/>
+      <w:bookmarkStart w:id="37" w:name="_Toc241476485"/>
       <w:r>
         <w:rPr>
           <w:b/>
@@ -11379,81 +16461,207 @@
           <w:sz w:val="24"/>
           <w:szCs w:val="24"/>
         </w:rPr>
-        <w:t>ฝั</w:t>
-      </w:r>
+        <w:t>ฝั่งผู้เรียน</w:t>
+      </w:r>
+      <w:bookmarkEnd w:id="37"/>
+    </w:p>
+    <w:p>
+      <w:pPr>
+        <w:spacing w:after="140"/>
+      </w:pPr>
+      <w:r>
+        <w:t>บทเรียนอ่านได้</w:t>
+      </w:r>
+      <w:r>
+        <w:t>โดยไม่ต้องมีบัญชีผู้ใช้ เพราะผู้เรียนส่วนใหญ่คือคนที่เดินเข้ามาดูเว็บไซต์ การบังคับให้สมัครสมาชิกก่อนอ่านจะกันคนออกมากกว่าที่จะช่วยใคร</w:t>
+      </w:r>
+    </w:p>
+    <w:p>
+      <w:pPr>
+        <w:pStyle w:val="a4"/>
+        <w:numPr>
+          <w:ilvl w:val="0"/>
+          <w:numId w:val="3"/>
+        </w:numPr>
+        <w:spacing w:after="80" w:line="290" w:lineRule="auto"/>
+      </w:pPr>
+      <w:r>
+        <w:t>อ่านเนื้อหาเรียงตามที่ผู้เขียนจัดไว้ ทั้งข้อความ ภาพ ลิงก์ไปขั้นตอนจริง และกิจกรรม</w:t>
+      </w:r>
+    </w:p>
+    <w:p>
+      <w:pPr>
+        <w:pStyle w:val="a4"/>
+        <w:numPr>
+          <w:ilvl w:val="0"/>
+          <w:numId w:val="3"/>
+        </w:numPr>
+        <w:spacing w:after="80" w:line="290" w:lineRule="auto"/>
+      </w:pPr>
+      <w:r>
+        <w:t>ทำแบบฝึกหัดท้ายบท ตรวจทันที บอกข้อที่ผ</w:t>
+      </w:r>
+      <w:r>
+        <w:t>ิดและเฉลยข้อที่ถูก ทำซ้ำได้</w:t>
+      </w:r>
+    </w:p>
+    <w:p>
+      <w:pPr>
+        <w:pStyle w:val="a4"/>
+        <w:numPr>
+          <w:ilvl w:val="0"/>
+          <w:numId w:val="3"/>
+        </w:numPr>
+        <w:spacing w:after="80" w:line="290" w:lineRule="auto"/>
+      </w:pPr>
+      <w:r>
+        <w:t>ทำเครื่องหมายว่าเรียนบทไหนแล้ว และดูความก้าวหน้ารวมในหน้าชุดบทเรียน</w:t>
+      </w:r>
+    </w:p>
+    <w:p>
+      <w:pPr>
+        <w:pStyle w:val="a4"/>
+        <w:numPr>
+          <w:ilvl w:val="0"/>
+          <w:numId w:val="3"/>
+        </w:numPr>
+        <w:spacing w:after="80" w:line="290" w:lineRule="auto"/>
+      </w:pPr>
+      <w:r>
+        <w:t>ไปบทก่อนหน้าและบทถัดไปได้จากท้ายหน้า</w:t>
+      </w:r>
+    </w:p>
+    <w:p>
+      <w:pPr>
+        <w:spacing w:before="180"/>
+      </w:pPr>
+    </w:p>
+    <w:tbl>
+      <w:tblPr>
+        <w:tblW w:w="9360" w:type="dxa"/>
+        <w:jc w:val="center"/>
+        <w:tblBorders>
+          <w:top w:val="dashed" w:sz="6" w:space="0" w:color="C9C3B6"/>
+          <w:left w:val="dashed" w:sz="6" w:space="0" w:color="C9C3B6"/>
+          <w:bottom w:val="dashed" w:sz="6" w:space="0" w:color="C9C3B6"/>
+          <w:right w:val="dashed" w:sz="6" w:space="0" w:color="C9C3B6"/>
+          <w:insideH w:val="single" w:sz="4" w:space="0" w:color="auto"/>
+          <w:insideV w:val="single" w:sz="4" w:space="0" w:color="auto"/>
+        </w:tblBorders>
+        <w:tblCellMar>
+          <w:left w:w="10" w:type="dxa"/>
+          <w:right w:w="10" w:type="dxa"/>
+        </w:tblCellMar>
+        <w:tblLook w:val="04A0" w:firstRow="1" w:lastRow="0" w:firstColumn="1" w:lastColumn="0" w:noHBand="0" w:noVBand="1"/>
+      </w:tblPr>
+      <w:tblGrid>
+        <w:gridCol w:w="9360"/>
+      </w:tblGrid>
+      <w:tr>
+        <w:tblPrEx>
+          <w:tblCellMar>
+            <w:top w:w="0" w:type="dxa"/>
+            <w:bottom w:w="0" w:type="dxa"/>
+          </w:tblCellMar>
+        </w:tblPrEx>
+        <w:trPr>
+          <w:cantSplit/>
+          <w:trHeight w:val="5270"/>
+          <w:jc w:val="center"/>
+        </w:trPr>
+        <w:tc>
+          <w:tcPr>
+            <w:tcW w:w="9360" w:type="dxa"/>
+            <w:shd w:val="clear" w:color="auto" w:fill="FAF9F6"/>
+            <w:tcMar>
+              <w:top w:w="200" w:type="dxa"/>
+              <w:left w:w="260" w:type="dxa"/>
+              <w:bottom w:w="200" w:type="dxa"/>
+              <w:right w:w="260" w:type="dxa"/>
+            </w:tcMar>
+            <w:vAlign w:val="center"/>
+          </w:tcPr>
+          <w:p>
+            <w:pPr>
+              <w:spacing w:after="100"/>
+              <w:jc w:val="center"/>
+            </w:pPr>
+            <w:r>
+              <w:rPr>
+                <w:b/>
+                <w:bCs/>
+                <w:color w:val="8D4429"/>
+                <w:sz w:val="22"/>
+                <w:szCs w:val="22"/>
+              </w:rPr>
+              <w:t>วางภาพที่ 19 ตรงนี้</w:t>
+            </w:r>
+          </w:p>
+          <w:p>
+            <w:pPr>
+              <w:spacing w:after="70" w:line="280" w:lineRule="auto"/>
+              <w:jc w:val="center"/>
+            </w:pPr>
+            <w:r>
+              <w:rPr>
+                <w:rFonts w:ascii="Consolas" w:eastAsia="Consolas" w:hAnsi="Consolas" w:cs="Consolas"/>
+                <w:color w:val="5A5F5B"/>
+                <w:sz w:val="17"/>
+                <w:szCs w:val="17"/>
+              </w:rPr>
+              <w:t xml:space="preserve">http://localhost:3000/learn </w:t>
+            </w:r>
+            <w:r>
+              <w:rPr>
+                <w:rFonts w:ascii="Consolas" w:eastAsia="Consolas" w:hAnsi="Consolas" w:cs="Consolas"/>
+                <w:color w:val="5A5F5B"/>
+                <w:sz w:val="17"/>
+                <w:szCs w:val="17"/>
+              </w:rPr>
+              <w:t>แล้วกดเข้าชุดบทเรียนและบทแรก</w:t>
+            </w:r>
+          </w:p>
+          <w:p>
+            <w:pPr>
+              <w:spacing w:line="280" w:lineRule="auto"/>
+              <w:jc w:val="center"/>
+            </w:pPr>
+            <w:r>
+              <w:rPr>
+                <w:color w:val="5A5F5B"/>
+                <w:sz w:val="18"/>
+                <w:szCs w:val="18"/>
+              </w:rPr>
+              <w:t>แคปให้เห็นทั้งข้อความ ภาพ และกล่องกิจกรรมสีครีม</w:t>
+            </w:r>
+          </w:p>
+        </w:tc>
+      </w:tr>
+    </w:tbl>
+    <w:p>
+      <w:pPr>
+        <w:spacing w:before="100" w:after="240" w:line="280" w:lineRule="auto"/>
+        <w:jc w:val="center"/>
+      </w:pPr>
       <w:r>
         <w:rPr>
           <w:b/>
           <w:bCs/>
-          <w:color w:val="173B34"/>
-          <w:sz w:val="24"/>
-          <w:szCs w:val="24"/>
+          <w:color w:val="8D4429"/>
+          <w:sz w:val="18"/>
+          <w:szCs w:val="18"/>
         </w:rPr>
-        <w:t>่งผู้เรียน</w:t>
-      </w:r>
-      <w:bookmarkEnd w:id="33"/>
-    </w:p>
-    <w:p>
-      <w:pPr>
-        <w:spacing w:after="140"/>
-      </w:pPr>
-      <w:r>
-        <w:t>บทเรียนอ่านได้โดยไม่ต้องมีบัญชีผู้ใช้ เพราะผู้เรียนส่วนใหญ่คือคนที่เดินเข้ามาดูเว็บไซต์ การบังคับให้สมัครสมาชิกก่อนอ่านจะกันคนออกมากกว่าที่จะช่วยใคร</w:t>
-      </w:r>
-    </w:p>
-    <w:p>
-      <w:pPr>
-        <w:pStyle w:val="a4"/>
-        <w:numPr>
-          <w:ilvl w:val="0"/>
-          <w:numId w:val="2"/>
-        </w:numPr>
-        <w:spacing w:after="80" w:line="290" w:lineRule="auto"/>
-      </w:pPr>
-      <w:r>
-        <w:t>อ่านเนื้อหาเรียงตามที่ผู้เขียนจัดไว้ ทั้งข้อความ ภาพ ลิงก์ไปขั้นตอนจริง และกิจกรรม</w:t>
-      </w:r>
-    </w:p>
-    <w:p>
-      <w:pPr>
-        <w:pStyle w:val="a4"/>
-        <w:numPr>
-          <w:ilvl w:val="0"/>
-          <w:numId w:val="2"/>
-        </w:numPr>
-        <w:spacing w:after="80" w:line="290" w:lineRule="auto"/>
-      </w:pPr>
-      <w:r>
-        <w:t>ทำแบบฝึกหัดท้</w:t>
-      </w:r>
-      <w:r>
-        <w:t>ายบท ตรวจทันที บอกข้อที่ผิดและเฉลยข้อที่ถูก ทำซ้ำได้</w:t>
-      </w:r>
-    </w:p>
-    <w:p>
-      <w:pPr>
-        <w:pStyle w:val="a4"/>
-        <w:numPr>
-          <w:ilvl w:val="0"/>
-          <w:numId w:val="2"/>
-        </w:numPr>
-        <w:spacing w:after="80" w:line="290" w:lineRule="auto"/>
-      </w:pPr>
-      <w:r>
-        <w:t>ทำเครื่องหมายว่าเรียนบทไหนแล้ว และดูความก้าวหน้ารวมในหน้าชุดบทเรียน</w:t>
-      </w:r>
-    </w:p>
-    <w:p>
-      <w:pPr>
-        <w:pStyle w:val="a4"/>
-        <w:numPr>
-          <w:ilvl w:val="0"/>
-          <w:numId w:val="2"/>
-        </w:numPr>
-        <w:spacing w:after="80" w:line="290" w:lineRule="auto"/>
-      </w:pPr>
-      <w:r>
-        <w:t>ไปบทก่อนหน้าและบทถัดไปได้จากท้ายหน้า</w:t>
+        <w:t xml:space="preserve">ภาพที่ 19  </w:t>
+      </w:r>
+      <w:r>
+        <w:rPr>
+          <w:i/>
+          <w:iCs/>
+          <w:color w:val="5A5F5B"/>
+          <w:sz w:val="18"/>
+          <w:szCs w:val="18"/>
+        </w:rPr>
+        <w:t>หน้าบทเรียน แสดงเนื้อหาที่ประกอบจากส่วนย่อยหลายแบบ</w:t>
       </w:r>
     </w:p>
     <w:p>
@@ -11461,7 +16669,7 @@
         <w:pStyle w:val="2"/>
         <w:spacing w:before="280" w:after="140"/>
       </w:pPr>
-      <w:bookmarkStart w:id="34" w:name="_Toc241160939"/>
+      <w:bookmarkStart w:id="38" w:name="_Toc241476486"/>
       <w:r>
         <w:rPr>
           <w:b/>
@@ -11482,7 +16690,7 @@
         </w:rPr>
         <w:t>เฉลยไม่หลุด</w:t>
       </w:r>
-      <w:bookmarkEnd w:id="34"/>
+      <w:bookmarkEnd w:id="38"/>
     </w:p>
     <w:p>
       <w:pPr>
@@ -11528,10 +16736,142 @@
     </w:p>
     <w:p>
       <w:pPr>
+        <w:spacing w:before="180"/>
+      </w:pPr>
+    </w:p>
+    <w:tbl>
+      <w:tblPr>
+        <w:tblW w:w="9360" w:type="dxa"/>
+        <w:jc w:val="center"/>
+        <w:tblBorders>
+          <w:top w:val="dashed" w:sz="6" w:space="0" w:color="C9C3B6"/>
+          <w:left w:val="dashed" w:sz="6" w:space="0" w:color="C9C3B6"/>
+          <w:bottom w:val="dashed" w:sz="6" w:space="0" w:color="C9C3B6"/>
+          <w:right w:val="dashed" w:sz="6" w:space="0" w:color="C9C3B6"/>
+          <w:insideH w:val="single" w:sz="4" w:space="0" w:color="auto"/>
+          <w:insideV w:val="single" w:sz="4" w:space="0" w:color="auto"/>
+        </w:tblBorders>
+        <w:tblCellMar>
+          <w:left w:w="10" w:type="dxa"/>
+          <w:right w:w="10" w:type="dxa"/>
+        </w:tblCellMar>
+        <w:tblLook w:val="04A0" w:firstRow="1" w:lastRow="0" w:firstColumn="1" w:lastColumn="0" w:noHBand="0" w:noVBand="1"/>
+      </w:tblPr>
+      <w:tblGrid>
+        <w:gridCol w:w="9360"/>
+      </w:tblGrid>
+      <w:tr>
+        <w:tblPrEx>
+          <w:tblCellMar>
+            <w:top w:w="0" w:type="dxa"/>
+            <w:bottom w:w="0" w:type="dxa"/>
+          </w:tblCellMar>
+        </w:tblPrEx>
+        <w:trPr>
+          <w:cantSplit/>
+          <w:trHeight w:val="7020"/>
+          <w:jc w:val="center"/>
+        </w:trPr>
+        <w:tc>
+          <w:tcPr>
+            <w:tcW w:w="9360" w:type="dxa"/>
+            <w:shd w:val="clear" w:color="auto" w:fill="FAF9F6"/>
+            <w:tcMar>
+              <w:top w:w="200" w:type="dxa"/>
+              <w:left w:w="260" w:type="dxa"/>
+              <w:bottom w:w="200" w:type="dxa"/>
+              <w:right w:w="260" w:type="dxa"/>
+            </w:tcMar>
+            <w:vAlign w:val="center"/>
+          </w:tcPr>
+          <w:p>
+            <w:pPr>
+              <w:spacing w:after="100"/>
+              <w:jc w:val="center"/>
+            </w:pPr>
+            <w:r>
+              <w:rPr>
+                <w:b/>
+                <w:bCs/>
+                <w:color w:val="8D4429"/>
+                <w:sz w:val="22"/>
+                <w:szCs w:val="22"/>
+              </w:rPr>
+              <w:t>วางภาพที่ 20 ตรงนี้</w:t>
+            </w:r>
+          </w:p>
+          <w:p>
+            <w:pPr>
+              <w:spacing w:after="70" w:line="280" w:lineRule="auto"/>
+              <w:jc w:val="center"/>
+            </w:pPr>
+            <w:r>
+              <w:rPr>
+                <w:rFonts w:ascii="Consolas" w:eastAsia="Consolas" w:hAnsi="Consolas" w:cs="Consolas"/>
+                <w:color w:val="5A5F5B"/>
+                <w:sz w:val="17"/>
+                <w:szCs w:val="17"/>
+              </w:rPr>
+              <w:t>หน้าเดียวกับภาพที่ 19 เลื่อนลงไปท้ายบท</w:t>
+            </w:r>
+          </w:p>
+          <w:p>
+            <w:pPr>
+              <w:spacing w:line="280" w:lineRule="auto"/>
+              <w:jc w:val="center"/>
+            </w:pPr>
+            <w:r>
+              <w:rPr>
+                <w:color w:val="5A5F5B"/>
+                <w:sz w:val="18"/>
+                <w:szCs w:val="18"/>
+              </w:rPr>
+              <w:t>ตอบให้ครบทุกข้อ กดปุ่ม ตรวจคำตอบ แล้วแคปให้เห็นเครื่องหมายถูกสีเขียว เครื่องหมายผิดสีส้ม และบร</w:t>
+            </w:r>
+            <w:r>
+              <w:rPr>
+                <w:color w:val="5A5F5B"/>
+                <w:sz w:val="18"/>
+                <w:szCs w:val="18"/>
+              </w:rPr>
+              <w:t>รทัดคะแนน</w:t>
+            </w:r>
+          </w:p>
+        </w:tc>
+      </w:tr>
+    </w:tbl>
+    <w:p>
+      <w:pPr>
+        <w:spacing w:before="100" w:after="240" w:line="280" w:lineRule="auto"/>
+        <w:jc w:val="center"/>
+      </w:pPr>
+      <w:r>
+        <w:rPr>
+          <w:b/>
+          <w:bCs/>
+          <w:color w:val="8D4429"/>
+          <w:sz w:val="18"/>
+          <w:szCs w:val="18"/>
+        </w:rPr>
+        <w:t xml:space="preserve">ภาพที่ 20  </w:t>
+      </w:r>
+      <w:r>
+        <w:rPr>
+          <w:i/>
+          <w:iCs/>
+          <w:color w:val="5A5F5B"/>
+          <w:sz w:val="18"/>
+          <w:szCs w:val="18"/>
+        </w:rPr>
+        <w:t>แบบฝึกหัดหลังกดตรวจคำตอบ แสดงข้อที่ผิดและเฉลยข้อที่ถูก</w:t>
+      </w:r>
+    </w:p>
+    <w:p>
+      <w:pPr>
         <w:pStyle w:val="2"/>
         <w:spacing w:before="280" w:after="140"/>
       </w:pPr>
-      <w:bookmarkStart w:id="35" w:name="_Toc241160940"/>
+      <w:bookmarkStart w:id="39" w:name="_Toc241476487"/>
       <w:r>
         <w:rPr>
           <w:b/>
@@ -11552,7 +16892,7 @@
         </w:rPr>
         <w:t>สิ่งที่ตั้งใจไม่ทำ</w:t>
       </w:r>
-      <w:bookmarkEnd w:id="35"/>
+      <w:bookmarkEnd w:id="39"/>
     </w:p>
     <w:p>
       <w:pPr>
@@ -11567,10 +16907,10 @@
         <w:spacing w:after="140"/>
       </w:pPr>
       <w:r>
-        <w:t>เหตุผลคือตารางบันทึกการทำแบบฝึกหัดต้องผู</w:t>
-      </w:r>
-      <w:r>
-        <w:t>กกับบัญชีผู้ใช้ และเว็บนี้ยังไม่มีบัญชีผู้เรียน การเก็บคะแนนคือการเก็บคะแนนของใครสักคน ซึ่งต้องขออนุญาตเจ้าตัวก่อน ระบบจึงเลือกไม่เก็บ และเขียนข้อจำกัดนี้ไว้บนหน้าเว็บตรง ๆ แทนที่จะทำให้ผู้เรียนเข้าใจว่าบันทึกไว้ให้แล้ว</w:t>
+        <w:t>เหตุผลคือตารางบันทึกการทำแบบฝึกหัดต้องผูกกับบัญชีผู้ใช้ และเว็บนี้ยังไม่มีบัญชีผู้เรียน การเก็บคะแนนคือการเก็บคะแนนของใครสักคน ซึ่งต้องขออนุญาตเจ้าตัวก่อน ระบบจึงเลื</w:t>
+      </w:r>
+      <w:r>
+        <w:t>อกไม่เก็บ และเขียนข้อจำกัดนี้ไว้บนหน้าเว็บตรง ๆ แทนที่จะทำให้ผู้เรียนเข้าใจว่าบันทึกไว้ให้แล้ว</w:t>
       </w:r>
     </w:p>
     <w:p>
@@ -11578,7 +16918,7 @@
         <w:pStyle w:val="2"/>
         <w:spacing w:before="280" w:after="140"/>
       </w:pPr>
-      <w:bookmarkStart w:id="36" w:name="_Toc241160941"/>
+      <w:bookmarkStart w:id="40" w:name="_Toc241476488"/>
       <w:r>
         <w:rPr>
           <w:b/>
@@ -11599,17 +16939,17 @@
         </w:rPr>
         <w:t>เนื้อหาบทเรียนจริง</w:t>
       </w:r>
-      <w:bookmarkEnd w:id="36"/>
+      <w:bookmarkEnd w:id="40"/>
     </w:p>
     <w:p>
       <w:pPr>
         <w:spacing w:after="140"/>
       </w:pPr>
       <w:r>
-        <w:t>ขณะนี้มีชุดบท</w:t>
-      </w:r>
-      <w:r>
-        <w:t>เรียนสาธิต 1 ชุด 7 บท พร้อมเนื้อหาตัวอย่างใน 2 บทแรกและแบบฝึกหัด 1 ชุด เนื้อหาตัวอย่างเขียนเป็นวิธีใช้คลัง ไม่ใช่ข้ออ้างเรื่องงานช่าง และคำถามในแบบฝึกหัดตอบได้จากระเบียนที่บันทึกไว้แล้ว เฉลยจึงตรวจสอบได้</w:t>
+        <w:t>ขณะนี้มีชุดบทเรียนสาธิต 1 ชุด 7 บท พร้อมเนื้อหาตัวอย่างใน 2 บทแรกและแบบฝึกหัด 1 ชุด เนื้อหาตัวอย่างเขียนเป็นวิธีใช้คลัง ไม่ใช่ข้ออ้างเรื่อ</w:t>
+      </w:r>
+      <w:r>
+        <w:t>งงานช่าง และคำถามในแบบฝึกหัดตอบได้จากระเบียนที่บันทึกไว้แล้ว เฉลยจึงตรวจสอบได้</w:t>
       </w:r>
     </w:p>
     <w:p>
@@ -11629,6 +16969,7 @@
           <w:sz w:val="20"/>
           <w:szCs w:val="20"/>
         </w:rPr>
+        <w:lastRenderedPageBreak/>
         <w:t xml:space="preserve">งานที่เป็นของทีม  </w:t>
       </w:r>
       <w:r>
@@ -11636,30 +16977,26 @@
           <w:sz w:val="20"/>
           <w:szCs w:val="20"/>
         </w:rPr>
-        <w:t>หลักสูตรจริงต้องเขียนโดยทีมร่วมกับ</w:t>
+        <w:t>หลักสูตรจริงต้องเขียนโดยทีมร่วมกับช่างและครูในพื้นที่ ผ่านระบบจัดการเนื้อหา เครื่องมือพร้อมใช้งานแล้ว แต่เนื้อหาการสอนเรื่องงานช่างไม่ควรถูกแต่งขึ้นโดยคนที่ไม่</w:t>
       </w:r>
       <w:r>
         <w:rPr>
           <w:sz w:val="20"/>
           <w:szCs w:val="20"/>
         </w:rPr>
-        <w:t>ช่างและครูในพื้นที่ ผ่านระบบจัดการเนื้อหา เครื่องมือพร้อมใช้งานแล้ว แต่เนื้อหาการสอนเรื่องงานช่างไม่ควรถูกแต่งขึ้นโดยคนที่ไม่รู้จริง แม้จะติดป้ายว่าเป็นข้อมูลสาธิตก็ตาม</w:t>
-      </w:r>
-    </w:p>
-    <w:p>
-      <w:r>
-        <w:br w:type="page"/>
+        <w:t>รู้จริง แม้จะติดป้ายว่าเป็นข้อมูลสาธิตก็ตาม</w:t>
       </w:r>
     </w:p>
     <w:p>
       <w:pPr>
         <w:pStyle w:val="1"/>
+        <w:pageBreakBefore/>
         <w:pBdr>
           <w:bottom w:val="single" w:sz="6" w:space="6" w:color="C9C3B6"/>
         </w:pBdr>
         <w:spacing w:before="360" w:after="200"/>
       </w:pPr>
-      <w:bookmarkStart w:id="37" w:name="_Toc241160942"/>
+      <w:bookmarkStart w:id="41" w:name="_Toc241476489"/>
       <w:r>
         <w:rPr>
           <w:b/>
@@ -11681,7 +17018,7 @@
         </w:rPr>
         <w:t>คุณภาพและการทดสอบ</w:t>
       </w:r>
-      <w:bookmarkEnd w:id="37"/>
+      <w:bookmarkEnd w:id="41"/>
     </w:p>
     <w:p>
       <w:pPr>
@@ -11965,7 +17302,7 @@
         <w:pStyle w:val="2"/>
         <w:spacing w:before="280" w:after="140"/>
       </w:pPr>
-      <w:bookmarkStart w:id="38" w:name="_Toc241160943"/>
+      <w:bookmarkStart w:id="42" w:name="_Toc241476490"/>
       <w:r>
         <w:rPr>
           <w:b/>
@@ -11986,7 +17323,7 @@
         </w:rPr>
         <w:t>ชุดทดสอบเบราว์เซอร์</w:t>
       </w:r>
-      <w:bookmarkEnd w:id="38"/>
+      <w:bookmarkEnd w:id="42"/>
     </w:p>
     <w:tbl>
       <w:tblPr>
@@ -12627,10 +17964,135 @@
     </w:tbl>
     <w:p>
       <w:pPr>
+        <w:spacing w:before="180"/>
+      </w:pPr>
+    </w:p>
+    <w:tbl>
+      <w:tblPr>
+        <w:tblW w:w="9360" w:type="dxa"/>
+        <w:jc w:val="center"/>
+        <w:tblBorders>
+          <w:top w:val="dashed" w:sz="6" w:space="0" w:color="C9C3B6"/>
+          <w:left w:val="dashed" w:sz="6" w:space="0" w:color="C9C3B6"/>
+          <w:bottom w:val="dashed" w:sz="6" w:space="0" w:color="C9C3B6"/>
+          <w:right w:val="dashed" w:sz="6" w:space="0" w:color="C9C3B6"/>
+          <w:insideH w:val="single" w:sz="4" w:space="0" w:color="auto"/>
+          <w:insideV w:val="single" w:sz="4" w:space="0" w:color="auto"/>
+        </w:tblBorders>
+        <w:tblCellMar>
+          <w:left w:w="10" w:type="dxa"/>
+          <w:right w:w="10" w:type="dxa"/>
+        </w:tblCellMar>
+        <w:tblLook w:val="04A0" w:firstRow="1" w:lastRow="0" w:firstColumn="1" w:lastColumn="0" w:noHBand="0" w:noVBand="1"/>
+      </w:tblPr>
+      <w:tblGrid>
+        <w:gridCol w:w="9360"/>
+      </w:tblGrid>
+      <w:tr>
+        <w:tblPrEx>
+          <w:tblCellMar>
+            <w:top w:w="0" w:type="dxa"/>
+            <w:bottom w:w="0" w:type="dxa"/>
+          </w:tblCellMar>
+        </w:tblPrEx>
+        <w:trPr>
+          <w:cantSplit/>
+          <w:trHeight w:val="5270"/>
+          <w:jc w:val="center"/>
+        </w:trPr>
+        <w:tc>
+          <w:tcPr>
+            <w:tcW w:w="9360" w:type="dxa"/>
+            <w:shd w:val="clear" w:color="auto" w:fill="FAF9F6"/>
+            <w:tcMar>
+              <w:top w:w="200" w:type="dxa"/>
+              <w:left w:w="260" w:type="dxa"/>
+              <w:bottom w:w="200" w:type="dxa"/>
+              <w:right w:w="260" w:type="dxa"/>
+            </w:tcMar>
+            <w:vAlign w:val="center"/>
+          </w:tcPr>
+          <w:p>
+            <w:pPr>
+              <w:spacing w:after="100"/>
+              <w:jc w:val="center"/>
+            </w:pPr>
+            <w:r>
+              <w:rPr>
+                <w:b/>
+                <w:bCs/>
+                <w:color w:val="8D4429"/>
+                <w:sz w:val="22"/>
+                <w:szCs w:val="22"/>
+              </w:rPr>
+              <w:lastRenderedPageBreak/>
+              <w:t>วางภาพที่ 21 ตรงนี้</w:t>
+            </w:r>
+          </w:p>
+          <w:p>
+            <w:pPr>
+              <w:spacing w:after="70" w:line="280" w:lineRule="auto"/>
+              <w:jc w:val="center"/>
+            </w:pPr>
+            <w:r>
+              <w:rPr>
+                <w:rFonts w:ascii="Consolas" w:eastAsia="Consolas" w:hAnsi="Consolas" w:cs="Consolas"/>
+                <w:color w:val="5A5F5B"/>
+                <w:sz w:val="17"/>
+                <w:szCs w:val="17"/>
+              </w:rPr>
+              <w:t>หน้าต่าง Terminal ในโฟลเดอร์โครงการ</w:t>
+            </w:r>
+          </w:p>
+          <w:p>
+            <w:pPr>
+              <w:spacing w:line="280" w:lineRule="auto"/>
+              <w:jc w:val="center"/>
+            </w:pPr>
+            <w:r>
+              <w:rPr>
+                <w:color w:val="5A5F5B"/>
+                <w:sz w:val="18"/>
+                <w:szCs w:val="18"/>
+              </w:rPr>
+              <w:t>รันคำสั่ง npm run test:browser รอจนจบ แล้วแคปบรรทัดสรุปท้ายสุดที่บอกจำนวนที่ผ่าน</w:t>
+            </w:r>
+          </w:p>
+        </w:tc>
+      </w:tr>
+    </w:tbl>
+    <w:p>
+      <w:pPr>
+        <w:spacing w:before="100" w:after="240" w:line="280" w:lineRule="auto"/>
+        <w:jc w:val="center"/>
+      </w:pPr>
+      <w:r>
+        <w:rPr>
+          <w:b/>
+          <w:bCs/>
+          <w:color w:val="8D4429"/>
+          <w:sz w:val="18"/>
+          <w:szCs w:val="18"/>
+        </w:rPr>
+        <w:t xml:space="preserve">ภาพที่ 21  </w:t>
+      </w:r>
+      <w:r>
+        <w:rPr>
+          <w:i/>
+          <w:iCs/>
+          <w:color w:val="5A5F5B"/>
+          <w:sz w:val="18"/>
+          <w:szCs w:val="18"/>
+        </w:rPr>
+        <w:t>ผลการรันชุดทดสอบเบราว์เซอร์ทั้งหมด</w:t>
+      </w:r>
+    </w:p>
+    <w:p>
+      <w:pPr>
         <w:pStyle w:val="2"/>
         <w:spacing w:before="280" w:after="140"/>
       </w:pPr>
-      <w:bookmarkStart w:id="39" w:name="_Toc241160944"/>
+      <w:bookmarkStart w:id="43" w:name="_Toc241476491"/>
       <w:r>
         <w:rPr>
           <w:b/>
@@ -12651,17 +18113,17 @@
         </w:rPr>
         <w:t>ข้อตกลงเรื่องข้อมูลทดสอบ</w:t>
       </w:r>
-      <w:bookmarkEnd w:id="39"/>
+      <w:bookmarkEnd w:id="43"/>
     </w:p>
     <w:p>
       <w:pPr>
         <w:spacing w:after="140"/>
       </w:pPr>
       <w:r>
-        <w:t>ชุดทดสอบระบบจัดการเขียนข้อมูลจริงลงฐานข้อมูล ซึ่งเป็นเจตนา เพราะการทดสอบฟอร์มปลอมไม่ได้พิสูจน์อะไร ระบบจึงลบข้อมูลที่การทดสอบสร้างขึ้นทั้งก่อนและหลังการรันทุก</w:t>
-      </w:r>
-      <w:r>
-        <w:t>ครั้ง เพื่อไม่ให้แถวค้างสะสมจนการทดสอบรอบถัดไปล้มจากข้อมูลของตัวเอง</w:t>
+        <w:t>ชุดทดสอบระบบจัดการเขียนข้อมูลจริงลงฐานข้อมูล ซึ่งเป็นเจตนา เพราะการทดสอบฟอร์มปลอมไม่ได้พิสูจน์อะไร ระบบจึงลบข้อมูลที่การทดสอบสร้างขึ้นทั้งก่อนและหลังการรันทุกครั้ง เพื่อไม่ให้แถวค้างสะสมจนการท</w:t>
+      </w:r>
+      <w:r>
+        <w:t>ดสอบรอบถัดไปล้มจากข้อมูลของตัวเอง</w:t>
       </w:r>
     </w:p>
     <w:p>
@@ -12669,7 +18131,7 @@
         <w:pStyle w:val="2"/>
         <w:spacing w:before="280" w:after="140"/>
       </w:pPr>
-      <w:bookmarkStart w:id="40" w:name="_Toc241160945"/>
+      <w:bookmarkStart w:id="44" w:name="_Toc241476492"/>
       <w:r>
         <w:rPr>
           <w:b/>
@@ -12690,7 +18152,7 @@
         </w:rPr>
         <w:t>คำสั่งที่ใช้บ่อย</w:t>
       </w:r>
-      <w:bookmarkEnd w:id="40"/>
+      <w:bookmarkEnd w:id="44"/>
     </w:p>
     <w:tbl>
       <w:tblPr>
@@ -12912,7 +18374,6 @@
                 <w:sz w:val="19"/>
                 <w:szCs w:val="19"/>
               </w:rPr>
-              <w:lastRenderedPageBreak/>
               <w:t>npm run lint</w:t>
             </w:r>
           </w:p>
@@ -13183,6 +18644,7 @@
                 <w:sz w:val="19"/>
                 <w:szCs w:val="19"/>
               </w:rPr>
+              <w:lastRenderedPageBreak/>
               <w:t>npm run db:seed</w:t>
             </w:r>
           </w:p>
@@ -13321,19 +18783,15 @@
       </w:tr>
     </w:tbl>
     <w:p>
-      <w:r>
-        <w:br w:type="page"/>
-      </w:r>
-    </w:p>
-    <w:p>
       <w:pPr>
         <w:pStyle w:val="1"/>
+        <w:pageBreakBefore/>
         <w:pBdr>
           <w:bottom w:val="single" w:sz="6" w:space="6" w:color="C9C3B6"/>
         </w:pBdr>
         <w:spacing w:before="360" w:after="200"/>
       </w:pPr>
-      <w:bookmarkStart w:id="41" w:name="_Toc241160946"/>
+      <w:bookmarkStart w:id="45" w:name="_Toc241476493"/>
       <w:r>
         <w:rPr>
           <w:b/>
@@ -13355,7 +18813,7 @@
         </w:rPr>
         <w:t>สถานะข้อมูลปัจจุบัน</w:t>
       </w:r>
-      <w:bookmarkEnd w:id="41"/>
+      <w:bookmarkEnd w:id="45"/>
     </w:p>
     <w:p>
       <w:pPr>
@@ -14500,7 +19958,7 @@
         <w:pStyle w:val="2"/>
         <w:spacing w:before="280" w:after="140"/>
       </w:pPr>
-      <w:bookmarkStart w:id="42" w:name="_Toc241160947"/>
+      <w:bookmarkStart w:id="46" w:name="_Toc241476494"/>
       <w:r>
         <w:rPr>
           <w:b/>
@@ -14521,7 +19979,7 @@
         </w:rPr>
         <w:t>สถานะการตรวจสอบ</w:t>
       </w:r>
-      <w:bookmarkEnd w:id="42"/>
+      <w:bookmarkEnd w:id="46"/>
     </w:p>
     <w:p>
       <w:pPr>
@@ -14566,19 +20024,15 @@
       </w:r>
     </w:p>
     <w:p>
-      <w:r>
-        <w:br w:type="page"/>
-      </w:r>
-    </w:p>
-    <w:p>
       <w:pPr>
         <w:pStyle w:val="1"/>
+        <w:pageBreakBefore/>
         <w:pBdr>
           <w:bottom w:val="single" w:sz="6" w:space="6" w:color="C9C3B6"/>
         </w:pBdr>
         <w:spacing w:before="360" w:after="200"/>
       </w:pPr>
-      <w:bookmarkStart w:id="43" w:name="_Toc241160948"/>
+      <w:bookmarkStart w:id="47" w:name="_Toc241476495"/>
       <w:r>
         <w:rPr>
           <w:b/>
@@ -14600,7 +20054,7 @@
         </w:rPr>
         <w:t>สิ่งที่ต้องทำก่อนเปิดสาธารณะ</w:t>
       </w:r>
-      <w:bookmarkEnd w:id="43"/>
+      <w:bookmarkEnd w:id="47"/>
     </w:p>
     <w:p>
       <w:pPr>
@@ -14615,7 +20069,7 @@
         <w:pStyle w:val="a4"/>
         <w:numPr>
           <w:ilvl w:val="0"/>
-          <w:numId w:val="7"/>
+          <w:numId w:val="8"/>
         </w:numPr>
         <w:spacing w:after="80" w:line="290" w:lineRule="auto"/>
       </w:pPr>
@@ -14628,7 +20082,7 @@
         <w:pStyle w:val="a4"/>
         <w:numPr>
           <w:ilvl w:val="0"/>
-          <w:numId w:val="7"/>
+          <w:numId w:val="8"/>
         </w:numPr>
         <w:spacing w:after="80" w:line="290" w:lineRule="auto"/>
       </w:pPr>
@@ -14647,7 +20101,7 @@
         <w:pStyle w:val="a4"/>
         <w:numPr>
           <w:ilvl w:val="0"/>
-          <w:numId w:val="7"/>
+          <w:numId w:val="8"/>
         </w:numPr>
         <w:spacing w:after="80" w:line="290" w:lineRule="auto"/>
       </w:pPr>
@@ -14660,7 +20114,7 @@
         <w:pStyle w:val="a4"/>
         <w:numPr>
           <w:ilvl w:val="0"/>
-          <w:numId w:val="7"/>
+          <w:numId w:val="8"/>
         </w:numPr>
         <w:spacing w:after="80" w:line="290" w:lineRule="auto"/>
       </w:pPr>
@@ -14673,7 +20127,7 @@
         <w:pStyle w:val="a4"/>
         <w:numPr>
           <w:ilvl w:val="0"/>
-          <w:numId w:val="7"/>
+          <w:numId w:val="8"/>
         </w:numPr>
         <w:spacing w:after="80" w:line="290" w:lineRule="auto"/>
       </w:pPr>
@@ -14689,7 +20143,7 @@
         <w:pStyle w:val="a4"/>
         <w:numPr>
           <w:ilvl w:val="0"/>
-          <w:numId w:val="7"/>
+          <w:numId w:val="8"/>
         </w:numPr>
         <w:spacing w:after="80" w:line="290" w:lineRule="auto"/>
       </w:pPr>
@@ -14702,7 +20156,7 @@
         <w:pStyle w:val="a4"/>
         <w:numPr>
           <w:ilvl w:val="0"/>
-          <w:numId w:val="7"/>
+          <w:numId w:val="8"/>
         </w:numPr>
         <w:spacing w:after="80" w:line="290" w:lineRule="auto"/>
       </w:pPr>
@@ -14715,7 +20169,7 @@
         <w:pStyle w:val="a4"/>
         <w:numPr>
           <w:ilvl w:val="0"/>
-          <w:numId w:val="7"/>
+          <w:numId w:val="8"/>
         </w:numPr>
         <w:spacing w:after="80" w:line="290" w:lineRule="auto"/>
       </w:pPr>
@@ -14728,7 +20182,7 @@
         <w:pStyle w:val="2"/>
         <w:spacing w:before="280" w:after="140"/>
       </w:pPr>
-      <w:bookmarkStart w:id="44" w:name="_Toc241160949"/>
+      <w:bookmarkStart w:id="48" w:name="_Toc241476496"/>
       <w:r>
         <w:rPr>
           <w:b/>
@@ -14749,7 +20203,7 @@
         </w:rPr>
         <w:t>งานพัฒนาที่ยังเหลือ</w:t>
       </w:r>
-      <w:bookmarkEnd w:id="44"/>
+      <w:bookmarkEnd w:id="48"/>
     </w:p>
     <w:tbl>
       <w:tblPr>
@@ -15256,7 +20710,7 @@
         <w:pStyle w:val="2"/>
         <w:spacing w:before="280" w:after="140"/>
       </w:pPr>
-      <w:bookmarkStart w:id="45" w:name="_Toc241160950"/>
+      <w:bookmarkStart w:id="49" w:name="_Toc241476497"/>
       <w:r>
         <w:rPr>
           <w:b/>
@@ -15277,14 +20731,14 @@
         </w:rPr>
         <w:t>ข้อควรระวังเรื่องความปลอดภัย</w:t>
       </w:r>
-      <w:bookmarkEnd w:id="45"/>
+      <w:bookmarkEnd w:id="49"/>
     </w:p>
     <w:p>
       <w:pPr>
         <w:pStyle w:val="a4"/>
         <w:numPr>
           <w:ilvl w:val="0"/>
-          <w:numId w:val="2"/>
+          <w:numId w:val="3"/>
         </w:numPr>
         <w:spacing w:after="80" w:line="290" w:lineRule="auto"/>
       </w:pPr>
@@ -15297,7 +20751,7 @@
         <w:pStyle w:val="a4"/>
         <w:numPr>
           <w:ilvl w:val="0"/>
-          <w:numId w:val="2"/>
+          <w:numId w:val="3"/>
         </w:numPr>
         <w:spacing w:after="80" w:line="290" w:lineRule="auto"/>
       </w:pPr>
@@ -15310,7 +20764,7 @@
         <w:pStyle w:val="a4"/>
         <w:numPr>
           <w:ilvl w:val="0"/>
-          <w:numId w:val="2"/>
+          <w:numId w:val="3"/>
         </w:numPr>
         <w:spacing w:after="80" w:line="290" w:lineRule="auto"/>
       </w:pPr>
@@ -15323,12 +20777,15 @@
         <w:pStyle w:val="a4"/>
         <w:numPr>
           <w:ilvl w:val="0"/>
-          <w:numId w:val="2"/>
+          <w:numId w:val="3"/>
         </w:numPr>
         <w:spacing w:after="80" w:line="290" w:lineRule="auto"/>
       </w:pPr>
       <w:r>
-        <w:t>หากเก็บโค้ดไว้แบบสาธารณะ ภาพถ่ายภาคสนามทุกใบรวมถึงภาพช่างจะดาวน์โหลดได้จากทั่วโลก ซึ่งตรงกับความยินยอมที่ได้มาแล้วว่าให้เผยแพร่บนเว็บ แต่ควรรับรู้ว่าเกิดขึ้นทันทีที่นำโค้ดขึ้น ไม่ใช่ตอนเปิดเว็บ</w:t>
+        <w:t>หากเก็บโค้ดไว้แบบสาธารณะ ภาพถ่ายภาคสนามทุกใบรวมถึงภาพช่างจะดาวน์โ</w:t>
+      </w:r>
+      <w:r>
+        <w:t>หลดได้จากทั่วโลก ซึ่งตรงกับความยินยอมที่ได้มาแล้วว่าให้เผยแพร่บนเว็บ แต่ควรรับรู้ว่าเกิดขึ้นทันทีที่นำโค้ดขึ้น ไม่ใช่ตอนเปิดเว็บ</w:t>
       </w:r>
     </w:p>
     <w:p>
@@ -15351,17 +20808,7 @@
           <w:sz w:val="19"/>
           <w:szCs w:val="19"/>
         </w:rPr>
-        <w:t>เอกสารนี้อธิบายระบบตามสภาพจริง ณ วันที่จัดทำ หากพบส่วนที่ไม่ต</w:t>
-      </w:r>
-      <w:r>
-        <w:rPr>
-          <w:i/>
-          <w:iCs/>
-          <w:color w:val="5A5F5B"/>
-          <w:sz w:val="19"/>
-          <w:szCs w:val="19"/>
-        </w:rPr>
-        <w:t>รงกับระบบที่ใช้งานอยู่ ให้ถือว่าระบบถูกและเอกสารล้าสมัย</w:t>
+        <w:t>เอกสารนี้อธิบายระบบตามสภาพจริง ณ วันที่จัดทำ หากพบส่วนที่ไม่ตรงกับระบบที่ใช้งานอยู่ ให้ถือว่าระบบถูกและเอกสารล้าสมัย</w:t>
       </w:r>
     </w:p>
     <w:sectPr>
@@ -15377,10 +20824,10 @@
 <file path=word/numbering.xml><?xml version="1.0" encoding="utf-8"?>
 <w:numbering xmlns:wpc="http://schemas.microsoft.com/office/word/2010/wordprocessingCanvas" xmlns:cx="http://schemas.microsoft.com/office/drawing/2014/chartex" xmlns:cx1="http://schemas.microsoft.com/office/drawing/2015/9/8/chartex" xmlns:cx2="http://schemas.microsoft.com/office/drawing/2015/10/21/chartex" xmlns:cx3="http://schemas.microsoft.com/office/drawing/2016/5/9/chartex" xmlns:cx4="http://schemas.microsoft.com/office/drawing/2016/5/10/chartex" xmlns:cx5="http://schemas.microsoft.com/office/drawing/2016/5/11/chartex" xmlns:cx6="http://schemas.microsoft.com/office/drawing/2016/5/12/chartex" xmlns:cx7="http://schemas.microsoft.com/office/drawing/2016/5/13/chartex" xmlns:cx8="http://schemas.microsoft.com/office/drawing/2016/5/14/chartex" xmlns:mc="http://schemas.openxmlformats.org/markup-compatibility/2006" xmlns:aink="http://schemas.microsoft.com/office/drawing/2016/ink" xmlns:am3d="http://schemas.microsoft.com/office/drawing/2017/model3d" xmlns:o="urn:schemas-microsoft-com:office:office" xmlns:r="http://schemas.openxmlformats.org/officeDocument/2006/relationships" xmlns:m="http://schemas.openxmlformats.org/officeDocument/2006/math" xmlns:v="urn:schemas-microsoft-com:vml" xmlns:wp14="http://schemas.microsoft.com/office/word/2010/wordprocessingDrawing" xmlns:wp="http://schemas.openxmlformats.org/drawingml/2006/wordprocessingDrawing" xmlns:w10="urn:schemas-microsoft-com:office:word" xmlns:w="http://schemas.openxmlformats.org/wordprocessingml/2006/main" xmlns:w14="http://schemas.microsoft.com/office/word/2010/wordml" xmlns:w15="http://schemas.microsoft.com/office/word/2012/wordml" xmlns:w16cex="http://schemas.microsoft.com/office/word/2018/wordml/cex" xmlns:w16cid="http://schemas.microsoft.com/office/word/2016/wordml/cid" xmlns:w16="http://schemas.microsoft.com/office/word/2018/wordml" xmlns:w16sdtdh="http://schemas.microsoft.com/office/word/2020/wordml/sdtdatahash" xmlns:w16se="http://schemas.microsoft.com/office/word/2015/wordml/symex" xmlns:wpg="http://schemas.microsoft.com/office/word/2010/wordprocessingGroup" xmlns:wpi="http://schemas.microsoft.com/office/word/2010/wordprocessingInk" xmlns:wne="http://schemas.microsoft.com/office/word/2006/wordml" xmlns:wps="http://schemas.microsoft.com/office/word/2010/wordprocessingShape" mc:Ignorable="w14 w15 w16se w16cid w16 w16cex w16sdtdh wp14">
   <w:abstractNum w:abstractNumId="0" w15:restartNumberingAfterBreak="0">
-    <w:nsid w:val="11F920EB"/>
+    <w:nsid w:val="25A32511"/>
     <w:multiLevelType w:val="hybridMultilevel"/>
-    <w:tmpl w:val="1792ADE2"/>
-    <w:lvl w:ilvl="0" w:tplc="30D0FA60">
+    <w:tmpl w:val="5E8CB61E"/>
+    <w:lvl w:ilvl="0" w:tplc="1DCA1C12">
       <w:start w:val="1"/>
       <w:numFmt w:val="bullet"/>
       <w:lvlText w:val="•"/>
@@ -15389,7 +20836,7 @@
         <w:ind w:left="431" w:hanging="259"/>
       </w:pPr>
     </w:lvl>
-    <w:lvl w:ilvl="1" w:tplc="C5C488CC">
+    <w:lvl w:ilvl="1" w:tplc="4E7C8378">
       <w:start w:val="1"/>
       <w:numFmt w:val="bullet"/>
       <w:lvlText w:val="◦"/>
@@ -15398,47 +20845,47 @@
         <w:ind w:left="863" w:hanging="259"/>
       </w:pPr>
     </w:lvl>
-    <w:lvl w:ilvl="2" w:tplc="5EB22AD8">
+    <w:lvl w:ilvl="2" w:tplc="3C480E5C">
       <w:numFmt w:val="decimal"/>
       <w:lvlText w:val=""/>
       <w:lvlJc w:val="left"/>
     </w:lvl>
-    <w:lvl w:ilvl="3" w:tplc="ED8241A4">
+    <w:lvl w:ilvl="3" w:tplc="210AFC2C">
       <w:numFmt w:val="decimal"/>
       <w:lvlText w:val=""/>
       <w:lvlJc w:val="left"/>
     </w:lvl>
-    <w:lvl w:ilvl="4" w:tplc="7C484402">
+    <w:lvl w:ilvl="4" w:tplc="DDEE8C98">
       <w:numFmt w:val="decimal"/>
       <w:lvlText w:val=""/>
       <w:lvlJc w:val="left"/>
     </w:lvl>
-    <w:lvl w:ilvl="5" w:tplc="5BC64D68">
+    <w:lvl w:ilvl="5" w:tplc="2EC222FC">
       <w:numFmt w:val="decimal"/>
       <w:lvlText w:val=""/>
       <w:lvlJc w:val="left"/>
     </w:lvl>
-    <w:lvl w:ilvl="6" w:tplc="EF4CD56C">
+    <w:lvl w:ilvl="6" w:tplc="6B5C09F6">
       <w:numFmt w:val="decimal"/>
       <w:lvlText w:val=""/>
       <w:lvlJc w:val="left"/>
     </w:lvl>
-    <w:lvl w:ilvl="7" w:tplc="52A025C0">
+    <w:lvl w:ilvl="7" w:tplc="A4689914">
       <w:numFmt w:val="decimal"/>
       <w:lvlText w:val=""/>
       <w:lvlJc w:val="left"/>
     </w:lvl>
-    <w:lvl w:ilvl="8" w:tplc="8E4806B6">
+    <w:lvl w:ilvl="8" w:tplc="22B85B9A">
       <w:numFmt w:val="decimal"/>
       <w:lvlText w:val=""/>
       <w:lvlJc w:val="left"/>
     </w:lvl>
   </w:abstractNum>
   <w:abstractNum w:abstractNumId="1" w15:restartNumberingAfterBreak="0">
-    <w:nsid w:val="4DA16094"/>
+    <w:nsid w:val="46DF26F7"/>
     <w:multiLevelType w:val="hybridMultilevel"/>
-    <w:tmpl w:val="B74677CE"/>
-    <w:lvl w:ilvl="0" w:tplc="943EA1EC">
+    <w:tmpl w:val="24541914"/>
+    <w:lvl w:ilvl="0" w:tplc="6C50C218">
       <w:start w:val="1"/>
       <w:numFmt w:val="bullet"/>
       <w:lvlText w:val="●"/>
@@ -15447,7 +20894,7 @@
         <w:ind w:left="720" w:hanging="360"/>
       </w:pPr>
     </w:lvl>
-    <w:lvl w:ilvl="1" w:tplc="5E78A6BC">
+    <w:lvl w:ilvl="1" w:tplc="8F985662">
       <w:start w:val="1"/>
       <w:numFmt w:val="bullet"/>
       <w:lvlText w:val="○"/>
@@ -15456,7 +20903,7 @@
         <w:ind w:left="1440" w:hanging="360"/>
       </w:pPr>
     </w:lvl>
-    <w:lvl w:ilvl="2" w:tplc="0FDCB9A0">
+    <w:lvl w:ilvl="2" w:tplc="68C4B604">
       <w:start w:val="1"/>
       <w:numFmt w:val="bullet"/>
       <w:lvlText w:val="■"/>
@@ -15465,7 +20912,7 @@
         <w:ind w:left="2160" w:hanging="360"/>
       </w:pPr>
     </w:lvl>
-    <w:lvl w:ilvl="3" w:tplc="D81C4950">
+    <w:lvl w:ilvl="3" w:tplc="35F2E5C8">
       <w:start w:val="1"/>
       <w:numFmt w:val="bullet"/>
       <w:lvlText w:val="●"/>
@@ -15474,7 +20921,7 @@
         <w:ind w:left="2880" w:hanging="360"/>
       </w:pPr>
     </w:lvl>
-    <w:lvl w:ilvl="4" w:tplc="E73EF57A">
+    <w:lvl w:ilvl="4" w:tplc="CF3CB420">
       <w:start w:val="1"/>
       <w:numFmt w:val="bullet"/>
       <w:lvlText w:val="○"/>
@@ -15483,7 +20930,7 @@
         <w:ind w:left="3600" w:hanging="360"/>
       </w:pPr>
     </w:lvl>
-    <w:lvl w:ilvl="5" w:tplc="EBE4284A">
+    <w:lvl w:ilvl="5" w:tplc="C7745288">
       <w:start w:val="1"/>
       <w:numFmt w:val="bullet"/>
       <w:lvlText w:val="■"/>
@@ -15492,7 +20939,7 @@
         <w:ind w:left="4320" w:hanging="360"/>
       </w:pPr>
     </w:lvl>
-    <w:lvl w:ilvl="6" w:tplc="25442194">
+    <w:lvl w:ilvl="6" w:tplc="9BBA9E32">
       <w:start w:val="1"/>
       <w:numFmt w:val="bullet"/>
       <w:lvlText w:val="●"/>
@@ -15501,7 +20948,7 @@
         <w:ind w:left="5040" w:hanging="360"/>
       </w:pPr>
     </w:lvl>
-    <w:lvl w:ilvl="7" w:tplc="B7328D02">
+    <w:lvl w:ilvl="7" w:tplc="6CDCCA04">
       <w:start w:val="1"/>
       <w:numFmt w:val="bullet"/>
       <w:lvlText w:val="●"/>
@@ -15510,7 +20957,7 @@
         <w:ind w:left="5760" w:hanging="360"/>
       </w:pPr>
     </w:lvl>
-    <w:lvl w:ilvl="8" w:tplc="2F58AC94">
+    <w:lvl w:ilvl="8" w:tplc="73388E08">
       <w:start w:val="1"/>
       <w:numFmt w:val="bullet"/>
       <w:lvlText w:val="●"/>
@@ -15521,10 +20968,10 @@
     </w:lvl>
   </w:abstractNum>
   <w:abstractNum w:abstractNumId="2" w15:restartNumberingAfterBreak="0">
-    <w:nsid w:val="73C34651"/>
+    <w:nsid w:val="5EAA6D34"/>
     <w:multiLevelType w:val="hybridMultilevel"/>
-    <w:tmpl w:val="945044E2"/>
-    <w:lvl w:ilvl="0" w:tplc="2842BEE4">
+    <w:tmpl w:val="6EA05706"/>
+    <w:lvl w:ilvl="0" w:tplc="D80858A2">
       <w:start w:val="1"/>
       <w:numFmt w:val="decimal"/>
       <w:lvlText w:val="%1."/>
@@ -15533,42 +20980,42 @@
         <w:ind w:left="504" w:hanging="331"/>
       </w:pPr>
     </w:lvl>
-    <w:lvl w:ilvl="1" w:tplc="BB7C0FB0">
+    <w:lvl w:ilvl="1" w:tplc="958240D6">
       <w:numFmt w:val="decimal"/>
       <w:lvlText w:val=""/>
       <w:lvlJc w:val="left"/>
     </w:lvl>
-    <w:lvl w:ilvl="2" w:tplc="1B8C44E8">
+    <w:lvl w:ilvl="2" w:tplc="A6DE08E6">
       <w:numFmt w:val="decimal"/>
       <w:lvlText w:val=""/>
       <w:lvlJc w:val="left"/>
     </w:lvl>
-    <w:lvl w:ilvl="3" w:tplc="F5A43BEC">
+    <w:lvl w:ilvl="3" w:tplc="BB6CC6B0">
       <w:numFmt w:val="decimal"/>
       <w:lvlText w:val=""/>
       <w:lvlJc w:val="left"/>
     </w:lvl>
-    <w:lvl w:ilvl="4" w:tplc="3D4C18B8">
+    <w:lvl w:ilvl="4" w:tplc="FD2C0CF6">
       <w:numFmt w:val="decimal"/>
       <w:lvlText w:val=""/>
       <w:lvlJc w:val="left"/>
     </w:lvl>
-    <w:lvl w:ilvl="5" w:tplc="D1E248E8">
+    <w:lvl w:ilvl="5" w:tplc="B27CDBEC">
       <w:numFmt w:val="decimal"/>
       <w:lvlText w:val=""/>
       <w:lvlJc w:val="left"/>
     </w:lvl>
-    <w:lvl w:ilvl="6" w:tplc="4402871A">
+    <w:lvl w:ilvl="6" w:tplc="7FE4DE26">
       <w:numFmt w:val="decimal"/>
       <w:lvlText w:val=""/>
       <w:lvlJc w:val="left"/>
     </w:lvl>
-    <w:lvl w:ilvl="7" w:tplc="565A4228">
+    <w:lvl w:ilvl="7" w:tplc="013CDBA8">
       <w:numFmt w:val="decimal"/>
       <w:lvlText w:val=""/>
       <w:lvlJc w:val="left"/>
     </w:lvl>
-    <w:lvl w:ilvl="8" w:tplc="61D22A62">
+    <w:lvl w:ilvl="8" w:tplc="4B5EDC46">
       <w:numFmt w:val="decimal"/>
       <w:lvlText w:val=""/>
       <w:lvlJc w:val="left"/>
@@ -15581,13 +21028,13 @@
     </w:lvlOverride>
   </w:num>
   <w:num w:numId="2">
-    <w:abstractNumId w:val="0"/>
+    <w:abstractNumId w:val="2"/>
     <w:lvlOverride w:ilvl="0">
       <w:startOverride w:val="1"/>
     </w:lvlOverride>
   </w:num>
   <w:num w:numId="3">
-    <w:abstractNumId w:val="2"/>
+    <w:abstractNumId w:val="0"/>
     <w:lvlOverride w:ilvl="0">
       <w:startOverride w:val="1"/>
     </w:lvlOverride>
@@ -15611,6 +21058,12 @@
     </w:lvlOverride>
   </w:num>
   <w:num w:numId="7">
+    <w:abstractNumId w:val="2"/>
+    <w:lvlOverride w:ilvl="0">
+      <w:startOverride w:val="1"/>
+    </w:lvlOverride>
+  </w:num>
+  <w:num w:numId="8">
     <w:abstractNumId w:val="2"/>
     <w:lvlOverride w:ilvl="0">
       <w:startOverride w:val="1"/>
@@ -16233,7 +21686,7 @@
     <w:autoRedefine/>
     <w:uiPriority w:val="39"/>
     <w:unhideWhenUsed/>
-    <w:rsid w:val="00353765"/>
+    <w:rsid w:val="005A7685"/>
     <w:pPr>
       <w:spacing w:after="100"/>
     </w:pPr>
@@ -16249,7 +21702,7 @@
     <w:autoRedefine/>
     <w:uiPriority w:val="39"/>
     <w:unhideWhenUsed/>
-    <w:rsid w:val="00353765"/>
+    <w:rsid w:val="005A7685"/>
     <w:pPr>
       <w:spacing w:after="100"/>
       <w:ind w:left="210"/>
@@ -16266,7 +21719,7 @@
     <w:autoRedefine/>
     <w:uiPriority w:val="39"/>
     <w:unhideWhenUsed/>
-    <w:rsid w:val="00353765"/>
+    <w:rsid w:val="005A7685"/>
     <w:pPr>
       <w:spacing w:after="100"/>
       <w:ind w:left="420"/>

--- a/docs/ระบบเรือพระเล่าเรื่อง.docx
+++ b/docs/ระบบเรือพระเล่าเรื่อง.docx
@@ -105,7 +105,18 @@
         <w:spacing w:after="40"/>
       </w:pPr>
       <w:r>
-        <w:t>มหาวิทยาลัยทักษิณ</w:t>
+        <w:t>ศูนย์ส่งเสริมการเรียนรู้ระดับอำเภอปากพะยูน สำนักงานส่งเสริมการเร</w:t>
+      </w:r>
+      <w:r>
+        <w:t>ียนรู้ประจำจังหวัดพัทลุง</w:t>
+      </w:r>
+    </w:p>
+    <w:p>
+      <w:pPr>
+        <w:spacing w:after="40"/>
+      </w:pPr>
+      <w:r>
+        <w:t>คณะวิทยาศาสตร์และนวัตกรรมดิจิทัล มหาวิทยาลัยทักษิณ พัทลุง</w:t>
       </w:r>
     </w:p>
     <w:p>
@@ -113,7 +124,7 @@
         <w:spacing w:after="240"/>
       </w:pPr>
       <w:r>
-        <w:t>สำนักงานส่งเสริมการเรียนรู้ระดับอำเภอปากพะยูน</w:t>
+        <w:t>สถาบันส่งเสริมการบริการวิชาการ มหาวิทยาลัยทักษิณ</w:t>
       </w:r>
     </w:p>
     <w:p>
@@ -174,7 +185,7 @@
         </w:pBdr>
         <w:spacing w:before="360" w:after="200"/>
       </w:pPr>
-      <w:bookmarkStart w:id="0" w:name="_Toc241476448"/>
+      <w:bookmarkStart w:id="0" w:name="_Toc241649982"/>
       <w:r>
         <w:rPr>
           <w:b/>
@@ -191,7 +202,7 @@
     <w:sdt>
       <w:sdtPr>
         <w:alias w:val="สารบัญ"/>
-        <w:id w:val="414214752"/>
+        <w:id w:val="1378589678"/>
       </w:sdtPr>
       <w:sdtEndPr>
         <w:rPr>
@@ -219,7 +230,7 @@
           <w:r>
             <w:fldChar w:fldCharType="separate"/>
           </w:r>
-          <w:hyperlink w:anchor="_Toc241476448" w:history="1">
+          <w:hyperlink w:anchor="_Toc241649982" w:history="1">
             <w:r>
               <w:rPr>
                 <w:rStyle w:val="a5"/>
@@ -247,7 +258,7 @@
               <w:rPr>
                 <w:noProof/>
               </w:rPr>
-              <w:instrText xml:space="preserve"> PAGEREF _Toc241476448 \h </w:instrText>
+              <w:instrText xml:space="preserve"> PAGEREF _Toc241649982 \h </w:instrText>
             </w:r>
             <w:r>
               <w:rPr>
@@ -290,7 +301,7 @@
               <w:noProof/>
             </w:rPr>
           </w:pPr>
-          <w:hyperlink w:anchor="_Toc241476449" w:history="1">
+          <w:hyperlink w:anchor="_Toc241649983" w:history="1">
             <w:r>
               <w:rPr>
                 <w:rStyle w:val="a5"/>
@@ -318,7 +329,7 @@
               <w:rPr>
                 <w:noProof/>
               </w:rPr>
-              <w:instrText xml:space="preserve"> PAGEREF _Toc241476449 \h </w:instrText>
+              <w:instrText xml:space="preserve"> PAGEREF _Toc241649983 \h </w:instrText>
             </w:r>
             <w:r>
               <w:rPr>
@@ -361,7 +372,7 @@
               <w:noProof/>
             </w:rPr>
           </w:pPr>
-          <w:hyperlink w:anchor="_Toc241476450" w:history="1">
+          <w:hyperlink w:anchor="_Toc241649984" w:history="1">
             <w:r>
               <w:rPr>
                 <w:rStyle w:val="a5"/>
@@ -389,7 +400,7 @@
               <w:rPr>
                 <w:noProof/>
               </w:rPr>
-              <w:instrText xml:space="preserve"> PAGEREF _Toc241476450 \h </w:instrText>
+              <w:instrText xml:space="preserve"> PAGEREF _Toc241649984 \h </w:instrText>
             </w:r>
             <w:r>
               <w:rPr>
@@ -432,7 +443,7 @@
               <w:noProof/>
             </w:rPr>
           </w:pPr>
-          <w:hyperlink w:anchor="_Toc241476451" w:history="1">
+          <w:hyperlink w:anchor="_Toc241649985" w:history="1">
             <w:r>
               <w:rPr>
                 <w:rStyle w:val="a5"/>
@@ -460,7 +471,7 @@
               <w:rPr>
                 <w:noProof/>
               </w:rPr>
-              <w:instrText xml:space="preserve"> PAGEREF _Toc241476451 \h </w:instrText>
+              <w:instrText xml:space="preserve"> PAGEREF _Toc241649985 \h </w:instrText>
             </w:r>
             <w:r>
               <w:rPr>
@@ -503,7 +514,7 @@
               <w:noProof/>
             </w:rPr>
           </w:pPr>
-          <w:hyperlink w:anchor="_Toc241476452" w:history="1">
+          <w:hyperlink w:anchor="_Toc241649986" w:history="1">
             <w:r>
               <w:rPr>
                 <w:rStyle w:val="a5"/>
@@ -531,7 +542,7 @@
               <w:rPr>
                 <w:noProof/>
               </w:rPr>
-              <w:instrText xml:space="preserve"> PAGEREF _Toc241476452 \h </w:instrText>
+              <w:instrText xml:space="preserve"> PAGEREF _Toc241649986 \h </w:instrText>
             </w:r>
             <w:r>
               <w:rPr>
@@ -574,7 +585,7 @@
               <w:noProof/>
             </w:rPr>
           </w:pPr>
-          <w:hyperlink w:anchor="_Toc241476453" w:history="1">
+          <w:hyperlink w:anchor="_Toc241649987" w:history="1">
             <w:r>
               <w:rPr>
                 <w:rStyle w:val="a5"/>
@@ -602,7 +613,7 @@
               <w:rPr>
                 <w:noProof/>
               </w:rPr>
-              <w:instrText xml:space="preserve"> PAGEREF _Toc241476453 \h </w:instrText>
+              <w:instrText xml:space="preserve"> PAGEREF _Toc241649987 \h </w:instrText>
             </w:r>
             <w:r>
               <w:rPr>
@@ -645,7 +656,7 @@
               <w:noProof/>
             </w:rPr>
           </w:pPr>
-          <w:hyperlink w:anchor="_Toc241476454" w:history="1">
+          <w:hyperlink w:anchor="_Toc241649988" w:history="1">
             <w:r>
               <w:rPr>
                 <w:rStyle w:val="a5"/>
@@ -653,6 +664,77 @@
                 <w:bCs/>
                 <w:noProof/>
               </w:rPr>
+              <w:t>1.0 คลังความรู้ดิจิทัลคืออะไร</w:t>
+            </w:r>
+            <w:r>
+              <w:rPr>
+                <w:noProof/>
+              </w:rPr>
+              <w:tab/>
+            </w:r>
+            <w:r>
+              <w:rPr>
+                <w:rStyle w:val="a5"/>
+                <w:noProof/>
+                <w:cs/>
+              </w:rPr>
+              <w:fldChar w:fldCharType="begin"/>
+            </w:r>
+            <w:r>
+              <w:rPr>
+                <w:noProof/>
+              </w:rPr>
+              <w:instrText xml:space="preserve"> PAGEREF _Toc241649988 \h </w:instrText>
+            </w:r>
+            <w:r>
+              <w:rPr>
+                <w:rStyle w:val="a5"/>
+                <w:noProof/>
+                <w:cs/>
+              </w:rPr>
+            </w:r>
+            <w:r>
+              <w:rPr>
+                <w:rStyle w:val="a5"/>
+                <w:noProof/>
+                <w:cs/>
+              </w:rPr>
+              <w:fldChar w:fldCharType="separate"/>
+            </w:r>
+            <w:r>
+              <w:rPr>
+                <w:noProof/>
+              </w:rPr>
+              <w:t>6</w:t>
+            </w:r>
+            <w:r>
+              <w:rPr>
+                <w:rStyle w:val="a5"/>
+                <w:noProof/>
+                <w:cs/>
+              </w:rPr>
+              <w:fldChar w:fldCharType="end"/>
+            </w:r>
+          </w:hyperlink>
+        </w:p>
+        <w:p>
+          <w:pPr>
+            <w:pStyle w:val="20"/>
+            <w:tabs>
+              <w:tab w:val="right" w:leader="dot" w:pos="9350"/>
+            </w:tabs>
+            <w:rPr>
+              <w:noProof/>
+            </w:rPr>
+          </w:pPr>
+          <w:hyperlink w:anchor="_Toc241649989" w:history="1">
+            <w:r>
+              <w:rPr>
+                <w:rStyle w:val="a5"/>
+                <w:b/>
+                <w:bCs/>
+                <w:noProof/>
+              </w:rPr>
               <w:t>1.1 หลักการที่บังคับไว้ทั้งระบบ</w:t>
             </w:r>
             <w:r>
@@ -673,7 +755,7 @@
               <w:rPr>
                 <w:noProof/>
               </w:rPr>
-              <w:instrText xml:space="preserve"> PAGEREF _Toc241476454 \h </w:instrText>
+              <w:instrText xml:space="preserve"> PAGEREF _Toc241649989 \h </w:instrText>
             </w:r>
             <w:r>
               <w:rPr>
@@ -694,7 +776,7 @@
               <w:rPr>
                 <w:noProof/>
               </w:rPr>
-              <w:t>6</w:t>
+              <w:t>7</w:t>
             </w:r>
             <w:r>
               <w:rPr>
@@ -716,7 +798,7 @@
               <w:noProof/>
             </w:rPr>
           </w:pPr>
-          <w:hyperlink w:anchor="_Toc241476455" w:history="1">
+          <w:hyperlink w:anchor="_Toc241649990" w:history="1">
             <w:r>
               <w:rPr>
                 <w:rStyle w:val="a5"/>
@@ -744,7 +826,7 @@
               <w:rPr>
                 <w:noProof/>
               </w:rPr>
-              <w:instrText xml:space="preserve"> PAGEREF _Toc241476455 \h </w:instrText>
+              <w:instrText xml:space="preserve"> PAGEREF _Toc241649990 \h </w:instrText>
             </w:r>
             <w:r>
               <w:rPr>
@@ -787,7 +869,7 @@
               <w:noProof/>
             </w:rPr>
           </w:pPr>
-          <w:hyperlink w:anchor="_Toc241476456" w:history="1">
+          <w:hyperlink w:anchor="_Toc241649991" w:history="1">
             <w:r>
               <w:rPr>
                 <w:rStyle w:val="a5"/>
@@ -815,7 +897,7 @@
               <w:rPr>
                 <w:noProof/>
               </w:rPr>
-              <w:instrText xml:space="preserve"> PAGEREF _Toc241476456 \h </w:instrText>
+              <w:instrText xml:space="preserve"> PAGEREF _Toc241649991 \h </w:instrText>
             </w:r>
             <w:r>
               <w:rPr>
@@ -858,7 +940,7 @@
               <w:noProof/>
             </w:rPr>
           </w:pPr>
-          <w:hyperlink w:anchor="_Toc241476457" w:history="1">
+          <w:hyperlink w:anchor="_Toc241649992" w:history="1">
             <w:r>
               <w:rPr>
                 <w:rStyle w:val="a5"/>
@@ -886,7 +968,7 @@
               <w:rPr>
                 <w:noProof/>
               </w:rPr>
-              <w:instrText xml:space="preserve"> PAGEREF _Toc241476457 \h </w:instrText>
+              <w:instrText xml:space="preserve"> PAGEREF _Toc241649992 \h </w:instrText>
             </w:r>
             <w:r>
               <w:rPr>
@@ -929,7 +1011,7 @@
               <w:noProof/>
             </w:rPr>
           </w:pPr>
-          <w:hyperlink w:anchor="_Toc241476458" w:history="1">
+          <w:hyperlink w:anchor="_Toc241649993" w:history="1">
             <w:r>
               <w:rPr>
                 <w:rStyle w:val="a5"/>
@@ -957,7 +1039,7 @@
               <w:rPr>
                 <w:noProof/>
               </w:rPr>
-              <w:instrText xml:space="preserve"> PAGEREF _Toc241476458 \h </w:instrText>
+              <w:instrText xml:space="preserve"> PAGEREF _Toc241649993 \h </w:instrText>
             </w:r>
             <w:r>
               <w:rPr>
@@ -1000,7 +1082,7 @@
               <w:noProof/>
             </w:rPr>
           </w:pPr>
-          <w:hyperlink w:anchor="_Toc241476459" w:history="1">
+          <w:hyperlink w:anchor="_Toc241649994" w:history="1">
             <w:r>
               <w:rPr>
                 <w:rStyle w:val="a5"/>
@@ -1028,7 +1110,7 @@
               <w:rPr>
                 <w:noProof/>
               </w:rPr>
-              <w:instrText xml:space="preserve"> PAGEREF _Toc241476459 \h </w:instrText>
+              <w:instrText xml:space="preserve"> PAGEREF _Toc241649994 \h </w:instrText>
             </w:r>
             <w:r>
               <w:rPr>
@@ -1071,7 +1153,7 @@
               <w:noProof/>
             </w:rPr>
           </w:pPr>
-          <w:hyperlink w:anchor="_Toc241476460" w:history="1">
+          <w:hyperlink w:anchor="_Toc241649995" w:history="1">
             <w:r>
               <w:rPr>
                 <w:rStyle w:val="a5"/>
@@ -1099,7 +1181,7 @@
               <w:rPr>
                 <w:noProof/>
               </w:rPr>
-              <w:instrText xml:space="preserve"> PAGEREF _Toc241476460 \h </w:instrText>
+              <w:instrText xml:space="preserve"> PAGEREF _Toc241649995 \h </w:instrText>
             </w:r>
             <w:r>
               <w:rPr>
@@ -1142,7 +1224,7 @@
               <w:noProof/>
             </w:rPr>
           </w:pPr>
-          <w:hyperlink w:anchor="_Toc241476461" w:history="1">
+          <w:hyperlink w:anchor="_Toc241649996" w:history="1">
             <w:r>
               <w:rPr>
                 <w:rStyle w:val="a5"/>
@@ -1170,7 +1252,7 @@
               <w:rPr>
                 <w:noProof/>
               </w:rPr>
-              <w:instrText xml:space="preserve"> PAGEREF _Toc241476461 \h </w:instrText>
+              <w:instrText xml:space="preserve"> PAGEREF _Toc241649996 \h </w:instrText>
             </w:r>
             <w:r>
               <w:rPr>
@@ -1213,7 +1295,7 @@
               <w:noProof/>
             </w:rPr>
           </w:pPr>
-          <w:hyperlink w:anchor="_Toc241476462" w:history="1">
+          <w:hyperlink w:anchor="_Toc241649997" w:history="1">
             <w:r>
               <w:rPr>
                 <w:rStyle w:val="a5"/>
@@ -1241,7 +1323,7 @@
               <w:rPr>
                 <w:noProof/>
               </w:rPr>
-              <w:instrText xml:space="preserve"> PAGEREF _Toc241476462 \h </w:instrText>
+              <w:instrText xml:space="preserve"> PAGEREF _Toc241649997 \h </w:instrText>
             </w:r>
             <w:r>
               <w:rPr>
@@ -1284,7 +1366,7 @@
               <w:noProof/>
             </w:rPr>
           </w:pPr>
-          <w:hyperlink w:anchor="_Toc241476463" w:history="1">
+          <w:hyperlink w:anchor="_Toc241649998" w:history="1">
             <w:r>
               <w:rPr>
                 <w:rStyle w:val="a5"/>
@@ -1312,7 +1394,7 @@
               <w:rPr>
                 <w:noProof/>
               </w:rPr>
-              <w:instrText xml:space="preserve"> PAGEREF _Toc241476463 \h </w:instrText>
+              <w:instrText xml:space="preserve"> PAGEREF _Toc241649998 \h </w:instrText>
             </w:r>
             <w:r>
               <w:rPr>
@@ -1355,7 +1437,7 @@
               <w:noProof/>
             </w:rPr>
           </w:pPr>
-          <w:hyperlink w:anchor="_Toc241476464" w:history="1">
+          <w:hyperlink w:anchor="_Toc241649999" w:history="1">
             <w:r>
               <w:rPr>
                 <w:rStyle w:val="a5"/>
@@ -1383,7 +1465,7 @@
               <w:rPr>
                 <w:noProof/>
               </w:rPr>
-              <w:instrText xml:space="preserve"> PAGEREF _Toc241476464 \h </w:instrText>
+              <w:instrText xml:space="preserve"> PAGEREF _Toc241649999 \h </w:instrText>
             </w:r>
             <w:r>
               <w:rPr>
@@ -1426,7 +1508,7 @@
               <w:noProof/>
             </w:rPr>
           </w:pPr>
-          <w:hyperlink w:anchor="_Toc241476465" w:history="1">
+          <w:hyperlink w:anchor="_Toc241650000" w:history="1">
             <w:r>
               <w:rPr>
                 <w:rStyle w:val="a5"/>
@@ -1454,7 +1536,7 @@
               <w:rPr>
                 <w:noProof/>
               </w:rPr>
-              <w:instrText xml:space="preserve"> PAGEREF _Toc241476465 \h </w:instrText>
+              <w:instrText xml:space="preserve"> PAGEREF _Toc241650000 \h </w:instrText>
             </w:r>
             <w:r>
               <w:rPr>
@@ -1497,7 +1579,7 @@
               <w:noProof/>
             </w:rPr>
           </w:pPr>
-          <w:hyperlink w:anchor="_Toc241476466" w:history="1">
+          <w:hyperlink w:anchor="_Toc241650001" w:history="1">
             <w:r>
               <w:rPr>
                 <w:rStyle w:val="a5"/>
@@ -1525,7 +1607,7 @@
               <w:rPr>
                 <w:noProof/>
               </w:rPr>
-              <w:instrText xml:space="preserve"> PAGEREF _Toc241476466 \h </w:instrText>
+              <w:instrText xml:space="preserve"> PAGEREF _Toc241650001 \h </w:instrText>
             </w:r>
             <w:r>
               <w:rPr>
@@ -1568,7 +1650,7 @@
               <w:noProof/>
             </w:rPr>
           </w:pPr>
-          <w:hyperlink w:anchor="_Toc241476467" w:history="1">
+          <w:hyperlink w:anchor="_Toc241650002" w:history="1">
             <w:r>
               <w:rPr>
                 <w:rStyle w:val="a5"/>
@@ -1596,7 +1678,7 @@
               <w:rPr>
                 <w:noProof/>
               </w:rPr>
-              <w:instrText xml:space="preserve"> PAGEREF _Toc241476467 \h </w:instrText>
+              <w:instrText xml:space="preserve"> PAGEREF _Toc241650002 \h </w:instrText>
             </w:r>
             <w:r>
               <w:rPr>
@@ -1639,7 +1721,7 @@
               <w:noProof/>
             </w:rPr>
           </w:pPr>
-          <w:hyperlink w:anchor="_Toc241476468" w:history="1">
+          <w:hyperlink w:anchor="_Toc241650003" w:history="1">
             <w:r>
               <w:rPr>
                 <w:rStyle w:val="a5"/>
@@ -1667,7 +1749,7 @@
               <w:rPr>
                 <w:noProof/>
               </w:rPr>
-              <w:instrText xml:space="preserve"> PAGEREF _Toc241476468 \h </w:instrText>
+              <w:instrText xml:space="preserve"> PAGEREF _Toc241650003 \h </w:instrText>
             </w:r>
             <w:r>
               <w:rPr>
@@ -1710,7 +1792,7 @@
               <w:noProof/>
             </w:rPr>
           </w:pPr>
-          <w:hyperlink w:anchor="_Toc241476469" w:history="1">
+          <w:hyperlink w:anchor="_Toc241650004" w:history="1">
             <w:r>
               <w:rPr>
                 <w:rStyle w:val="a5"/>
@@ -1738,7 +1820,7 @@
               <w:rPr>
                 <w:noProof/>
               </w:rPr>
-              <w:instrText xml:space="preserve"> PAGEREF _Toc241476469 \h </w:instrText>
+              <w:instrText xml:space="preserve"> PAGEREF _Toc241650004 \h </w:instrText>
             </w:r>
             <w:r>
               <w:rPr>
@@ -1781,7 +1863,7 @@
               <w:noProof/>
             </w:rPr>
           </w:pPr>
-          <w:hyperlink w:anchor="_Toc241476470" w:history="1">
+          <w:hyperlink w:anchor="_Toc241650005" w:history="1">
             <w:r>
               <w:rPr>
                 <w:rStyle w:val="a5"/>
@@ -1809,7 +1891,7 @@
               <w:rPr>
                 <w:noProof/>
               </w:rPr>
-              <w:instrText xml:space="preserve"> PAGEREF _Toc241476470 \h </w:instrText>
+              <w:instrText xml:space="preserve"> PAGEREF _Toc241650005 \h </w:instrText>
             </w:r>
             <w:r>
               <w:rPr>
@@ -1852,7 +1934,7 @@
               <w:noProof/>
             </w:rPr>
           </w:pPr>
-          <w:hyperlink w:anchor="_Toc241476471" w:history="1">
+          <w:hyperlink w:anchor="_Toc241650006" w:history="1">
             <w:r>
               <w:rPr>
                 <w:rStyle w:val="a5"/>
@@ -1880,7 +1962,7 @@
               <w:rPr>
                 <w:noProof/>
               </w:rPr>
-              <w:instrText xml:space="preserve"> PAGEREF _Toc241476471 \h </w:instrText>
+              <w:instrText xml:space="preserve"> PAGEREF _Toc241650006 \h </w:instrText>
             </w:r>
             <w:r>
               <w:rPr>
@@ -1923,7 +2005,7 @@
               <w:noProof/>
             </w:rPr>
           </w:pPr>
-          <w:hyperlink w:anchor="_Toc241476472" w:history="1">
+          <w:hyperlink w:anchor="_Toc241650007" w:history="1">
             <w:r>
               <w:rPr>
                 <w:rStyle w:val="a5"/>
@@ -1951,7 +2033,7 @@
               <w:rPr>
                 <w:noProof/>
               </w:rPr>
-              <w:instrText xml:space="preserve"> PAGEREF _Toc241476472 \h </w:instrText>
+              <w:instrText xml:space="preserve"> PAGEREF _Toc241650007 \h </w:instrText>
             </w:r>
             <w:r>
               <w:rPr>
@@ -1994,7 +2076,7 @@
               <w:noProof/>
             </w:rPr>
           </w:pPr>
-          <w:hyperlink w:anchor="_Toc241476473" w:history="1">
+          <w:hyperlink w:anchor="_Toc241650008" w:history="1">
             <w:r>
               <w:rPr>
                 <w:rStyle w:val="a5"/>
@@ -2022,7 +2104,7 @@
               <w:rPr>
                 <w:noProof/>
               </w:rPr>
-              <w:instrText xml:space="preserve"> PAGEREF _Toc241476473 \h </w:instrText>
+              <w:instrText xml:space="preserve"> PAGEREF _Toc241650008 \h </w:instrText>
             </w:r>
             <w:r>
               <w:rPr>
@@ -2065,7 +2147,7 @@
               <w:noProof/>
             </w:rPr>
           </w:pPr>
-          <w:hyperlink w:anchor="_Toc241476474" w:history="1">
+          <w:hyperlink w:anchor="_Toc241650009" w:history="1">
             <w:r>
               <w:rPr>
                 <w:rStyle w:val="a5"/>
@@ -2093,7 +2175,7 @@
               <w:rPr>
                 <w:noProof/>
               </w:rPr>
-              <w:instrText xml:space="preserve"> PAGEREF _Toc241476474 \h </w:instrText>
+              <w:instrText xml:space="preserve"> PAGEREF _Toc241650009 \h </w:instrText>
             </w:r>
             <w:r>
               <w:rPr>
@@ -2136,7 +2218,7 @@
               <w:noProof/>
             </w:rPr>
           </w:pPr>
-          <w:hyperlink w:anchor="_Toc241476475" w:history="1">
+          <w:hyperlink w:anchor="_Toc241650010" w:history="1">
             <w:r>
               <w:rPr>
                 <w:rStyle w:val="a5"/>
@@ -2164,7 +2246,7 @@
               <w:rPr>
                 <w:noProof/>
               </w:rPr>
-              <w:instrText xml:space="preserve"> PAGEREF _Toc241476475 \h </w:instrText>
+              <w:instrText xml:space="preserve"> PAGEREF _Toc241650010 \h </w:instrText>
             </w:r>
             <w:r>
               <w:rPr>
@@ -2207,7 +2289,7 @@
               <w:noProof/>
             </w:rPr>
           </w:pPr>
-          <w:hyperlink w:anchor="_Toc241476476" w:history="1">
+          <w:hyperlink w:anchor="_Toc241650011" w:history="1">
             <w:r>
               <w:rPr>
                 <w:rStyle w:val="a5"/>
@@ -2235,7 +2317,7 @@
               <w:rPr>
                 <w:noProof/>
               </w:rPr>
-              <w:instrText xml:space="preserve"> PAGEREF _Toc241476476 \h </w:instrText>
+              <w:instrText xml:space="preserve"> PAGEREF _Toc241650011 \h </w:instrText>
             </w:r>
             <w:r>
               <w:rPr>
@@ -2278,7 +2360,7 @@
               <w:noProof/>
             </w:rPr>
           </w:pPr>
-          <w:hyperlink w:anchor="_Toc241476477" w:history="1">
+          <w:hyperlink w:anchor="_Toc241650012" w:history="1">
             <w:r>
               <w:rPr>
                 <w:rStyle w:val="a5"/>
@@ -2306,7 +2388,7 @@
               <w:rPr>
                 <w:noProof/>
               </w:rPr>
-              <w:instrText xml:space="preserve"> PAGEREF _Toc241476477 \h </w:instrText>
+              <w:instrText xml:space="preserve"> PAGEREF _Toc241650012 \h </w:instrText>
             </w:r>
             <w:r>
               <w:rPr>
@@ -2349,7 +2431,7 @@
               <w:noProof/>
             </w:rPr>
           </w:pPr>
-          <w:hyperlink w:anchor="_Toc241476478" w:history="1">
+          <w:hyperlink w:anchor="_Toc241650013" w:history="1">
             <w:r>
               <w:rPr>
                 <w:rStyle w:val="a5"/>
@@ -2377,7 +2459,7 @@
               <w:rPr>
                 <w:noProof/>
               </w:rPr>
-              <w:instrText xml:space="preserve"> PAGEREF _Toc241476478 \h </w:instrText>
+              <w:instrText xml:space="preserve"> PAGEREF _Toc241650013 \h </w:instrText>
             </w:r>
             <w:r>
               <w:rPr>
@@ -2420,7 +2502,7 @@
               <w:noProof/>
             </w:rPr>
           </w:pPr>
-          <w:hyperlink w:anchor="_Toc241476479" w:history="1">
+          <w:hyperlink w:anchor="_Toc241650014" w:history="1">
             <w:r>
               <w:rPr>
                 <w:rStyle w:val="a5"/>
@@ -2448,7 +2530,7 @@
               <w:rPr>
                 <w:noProof/>
               </w:rPr>
-              <w:instrText xml:space="preserve"> PAGEREF _Toc241476479 \h </w:instrText>
+              <w:instrText xml:space="preserve"> PAGEREF _Toc241650014 \h </w:instrText>
             </w:r>
             <w:r>
               <w:rPr>
@@ -2491,7 +2573,7 @@
               <w:noProof/>
             </w:rPr>
           </w:pPr>
-          <w:hyperlink w:anchor="_Toc241476480" w:history="1">
+          <w:hyperlink w:anchor="_Toc241650015" w:history="1">
             <w:r>
               <w:rPr>
                 <w:rStyle w:val="a5"/>
@@ -2519,7 +2601,7 @@
               <w:rPr>
                 <w:noProof/>
               </w:rPr>
-              <w:instrText xml:space="preserve"> PAGEREF _Toc241476480 \h </w:instrText>
+              <w:instrText xml:space="preserve"> PAGEREF _Toc241650015 \h </w:instrText>
             </w:r>
             <w:r>
               <w:rPr>
@@ -2562,7 +2644,7 @@
               <w:noProof/>
             </w:rPr>
           </w:pPr>
-          <w:hyperlink w:anchor="_Toc241476481" w:history="1">
+          <w:hyperlink w:anchor="_Toc241650016" w:history="1">
             <w:r>
               <w:rPr>
                 <w:rStyle w:val="a5"/>
@@ -2590,7 +2672,7 @@
               <w:rPr>
                 <w:noProof/>
               </w:rPr>
-              <w:instrText xml:space="preserve"> PAGEREF _Toc241476481 \h </w:instrText>
+              <w:instrText xml:space="preserve"> PAGEREF _Toc241650016 \h </w:instrText>
             </w:r>
             <w:r>
               <w:rPr>
@@ -2633,7 +2715,7 @@
               <w:noProof/>
             </w:rPr>
           </w:pPr>
-          <w:hyperlink w:anchor="_Toc241476482" w:history="1">
+          <w:hyperlink w:anchor="_Toc241650017" w:history="1">
             <w:r>
               <w:rPr>
                 <w:rStyle w:val="a5"/>
@@ -2661,7 +2743,7 @@
               <w:rPr>
                 <w:noProof/>
               </w:rPr>
-              <w:instrText xml:space="preserve"> PAGEREF _Toc241476482 \h </w:instrText>
+              <w:instrText xml:space="preserve"> PAGEREF _Toc241650017 \h </w:instrText>
             </w:r>
             <w:r>
               <w:rPr>
@@ -2704,7 +2786,7 @@
               <w:noProof/>
             </w:rPr>
           </w:pPr>
-          <w:hyperlink w:anchor="_Toc241476483" w:history="1">
+          <w:hyperlink w:anchor="_Toc241650018" w:history="1">
             <w:r>
               <w:rPr>
                 <w:rStyle w:val="a5"/>
@@ -2712,7 +2794,7 @@
                 <w:bCs/>
                 <w:noProof/>
               </w:rPr>
-              <w:t>7.3 หน้าสั่งพิมพ์</w:t>
+              <w:t>7.3 ปลายทางแบบหน้าเว็บ</w:t>
             </w:r>
             <w:r>
               <w:rPr>
@@ -2732,7 +2814,78 @@
               <w:rPr>
                 <w:noProof/>
               </w:rPr>
-              <w:instrText xml:space="preserve"> PAGEREF _Toc241476483 \h </w:instrText>
+              <w:instrText xml:space="preserve"> PAGEREF _Toc241650018 \h </w:instrText>
+            </w:r>
+            <w:r>
+              <w:rPr>
+                <w:rStyle w:val="a5"/>
+                <w:noProof/>
+                <w:cs/>
+              </w:rPr>
+            </w:r>
+            <w:r>
+              <w:rPr>
+                <w:rStyle w:val="a5"/>
+                <w:noProof/>
+                <w:cs/>
+              </w:rPr>
+              <w:fldChar w:fldCharType="separate"/>
+            </w:r>
+            <w:r>
+              <w:rPr>
+                <w:noProof/>
+              </w:rPr>
+              <w:t>28</w:t>
+            </w:r>
+            <w:r>
+              <w:rPr>
+                <w:rStyle w:val="a5"/>
+                <w:noProof/>
+                <w:cs/>
+              </w:rPr>
+              <w:fldChar w:fldCharType="end"/>
+            </w:r>
+          </w:hyperlink>
+        </w:p>
+        <w:p>
+          <w:pPr>
+            <w:pStyle w:val="20"/>
+            <w:tabs>
+              <w:tab w:val="right" w:leader="dot" w:pos="9350"/>
+            </w:tabs>
+            <w:rPr>
+              <w:noProof/>
+            </w:rPr>
+          </w:pPr>
+          <w:hyperlink w:anchor="_Toc241650019" w:history="1">
+            <w:r>
+              <w:rPr>
+                <w:rStyle w:val="a5"/>
+                <w:b/>
+                <w:bCs/>
+                <w:noProof/>
+              </w:rPr>
+              <w:t>7.4 หน้าสั่งพิมพ์</w:t>
+            </w:r>
+            <w:r>
+              <w:rPr>
+                <w:noProof/>
+              </w:rPr>
+              <w:tab/>
+            </w:r>
+            <w:r>
+              <w:rPr>
+                <w:rStyle w:val="a5"/>
+                <w:noProof/>
+                <w:cs/>
+              </w:rPr>
+              <w:fldChar w:fldCharType="begin"/>
+            </w:r>
+            <w:r>
+              <w:rPr>
+                <w:noProof/>
+              </w:rPr>
+              <w:instrText xml:space="preserve"> PAGEREF _Toc241650019 \h </w:instrText>
             </w:r>
             <w:r>
               <w:rPr>
@@ -2775,7 +2928,7 @@
               <w:noProof/>
             </w:rPr>
           </w:pPr>
-          <w:hyperlink w:anchor="_Toc241476484" w:history="1">
+          <w:hyperlink w:anchor="_Toc241650020" w:history="1">
             <w:r>
               <w:rPr>
                 <w:rStyle w:val="a5"/>
@@ -2803,7 +2956,7 @@
               <w:rPr>
                 <w:noProof/>
               </w:rPr>
-              <w:instrText xml:space="preserve"> PAGEREF _Toc241476484 \h </w:instrText>
+              <w:instrText xml:space="preserve"> PAGEREF _Toc241650020 \h </w:instrText>
             </w:r>
             <w:r>
               <w:rPr>
@@ -2846,7 +2999,7 @@
               <w:noProof/>
             </w:rPr>
           </w:pPr>
-          <w:hyperlink w:anchor="_Toc241476485" w:history="1">
+          <w:hyperlink w:anchor="_Toc241650021" w:history="1">
             <w:r>
               <w:rPr>
                 <w:rStyle w:val="a5"/>
@@ -2874,7 +3027,7 @@
               <w:rPr>
                 <w:noProof/>
               </w:rPr>
-              <w:instrText xml:space="preserve"> PAGEREF _Toc241476485 \h </w:instrText>
+              <w:instrText xml:space="preserve"> PAGEREF _Toc241650021 \h </w:instrText>
             </w:r>
             <w:r>
               <w:rPr>
@@ -2917,7 +3070,7 @@
               <w:noProof/>
             </w:rPr>
           </w:pPr>
-          <w:hyperlink w:anchor="_Toc241476486" w:history="1">
+          <w:hyperlink w:anchor="_Toc241650022" w:history="1">
             <w:r>
               <w:rPr>
                 <w:rStyle w:val="a5"/>
@@ -2945,7 +3098,7 @@
               <w:rPr>
                 <w:noProof/>
               </w:rPr>
-              <w:instrText xml:space="preserve"> PAGEREF _Toc241476486 \h </w:instrText>
+              <w:instrText xml:space="preserve"> PAGEREF _Toc241650022 \h </w:instrText>
             </w:r>
             <w:r>
               <w:rPr>
@@ -2988,7 +3141,7 @@
               <w:noProof/>
             </w:rPr>
           </w:pPr>
-          <w:hyperlink w:anchor="_Toc241476487" w:history="1">
+          <w:hyperlink w:anchor="_Toc241650023" w:history="1">
             <w:r>
               <w:rPr>
                 <w:rStyle w:val="a5"/>
@@ -3016,7 +3169,7 @@
               <w:rPr>
                 <w:noProof/>
               </w:rPr>
-              <w:instrText xml:space="preserve"> PAGEREF _Toc241476487 \h </w:instrText>
+              <w:instrText xml:space="preserve"> PAGEREF _Toc241650023 \h </w:instrText>
             </w:r>
             <w:r>
               <w:rPr>
@@ -3059,7 +3212,7 @@
               <w:noProof/>
             </w:rPr>
           </w:pPr>
-          <w:hyperlink w:anchor="_Toc241476488" w:history="1">
+          <w:hyperlink w:anchor="_Toc241650024" w:history="1">
             <w:r>
               <w:rPr>
                 <w:rStyle w:val="a5"/>
@@ -3087,7 +3240,7 @@
               <w:rPr>
                 <w:noProof/>
               </w:rPr>
-              <w:instrText xml:space="preserve"> PAGEREF _Toc241476488 \h </w:instrText>
+              <w:instrText xml:space="preserve"> PAGEREF _Toc241650024 \h </w:instrText>
             </w:r>
             <w:r>
               <w:rPr>
@@ -3130,7 +3283,7 @@
               <w:noProof/>
             </w:rPr>
           </w:pPr>
-          <w:hyperlink w:anchor="_Toc241476489" w:history="1">
+          <w:hyperlink w:anchor="_Toc241650025" w:history="1">
             <w:r>
               <w:rPr>
                 <w:rStyle w:val="a5"/>
@@ -3158,7 +3311,7 @@
               <w:rPr>
                 <w:noProof/>
               </w:rPr>
-              <w:instrText xml:space="preserve"> PAGEREF _Toc241476489 \h </w:instrText>
+              <w:instrText xml:space="preserve"> PAGEREF _Toc241650025 \h </w:instrText>
             </w:r>
             <w:r>
               <w:rPr>
@@ -3201,7 +3354,7 @@
               <w:noProof/>
             </w:rPr>
           </w:pPr>
-          <w:hyperlink w:anchor="_Toc241476490" w:history="1">
+          <w:hyperlink w:anchor="_Toc241650026" w:history="1">
             <w:r>
               <w:rPr>
                 <w:rStyle w:val="a5"/>
@@ -3229,7 +3382,7 @@
               <w:rPr>
                 <w:noProof/>
               </w:rPr>
-              <w:instrText xml:space="preserve"> PAGEREF _Toc241476490 \h </w:instrText>
+              <w:instrText xml:space="preserve"> PAGEREF _Toc241650026 \h </w:instrText>
             </w:r>
             <w:r>
               <w:rPr>
@@ -3272,7 +3425,7 @@
               <w:noProof/>
             </w:rPr>
           </w:pPr>
-          <w:hyperlink w:anchor="_Toc241476491" w:history="1">
+          <w:hyperlink w:anchor="_Toc241650027" w:history="1">
             <w:r>
               <w:rPr>
                 <w:rStyle w:val="a5"/>
@@ -3300,7 +3453,7 @@
               <w:rPr>
                 <w:noProof/>
               </w:rPr>
-              <w:instrText xml:space="preserve"> PAGEREF _Toc241476491 \h </w:instrText>
+              <w:instrText xml:space="preserve"> PAGEREF _Toc241650027 \h </w:instrText>
             </w:r>
             <w:r>
               <w:rPr>
@@ -3343,7 +3496,7 @@
               <w:noProof/>
             </w:rPr>
           </w:pPr>
-          <w:hyperlink w:anchor="_Toc241476492" w:history="1">
+          <w:hyperlink w:anchor="_Toc241650028" w:history="1">
             <w:r>
               <w:rPr>
                 <w:rStyle w:val="a5"/>
@@ -3371,7 +3524,7 @@
               <w:rPr>
                 <w:noProof/>
               </w:rPr>
-              <w:instrText xml:space="preserve"> PAGEREF _Toc241476492 \h </w:instrText>
+              <w:instrText xml:space="preserve"> PAGEREF _Toc241650028 \h </w:instrText>
             </w:r>
             <w:r>
               <w:rPr>
@@ -3414,7 +3567,7 @@
               <w:noProof/>
             </w:rPr>
           </w:pPr>
-          <w:hyperlink w:anchor="_Toc241476493" w:history="1">
+          <w:hyperlink w:anchor="_Toc241650029" w:history="1">
             <w:r>
               <w:rPr>
                 <w:rStyle w:val="a5"/>
@@ -3442,7 +3595,7 @@
               <w:rPr>
                 <w:noProof/>
               </w:rPr>
-              <w:instrText xml:space="preserve"> PAGEREF _Toc241476493 \h </w:instrText>
+              <w:instrText xml:space="preserve"> PAGEREF _Toc241650029 \h </w:instrText>
             </w:r>
             <w:r>
               <w:rPr>
@@ -3485,7 +3638,7 @@
               <w:noProof/>
             </w:rPr>
           </w:pPr>
-          <w:hyperlink w:anchor="_Toc241476494" w:history="1">
+          <w:hyperlink w:anchor="_Toc241650030" w:history="1">
             <w:r>
               <w:rPr>
                 <w:rStyle w:val="a5"/>
@@ -3513,7 +3666,7 @@
               <w:rPr>
                 <w:noProof/>
               </w:rPr>
-              <w:instrText xml:space="preserve"> PAGEREF _Toc241476494 \h </w:instrText>
+              <w:instrText xml:space="preserve"> PAGEREF _Toc241650030 \h </w:instrText>
             </w:r>
             <w:r>
               <w:rPr>
@@ -3556,7 +3709,7 @@
               <w:noProof/>
             </w:rPr>
           </w:pPr>
-          <w:hyperlink w:anchor="_Toc241476495" w:history="1">
+          <w:hyperlink w:anchor="_Toc241650031" w:history="1">
             <w:r>
               <w:rPr>
                 <w:rStyle w:val="a5"/>
@@ -3584,7 +3737,7 @@
               <w:rPr>
                 <w:noProof/>
               </w:rPr>
-              <w:instrText xml:space="preserve"> PAGEREF _Toc241476495 \h </w:instrText>
+              <w:instrText xml:space="preserve"> PAGEREF _Toc241650031 \h </w:instrText>
             </w:r>
             <w:r>
               <w:rPr>
@@ -3627,7 +3780,7 @@
               <w:noProof/>
             </w:rPr>
           </w:pPr>
-          <w:hyperlink w:anchor="_Toc241476496" w:history="1">
+          <w:hyperlink w:anchor="_Toc241650032" w:history="1">
             <w:r>
               <w:rPr>
                 <w:rStyle w:val="a5"/>
@@ -3655,7 +3808,7 @@
               <w:rPr>
                 <w:noProof/>
               </w:rPr>
-              <w:instrText xml:space="preserve"> PAGEREF _Toc241476496 \h </w:instrText>
+              <w:instrText xml:space="preserve"> PAGEREF _Toc241650032 \h </w:instrText>
             </w:r>
             <w:r>
               <w:rPr>
@@ -3698,7 +3851,7 @@
               <w:noProof/>
             </w:rPr>
           </w:pPr>
-          <w:hyperlink w:anchor="_Toc241476497" w:history="1">
+          <w:hyperlink w:anchor="_Toc241650033" w:history="1">
             <w:r>
               <w:rPr>
                 <w:rStyle w:val="a5"/>
@@ -3726,7 +3879,7 @@
               <w:rPr>
                 <w:noProof/>
               </w:rPr>
-              <w:instrText xml:space="preserve"> PAGEREF _Toc241476497 \h </w:instrText>
+              <w:instrText xml:space="preserve"> PAGEREF _Toc241650033 \h </w:instrText>
             </w:r>
             <w:r>
               <w:rPr>
@@ -3775,7 +3928,7 @@
         </w:pBdr>
         <w:spacing w:before="360" w:after="200"/>
       </w:pPr>
-      <w:bookmarkStart w:id="1" w:name="_Toc241476449"/>
+      <w:bookmarkStart w:id="1" w:name="_Toc241649983"/>
       <w:r>
         <w:rPr>
           <w:b/>
@@ -3802,7 +3955,7 @@
         <w:pStyle w:val="2"/>
         <w:spacing w:before="280" w:after="140"/>
       </w:pPr>
-      <w:bookmarkStart w:id="2" w:name="_Toc241476450"/>
+      <w:bookmarkStart w:id="2" w:name="_Toc241649984"/>
       <w:r>
         <w:rPr>
           <w:b/>
@@ -3825,7 +3978,10 @@
         <w:spacing w:after="80" w:line="290" w:lineRule="auto"/>
       </w:pPr>
       <w:r>
-        <w:t>เปิดเว็บไซต์ตามที่อยู่ในกรอบ แล้วแคปหน้าจอตามคำอธิบาย</w:t>
+        <w:t>เปิดเว็บไซต์ตามที่อยู่ในกรอบ แล้วแคปหน้าจอตามค</w:t>
+      </w:r>
+      <w:r>
+        <w:t>ำอธิบาย</w:t>
       </w:r>
     </w:p>
     <w:p>
@@ -3838,10 +3994,7 @@
         <w:spacing w:after="80" w:line="290" w:lineRule="auto"/>
       </w:pPr>
       <w:r>
-        <w:t>คลิกในกรอบเส้นประข</w:t>
-      </w:r>
-      <w:r>
-        <w:t>องภาพนั้น ลบข้อความคำอธิบายในกรอบออกให้หมด</w:t>
+        <w:t>คลิกในกรอบเส้นประของภาพนั้น ลบข้อความคำอธิบายในกรอบออกให้หมด</w:t>
       </w:r>
     </w:p>
     <w:p>
@@ -3907,14 +4060,14 @@
           <w:sz w:val="20"/>
           <w:szCs w:val="20"/>
         </w:rPr>
-        <w:t>เปิดเซิร์ฟเวอร์ด้วยคำสั่ง npm run dev แล้วเข้าสู่ระบบผู้ดูแลไว้ก่อน จะได้ไม่ต้องสลับไปมาระหว่างภาพฝั่งผู้ชมกับภาพฝั่งผู้ดูแล ภาพที่ 10 ถึง 15 และ 17 ต้องเข้า</w:t>
+        <w:t>เปิดเซิร์ฟเวอร์ด้วยคำสั่ง npm run dev แล้วเข้าสู่ระบบผู้ดูแลไว้ก่อน จะไ</w:t>
       </w:r>
       <w:r>
         <w:rPr>
           <w:sz w:val="20"/>
           <w:szCs w:val="20"/>
         </w:rPr>
-        <w:t>สู่ระบบก่อนทั้งหมด</w:t>
+        <w:t>ด้ไม่ต้องสลับไปมาระหว่างภาพฝั่งผู้ชมกับภาพฝั่งผู้ดูแล ภาพที่ 10 ถึง 15 และ 17 ต้องเข้าสู่ระบบก่อนทั้งหมด</w:t>
       </w:r>
     </w:p>
     <w:p>
@@ -3922,7 +4075,7 @@
         <w:pStyle w:val="2"/>
         <w:spacing w:before="280" w:after="140"/>
       </w:pPr>
-      <w:bookmarkStart w:id="3" w:name="_Toc241476451"/>
+      <w:bookmarkStart w:id="3" w:name="_Toc241649985"/>
       <w:r>
         <w:rPr>
           <w:b/>
@@ -3958,7 +4111,10 @@
         <w:spacing w:after="80" w:line="290" w:lineRule="auto"/>
       </w:pPr>
       <w:r>
-        <w:t>ซ่อนแถบบุ๊กมาร์กและส่วนขยายออกก่อนแคป เพื่อให้เห็นเฉพาะหน้าเว็บ</w:t>
+        <w:t xml:space="preserve">ซ่อนแถบบุ๊กมาร์กและส่วนขยายออกก่อนแคป </w:t>
+      </w:r>
+      <w:r>
+        <w:t>เพื่อให้เห็นเฉพาะหน้าเว็บ</w:t>
       </w:r>
     </w:p>
     <w:p>
@@ -3971,10 +4127,7 @@
         <w:spacing w:after="80" w:line="290" w:lineRule="auto"/>
       </w:pPr>
       <w:r>
-        <w:t>ใช้โหมดสว่าง ไม่ใช่โหมดมืด เพราะเว็บไซต์ออกแบบมาสำหรับพื้นหล</w:t>
-      </w:r>
-      <w:r>
-        <w:t>ังสีครีม</w:t>
+        <w:t>ใช้โหมดสว่าง ไม่ใช่โหมดมืด เพราะเว็บไซต์ออกแบบมาสำหรับพื้นหลังสีครีม</w:t>
       </w:r>
     </w:p>
     <w:p>
@@ -4000,7 +4153,10 @@
         <w:spacing w:after="80" w:line="290" w:lineRule="auto"/>
       </w:pPr>
       <w:r>
-        <w:t>ภาพหน้าต่าง Terminal ให้ขยายหน้าต่างพอสมควรก่อนรันคำสั่ง ข้อความจะได้ไม่ตัดบรรทัด</w:t>
+        <w:t>ภาพหน้าต่าง Terminal ให้ขยายหน้าต่างพอสมควรก่อนรันคำสั่ง ข้</w:t>
+      </w:r>
+      <w:r>
+        <w:t>อความจะได้ไม่ตัดบรรทัด</w:t>
       </w:r>
     </w:p>
     <w:p>
@@ -4008,7 +4164,7 @@
         <w:pStyle w:val="2"/>
         <w:spacing w:before="280" w:after="140"/>
       </w:pPr>
-      <w:bookmarkStart w:id="4" w:name="_Toc241476452"/>
+      <w:bookmarkStart w:id="4" w:name="_Toc241649986"/>
       <w:r>
         <w:rPr>
           <w:b/>
@@ -4026,10 +4182,7 @@
         <w:spacing w:after="140"/>
       </w:pPr>
       <w:r>
-        <w:t>ใช้ตารางนี้ไล่เก็บภาพทีเดียวให้ครบก่อน แล้วค่อ</w:t>
-      </w:r>
-      <w:r>
-        <w:t>ยมาวางลงในเอกสาร</w:t>
+        <w:t>ใช้ตารางนี้ไล่เก็บภาพทีเดียวให้ครบก่อน แล้วค่อยมาวางลงในเอกสาร</w:t>
       </w:r>
     </w:p>
     <w:tbl>
@@ -6327,7 +6480,7 @@
         </w:pBdr>
         <w:spacing w:before="360" w:after="200"/>
       </w:pPr>
-      <w:bookmarkStart w:id="5" w:name="_Toc241476453"/>
+      <w:bookmarkStart w:id="5" w:name="_Toc241649987"/>
       <w:r>
         <w:rPr>
           <w:b/>
@@ -6356,18 +6509,315 @@
         <w:spacing w:after="140"/>
       </w:pPr>
       <w:r>
-        <w:t>เรือพระเล่าเรื่อง คือเว็บไซต์พิพิธภัณฑ์ดิจิทัลและคลังองค์ความรู้ที่บันทึกงานช่างกระดาษบนเรือพระของอำเภอปากพะยูน จังหวัดพัทลุง จุดประสงค์คือย้ายความรู้ที่เคยอยู่ในมือช่างและในความทรงจำของชุมชน มาอยู่ในที่ที่ค้นได้ อ้างอิงได้ และแก้ไขให้ถูกต้องได้เมื่อพบว่าผ</w:t>
-      </w:r>
-      <w:r>
-        <w:t>ิด</w:t>
-      </w:r>
+        <w:rPr>
+          <w:color w:val="5A5F5B"/>
+        </w:rPr>
+        <w:t>ผลงาน “เรือพระเล่าเรื่อง : ต้นแบบการเรียนรู้เพื่อสืบสานภูมิปัญญาปากพะยูน” ส่งเข้า MHESI Innovative Teacher Awards 2026 “ครูนวัตกรผู้ขับเคลื่อนพื้นที่ชุมชนสู่เมืองนวัตกรรมแห่งการเรียนรู้” รอบระดับประเทศ ภาคใต้ จังหวัดพัทลุง โดยคลังความรู้ดิจิทัลที่เอกสารนี้</w:t>
+      </w:r>
+      <w:r>
+        <w:rPr>
+          <w:color w:val="5A5F5B"/>
+        </w:rPr>
+        <w:t>อธิบาย เป็นหนึ่งในผลผลิตของโครงการ</w:t>
+      </w:r>
+    </w:p>
+    <w:tbl>
+      <w:tblPr>
+        <w:tblW w:w="9360" w:type="dxa"/>
+        <w:tblBorders>
+          <w:top w:val="single" w:sz="4" w:space="0" w:color="C9C3B6"/>
+          <w:left w:val="single" w:sz="4" w:space="0" w:color="C9C3B6"/>
+          <w:bottom w:val="single" w:sz="4" w:space="0" w:color="C9C3B6"/>
+          <w:right w:val="single" w:sz="4" w:space="0" w:color="C9C3B6"/>
+          <w:insideH w:val="single" w:sz="4" w:space="0" w:color="C9C3B6"/>
+          <w:insideV w:val="single" w:sz="4" w:space="0" w:color="C9C3B6"/>
+        </w:tblBorders>
+        <w:tblCellMar>
+          <w:left w:w="10" w:type="dxa"/>
+          <w:right w:w="10" w:type="dxa"/>
+        </w:tblCellMar>
+        <w:tblLook w:val="04A0" w:firstRow="1" w:lastRow="0" w:firstColumn="1" w:lastColumn="0" w:noHBand="0" w:noVBand="1"/>
+      </w:tblPr>
+      <w:tblGrid>
+        <w:gridCol w:w="4493"/>
+        <w:gridCol w:w="4867"/>
+      </w:tblGrid>
+      <w:tr>
+        <w:tblPrEx>
+          <w:tblCellMar>
+            <w:top w:w="0" w:type="dxa"/>
+            <w:bottom w:w="0" w:type="dxa"/>
+          </w:tblCellMar>
+        </w:tblPrEx>
+        <w:trPr>
+          <w:tblHeader/>
+        </w:trPr>
+        <w:tc>
+          <w:tcPr>
+            <w:tcW w:w="4493" w:type="dxa"/>
+            <w:shd w:val="clear" w:color="auto" w:fill="173B34"/>
+            <w:tcMar>
+              <w:top w:w="90" w:type="dxa"/>
+              <w:left w:w="120" w:type="dxa"/>
+              <w:bottom w:w="90" w:type="dxa"/>
+              <w:right w:w="120" w:type="dxa"/>
+            </w:tcMar>
+          </w:tcPr>
+          <w:p>
+            <w:pPr>
+              <w:spacing w:line="270" w:lineRule="auto"/>
+            </w:pPr>
+            <w:r>
+              <w:rPr>
+                <w:b/>
+                <w:bCs/>
+                <w:color w:val="FFFFFF"/>
+                <w:sz w:val="19"/>
+                <w:szCs w:val="19"/>
+              </w:rPr>
+              <w:t>หน่วยงาน</w:t>
+            </w:r>
+          </w:p>
+        </w:tc>
+        <w:tc>
+          <w:tcPr>
+            <w:tcW w:w="4867" w:type="dxa"/>
+            <w:shd w:val="clear" w:color="auto" w:fill="173B34"/>
+            <w:tcMar>
+              <w:top w:w="90" w:type="dxa"/>
+              <w:left w:w="120" w:type="dxa"/>
+              <w:bottom w:w="90" w:type="dxa"/>
+              <w:right w:w="120" w:type="dxa"/>
+            </w:tcMar>
+          </w:tcPr>
+          <w:p>
+            <w:pPr>
+              <w:spacing w:line="270" w:lineRule="auto"/>
+            </w:pPr>
+            <w:r>
+              <w:rPr>
+                <w:b/>
+                <w:bCs/>
+                <w:color w:val="FFFFFF"/>
+                <w:sz w:val="19"/>
+                <w:szCs w:val="19"/>
+              </w:rPr>
+              <w:t>ผู้จัดทำ</w:t>
+            </w:r>
+          </w:p>
+        </w:tc>
+      </w:tr>
+      <w:tr>
+        <w:tblPrEx>
+          <w:tblCellMar>
+            <w:top w:w="0" w:type="dxa"/>
+            <w:bottom w:w="0" w:type="dxa"/>
+          </w:tblCellMar>
+        </w:tblPrEx>
+        <w:tc>
+          <w:tcPr>
+            <w:tcW w:w="4493" w:type="dxa"/>
+            <w:tcMar>
+              <w:top w:w="90" w:type="dxa"/>
+              <w:left w:w="120" w:type="dxa"/>
+              <w:bottom w:w="90" w:type="dxa"/>
+              <w:right w:w="120" w:type="dxa"/>
+            </w:tcMar>
+          </w:tcPr>
+          <w:p>
+            <w:pPr>
+              <w:spacing w:line="270" w:lineRule="auto"/>
+            </w:pPr>
+            <w:r>
+              <w:rPr>
+                <w:sz w:val="19"/>
+                <w:szCs w:val="19"/>
+              </w:rPr>
+              <w:t>ศูนย์ส่งเสริมการเรียนรู้ระดับอำเภอปากพะยูน สำนักงานส่งเสริมการเรียนรู้ประจำจังหวัดพัทลุง</w:t>
+            </w:r>
+          </w:p>
+        </w:tc>
+        <w:tc>
+          <w:tcPr>
+            <w:tcW w:w="4867" w:type="dxa"/>
+            <w:tcMar>
+              <w:top w:w="90" w:type="dxa"/>
+              <w:left w:w="120" w:type="dxa"/>
+              <w:bottom w:w="90" w:type="dxa"/>
+              <w:right w:w="120" w:type="dxa"/>
+            </w:tcMar>
+          </w:tcPr>
+          <w:p>
+            <w:pPr>
+              <w:spacing w:line="270" w:lineRule="auto"/>
+            </w:pPr>
+            <w:r>
+              <w:rPr>
+                <w:sz w:val="19"/>
+                <w:szCs w:val="19"/>
+              </w:rPr>
+              <w:t>นายนฐกร เลงสะ · นางสุทธิพร ศสีธร</w:t>
+            </w:r>
+          </w:p>
+        </w:tc>
+      </w:tr>
+      <w:tr>
+        <w:tblPrEx>
+          <w:tblCellMar>
+            <w:top w:w="0" w:type="dxa"/>
+            <w:bottom w:w="0" w:type="dxa"/>
+          </w:tblCellMar>
+        </w:tblPrEx>
+        <w:tc>
+          <w:tcPr>
+            <w:tcW w:w="4493" w:type="dxa"/>
+            <w:tcMar>
+              <w:top w:w="90" w:type="dxa"/>
+              <w:left w:w="120" w:type="dxa"/>
+              <w:bottom w:w="90" w:type="dxa"/>
+              <w:right w:w="120" w:type="dxa"/>
+            </w:tcMar>
+          </w:tcPr>
+          <w:p>
+            <w:pPr>
+              <w:spacing w:line="270" w:lineRule="auto"/>
+            </w:pPr>
+            <w:r>
+              <w:rPr>
+                <w:sz w:val="19"/>
+                <w:szCs w:val="19"/>
+              </w:rPr>
+              <w:t>คณะวิทยาศาสตร์และนวัตกรรมดิจิทัล มหาวิทยาลัยทักษิณ พัทลุง</w:t>
+            </w:r>
+          </w:p>
+        </w:tc>
+        <w:tc>
+          <w:tcPr>
+            <w:tcW w:w="4867" w:type="dxa"/>
+            <w:tcMar>
+              <w:top w:w="90" w:type="dxa"/>
+              <w:left w:w="120" w:type="dxa"/>
+              <w:bottom w:w="90" w:type="dxa"/>
+              <w:right w:w="120" w:type="dxa"/>
+            </w:tcMar>
+          </w:tcPr>
+          <w:p>
+            <w:pPr>
+              <w:spacing w:line="270" w:lineRule="auto"/>
+            </w:pPr>
+            <w:r>
+              <w:rPr>
+                <w:sz w:val="19"/>
+                <w:szCs w:val="19"/>
+              </w:rPr>
+              <w:t>ผศ.ดร.สุนิสา คงประสิทธิ์ · ผศ.ดร.เตือนตา ร่าหมาน · อาจารย์อาจารี นาโค</w:t>
+            </w:r>
+          </w:p>
+        </w:tc>
+      </w:tr>
+      <w:tr>
+        <w:tblPrEx>
+          <w:tblCellMar>
+            <w:top w:w="0" w:type="dxa"/>
+            <w:bottom w:w="0" w:type="dxa"/>
+          </w:tblCellMar>
+        </w:tblPrEx>
+        <w:tc>
+          <w:tcPr>
+            <w:tcW w:w="4493" w:type="dxa"/>
+            <w:tcMar>
+              <w:top w:w="90" w:type="dxa"/>
+              <w:left w:w="120" w:type="dxa"/>
+              <w:bottom w:w="90" w:type="dxa"/>
+              <w:right w:w="120" w:type="dxa"/>
+            </w:tcMar>
+          </w:tcPr>
+          <w:p>
+            <w:pPr>
+              <w:spacing w:line="270" w:lineRule="auto"/>
+            </w:pPr>
+            <w:r>
+              <w:rPr>
+                <w:sz w:val="19"/>
+                <w:szCs w:val="19"/>
+              </w:rPr>
+              <w:t>สถาบันส่งเสริมการบริการวิชาการ มหาวิทยาลัยทักษิณ</w:t>
+            </w:r>
+          </w:p>
+        </w:tc>
+        <w:tc>
+          <w:tcPr>
+            <w:tcW w:w="4867" w:type="dxa"/>
+            <w:tcMar>
+              <w:top w:w="90" w:type="dxa"/>
+              <w:left w:w="120" w:type="dxa"/>
+              <w:bottom w:w="90" w:type="dxa"/>
+              <w:right w:w="120" w:type="dxa"/>
+            </w:tcMar>
+          </w:tcPr>
+          <w:p>
+            <w:pPr>
+              <w:spacing w:line="270" w:lineRule="auto"/>
+            </w:pPr>
+            <w:r>
+              <w:rPr>
+                <w:sz w:val="19"/>
+                <w:szCs w:val="19"/>
+              </w:rPr>
+              <w:t>นางสาววิจิตรา อมรวิริยะชัย</w:t>
+            </w:r>
+          </w:p>
+        </w:tc>
+      </w:tr>
+    </w:tbl>
+    <w:p>
+      <w:pPr>
+        <w:pStyle w:val="2"/>
+        <w:spacing w:before="280" w:after="140"/>
+      </w:pPr>
+      <w:bookmarkStart w:id="6" w:name="_Toc241649988"/>
+      <w:r>
+        <w:rPr>
+          <w:b/>
+          <w:bCs/>
+          <w:color w:val="173B34"/>
+          <w:sz w:val="24"/>
+          <w:szCs w:val="24"/>
+        </w:rPr>
+        <w:t xml:space="preserve">1.0 </w:t>
+      </w:r>
+      <w:r>
+        <w:rPr>
+          <w:b/>
+          <w:bCs/>
+          <w:color w:val="173B34"/>
+          <w:sz w:val="24"/>
+          <w:szCs w:val="24"/>
+        </w:rPr>
+        <w:t>คลังความรู้ดิจิทัลคืออะไร</w:t>
+      </w:r>
+      <w:bookmarkEnd w:id="6"/>
     </w:p>
     <w:p>
       <w:pPr>
         <w:spacing w:after="140"/>
       </w:pPr>
       <w:r>
-        <w:t>ระบบแบ่งเป็นสามส่วนที่ทำงานร่วมกัน</w:t>
+        <w:t>เรือพระเล่าเรื่อง คื</w:t>
+      </w:r>
+      <w:r>
+        <w:t>อเว็บไซต์พิพิธภัณฑ์ดิจิทัลและคลังองค์ความรู้ที่บันทึกงานช่างกระดาษบนเรือพระของอำเภอปากพะยูน จังหวัดพัทลุง จุดประสงค์คือย้ายความรู้ที่เคยอยู่ในมือช่างและในความทรงจำของชุมชน มาอยู่ในที่ที่ค้นได้ อ้างอิงได้ และแก้ไขให้ถูกต้องได้เมื่อพบว่าผิด</w:t>
+      </w:r>
+    </w:p>
+    <w:p>
+      <w:pPr>
+        <w:spacing w:after="140"/>
+      </w:pPr>
+      <w:r>
+        <w:t>ระบบแบ่งเป็นสามส่</w:t>
+      </w:r>
+      <w:r>
+        <w:t>วนที่ทำงานร่วมกัน</w:t>
       </w:r>
     </w:p>
     <w:p>
@@ -6427,7 +6877,10 @@
         <w:t xml:space="preserve">เครื่องมือประมวลผลสื่อ </w:t>
       </w:r>
       <w:r>
-        <w:t>สำหรับนำภาพและวิดีโอจากการลงพื้นที่เข้าสู่ระบบอย่างปลอดภัย</w:t>
+        <w:t>สำหรับนำภาพและวิดีโอจากการลงพื้นที่เข้าส</w:t>
+      </w:r>
+      <w:r>
+        <w:t>ู่ระบบอย่างปลอดภัย</w:t>
       </w:r>
     </w:p>
     <w:p>
@@ -6493,6 +6946,7 @@
                 <w:sz w:val="22"/>
                 <w:szCs w:val="22"/>
               </w:rPr>
+              <w:lastRenderedPageBreak/>
               <w:t>วางภาพที่ 1 ตรงนี้</w:t>
             </w:r>
           </w:p>
@@ -6522,15 +6976,7 @@
                 <w:sz w:val="18"/>
                 <w:szCs w:val="18"/>
               </w:rPr>
-              <w:t>เปิดหน้าแรก อย่าเพิ่งเลื่อนลง แคปหน้าจอเบราว์เซอร์ที่ความกว้างอย่างน้อย 1440 พิก</w:t>
-            </w:r>
-            <w:r>
-              <w:rPr>
-                <w:color w:val="5A5F5B"/>
-                <w:sz w:val="18"/>
-                <w:szCs w:val="18"/>
-              </w:rPr>
-              <w:t>เซล</w:t>
+              <w:t>เปิดหน้าแรก อย่าเพิ่งเลื่อนลง แคปหน้าจอเบราว์เซอร์ที่ความกว้างอย่างน้อย 1440 พิกเซล</w:t>
             </w:r>
           </w:p>
         </w:tc>
@@ -6567,7 +7013,7 @@
         <w:pStyle w:val="2"/>
         <w:spacing w:before="280" w:after="140"/>
       </w:pPr>
-      <w:bookmarkStart w:id="6" w:name="_Toc241476454"/>
+      <w:bookmarkStart w:id="7" w:name="_Toc241649989"/>
       <w:r>
         <w:rPr>
           <w:b/>
@@ -6588,7 +7034,7 @@
         </w:rPr>
         <w:t>หลักการที่บังคับไว้ทั้งระบบ</w:t>
       </w:r>
-      <w:bookmarkEnd w:id="6"/>
+      <w:bookmarkEnd w:id="7"/>
     </w:p>
     <w:p>
       <w:pPr>
@@ -6608,7 +7054,10 @@
         <w:spacing w:after="80" w:line="290" w:lineRule="auto"/>
       </w:pPr>
       <w:r>
-        <w:t>ความไม่รู้ต้องมองเห็นได้ ทุกหน้าที่ข้อมูลยังไม่ผ่านการตรวจสอบจะมีข้อความกำกับสถานะไว้เสมอ เพราะความเงียบจะถูกอ่านว่ายืนยันแล้ว</w:t>
+        <w:t>ความไม่รู้ต้องมองเห็นได้ ทุกหน้าที่ข้อมูลยังไม่ผ่านการตรวจสอบจะมีข้อความกำกับสถานะไว้เสมอ เพราะความเงียบ</w:t>
+      </w:r>
+      <w:r>
+        <w:t>จะถูกอ่านว่ายืนยันแล้ว</w:t>
       </w:r>
     </w:p>
     <w:p>
@@ -6621,11 +7070,7 @@
         <w:spacing w:after="80" w:line="290" w:lineRule="auto"/>
       </w:pPr>
       <w:r>
-        <w:lastRenderedPageBreak/>
-        <w:t>ไม่แต่งข้อมูลขึ้นมาเอง ช่างที่ยังไม่ได้สัมภาษณ์จะไม่มีคำพูดในเครื่องหมายคำพูด ลายที่ยังไม่ทราบชื่อเรียกในพื้นที่จะใช้ชื่อบรรยายลั</w:t>
-      </w:r>
-      <w:r>
-        <w:t>กษณะไปก่อนและระบุว่าเป็นชื่อชั่วคราว</w:t>
+        <w:t>ไม่แต่งข้อมูลขึ้นมาเอง ช่างที่ยังไม่ได้สัมภาษณ์จะไม่มีคำพูดในเครื่องหมายคำพูด ลายที่ยังไม่ทราบชื่อเรียกในพื้นที่จะใช้ชื่อบรรยายลักษณะไปก่อนและระบุว่าเป็นชื่อชั่วคราว</w:t>
       </w:r>
     </w:p>
     <w:p>
@@ -6638,7 +7083,10 @@
         <w:spacing w:after="80" w:line="290" w:lineRule="auto"/>
       </w:pPr>
       <w:r>
-        <w:t>ความยินยอมมาก่อนเนื้อหา สื่อที่ยังขออนุญาตไม่ครบจะไม่ถูกนำขึ้นเว็บไซต์ และไม่เข้าระบบควบคุมเวอร์ชันด้วย</w:t>
+        <w:t>ความยินยอมมาก่อนเนื้อหา สื่อที่ยังขออนุญาตไม่ครบจะไม่ถูกนำขึ้นเว็บไซต์ และไม่เข้าระบบควบคุ</w:t>
+      </w:r>
+      <w:r>
+        <w:t>มเวอร์ชันด้วย</w:t>
       </w:r>
     </w:p>
     <w:p>
@@ -6651,10 +7099,7 @@
         <w:spacing w:after="80" w:line="290" w:lineRule="auto"/>
       </w:pPr>
       <w:r>
-        <w:t xml:space="preserve">เข้าถึงได้จริง ผ่านเกณฑ์ contrast ระดับ WCAG AA ทุกจุด เคารพการตั้งค่าปิดการเคลื่อนไหว และแสดงเนื้อหาครบถ้วนแม้ปิด </w:t>
-      </w:r>
-      <w:r>
-        <w:t>JavaScript</w:t>
+        <w:t>เข้าถึงได้จริง ผ่านเกณฑ์ contrast ระดับ WCAG AA ทุกจุด เคารพการตั้งค่าปิดการเคลื่อนไหว และแสดงเนื้อหาครบถ้วนแม้ปิด JavaScript</w:t>
       </w:r>
     </w:p>
     <w:p>
@@ -6681,7 +7126,14 @@
           <w:sz w:val="20"/>
           <w:szCs w:val="20"/>
         </w:rPr>
-        <w:t>คลังนี้เก็บความรู้ของชุมชน ไม่ใช่ข้อมูลของโครงการ หากระบบนำเสนอสิ่งที่ยังไม่ยืนยันเหมือนเป็นข้อเท็จจริง ความเสียหายจะตกที่ช่างและชุมชน ไม่ใช่ที่ทีมพัฒนา</w:t>
+        <w:t>คลังนี้เก็บความรู้ของชุมชน ไม่ใช่ข้อมูลของโครงการ หากระบบนำเสนอสิ่งที่ยังไม่ยืนยันเหมือนเป็นข้อเท็จจริง ความ</w:t>
+      </w:r>
+      <w:r>
+        <w:rPr>
+          <w:sz w:val="20"/>
+          <w:szCs w:val="20"/>
+        </w:rPr>
+        <w:t>เสียหายจะตกที่ช่างและชุมชน ไม่ใช่ที่ทีมพัฒนา</w:t>
       </w:r>
     </w:p>
     <w:p>
@@ -6693,7 +7145,7 @@
         </w:pBdr>
         <w:spacing w:before="360" w:after="200"/>
       </w:pPr>
-      <w:bookmarkStart w:id="7" w:name="_Toc241476455"/>
+      <w:bookmarkStart w:id="8" w:name="_Toc241649990"/>
       <w:r>
         <w:rPr>
           <w:b/>
@@ -6715,14 +7167,14 @@
         </w:rPr>
         <w:t>สถาปัตยกรรมและเทคโนโลยี</w:t>
       </w:r>
-      <w:bookmarkEnd w:id="7"/>
+      <w:bookmarkEnd w:id="8"/>
     </w:p>
     <w:p>
       <w:pPr>
         <w:pStyle w:val="2"/>
         <w:spacing w:before="280" w:after="140"/>
       </w:pPr>
-      <w:bookmarkStart w:id="8" w:name="_Toc241476456"/>
+      <w:bookmarkStart w:id="9" w:name="_Toc241649991"/>
       <w:r>
         <w:rPr>
           <w:b/>
@@ -6743,14 +7195,17 @@
         </w:rPr>
         <w:t>ภาพรวม</w:t>
       </w:r>
-      <w:bookmarkEnd w:id="8"/>
+      <w:bookmarkEnd w:id="9"/>
     </w:p>
     <w:p>
       <w:pPr>
         <w:spacing w:after="140"/>
       </w:pPr>
       <w:r>
-        <w:t>ระบบเป็นเว็บแอปพลิเคชันเดียว ทำงานบน Next.js App Router หน้าเว็บส่วนใหญ่ประมวลผลที่เซิร์ฟเวอร์ (Server Components) และอ่านข้อมูลจากฐานข้อมูล PostgreSQL ผ่าน Prisma โดยตรง ส่วนที่ต้องโต้ตอบกับผู้ใช้จริง ๆ เท่านั้นที่ทำงานในเบราว์เซอร์</w:t>
+        <w:t>ระบบเป็นเว็บแอปพลิเคชันเดียว ทำงานบน Next.js App Router หน้าเว็บส่วนใหญ่ประมวลผลที่เซิร์ฟเวอร์ (Server Components) และอ่านข้อมูลจากฐานข้อมูล PostgreSQL ผ่าน Prisma โดยตรง ส่</w:t>
+      </w:r>
+      <w:r>
+        <w:t>วนที่ต้องโต้ตอบกับผู้ใช้จริง ๆ เท่านั้นที่ทำงานในเบราว์เซอร์</w:t>
       </w:r>
     </w:p>
     <w:tbl>
@@ -7247,7 +7702,21 @@
                 <w:sz w:val="19"/>
                 <w:szCs w:val="19"/>
               </w:rPr>
-              <w:t>กำหนดโครงสร้างข้อมูล สร้าง migration และ query แบบตรวจชนิดได้</w:t>
+              <w:t>กำหนดโครงสร้างข้อมูล สร้าง migration และ q</w:t>
+            </w:r>
+            <w:r>
+              <w:rPr>
+                <w:sz w:val="19"/>
+                <w:szCs w:val="19"/>
+              </w:rPr>
+              <w:t xml:space="preserve">uery </w:t>
+            </w:r>
+            <w:r>
+              <w:rPr>
+                <w:sz w:val="19"/>
+                <w:szCs w:val="19"/>
+              </w:rPr>
+              <w:t>แบบตรวจชนิดได้</w:t>
             </w:r>
           </w:p>
         </w:tc>
@@ -7800,7 +8269,7 @@
         <w:pStyle w:val="2"/>
         <w:spacing w:before="280" w:after="140"/>
       </w:pPr>
-      <w:bookmarkStart w:id="9" w:name="_Toc241476457"/>
+      <w:bookmarkStart w:id="10" w:name="_Toc241649992"/>
       <w:r>
         <w:rPr>
           <w:b/>
@@ -7821,7 +8290,7 @@
         </w:rPr>
         <w:t>หลักการเขียนที่ใช้ทั้งโครงการ</w:t>
       </w:r>
-      <w:bookmarkEnd w:id="9"/>
+      <w:bookmarkEnd w:id="10"/>
     </w:p>
     <w:p>
       <w:pPr>
@@ -7840,13 +8309,7 @@
         <w:t xml:space="preserve">อ่านข้อมูลที่เซิร์ฟเวอร์เสมอ </w:t>
       </w:r>
       <w:r>
-        <w:t>หน้าเว็บเรียก service ใน sr</w:t>
-      </w:r>
-      <w:r>
-        <w:t xml:space="preserve">c/lib/services </w:t>
-      </w:r>
-      <w:r>
-        <w:t>โดยตรง ไม่มีการสร้าง API กลางให้เบราว์เซอร์เรียก ลดชั้นที่ต้องดูแลและลดโอกาสข้อมูลรั่ว</w:t>
+        <w:t>หน้าเว็บเรียก service ใน src/lib/services โดยตรง ไม่มีการสร้าง API กลางให้เบราว์เซอร์เรียก ลดชั้นที่ต้องดูแลและลดโอกาสข้อมูลรั่ว</w:t>
       </w:r>
     </w:p>
     <w:p>
@@ -7886,10 +8349,7 @@
         <w:t xml:space="preserve">หน้าแรกใช้ ISR </w:t>
       </w:r>
       <w:r>
-        <w:t>สร้างไว้ล่วงหน้าแล้วรีเฟรชเบื้</w:t>
-      </w:r>
-      <w:r>
-        <w:t>องหลังทุก 5 นาที ผู้เข้าชมจึงไม่ยิงฐานข้อมูลทุกครั้ง แต่การแก้ไขก็ถึงผู้ชมได้เอง</w:t>
+        <w:t>สร้างไว้ล่วงหน้าแล้วรีเฟรชเบื้องหลังทุก 5 นาที ผู้เข้าชมจึงไม่ยิงฐานข้อมูลทุกครั้ง แต่การแก้ไขก็ถึงผู้ชมได้เอง</w:t>
       </w:r>
     </w:p>
     <w:p>
@@ -7924,7 +8384,7 @@
         </w:pBdr>
         <w:spacing w:before="360" w:after="200"/>
       </w:pPr>
-      <w:bookmarkStart w:id="10" w:name="_Toc241476458"/>
+      <w:bookmarkStart w:id="11" w:name="_Toc241649993"/>
       <w:r>
         <w:rPr>
           <w:b/>
@@ -7946,17 +8406,17 @@
         </w:rPr>
         <w:t>โครงสร้างข้อมูล</w:t>
       </w:r>
-      <w:bookmarkEnd w:id="10"/>
+      <w:bookmarkEnd w:id="11"/>
     </w:p>
     <w:p>
       <w:pPr>
         <w:spacing w:after="140"/>
       </w:pPr>
       <w:r>
-        <w:t>ฐานข้อมูลมี 45 ตารางและ 10 ชุดค่าคงที่ แบ่งได้เป็น 6 กลุ่ม ทุกตารางใช้ UUID เป็นคีย์หลัก มี timestamp กำกับ และมี index ตามรูปแบบการ</w:t>
-      </w:r>
-      <w:r>
-        <w:t>ค้นหาจริง</w:t>
+        <w:t>ฐานข้อมูลมี 45 ตารางและ 10 ชุดค่าคงที่ แบ่งได้เป็น 6 กลุ่ม ทุกตารางใช้ UUID เป็นคีย์หลัก มี timestamp กำ</w:t>
+      </w:r>
+      <w:r>
+        <w:t>กับ และมี index ตามรูปแบบการค้นหาจริง</w:t>
       </w:r>
     </w:p>
     <w:p>
@@ -7964,7 +8424,7 @@
         <w:pStyle w:val="2"/>
         <w:spacing w:before="280" w:after="140"/>
       </w:pPr>
-      <w:bookmarkStart w:id="11" w:name="_Toc241476459"/>
+      <w:bookmarkStart w:id="12" w:name="_Toc241649994"/>
       <w:r>
         <w:rPr>
           <w:b/>
@@ -7985,7 +8445,7 @@
         </w:rPr>
         <w:t>กลุ่มข้อมูล</w:t>
       </w:r>
-      <w:bookmarkEnd w:id="11"/>
+      <w:bookmarkEnd w:id="12"/>
     </w:p>
     <w:tbl>
       <w:tblPr>
@@ -8576,7 +9036,7 @@
         <w:pStyle w:val="2"/>
         <w:spacing w:before="280" w:after="140"/>
       </w:pPr>
-      <w:bookmarkStart w:id="12" w:name="_Toc241476460"/>
+      <w:bookmarkStart w:id="13" w:name="_Toc241649995"/>
       <w:r>
         <w:rPr>
           <w:b/>
@@ -8597,7 +9057,7 @@
         </w:rPr>
         <w:t>ความสัมพันธ์ที่เป็นหัวใจของระบบ</w:t>
       </w:r>
-      <w:bookmarkEnd w:id="12"/>
+      <w:bookmarkEnd w:id="13"/>
     </w:p>
     <w:p>
       <w:pPr>
@@ -8678,7 +9138,7 @@
         <w:pStyle w:val="2"/>
         <w:spacing w:before="280" w:after="140"/>
       </w:pPr>
-      <w:bookmarkStart w:id="13" w:name="_Toc241476461"/>
+      <w:bookmarkStart w:id="14" w:name="_Toc241649996"/>
       <w:r>
         <w:rPr>
           <w:b/>
@@ -8699,7 +9159,7 @@
         </w:rPr>
         <w:t>สถานะการตรวจสอบเนื้อหา</w:t>
       </w:r>
-      <w:bookmarkEnd w:id="13"/>
+      <w:bookmarkEnd w:id="14"/>
     </w:p>
     <w:p>
       <w:pPr>
@@ -9371,7 +9831,7 @@
         <w:pStyle w:val="2"/>
         <w:spacing w:before="280" w:after="140"/>
       </w:pPr>
-      <w:bookmarkStart w:id="14" w:name="_Toc241476462"/>
+      <w:bookmarkStart w:id="15" w:name="_Toc241649997"/>
       <w:r>
         <w:rPr>
           <w:b/>
@@ -9392,14 +9852,17 @@
         </w:rPr>
         <w:t>การแยกข้อมูลจริงออกจากข้อมูลสาธิต</w:t>
       </w:r>
-      <w:bookmarkEnd w:id="14"/>
+      <w:bookmarkEnd w:id="15"/>
     </w:p>
     <w:p>
       <w:pPr>
         <w:spacing w:after="140"/>
       </w:pPr>
       <w:r>
-        <w:t>ฐานข้อมูลมีข้อมูลสองแบบปนกันโดยตั้งใจ ข้อมูลสาธิตจำเป็นต้องอยู่เพื่อให้ชุดทดสอบทำงานได้ แต่ต้องไม่ปรากฏต่อผู้เข้าชมเมื่อมีของจริงแล้ว</w:t>
+        <w:t>ฐานข้อมูลมีข้อมูลสองแบบปนกันโดยตั</w:t>
+      </w:r>
+      <w:r>
+        <w:t>้งใจ ข้อมูลสาธิตจำเป็นต้องอยู่เพื่อให้ชุดทดสอบทำงานได้ แต่ต้องไม่ปรากฏต่อผู้เข้าชมเมื่อมีของจริงแล้ว</w:t>
       </w:r>
     </w:p>
     <w:p>
@@ -9425,10 +9888,7 @@
         <w:spacing w:after="80" w:line="290" w:lineRule="auto"/>
       </w:pPr>
       <w:r>
-        <w:t>ฟังก์ชัน preferField ในชั้น service จะคัดเฉพาะข้อมูลจร</w:t>
-      </w:r>
-      <w:r>
-        <w:t>ิงมาแสดง ถ้าหมวดนั้นยังไม่มีข้อมูลจริงเลย จึงค่อยใช้ข้อมูลสาธิตแทน</w:t>
+        <w:t>ฟังก์ชัน preferField ในชั้น service จะคัดเฉพาะข้อมูลจริงมาแสดง ถ้าหมวดนั้นยังไม่มีข้อมูลจริงเลย จึงค่อยใช้ข้อมูลสาธิตแทน</w:t>
       </w:r>
     </w:p>
     <w:p>
@@ -9441,7 +9901,10 @@
         <w:spacing w:after="80" w:line="290" w:lineRule="auto"/>
       </w:pPr>
       <w:r>
-        <w:t>ข้อมูลสาธิตที่หลุดมาแสดงจะมีป้าย “ข้อมูลสาธิต” กำกับเสมอ</w:t>
+        <w:t>ข้อม</w:t>
+      </w:r>
+      <w:r>
+        <w:t>ูลสาธิตที่หลุดมาแสดงจะมีป้าย “ข้อมูลสาธิต” กำกับเสมอ</w:t>
       </w:r>
     </w:p>
     <w:p>
@@ -9453,7 +9916,7 @@
         </w:pBdr>
         <w:spacing w:before="360" w:after="200"/>
       </w:pPr>
-      <w:bookmarkStart w:id="15" w:name="_Toc241476463"/>
+      <w:bookmarkStart w:id="16" w:name="_Toc241649998"/>
       <w:r>
         <w:rPr>
           <w:b/>
@@ -9475,14 +9938,14 @@
         </w:rPr>
         <w:t>เว็บไซต์สาธารณะ</w:t>
       </w:r>
-      <w:bookmarkEnd w:id="15"/>
+      <w:bookmarkEnd w:id="16"/>
     </w:p>
     <w:p>
       <w:pPr>
         <w:pStyle w:val="2"/>
         <w:spacing w:before="280" w:after="140"/>
       </w:pPr>
-      <w:bookmarkStart w:id="16" w:name="_Toc241476464"/>
+      <w:bookmarkStart w:id="17" w:name="_Toc241649999"/>
       <w:r>
         <w:rPr>
           <w:b/>
@@ -9503,7 +9966,7 @@
         </w:rPr>
         <w:t>เส้นทางทั้งหมด</w:t>
       </w:r>
-      <w:bookmarkEnd w:id="16"/>
+      <w:bookmarkEnd w:id="17"/>
     </w:p>
     <w:tbl>
       <w:tblPr>
@@ -10394,6 +10857,84 @@
                 <w:szCs w:val="19"/>
               </w:rPr>
               <w:t>สร้างล่วงหน้า</w:t>
+            </w:r>
+          </w:p>
+        </w:tc>
+      </w:tr>
+      <w:tr>
+        <w:tblPrEx>
+          <w:tblCellMar>
+            <w:top w:w="0" w:type="dxa"/>
+            <w:bottom w:w="0" w:type="dxa"/>
+          </w:tblCellMar>
+        </w:tblPrEx>
+        <w:tc>
+          <w:tcPr>
+            <w:tcW w:w="2925" w:type="dxa"/>
+            <w:tcMar>
+              <w:top w:w="90" w:type="dxa"/>
+              <w:left w:w="120" w:type="dxa"/>
+              <w:bottom w:w="90" w:type="dxa"/>
+              <w:right w:w="120" w:type="dxa"/>
+            </w:tcMar>
+          </w:tcPr>
+          <w:p>
+            <w:pPr>
+              <w:spacing w:line="270" w:lineRule="auto"/>
+            </w:pPr>
+            <w:r>
+              <w:rPr>
+                <w:rFonts w:ascii="Consolas" w:eastAsia="Consolas" w:hAnsi="Consolas" w:cs="Consolas"/>
+                <w:sz w:val="19"/>
+                <w:szCs w:val="19"/>
+              </w:rPr>
+              <w:t>/exhibition</w:t>
+            </w:r>
+          </w:p>
+        </w:tc>
+        <w:tc>
+          <w:tcPr>
+            <w:tcW w:w="3803" w:type="dxa"/>
+            <w:tcMar>
+              <w:top w:w="90" w:type="dxa"/>
+              <w:left w:w="120" w:type="dxa"/>
+              <w:bottom w:w="90" w:type="dxa"/>
+              <w:right w:w="120" w:type="dxa"/>
+            </w:tcMar>
+          </w:tcPr>
+          <w:p>
+            <w:pPr>
+              <w:spacing w:line="270" w:lineRule="auto"/>
+            </w:pPr>
+            <w:r>
+              <w:rPr>
+                <w:sz w:val="19"/>
+                <w:szCs w:val="19"/>
+              </w:rPr>
+              <w:t>หน้านิทรรศการ ปลายทางของ QR บนบอร์ด</w:t>
+            </w:r>
+          </w:p>
+        </w:tc>
+        <w:tc>
+          <w:tcPr>
+            <w:tcW w:w="2632" w:type="dxa"/>
+            <w:tcMar>
+              <w:top w:w="90" w:type="dxa"/>
+              <w:left w:w="120" w:type="dxa"/>
+              <w:bottom w:w="90" w:type="dxa"/>
+              <w:right w:w="120" w:type="dxa"/>
+            </w:tcMar>
+          </w:tcPr>
+          <w:p>
+            <w:pPr>
+              <w:spacing w:line="270" w:lineRule="auto"/>
+            </w:pPr>
+            <w:r>
+              <w:rPr>
+                <w:sz w:val="19"/>
+                <w:szCs w:val="19"/>
+              </w:rPr>
+              <w:t>สร้างล่วงหน้า รีเฟรชทุก 5 นาที</w:t>
             </w:r>
           </w:p>
         </w:tc>
@@ -11136,7 +11677,7 @@
         <w:pStyle w:val="2"/>
         <w:spacing w:before="280" w:after="140"/>
       </w:pPr>
-      <w:bookmarkStart w:id="17" w:name="_Toc241476465"/>
+      <w:bookmarkStart w:id="18" w:name="_Toc241650000"/>
       <w:r>
         <w:rPr>
           <w:b/>
@@ -11157,17 +11698,14 @@
         </w:rPr>
         <w:t>หน้าแรก — เรื่องเล่า 12 ช่วง</w:t>
       </w:r>
-      <w:bookmarkEnd w:id="17"/>
+      <w:bookmarkEnd w:id="18"/>
     </w:p>
     <w:p>
       <w:pPr>
         <w:spacing w:after="140"/>
       </w:pPr>
       <w:r>
-        <w:t xml:space="preserve">หน้าแรกไม่ใช่หน้ารวมลิงก์ แต่เป็นเรื่องเล่าเรื่องเดียวที่เรียงลำดับไว้ และลำดับนั้นคือเนื้อหา </w:t>
-      </w:r>
-      <w:r>
-        <w:t>การสลับลำดับจะทำให้คนที่เข้ามาครั้งแรกอ่านไม่รู้เรื่อง ทิศทางของเรื่องคือ วัตถุ ไปสู่ เรื่องราว ไปสู่ งานช่าง ไปสู่ คน ไปสู่ การเรียนรู้ ไปสู่ การส่งต่อ</w:t>
+        <w:t>หน้าแรกไม่ใช่หน้ารวมลิงก์ แต่เป็นเรื่องเล่าเรื่องเดียวที่เรียงลำดับไว้ และลำดับนั้นคือเนื้อหา การสลับลำดับจะทำให้คนที่เข้ามาครั้งแรกอ่านไม่รู้เรื่อง ทิศทางของเรื่องคือ วัตถุ ไปสู่ เรื่องราว ไปสู่ งานช่าง ไปสู่ คน ไปสู่ การเรียนรู้ ไปสู่ การส่งต่อ</w:t>
       </w:r>
     </w:p>
     <w:tbl>
@@ -11252,7 +11790,17 @@
                 <w:sz w:val="19"/>
                 <w:szCs w:val="19"/>
               </w:rPr>
-              <w:t>ช่วง</w:t>
+              <w:t>ช่ว</w:t>
+            </w:r>
+            <w:r>
+              <w:rPr>
+                <w:b/>
+                <w:bCs/>
+                <w:color w:val="FFFFFF"/>
+                <w:sz w:val="19"/>
+                <w:szCs w:val="19"/>
+              </w:rPr>
+              <w:t>ง</w:t>
             </w:r>
           </w:p>
         </w:tc>
@@ -12339,7 +12887,7 @@
         <w:pStyle w:val="2"/>
         <w:spacing w:before="280" w:after="140"/>
       </w:pPr>
-      <w:bookmarkStart w:id="18" w:name="_Toc241476466"/>
+      <w:bookmarkStart w:id="19" w:name="_Toc241650001"/>
       <w:r>
         <w:rPr>
           <w:b/>
@@ -12360,7 +12908,7 @@
         </w:rPr>
         <w:t>ตัวอ่านเรือพระ (Interactive Boat Explorer)</w:t>
       </w:r>
-      <w:bookmarkEnd w:id="18"/>
+      <w:bookmarkEnd w:id="19"/>
     </w:p>
     <w:p>
       <w:pPr>
@@ -12707,7 +13255,7 @@
         <w:pStyle w:val="2"/>
         <w:spacing w:before="280" w:after="140"/>
       </w:pPr>
-      <w:bookmarkStart w:id="19" w:name="_Toc241476467"/>
+      <w:bookmarkStart w:id="20" w:name="_Toc241650002"/>
       <w:r>
         <w:rPr>
           <w:b/>
@@ -12728,7 +13276,7 @@
         </w:rPr>
         <w:t>ความลึกและการเคลื่อนไหว</w:t>
       </w:r>
-      <w:bookmarkEnd w:id="19"/>
+      <w:bookmarkEnd w:id="20"/>
     </w:p>
     <w:p>
       <w:pPr>
@@ -12762,7 +13310,14 @@
           <w:sz w:val="20"/>
           <w:szCs w:val="20"/>
         </w:rPr>
-        <w:t>ทุกอย่างที่ขยับคือภาพถ่ายจริงจากพื้นที่ ไม่มีการปั้นเรือสามมิติหรือวาดลายไทยประกอบขึ้นใหม่ เพราะการสร้างรูปทรงของงานช่างขึ้นเองโดยไม่มีใครรังวัดของจริง คือการแต่งข้อมูลรูปแบบหนึ่ง</w:t>
+        <w:t>ทุกอย่างที่ขยับคือภาพถ่ายจริง</w:t>
+      </w:r>
+      <w:r>
+        <w:rPr>
+          <w:sz w:val="20"/>
+          <w:szCs w:val="20"/>
+        </w:rPr>
+        <w:t>จากพื้นที่ ไม่มีการปั้นเรือสามมิติหรือวาดลายไทยประกอบขึ้นใหม่ เพราะการสร้างรูปทรงของงานช่างขึ้นเองโดยไม่มีใครรังวัดของจริง คือการแต่งข้อมูลรูปแบบหนึ่ง</w:t>
       </w:r>
     </w:p>
     <w:p>
@@ -12783,13 +13338,7 @@
         <w:spacing w:after="80" w:line="290" w:lineRule="auto"/>
       </w:pPr>
       <w:r>
-        <w:t>ใช้ได้แค่ transform กับ opac</w:t>
-      </w:r>
-      <w:r>
-        <w:t xml:space="preserve">ity </w:t>
-      </w:r>
-      <w:r>
-        <w:t>ห้ามเปลี่ยนขนาดหรือตำแหน่งในผังหน้า เพราะมีชุดทดสอบบังคับว่าค่า CLS ต้องต่ำกว่า 0.1</w:t>
+        <w:t>ใช้ได้แค่ transform กับ opacity ห้ามเปลี่ยนขนาดหรือตำแหน่งในผังหน้า เพราะมีชุดทดสอบบังคับว่าค่า CLS ต้องต่ำกว่า 0.1</w:t>
       </w:r>
     </w:p>
     <w:p>
@@ -12802,7 +13351,10 @@
         <w:spacing w:after="80" w:line="290" w:lineRule="auto"/>
       </w:pPr>
       <w:r>
-        <w:t>ต้องผ่านสองด่านเสมอ คือผู้ใช้ไม่ได้ปิดการเคลื่อนไหว และเบราว์เซอร์รองรับ scroll-driven animation เบราว์เซอร์ที่ไม่รองรับจะได้หน้าเดิมทุกประการ</w:t>
+        <w:t>ต้องผ่านสองด่านเสมอ คือผู้ใช้ไม่ได้ปิดการเคลื่อนไหว และเบราว์เซอร์รองรับ scroll-driven animation เบราว์เซอร์ที่ไม่รองรับจะได้หน้าเดิมทุกประก</w:t>
+      </w:r>
+      <w:r>
+        <w:t>าร</w:t>
       </w:r>
     </w:p>
     <w:p>
@@ -12811,10 +13363,7 @@
       </w:pPr>
       <w:r>
         <w:lastRenderedPageBreak/>
-        <w:t>สองอย่างที่ทดลองแล้วถอยออ</w:t>
-      </w:r>
-      <w:r>
-        <w:t>ก เพราะเป็นตัวอย่างที่ดีของการชั่งน้ำหนักระหว่างความสวยกับการใช้งานจริง</w:t>
+        <w:t>สองอย่างที่ทดลองแล้วถอยออก เพราะเป็นตัวอย่างที่ดีของการชั่งน้ำหนักระหว่างความสวยกับการใช้งานจริง</w:t>
       </w:r>
     </w:p>
     <w:p>
@@ -12858,7 +13407,7 @@
         </w:pBdr>
         <w:spacing w:before="360" w:after="200"/>
       </w:pPr>
-      <w:bookmarkStart w:id="20" w:name="_Toc241476468"/>
+      <w:bookmarkStart w:id="21" w:name="_Toc241650003"/>
       <w:r>
         <w:rPr>
           <w:b/>
@@ -12880,7 +13429,7 @@
         </w:rPr>
         <w:t>ระบบจัดการเนื้อหา</w:t>
       </w:r>
-      <w:bookmarkEnd w:id="20"/>
+      <w:bookmarkEnd w:id="21"/>
     </w:p>
     <w:p>
       <w:pPr>
@@ -12898,7 +13447,7 @@
         <w:pStyle w:val="2"/>
         <w:spacing w:before="280" w:after="140"/>
       </w:pPr>
-      <w:bookmarkStart w:id="21" w:name="_Toc241476469"/>
+      <w:bookmarkStart w:id="22" w:name="_Toc241650004"/>
       <w:r>
         <w:rPr>
           <w:b/>
@@ -12919,7 +13468,7 @@
         </w:rPr>
         <w:t>หมวดข้อมูลที่จัดการได้ (16 หมวด)</w:t>
       </w:r>
-      <w:bookmarkEnd w:id="21"/>
+      <w:bookmarkEnd w:id="22"/>
     </w:p>
     <w:tbl>
       <w:tblPr>
@@ -13357,7 +13906,14 @@
                 <w:sz w:val="19"/>
                 <w:szCs w:val="19"/>
               </w:rPr>
-              <w:t>ช่างผู้สืบสาน</w:t>
+              <w:t>ช่า</w:t>
+            </w:r>
+            <w:r>
+              <w:rPr>
+                <w:sz w:val="19"/>
+                <w:szCs w:val="19"/>
+              </w:rPr>
+              <w:t>งผู้สืบสาน</w:t>
             </w:r>
           </w:p>
         </w:tc>
@@ -13973,7 +14529,7 @@
         <w:pStyle w:val="2"/>
         <w:spacing w:before="280" w:after="140"/>
       </w:pPr>
-      <w:bookmarkStart w:id="22" w:name="_Toc241476470"/>
+      <w:bookmarkStart w:id="23" w:name="_Toc241650005"/>
       <w:r>
         <w:rPr>
           <w:b/>
@@ -13995,14 +14551,14 @@
         </w:rPr>
         <w:t>ความสามารถสำคัญ</w:t>
       </w:r>
-      <w:bookmarkEnd w:id="22"/>
+      <w:bookmarkEnd w:id="23"/>
     </w:p>
     <w:p>
       <w:pPr>
         <w:pStyle w:val="3"/>
         <w:spacing w:before="200" w:after="100"/>
       </w:pPr>
-      <w:bookmarkStart w:id="23" w:name="_Toc241476471"/>
+      <w:bookmarkStart w:id="24" w:name="_Toc241650006"/>
       <w:r>
         <w:rPr>
           <w:b/>
@@ -14013,7 +14569,7 @@
         </w:rPr>
         <w:t>การอัปโหลดภาพ</w:t>
       </w:r>
-      <w:bookmarkEnd w:id="23"/>
+      <w:bookmarkEnd w:id="24"/>
     </w:p>
     <w:p>
       <w:pPr>
@@ -14059,10 +14615,7 @@
         <w:spacing w:after="80" w:line="290" w:lineRule="auto"/>
       </w:pPr>
       <w:r>
-        <w:t>แปลงเป็น WebP คุณภาพ 82 ซึ่งลบข้อมูล EXIF ทั้งหมดออกไปในตัว รวมถึงพิ</w:t>
-      </w:r>
-      <w:r>
-        <w:t>กัด GPS</w:t>
+        <w:t>แปลงเป็น WebP คุณภาพ 82 ซึ่งลบข้อมูล EXIF ทั้งหมดออกไปในตัว รวมถึงพิกัด GPS</w:t>
       </w:r>
     </w:p>
     <w:p>
@@ -14170,7 +14723,15 @@
                 <w:sz w:val="18"/>
                 <w:szCs w:val="18"/>
               </w:rPr>
-              <w:t>แคปให้เห็นปุ่มเลือกไฟล์พร้อมคำอธิบายใต้ปุ่ม หรือแคปหลังอัปโหลดเสร็จเพื่อให้เห็นภาพตัวอย่าง</w:t>
+              <w:t>แคปให้เห็นปุ่มเลือกไฟล์พร้อมคำอ</w:t>
+            </w:r>
+            <w:r>
+              <w:rPr>
+                <w:color w:val="5A5F5B"/>
+                <w:sz w:val="18"/>
+                <w:szCs w:val="18"/>
+              </w:rPr>
+              <w:t>ธิบายใต้ปุ่ม หรือแคปหลังอัปโหลดเสร็จเพื่อให้เห็นภาพตัวอย่าง</w:t>
             </w:r>
           </w:p>
         </w:tc>
@@ -14233,14 +14794,7 @@
           <w:sz w:val="20"/>
           <w:szCs w:val="20"/>
         </w:rPr>
-        <w:t>อ่านรายชื่อไฟล์ในโฟลเดอร์ public ตอนเซิร์ฟเวอร์เริ่มทำงานเท่านั้น ไฟล์ที่อัปโหลดระหว่างใช้งานจะขึ้น 404 จนกว่าจะรีสตาร์ต ซึ่งเป็นพฤติกรรมที่ผู้ดูแลจะไม่ม</w:t>
-      </w:r>
-      <w:r>
-        <w:rPr>
-          <w:sz w:val="20"/>
-          <w:szCs w:val="20"/>
-        </w:rPr>
-        <w:t>ีทางเดาได้ว่าเกิดจากอะไร</w:t>
+        <w:t>อ่านรายชื่อไฟล์ในโฟลเดอร์ public ตอนเซิร์ฟเวอร์เริ่มทำงานเท่านั้น ไฟล์ที่อัปโหลดระหว่างใช้งานจะขึ้น 404 จนกว่าจะรีสตาร์ต ซึ่งเป็นพฤติกรรมที่ผู้ดูแลจะไม่มีทางเดาได้ว่าเกิดจากอะไร</w:t>
       </w:r>
     </w:p>
     <w:p>
@@ -14248,7 +14802,7 @@
         <w:pStyle w:val="3"/>
         <w:spacing w:before="200" w:after="100"/>
       </w:pPr>
-      <w:bookmarkStart w:id="24" w:name="_Toc241476472"/>
+      <w:bookmarkStart w:id="25" w:name="_Toc241650007"/>
       <w:r>
         <w:rPr>
           <w:b/>
@@ -14259,14 +14813,17 @@
         </w:rPr>
         <w:t>เครื่องมือวางจุดสำรวจ</w:t>
       </w:r>
-      <w:bookmarkEnd w:id="24"/>
+      <w:bookmarkEnd w:id="25"/>
     </w:p>
     <w:p>
       <w:pPr>
         <w:spacing w:after="140"/>
       </w:pPr>
       <w:r>
-        <w:t>ผู้ดูแลเลือกเรือ แล้วคลิกบนภาพจริงเพื่อวางจุด หรือลากจุดเดิมเพื่อย้ายตำแหน่ง ระบบแปลงตำแหน่งเป็นเปอร์เซ็นต์ก่อนบันทึก จึงไม่ผูกกับขนาดภาพหรือขนาดจอ</w:t>
+        <w:t>ผู้ดูแลเลือกเรือ แล้วคลิกบนภาพจริงเพื่อวางจุด หรือล</w:t>
+      </w:r>
+      <w:r>
+        <w:t>ากจุดเดิมเพื่อย้ายตำแหน่ง ระบบแปลงตำแหน่งเป็นเปอร์เซ็นต์ก่อนบันทึก จึงไม่ผูกกับขนาดภาพหรือขนาดจอ</w:t>
       </w:r>
     </w:p>
     <w:p>
@@ -14408,7 +14965,7 @@
         <w:pStyle w:val="3"/>
         <w:spacing w:before="200" w:after="100"/>
       </w:pPr>
-      <w:bookmarkStart w:id="25" w:name="_Toc241476473"/>
+      <w:bookmarkStart w:id="26" w:name="_Toc241650008"/>
       <w:r>
         <w:rPr>
           <w:b/>
@@ -14419,17 +14976,14 @@
         </w:rPr>
         <w:t>การเชื่อมความสัมพันธ์</w:t>
       </w:r>
-      <w:bookmarkEnd w:id="25"/>
+      <w:bookmarkEnd w:id="26"/>
     </w:p>
     <w:p>
       <w:pPr>
         <w:spacing w:after="140"/>
       </w:pPr>
       <w:r>
-        <w:t>แต่ละหมวดมีตัว</w:t>
-      </w:r>
-      <w:r>
-        <w:t>เลือกแบบติ๊กถูกสำหรับเชื่อมข้อมูลข้ามหมวด ระบบเพิ่มเฉพาะที่ติ๊กใหม่และลบเฉพาะที่เอาออก ไม่ลบทั้งหมดแล้วสร้างใหม่ เพราะจะทำให้เวลาที่บันทึกความสัมพันธ์เดิมเปลี่ยนไปทั้งชุด</w:t>
+        <w:t>แต่ละหมวดมีตัวเลือกแบบติ๊กถูกสำหรับเชื่อมข้อมูลข้ามหมวด ระบบเพิ่มเฉพาะที่ติ๊กใหม่และลบเฉพาะที่เอาออก ไม่ลบทั้งหมดแล้วสร้างใหม่ เพราะจะทำให้เวลาที่บันทึกความสัมพันธ์เดิมเปลี่ยนไปทั้งชุด</w:t>
       </w:r>
     </w:p>
     <w:p>
@@ -14456,14 +15010,14 @@
           <w:sz w:val="20"/>
           <w:szCs w:val="20"/>
         </w:rPr>
-        <w:t>ความสัมพันธ์ที่มีข้อมูลของตัวเอง เช่น บทบาทของช่างในเรือลำนั้น ยัง</w:t>
+        <w:t>ความสัมพันธ์ที่มีข้อมูลของตัวเอง เช่น บทบาทของช่างใน</w:t>
       </w:r>
       <w:r>
         <w:rPr>
           <w:sz w:val="20"/>
           <w:szCs w:val="20"/>
         </w:rPr>
-        <w:t>ไม่เปิดให้แก้จากตัวเลือกแบบติ๊กถูก เพราะการติ๊กออกแล้วติ๊กกลับจะทำให้ข้อความบทบาทหายไปเงียบ ๆ โดยผู้ดูแลไม่รู้ตัว</w:t>
+        <w:t>เรือลำนั้น ยังไม่เปิดให้แก้จากตัวเลือกแบบติ๊กถูก เพราะการติ๊กออกแล้วติ๊กกลับจะทำให้ข้อความบทบาทหายไปเงียบ ๆ โดยผู้ดูแลไม่รู้ตัว</w:t>
       </w:r>
     </w:p>
     <w:p>
@@ -14471,7 +15025,7 @@
         <w:pStyle w:val="3"/>
         <w:spacing w:before="200" w:after="100"/>
       </w:pPr>
-      <w:bookmarkStart w:id="26" w:name="_Toc241476474"/>
+      <w:bookmarkStart w:id="27" w:name="_Toc241650009"/>
       <w:r>
         <w:rPr>
           <w:b/>
@@ -14482,7 +15036,7 @@
         </w:rPr>
         <w:t>ตัวเรียงเนื้อหาบทเรียน</w:t>
       </w:r>
-      <w:bookmarkEnd w:id="26"/>
+      <w:bookmarkEnd w:id="27"/>
     </w:p>
     <w:p>
       <w:pPr>
@@ -14934,7 +15488,7 @@
         <w:pStyle w:val="3"/>
         <w:spacing w:before="200" w:after="100"/>
       </w:pPr>
-      <w:bookmarkStart w:id="27" w:name="_Toc241476475"/>
+      <w:bookmarkStart w:id="28" w:name="_Toc241650010"/>
       <w:r>
         <w:rPr>
           <w:b/>
@@ -14945,17 +15499,17 @@
         </w:rPr>
         <w:t>ตัวสร้างแบบฝึกหัด</w:t>
       </w:r>
-      <w:bookmarkEnd w:id="27"/>
+      <w:bookmarkEnd w:id="28"/>
     </w:p>
     <w:p>
       <w:pPr>
         <w:spacing w:after="140"/>
       </w:pPr>
       <w:r>
-        <w:t>รองรับคำถามแบบเลือกตอบและถูกผิด แต่ละข้อ ต้องมีคำตอบที่ถูกหนึ่งข้อพอดี ระบบจะไม่ยอมบันทึกข</w:t>
-      </w:r>
-      <w:r>
-        <w:t>้อที่ยังไม่ได้ติ๊กเฉลย เพราะการตรวจใช้วิธีเทียบชุดคำตอบให้ตรงกันทั้งหมด ข้อที่ไม่มีเฉลยจะตอบถูกไม่ได้เลย การดักตอนบันทึกจึงดีกว่าปล่อยให้ผู้เรียนเจอข้อที่ตอบถูกไม่ได้</w:t>
+        <w:t>รองรับคำถามแบบเลือกตอบและถูกผิด แต่ละข้อ ต้องมีคำตอบที่ถูกหนึ่งข้อพอดี ระบบจะไม่ยอมบันทึกข้อที่ยังไม่ได้ติ๊กเฉลย เพราะการตรวจใช้วิธีเทียบชุดคำตอบให้ตรงกันทั้งหมด ข้อที่ไม่มีเฉลยจะต</w:t>
+      </w:r>
+      <w:r>
+        <w:t>อบถูกไม่ได้เลย การดักตอนบันทึกจึงดีกว่าปล่อยให้ผู้เรียนเจอข้อที่ตอบถูกไม่ได้</w:t>
       </w:r>
     </w:p>
     <w:p>
@@ -15092,7 +15646,7 @@
         </w:pBdr>
         <w:spacing w:before="360" w:after="200"/>
       </w:pPr>
-      <w:bookmarkStart w:id="28" w:name="_Toc241476476"/>
+      <w:bookmarkStart w:id="29" w:name="_Toc241650011"/>
       <w:r>
         <w:rPr>
           <w:b/>
@@ -15114,7 +15668,7 @@
         </w:rPr>
         <w:t>เส้นทางของภาพและวิดีโอ</w:t>
       </w:r>
-      <w:bookmarkEnd w:id="28"/>
+      <w:bookmarkEnd w:id="29"/>
     </w:p>
     <w:p>
       <w:pPr>
@@ -15129,7 +15683,7 @@
         <w:pStyle w:val="2"/>
         <w:spacing w:before="280" w:after="140"/>
       </w:pPr>
-      <w:bookmarkStart w:id="29" w:name="_Toc241476477"/>
+      <w:bookmarkStart w:id="30" w:name="_Toc241650012"/>
       <w:r>
         <w:rPr>
           <w:b/>
@@ -15150,7 +15704,7 @@
         </w:rPr>
         <w:t>ขั้นตอนการนำเข้า</w:t>
       </w:r>
-      <w:bookmarkEnd w:id="29"/>
+      <w:bookmarkEnd w:id="30"/>
     </w:p>
     <w:p>
       <w:pPr>
@@ -15175,13 +15729,7 @@
         <w:spacing w:after="80" w:line="290" w:lineRule="auto"/>
       </w:pPr>
       <w:r>
-        <w:t>เขียนบันทึกประกอบใน NOTES.txt ว่าแต่ละไฟล์คืออะไร</w:t>
-      </w:r>
-      <w:r>
-        <w:t xml:space="preserve"> </w:t>
-      </w:r>
-      <w:r>
-        <w:t>ถ่ายที่ไหน ใครถ่าย และได้รับอนุญาตจากคนในภาพแล้วหรือยัง</w:t>
+        <w:t>เขียนบันทึกประกอบใน NOTES.txt ว่าแต่ละไฟล์คืออะไร ถ่ายที่ไหน ใครถ่าย และได้รับอนุญาตจากคนในภาพแล้วหรือยัง</w:t>
       </w:r>
     </w:p>
     <w:p>
@@ -15207,7 +15755,13 @@
         <w:spacing w:after="80" w:line="290" w:lineRule="auto"/>
       </w:pPr>
       <w:r>
-        <w:t>สั่ง npm run photos:import เพื่อนำเข้าจริง มีโหมดทดลองที่ไม่เขียนอะไร และโหมดข้ามวิดีโอ</w:t>
+        <w:t>สั่ง npm run phot</w:t>
+      </w:r>
+      <w:r>
+        <w:t xml:space="preserve">os:import </w:t>
+      </w:r>
+      <w:r>
+        <w:t>เพื่อนำเข้าจริง มีโหมดทดลองที่ไม่เขียนอะไร และโหมดข้ามวิดีโอ</w:t>
       </w:r>
     </w:p>
     <w:p>
@@ -15339,7 +15893,7 @@
         <w:pStyle w:val="2"/>
         <w:spacing w:before="280" w:after="140"/>
       </w:pPr>
-      <w:bookmarkStart w:id="30" w:name="_Toc241476478"/>
+      <w:bookmarkStart w:id="31" w:name="_Toc241650013"/>
       <w:r>
         <w:rPr>
           <w:b/>
@@ -15360,7 +15914,7 @@
         </w:rPr>
         <w:t>สิ่งที่เกิดขึ้นระหว่างนำเข้า</w:t>
       </w:r>
-      <w:bookmarkEnd w:id="30"/>
+      <w:bookmarkEnd w:id="31"/>
     </w:p>
     <w:p>
       <w:pPr>
@@ -15372,10 +15926,7 @@
         <w:spacing w:after="80" w:line="290" w:lineRule="auto"/>
       </w:pPr>
       <w:r>
-        <w:t>ภาพถูกย่อ แปลงเป็น WebP และเข้า</w:t>
-      </w:r>
-      <w:r>
-        <w:t>รหัสใหม่ ซึ่งลบข้อมูล EXIF ทั้งหมดรวมถึงพิกัด GPS</w:t>
+        <w:t>ภาพถูกย่อ แปลงเป็น WebP และเข้ารหัสใหม่ ซึ่งลบข้อมูล EXIF ทั้งหมดรวมถึงพิกัด GPS</w:t>
       </w:r>
     </w:p>
     <w:p>
@@ -15388,7 +15939,10 @@
         <w:spacing w:after="80" w:line="290" w:lineRule="auto"/>
       </w:pPr>
       <w:r>
-        <w:t>วิดีโอถูกแปลงเป็น MP4 ที่เล่นบนเว็บได้ พร้อมสร้างภาพนิ่งสำหรับใช้เป็นหน้าปก</w:t>
+        <w:t>วิดีโอ</w:t>
+      </w:r>
+      <w:r>
+        <w:t>ถูกแปลงเป็น MP4 ที่เล่นบนเว็บได้ พร้อมสร้างภาพนิ่งสำหรับใช้เป็นหน้าปก</w:t>
       </w:r>
     </w:p>
     <w:p>
@@ -15442,14 +15996,7 @@
           <w:sz w:val="20"/>
           <w:szCs w:val="20"/>
         </w:rPr>
-        <w:t>ภาพภาคสนามมักติดพิกัด GPS มาด้วย และพิกัดนั้นหลายครั้งคือบ้านของคนที่ระบุตัวได้ หรือโรงงานช่างที่มีของมีค่าอยู่ การเผยแพร่ภาพพร้อมพิกัดจึงเป็นการเปิดเผยข้อมูลที่เจ้าของภาพไม่ได้ตั้งใจให</w:t>
-      </w:r>
-      <w:r>
-        <w:rPr>
-          <w:sz w:val="20"/>
-          <w:szCs w:val="20"/>
-        </w:rPr>
-        <w:t>้เปิดเผย</w:t>
+        <w:t>ภาพภาคสนามมักติดพิกัด GPS มาด้วย และพิกัดนั้นหลายครั้งคือบ้านของคนที่ระบุตัวได้ หรือโรงงานช่างที่มีของมีค่าอยู่ การเผยแพร่ภาพพร้อมพิกัดจึงเป็นการเปิดเผยข้อมูลที่เจ้าของภาพไม่ได้ตั้งใจให้เปิดเผย</w:t>
       </w:r>
     </w:p>
     <w:p>
@@ -15457,7 +16004,7 @@
         <w:pStyle w:val="2"/>
         <w:spacing w:before="280" w:after="140"/>
       </w:pPr>
-      <w:bookmarkStart w:id="31" w:name="_Toc241476479"/>
+      <w:bookmarkStart w:id="32" w:name="_Toc241650014"/>
       <w:r>
         <w:rPr>
           <w:b/>
@@ -15478,7 +16025,7 @@
         </w:rPr>
         <w:t>สื่อที่ยังไม่ได้รับอนุญาต</w:t>
       </w:r>
-      <w:bookmarkEnd w:id="31"/>
+      <w:bookmarkEnd w:id="32"/>
     </w:p>
     <w:p>
       <w:pPr>
@@ -15524,10 +16071,10 @@
         <w:spacing w:after="80" w:line="290" w:lineRule="auto"/>
       </w:pPr>
       <w:r>
-        <w:t>แต่ตั</w:t>
-      </w:r>
-      <w:r>
-        <w:t>้งค่า url เป็นค่าว่าง จึงไม่มีทางแสดงผลบนเว็บได้ แม้จะเผลอเชื่อมกับเนื้อหาชิ้นไหนก็ตาม</w:t>
+        <w:t>แต่ตั้งค่า url เป็นค่าว่าง จึงไม่มีทางแสดงผล</w:t>
+      </w:r>
+      <w:r>
+        <w:t>บนเว็บได้ แม้จะเผลอเชื่อมกับเนื้อหาชิ้นไหนก็ตาม</w:t>
       </w:r>
     </w:p>
     <w:p>
@@ -15554,14 +16101,21 @@
           <w:sz w:val="20"/>
           <w:szCs w:val="20"/>
         </w:rPr>
-        <w:t>เวอร์ชันแรกของเครื่องมือนำเข้าเขียนไฟล์ที่ยังรอความยินยอมลงในโฟลเดอร์ public ซึ่งแปลว่าใครก็ตามที่เดา URL ถูกจะเปิดดูได้ทันที ทั้งที่ไม่มีหน้าไหนลิงก์</w:t>
+        <w:t>เวอร์ชันแรกของเครื่องมือนำเข้าเขียนไฟล์ที่ยังรอความยินยอมลงในโฟลเดอร์ public ซึ่งแปลว่าใครก็ตามที่เดา URL ถูกจะเปิดดูได้ทันที ทั้งที่ไม่มีหน้าไหนลิงก์ไปเลย จึงแก้เป็นระบบกันไฟล์ออกนอก publi</w:t>
       </w:r>
       <w:r>
         <w:rPr>
           <w:sz w:val="20"/>
           <w:szCs w:val="20"/>
         </w:rPr>
-        <w:t>ไปเลย จึงแก้เป็นระบบกันไฟล์ออกนอก public อย่างที่ใช้อยู่ตอนนี้</w:t>
+        <w:t xml:space="preserve">c </w:t>
+      </w:r>
+      <w:r>
+        <w:rPr>
+          <w:sz w:val="20"/>
+          <w:szCs w:val="20"/>
+        </w:rPr>
+        <w:t>อย่างที่ใช้อยู่ตอนนี้</w:t>
       </w:r>
     </w:p>
     <w:p>
@@ -15573,7 +16127,7 @@
         </w:pBdr>
         <w:spacing w:before="360" w:after="200"/>
       </w:pPr>
-      <w:bookmarkStart w:id="32" w:name="_Toc241476480"/>
+      <w:bookmarkStart w:id="33" w:name="_Toc241650015"/>
       <w:r>
         <w:rPr>
           <w:b/>
@@ -15595,7 +16149,7 @@
         </w:rPr>
         <w:t>ป้าย QR ที่ติดหน้างาน</w:t>
       </w:r>
-      <w:bookmarkEnd w:id="32"/>
+      <w:bookmarkEnd w:id="33"/>
     </w:p>
     <w:p>
       <w:pPr>
@@ -15610,7 +16164,7 @@
         <w:pStyle w:val="2"/>
         <w:spacing w:before="280" w:after="140"/>
       </w:pPr>
-      <w:bookmarkStart w:id="33" w:name="_Toc241476481"/>
+      <w:bookmarkStart w:id="34" w:name="_Toc241650016"/>
       <w:r>
         <w:rPr>
           <w:b/>
@@ -15631,7 +16185,7 @@
         </w:rPr>
         <w:t>หลักการ</w:t>
       </w:r>
-      <w:bookmarkEnd w:id="33"/>
+      <w:bookmarkEnd w:id="34"/>
     </w:p>
     <w:p>
       <w:pPr>
@@ -15647,17 +16201,13 @@
           <w:b/>
           <w:bCs/>
         </w:rPr>
-        <w:t>ป</w:t>
-      </w:r>
-      <w:r>
-        <w:rPr>
-          <w:b/>
-          <w:bCs/>
-        </w:rPr>
-        <w:t xml:space="preserve">ลายทางเก็บในฐานข้อมูล ไม่ฝังในลิงก์ </w:t>
-      </w:r>
-      <w:r>
-        <w:t>สติกเกอร์ชี้ไปที่รหัสสั้น เช่น /q/boat-2568 แล้วระบบค่อยหาว่ารหัสนั้นควรพาไปไหน การย้ายเนื้อหาหรือเปลี่ยน slug ภายหลังจึงไม่ทำให้ป้ายที่ติดไปแล้วใช้ไม่ได้</w:t>
+        <w:t xml:space="preserve">ปลายทางเก็บในฐานข้อมูล ไม่ฝังในลิงก์ </w:t>
+      </w:r>
+      <w:r>
+        <w:t>สติ</w:t>
+      </w:r>
+      <w:r>
+        <w:t>กเกอร์ชี้ไปที่รหัสสั้น เช่น /q/boat-2568 แล้วระบบค่อยหาว่ารหัสนั้นควรพาไปไหน การย้ายเนื้อหาหรือเปลี่ยน slug ภายหลังจึงไม่ทำให้ป้ายที่ติดไปแล้วใช้ไม่ได้</w:t>
       </w:r>
     </w:p>
     <w:p>
@@ -15677,10 +16227,7 @@
         <w:t xml:space="preserve">มีรหัสเป็นตัวอักษรกำกับใต้รูป </w:t>
       </w:r>
       <w:r>
-        <w:t>สำหรับกรณีที่กล้องโฟกัสไม่ติดกลางแด</w:t>
-      </w:r>
-      <w:r>
-        <w:t>ด ซึ่งเป็นเรื่องปกติของบ่ายที่วัด</w:t>
+        <w:t>สำหรับกรณีที่กล้องโฟกัสไม่ติดกลางแดด ซึ่งเป็นเรื่องปกติของบ่ายที่วัด</w:t>
       </w:r>
     </w:p>
     <w:p>
@@ -15697,7 +16244,14 @@
           <w:b/>
           <w:bCs/>
         </w:rPr>
-        <w:t xml:space="preserve">ทุกทางออกมีคำตอบเป็นภาษาไทย </w:t>
+        <w:t>ทุกทา</w:t>
+      </w:r>
+      <w:r>
+        <w:rPr>
+          <w:b/>
+          <w:bCs/>
+        </w:rPr>
+        <w:t xml:space="preserve">งออกมีคำตอบเป็นภาษาไทย </w:t>
       </w:r>
       <w:r>
         <w:t>ไม่มีหน้าที่ขึ้นข้อความผิดพลาดดิบ ๆ ให้คนที่ยืนถือโทรศัพท์อยู่หน้าเรือ</w:t>
@@ -15708,7 +16262,7 @@
         <w:pStyle w:val="2"/>
         <w:spacing w:before="280" w:after="140"/>
       </w:pPr>
-      <w:bookmarkStart w:id="34" w:name="_Toc241476482"/>
+      <w:bookmarkStart w:id="35" w:name="_Toc241650017"/>
       <w:r>
         <w:rPr>
           <w:b/>
@@ -15729,7 +16283,7 @@
         </w:rPr>
         <w:t>พฤติกรรมเมื่อสแกน</w:t>
       </w:r>
-      <w:bookmarkEnd w:id="34"/>
+      <w:bookmarkEnd w:id="35"/>
     </w:p>
     <w:tbl>
       <w:tblPr>
@@ -16218,7 +16772,7 @@
         <w:pStyle w:val="2"/>
         <w:spacing w:before="280" w:after="140"/>
       </w:pPr>
-      <w:bookmarkStart w:id="35" w:name="_Toc241476483"/>
+      <w:bookmarkStart w:id="36" w:name="_Toc241650018"/>
       <w:r>
         <w:rPr>
           <w:b/>
@@ -16237,19 +16791,88 @@
           <w:sz w:val="24"/>
           <w:szCs w:val="24"/>
         </w:rPr>
+        <w:t>ปลายทางแบบหน้าเว็บ</w:t>
+      </w:r>
+      <w:bookmarkEnd w:id="36"/>
+    </w:p>
+    <w:p>
+      <w:pPr>
+        <w:spacing w:after="140"/>
+      </w:pPr>
+      <w:r>
+        <w:t>นอกจากชี้ไปยังระเบียนในคลังแล้ว ป้ายยังชี้ไปยังหน้าเว็บได้โดยตรง ใช้สำ</w:t>
+      </w:r>
+      <w:r>
+        <w:t>หรับบอร์ดนิทรรศการ แผ่นพับ และป้ายประชาสัมพันธ์ ซึ่งไม่ได้ผูกกับเรือหรือลายลำใดลำหนึ่ง</w:t>
+      </w:r>
+    </w:p>
+    <w:p>
+      <w:pPr>
+        <w:spacing w:after="140"/>
+      </w:pPr>
+      <w:r>
+        <w:t>ปลายทางของป้ายแบบนี้ถูกตรวจก่อนพาไปเสมอ ต้องเป็นเส้นทางภายในเว็บไซต์เท่านั้น ค่าที่ชี้ออกนอกเว็บจะถูกปฏิเสธ เพราะคนที่สแกนไว้ใจสติกเกอร์ที่วัด ไม่ใช่ที่อยู่เว็บที่ไม่เคย</w:t>
+      </w:r>
+      <w:r>
+        <w:t>เห็น</w:t>
+      </w:r>
+    </w:p>
+    <w:p>
+      <w:pPr>
+        <w:spacing w:after="140"/>
+      </w:pPr>
+      <w:r>
+        <w:t>หน้านิทรรศการที่ /exhibition เขียนสำหรับคนที่ยืนอยู่หน้าบอร์ดพร้อมโทรศัพท์ในมือ จึงไม่เล่าเรื่องซ้ำกับแผ่นป้าย แต่บอกว่าจะเข้าดูอะไรต่อได้บ้าง และทุกอย่างอยู่ห่างออกไปหนึ่งครั้งกด ไม่ใช้หน้าแรกเป็นปลายทางเพราะหน้าแรกเปิดด้วยภาพเต็มจอและเรื่องเล่า 12 ช</w:t>
+      </w:r>
+      <w:r>
+        <w:t>่วง ซึ่งเหมาะกับคนที่นั่งอ่าน ไม่ใช่คนที่ยืนอยู่กลางห้องโถงโดยมีคนรอข้างหลัง</w:t>
+      </w:r>
+    </w:p>
+    <w:p>
+      <w:pPr>
+        <w:pStyle w:val="2"/>
+        <w:spacing w:before="280" w:after="140"/>
+      </w:pPr>
+      <w:bookmarkStart w:id="37" w:name="_Toc241650019"/>
+      <w:r>
+        <w:rPr>
+          <w:b/>
+          <w:bCs/>
+          <w:color w:val="173B34"/>
+          <w:sz w:val="24"/>
+          <w:szCs w:val="24"/>
+        </w:rPr>
+        <w:t xml:space="preserve">7.4 </w:t>
+      </w:r>
+      <w:r>
+        <w:rPr>
+          <w:b/>
+          <w:bCs/>
+          <w:color w:val="173B34"/>
+          <w:sz w:val="24"/>
+          <w:szCs w:val="24"/>
+        </w:rPr>
         <w:t>หน้าสั่งพิมพ์</w:t>
       </w:r>
-      <w:bookmarkEnd w:id="35"/>
+      <w:bookmarkEnd w:id="37"/>
     </w:p>
     <w:p>
       <w:pPr>
         <w:spacing w:after="140"/>
       </w:pPr>
       <w:r>
-        <w:t>ที่ /admin/qr-print ระบบจัดหน้ากระดาษพร้อมตัด แต่ละใบมีรูป QR ชื่อกำกับ ปลา</w:t>
-      </w:r>
-      <w:r>
-        <w:t>ยทาง และรหัสสั้นเป็นตัวอักษร เมนูด้านข้างและคำอธิบายจะไม่ติดไปกับกระดาษ และป้ายที่ปิดใช้งานแล้วจะไม่ถูกพิมพ์</w:t>
+        <w:t>ที่ /admin/qr-print ระบบจัดหน้ากระดาษพร้อมตัด แต่ละใบมีรูป QR ชื่อกำกับ ปลายทาง และรหัสสั้นเป็นตัวอักษร เมนูด้านข้างและคำอธิบายจะไม่ติดไปกับกระดาษ และป้ายที่ปิดใ</w:t>
+      </w:r>
+      <w:r>
+        <w:t>ช้งานแล้วจะไม่ถูกพิมพ์</w:t>
+      </w:r>
+    </w:p>
+    <w:p>
+      <w:pPr>
+        <w:spacing w:after="140"/>
+      </w:pPr>
+      <w:r>
+        <w:t>มีสองแบบให้สลับกันได้ แบบสติกเกอร์พิมพ์หลายดวงต่อหน้าสำหรับติดกับเรือ และแบบใหญ่พิมพ์หน้าละหนึ่งดวงประมาณ 12 เซนติเมตร สำหรับติดบอร์ดนิทรรศการ เพราะ QR ขนาดสติกเกอร์บนบอร์ดจะสแกนไม่ได้จากระยะที่คนยืนดู</w:t>
       </w:r>
     </w:p>
     <w:p>
@@ -16401,7 +17024,21 @@
           <w:sz w:val="20"/>
           <w:szCs w:val="20"/>
         </w:rPr>
-        <w:t>หน้าสั่งพิมพ์จะขึ้นคำเตือนสีส้มถ้าที่อยู่เว็บไซต์ยังเป็น localhost เพราะป้ายที่พิมพ์จากที่อยู่นั้นจะสแกนไม่ได้ที่วัด และแก้ไม่ได้หลังติดไปแล้ว ต้องตั้งค่า NEXT_PUBLIC_SITE_URL เป็นที่อยู่จริงก่อนสั่งพิมพ์เสมอ</w:t>
+        <w:t>หน้าสั่งพิมพ์จะขึ้นคำเตือนสีส้มถ้าที่อยู่เว็บไซต์ยังเป็น localhost เพราะป้ายที่พิมพ์จากที่อยู่นั้นจะสแกนไม่ได้ที่วัด และแก้ไม่ได้หลังติดไปแล้ว ต้องตั้งค่า N</w:t>
+      </w:r>
+      <w:r>
+        <w:rPr>
+          <w:sz w:val="20"/>
+          <w:szCs w:val="20"/>
+        </w:rPr>
+        <w:t xml:space="preserve">EXT_PUBLIC_SITE_URL </w:t>
+      </w:r>
+      <w:r>
+        <w:rPr>
+          <w:sz w:val="20"/>
+          <w:szCs w:val="20"/>
+        </w:rPr>
+        <w:t>เป็นที่อยู่จริงก่อนสั่งพิมพ์เสมอ</w:t>
       </w:r>
     </w:p>
     <w:p>
@@ -16413,7 +17050,7 @@
         </w:pBdr>
         <w:spacing w:before="360" w:after="200"/>
       </w:pPr>
-      <w:bookmarkStart w:id="36" w:name="_Toc241476484"/>
+      <w:bookmarkStart w:id="38" w:name="_Toc241650020"/>
       <w:r>
         <w:rPr>
           <w:b/>
@@ -16435,14 +17072,14 @@
         </w:rPr>
         <w:t>โมดูลบทเรียน</w:t>
       </w:r>
-      <w:bookmarkEnd w:id="36"/>
+      <w:bookmarkEnd w:id="38"/>
     </w:p>
     <w:p>
       <w:pPr>
         <w:pStyle w:val="2"/>
         <w:spacing w:before="280" w:after="140"/>
       </w:pPr>
-      <w:bookmarkStart w:id="37" w:name="_Toc241476485"/>
+      <w:bookmarkStart w:id="39" w:name="_Toc241650021"/>
       <w:r>
         <w:rPr>
           <w:b/>
@@ -16463,17 +17100,14 @@
         </w:rPr>
         <w:t>ฝั่งผู้เรียน</w:t>
       </w:r>
-      <w:bookmarkEnd w:id="37"/>
+      <w:bookmarkEnd w:id="39"/>
     </w:p>
     <w:p>
       <w:pPr>
         <w:spacing w:after="140"/>
       </w:pPr>
       <w:r>
-        <w:t>บทเรียนอ่านได้</w:t>
-      </w:r>
-      <w:r>
-        <w:t>โดยไม่ต้องมีบัญชีผู้ใช้ เพราะผู้เรียนส่วนใหญ่คือคนที่เดินเข้ามาดูเว็บไซต์ การบังคับให้สมัครสมาชิกก่อนอ่านจะกันคนออกมากกว่าที่จะช่วยใคร</w:t>
+        <w:t>บทเรียนอ่านได้โดยไม่ต้องมีบัญชีผู้ใช้ เพราะผู้เรียนส่วนใหญ่คือคนที่เดินเข้ามาดูเว็บไซต์ การบังคับให้สมัครสมาชิกก่อนอ่านจะกันคนออกมากกว่าที่จะช่วยใคร</w:t>
       </w:r>
     </w:p>
     <w:p>
@@ -16499,10 +17133,10 @@
         <w:spacing w:after="80" w:line="290" w:lineRule="auto"/>
       </w:pPr>
       <w:r>
-        <w:t>ทำแบบฝึกหัดท้ายบท ตรวจทันที บอกข้อที่ผ</w:t>
-      </w:r>
-      <w:r>
-        <w:t>ิดและเฉลยข้อที่ถูก ทำซ้ำได้</w:t>
+        <w:t>ทำแบบฝึกหัดท้ายบท ตรวจทั</w:t>
+      </w:r>
+      <w:r>
+        <w:t>นที บอกข้อที่ผิดและเฉลยข้อที่ถูก ทำซ้ำได้</w:t>
       </w:r>
     </w:p>
     <w:p>
@@ -16669,7 +17303,7 @@
         <w:pStyle w:val="2"/>
         <w:spacing w:before="280" w:after="140"/>
       </w:pPr>
-      <w:bookmarkStart w:id="38" w:name="_Toc241476486"/>
+      <w:bookmarkStart w:id="40" w:name="_Toc241650022"/>
       <w:r>
         <w:rPr>
           <w:b/>
@@ -16690,7 +17324,7 @@
         </w:rPr>
         <w:t>เฉลยไม่หลุด</w:t>
       </w:r>
-      <w:bookmarkEnd w:id="38"/>
+      <w:bookmarkEnd w:id="40"/>
     </w:p>
     <w:p>
       <w:pPr>
@@ -16826,15 +17460,7 @@
                 <w:sz w:val="18"/>
                 <w:szCs w:val="18"/>
               </w:rPr>
-              <w:t>ตอบให้ครบทุกข้อ กดปุ่ม ตรวจคำตอบ แล้วแคปให้เห็นเครื่องหมายถูกสีเขียว เครื่องหมายผิดสีส้ม และบร</w:t>
-            </w:r>
-            <w:r>
-              <w:rPr>
-                <w:color w:val="5A5F5B"/>
-                <w:sz w:val="18"/>
-                <w:szCs w:val="18"/>
-              </w:rPr>
-              <w:t>รทัดคะแนน</w:t>
+              <w:t>ตอบให้ครบทุกข้อ กดปุ่ม ตรวจคำตอบ แล้วแคปให้เห็นเครื่องหมายถูกสีเขียว เครื่องหมายผิดสีส้ม และบรรทัดคะแนน</w:t>
             </w:r>
           </w:p>
         </w:tc>
@@ -16871,7 +17497,7 @@
         <w:pStyle w:val="2"/>
         <w:spacing w:before="280" w:after="140"/>
       </w:pPr>
-      <w:bookmarkStart w:id="39" w:name="_Toc241476487"/>
+      <w:bookmarkStart w:id="41" w:name="_Toc241650023"/>
       <w:r>
         <w:rPr>
           <w:b/>
@@ -16892,14 +17518,17 @@
         </w:rPr>
         <w:t>สิ่งที่ตั้งใจไม่ทำ</w:t>
       </w:r>
-      <w:bookmarkEnd w:id="39"/>
+      <w:bookmarkEnd w:id="41"/>
     </w:p>
     <w:p>
       <w:pPr>
         <w:spacing w:after="140"/>
       </w:pPr>
       <w:r>
-        <w:t>ระบบไม่บันทึกคะแนนของผู้เรียนเลย และความก้าวหน้าเก็บไว้ในเบราว์เซอร์ของผู้เรียนเองเท่านั้น</w:t>
+        <w:t>ระบบไม่บันทึกคะแนนของผู้เรียนเลย และความก้าวหน้าเก็บไว้ในเบราว</w:t>
+      </w:r>
+      <w:r>
+        <w:t>์เซอร์ของผู้เรียนเองเท่านั้น</w:t>
       </w:r>
     </w:p>
     <w:p>
@@ -16907,10 +17536,10 @@
         <w:spacing w:after="140"/>
       </w:pPr>
       <w:r>
-        <w:t>เหตุผลคือตารางบันทึกการทำแบบฝึกหัดต้องผูกกับบัญชีผู้ใช้ และเว็บนี้ยังไม่มีบัญชีผู้เรียน การเก็บคะแนนคือการเก็บคะแนนของใครสักคน ซึ่งต้องขออนุญาตเจ้าตัวก่อน ระบบจึงเลื</w:t>
-      </w:r>
-      <w:r>
-        <w:t>อกไม่เก็บ และเขียนข้อจำกัดนี้ไว้บนหน้าเว็บตรง ๆ แทนที่จะทำให้ผู้เรียนเข้าใจว่าบันทึกไว้ให้แล้ว</w:t>
+        <w:t>เหตุผลคือตารางบันทึกการทำแบบฝึกหัดต้องผูกกับบัญชีผู้ใช้ และเว็บนี้ยังไม่มีบัญชีผู้เรียน การเก็บคะแนนคือการเก็บคะแนนของใครสักคน ซึ่งต้องขออนุญาตเจ้าตัวก่อน ระบบจึงเลือกไม่เก็บ และเขียนข้อจำกัดนี้ไว้บนหน้าเว็บตรง ๆ แทนที่จะทำให้ผ</w:t>
+      </w:r>
+      <w:r>
+        <w:t>ู้เรียนเข้าใจว่าบันทึกไว้ให้แล้ว</w:t>
       </w:r>
     </w:p>
     <w:p>
@@ -16918,7 +17547,7 @@
         <w:pStyle w:val="2"/>
         <w:spacing w:before="280" w:after="140"/>
       </w:pPr>
-      <w:bookmarkStart w:id="40" w:name="_Toc241476488"/>
+      <w:bookmarkStart w:id="42" w:name="_Toc241650024"/>
       <w:r>
         <w:rPr>
           <w:b/>
@@ -16939,17 +17568,14 @@
         </w:rPr>
         <w:t>เนื้อหาบทเรียนจริง</w:t>
       </w:r>
-      <w:bookmarkEnd w:id="40"/>
+      <w:bookmarkEnd w:id="42"/>
     </w:p>
     <w:p>
       <w:pPr>
         <w:spacing w:after="140"/>
       </w:pPr>
       <w:r>
-        <w:t>ขณะนี้มีชุดบทเรียนสาธิต 1 ชุด 7 บท พร้อมเนื้อหาตัวอย่างใน 2 บทแรกและแบบฝึกหัด 1 ชุด เนื้อหาตัวอย่างเขียนเป็นวิธีใช้คลัง ไม่ใช่ข้ออ้างเรื่อ</w:t>
-      </w:r>
-      <w:r>
-        <w:t>งงานช่าง และคำถามในแบบฝึกหัดตอบได้จากระเบียนที่บันทึกไว้แล้ว เฉลยจึงตรวจสอบได้</w:t>
+        <w:t>ขณะนี้มีชุดบทเรียนสาธิต 1 ชุด 7 บท พร้อมเนื้อหาตัวอย่างใน 2 บทแรกและแบบฝึกหัด 1 ชุด เนื้อหาตัวอย่างเขียนเป็นวิธีใช้คลัง ไม่ใช่ข้ออ้างเรื่องงานช่าง และคำถามในแบบฝึกหัดตอบได้จากระเบียนที่บันทึกไว้แล้ว เฉลยจึงตรวจสอบได้</w:t>
       </w:r>
     </w:p>
     <w:p>
@@ -16977,14 +17603,7 @@
           <w:sz w:val="20"/>
           <w:szCs w:val="20"/>
         </w:rPr>
-        <w:t>หลักสูตรจริงต้องเขียนโดยทีมร่วมกับช่างและครูในพื้นที่ ผ่านระบบจัดการเนื้อหา เครื่องมือพร้อมใช้งานแล้ว แต่เนื้อหาการสอนเรื่องงานช่างไม่ควรถูกแต่งขึ้นโดยคนที่ไม่</w:t>
-      </w:r>
-      <w:r>
-        <w:rPr>
-          <w:sz w:val="20"/>
-          <w:szCs w:val="20"/>
-        </w:rPr>
-        <w:t>รู้จริง แม้จะติดป้ายว่าเป็นข้อมูลสาธิตก็ตาม</w:t>
+        <w:t>หลักสูตรจริงต้องเขียนโดยทีมร่วมกับช่างและครูในพื้นที่ ผ่านระบบจัดการเนื้อหา เครื่องมือพร้อมใช้งานแล้ว แต่เนื้อหาการสอนเรื่องงานช่างไม่ควรถูกแต่งขึ้นโดยคนที่ไม่รู้จริง แม้จะติดป้ายว่าเป็นข้อมูลสาธิตก็ตาม</w:t>
       </w:r>
     </w:p>
     <w:p>
@@ -16996,7 +17615,7 @@
         </w:pBdr>
         <w:spacing w:before="360" w:after="200"/>
       </w:pPr>
-      <w:bookmarkStart w:id="41" w:name="_Toc241476489"/>
+      <w:bookmarkStart w:id="43" w:name="_Toc241650025"/>
       <w:r>
         <w:rPr>
           <w:b/>
@@ -17018,14 +17637,17 @@
         </w:rPr>
         <w:t>คุณภาพและการทดสอบ</w:t>
       </w:r>
-      <w:bookmarkEnd w:id="41"/>
+      <w:bookmarkEnd w:id="43"/>
     </w:p>
     <w:p>
       <w:pPr>
         <w:spacing w:after="140"/>
       </w:pPr>
       <w:r>
-        <w:t>ระบบมีชุดทดสอบสองชั้น รวม 49 รายการ</w:t>
+        <w:t>ระบบมีชุดทดสอบสองชั้น รวม 49 ราย</w:t>
+      </w:r>
+      <w:r>
+        <w:t>การ</w:t>
       </w:r>
     </w:p>
     <w:tbl>
@@ -17302,7 +17924,7 @@
         <w:pStyle w:val="2"/>
         <w:spacing w:before="280" w:after="140"/>
       </w:pPr>
-      <w:bookmarkStart w:id="42" w:name="_Toc241476490"/>
+      <w:bookmarkStart w:id="44" w:name="_Toc241650026"/>
       <w:r>
         <w:rPr>
           <w:b/>
@@ -17323,7 +17945,7 @@
         </w:rPr>
         <w:t>ชุดทดสอบเบราว์เซอร์</w:t>
       </w:r>
-      <w:bookmarkEnd w:id="42"/>
+      <w:bookmarkEnd w:id="44"/>
     </w:p>
     <w:tbl>
       <w:tblPr>
@@ -18092,7 +18714,7 @@
         <w:pStyle w:val="2"/>
         <w:spacing w:before="280" w:after="140"/>
       </w:pPr>
-      <w:bookmarkStart w:id="43" w:name="_Toc241476491"/>
+      <w:bookmarkStart w:id="45" w:name="_Toc241650027"/>
       <w:r>
         <w:rPr>
           <w:b/>
@@ -18113,17 +18735,14 @@
         </w:rPr>
         <w:t>ข้อตกลงเรื่องข้อมูลทดสอบ</w:t>
       </w:r>
-      <w:bookmarkEnd w:id="43"/>
+      <w:bookmarkEnd w:id="45"/>
     </w:p>
     <w:p>
       <w:pPr>
         <w:spacing w:after="140"/>
       </w:pPr>
       <w:r>
-        <w:t>ชุดทดสอบระบบจัดการเขียนข้อมูลจริงลงฐานข้อมูล ซึ่งเป็นเจตนา เพราะการทดสอบฟอร์มปลอมไม่ได้พิสูจน์อะไร ระบบจึงลบข้อมูลที่การทดสอบสร้างขึ้นทั้งก่อนและหลังการรันทุกครั้ง เพื่อไม่ให้แถวค้างสะสมจนการท</w:t>
-      </w:r>
-      <w:r>
-        <w:t>ดสอบรอบถัดไปล้มจากข้อมูลของตัวเอง</w:t>
+        <w:t>ชุดทดสอบระบบจัดการเขียนข้อมูลจริงลงฐานข้อมูล ซึ่งเป็นเจตนา เพราะการทดสอบฟอร์มปลอมไม่ได้พิสูจน์อะไร ระบบจึงลบข้อมูลที่การทดสอบสร้างขึ้นทั้งก่อนและหลังการรันทุกครั้ง เพื่อไม่ให้แถวค้างสะสมจนการทดสอบรอบถัดไปล้มจากข้อมูลของตัวเอง</w:t>
       </w:r>
     </w:p>
     <w:p>
@@ -18131,7 +18750,7 @@
         <w:pStyle w:val="2"/>
         <w:spacing w:before="280" w:after="140"/>
       </w:pPr>
-      <w:bookmarkStart w:id="44" w:name="_Toc241476492"/>
+      <w:bookmarkStart w:id="46" w:name="_Toc241650028"/>
       <w:r>
         <w:rPr>
           <w:b/>
@@ -18152,7 +18771,7 @@
         </w:rPr>
         <w:t>คำสั่งที่ใช้บ่อย</w:t>
       </w:r>
-      <w:bookmarkEnd w:id="44"/>
+      <w:bookmarkEnd w:id="46"/>
     </w:p>
     <w:tbl>
       <w:tblPr>
@@ -18235,7 +18854,17 @@
                 <w:sz w:val="19"/>
                 <w:szCs w:val="19"/>
               </w:rPr>
-              <w:t>หน้าที่</w:t>
+              <w:t>หน</w:t>
+            </w:r>
+            <w:r>
+              <w:rPr>
+                <w:b/>
+                <w:bCs/>
+                <w:color w:val="FFFFFF"/>
+                <w:sz w:val="19"/>
+                <w:szCs w:val="19"/>
+              </w:rPr>
+              <w:t>้าที่</w:t>
             </w:r>
           </w:p>
         </w:tc>
@@ -18791,7 +19420,7 @@
         </w:pBdr>
         <w:spacing w:before="360" w:after="200"/>
       </w:pPr>
-      <w:bookmarkStart w:id="45" w:name="_Toc241476493"/>
+      <w:bookmarkStart w:id="47" w:name="_Toc241650029"/>
       <w:r>
         <w:rPr>
           <w:b/>
@@ -18813,7 +19442,7 @@
         </w:rPr>
         <w:t>สถานะข้อมูลปัจจุบัน</w:t>
       </w:r>
-      <w:bookmarkEnd w:id="45"/>
+      <w:bookmarkEnd w:id="47"/>
     </w:p>
     <w:p>
       <w:pPr>
@@ -19958,7 +20587,7 @@
         <w:pStyle w:val="2"/>
         <w:spacing w:before="280" w:after="140"/>
       </w:pPr>
-      <w:bookmarkStart w:id="46" w:name="_Toc241476494"/>
+      <w:bookmarkStart w:id="48" w:name="_Toc241650030"/>
       <w:r>
         <w:rPr>
           <w:b/>
@@ -19979,7 +20608,7 @@
         </w:rPr>
         <w:t>สถานะการตรวจสอบ</w:t>
       </w:r>
-      <w:bookmarkEnd w:id="46"/>
+      <w:bookmarkEnd w:id="48"/>
     </w:p>
     <w:p>
       <w:pPr>
@@ -20013,14 +20642,7 @@
           <w:sz w:val="20"/>
           <w:szCs w:val="20"/>
         </w:rPr>
-        <w:t>ยังไม่มีเนื้อหาชิ้นใดผ่านสถานะ VERIFIED เลย ทุกหน้าที่แสดงข้อมูลจริงจึงมีข้อความกำกับว่ารอการตรวจสอบร่วมกับช่างและชุมชน ซึ่งถูกต้องตามความเป็นจริง และเป็นงา</w:t>
-      </w:r>
-      <w:r>
-        <w:rPr>
-          <w:sz w:val="20"/>
-          <w:szCs w:val="20"/>
-        </w:rPr>
-        <w:t>นสำคัญลำดับต้นก่อนเปิดสาธารณะ</w:t>
+        <w:t>ยังไม่มีเนื้อหาชิ้นใดผ่านสถานะ VERIFIED เลย ทุกหน้าที่แสดงข้อมูลจริงจึงมีข้อความกำกับว่ารอการตรวจสอบร่วมกับช่างและชุมชน ซึ่งถูกต้องตามความเป็นจริง และเป็นงานสำคัญลำดับต้นก่อนเปิดสาธารณะ</w:t>
       </w:r>
     </w:p>
     <w:p>
@@ -20032,7 +20654,7 @@
         </w:pBdr>
         <w:spacing w:before="360" w:after="200"/>
       </w:pPr>
-      <w:bookmarkStart w:id="47" w:name="_Toc241476495"/>
+      <w:bookmarkStart w:id="49" w:name="_Toc241650031"/>
       <w:r>
         <w:rPr>
           <w:b/>
@@ -20054,14 +20676,17 @@
         </w:rPr>
         <w:t>สิ่งที่ต้องทำก่อนเปิดสาธารณะ</w:t>
       </w:r>
-      <w:bookmarkEnd w:id="47"/>
+      <w:bookmarkEnd w:id="49"/>
     </w:p>
     <w:p>
       <w:pPr>
         <w:spacing w:after="140"/>
       </w:pPr>
       <w:r>
-        <w:t>ขณะนี้เว็บไซต์ตั้งค่าไม่ให้เสิร์ชเอนจินเก็บข้อมูลไว้ เพราะเนื้อหายังไม่ผ่านการตรวจสอบ ก่อนเปิดจริงต้องทำตามนี้</w:t>
+        <w:t>ขณะนี้เว็บไซต์ตั้งค่าไม่ให้เสิร์ชเอนจ</w:t>
+      </w:r>
+      <w:r>
+        <w:t>ินเก็บข้อมูลไว้ เพราะเนื้อหายังไม่ผ่านการตรวจสอบ ก่อนเปิดจริงต้องทำตามนี้</w:t>
       </w:r>
     </w:p>
     <w:p>
@@ -20087,13 +20712,7 @@
         <w:spacing w:after="80" w:line="290" w:lineRule="auto"/>
       </w:pPr>
       <w:r>
-        <w:t>บันทึกชื่อจริงและคำบอกเล่าของช่าง ซึ่งตอนนี้ยังไม่มีทั้งสองอย่าง</w:t>
-      </w:r>
-      <w:r>
-        <w:t xml:space="preserve"> </w:t>
-      </w:r>
-      <w:r>
-        <w:t>ทำได้เองในระบบจัดการเนื้อหา</w:t>
+        <w:t>บันทึกชื่อจริงและคำบอกเล่าของช่าง ซึ่งตอนนี้ยังไม่มีทั้งสองอย่าง ทำได้เองในระบบจัดการเนื้อหา</w:t>
       </w:r>
     </w:p>
     <w:p>
@@ -20106,7 +20725,10 @@
         <w:spacing w:after="80" w:line="290" w:lineRule="auto"/>
       </w:pPr>
       <w:r>
-        <w:t>ยืนยันอีกครั้งว่าทุกภาพที่มีคนอยู่ในภาพได้รับอนุญาตแล้ว และใส่เครดิตผู้ถ่ายครบ</w:t>
+        <w:t>ยืนยันอี</w:t>
+      </w:r>
+      <w:r>
+        <w:t>กครั้งว่าทุกภาพที่มีคนอยู่ในภาพได้รับอนุญาตแล้ว และใส่เครดิตผู้ถ่ายครบ</w:t>
       </w:r>
     </w:p>
     <w:p>
@@ -20132,10 +20754,7 @@
         <w:spacing w:after="80" w:line="290" w:lineRule="auto"/>
       </w:pPr>
       <w:r>
-        <w:t>ตั้งค่าที่อยู่จริงของเว็บไซต์ มิฉะนั้นป้าย QR ที่พิมพ์ออกไปจะสแกนไม</w:t>
-      </w:r>
-      <w:r>
-        <w:t>่ได้</w:t>
+        <w:t>ตั้งค่าที่อยู่จริงของเว็บไซต์ มิฉะนั้นป้าย QR ที่พิมพ์ออกไปจะสแกนไม่ได้</w:t>
       </w:r>
     </w:p>
     <w:p>
@@ -20148,7 +20767,10 @@
         <w:spacing w:after="80" w:line="290" w:lineRule="auto"/>
       </w:pPr>
       <w:r>
-        <w:t>บีบอัดหรือย้ายไฟล์วิดีโอไปบริการสตรีมมิง ปัจจุบันวิดีโอรวมกันประมาณ 39 MB อยู่ในระบบควบคุมเวอร์ชัน</w:t>
+        <w:t>บีบอัดหรือย้ายไฟล์วิดีโอไปบริการ</w:t>
+      </w:r>
+      <w:r>
+        <w:t>สตรีมมิง ปัจจุบันวิดีโอรวมกันประมาณ 39 MB อยู่ในระบบควบคุมเวอร์ชัน</w:t>
       </w:r>
     </w:p>
     <w:p>
@@ -20182,7 +20804,7 @@
         <w:pStyle w:val="2"/>
         <w:spacing w:before="280" w:after="140"/>
       </w:pPr>
-      <w:bookmarkStart w:id="48" w:name="_Toc241476496"/>
+      <w:bookmarkStart w:id="50" w:name="_Toc241650032"/>
       <w:r>
         <w:rPr>
           <w:b/>
@@ -20203,7 +20825,7 @@
         </w:rPr>
         <w:t>งานพัฒนาที่ยังเหลือ</w:t>
       </w:r>
-      <w:bookmarkEnd w:id="48"/>
+      <w:bookmarkEnd w:id="50"/>
     </w:p>
     <w:tbl>
       <w:tblPr>
@@ -20710,7 +21332,7 @@
         <w:pStyle w:val="2"/>
         <w:spacing w:before="280" w:after="140"/>
       </w:pPr>
-      <w:bookmarkStart w:id="49" w:name="_Toc241476497"/>
+      <w:bookmarkStart w:id="51" w:name="_Toc241650033"/>
       <w:r>
         <w:rPr>
           <w:b/>
@@ -20731,7 +21353,7 @@
         </w:rPr>
         <w:t>ข้อควรระวังเรื่องความปลอดภัย</w:t>
       </w:r>
-      <w:bookmarkEnd w:id="49"/>
+      <w:bookmarkEnd w:id="51"/>
     </w:p>
     <w:p>
       <w:pPr>
@@ -20824,10 +21446,96 @@
 <file path=word/numbering.xml><?xml version="1.0" encoding="utf-8"?>
 <w:numbering xmlns:wpc="http://schemas.microsoft.com/office/word/2010/wordprocessingCanvas" xmlns:cx="http://schemas.microsoft.com/office/drawing/2014/chartex" xmlns:cx1="http://schemas.microsoft.com/office/drawing/2015/9/8/chartex" xmlns:cx2="http://schemas.microsoft.com/office/drawing/2015/10/21/chartex" xmlns:cx3="http://schemas.microsoft.com/office/drawing/2016/5/9/chartex" xmlns:cx4="http://schemas.microsoft.com/office/drawing/2016/5/10/chartex" xmlns:cx5="http://schemas.microsoft.com/office/drawing/2016/5/11/chartex" xmlns:cx6="http://schemas.microsoft.com/office/drawing/2016/5/12/chartex" xmlns:cx7="http://schemas.microsoft.com/office/drawing/2016/5/13/chartex" xmlns:cx8="http://schemas.microsoft.com/office/drawing/2016/5/14/chartex" xmlns:mc="http://schemas.openxmlformats.org/markup-compatibility/2006" xmlns:aink="http://schemas.microsoft.com/office/drawing/2016/ink" xmlns:am3d="http://schemas.microsoft.com/office/drawing/2017/model3d" xmlns:o="urn:schemas-microsoft-com:office:office" xmlns:r="http://schemas.openxmlformats.org/officeDocument/2006/relationships" xmlns:m="http://schemas.openxmlformats.org/officeDocument/2006/math" xmlns:v="urn:schemas-microsoft-com:vml" xmlns:wp14="http://schemas.microsoft.com/office/word/2010/wordprocessingDrawing" xmlns:wp="http://schemas.openxmlformats.org/drawingml/2006/wordprocessingDrawing" xmlns:w10="urn:schemas-microsoft-com:office:word" xmlns:w="http://schemas.openxmlformats.org/wordprocessingml/2006/main" xmlns:w14="http://schemas.microsoft.com/office/word/2010/wordml" xmlns:w15="http://schemas.microsoft.com/office/word/2012/wordml" xmlns:w16cex="http://schemas.microsoft.com/office/word/2018/wordml/cex" xmlns:w16cid="http://schemas.microsoft.com/office/word/2016/wordml/cid" xmlns:w16="http://schemas.microsoft.com/office/word/2018/wordml" xmlns:w16sdtdh="http://schemas.microsoft.com/office/word/2020/wordml/sdtdatahash" xmlns:w16se="http://schemas.microsoft.com/office/word/2015/wordml/symex" xmlns:wpg="http://schemas.microsoft.com/office/word/2010/wordprocessingGroup" xmlns:wpi="http://schemas.microsoft.com/office/word/2010/wordprocessingInk" xmlns:wne="http://schemas.microsoft.com/office/word/2006/wordml" xmlns:wps="http://schemas.microsoft.com/office/word/2010/wordprocessingShape" mc:Ignorable="w14 w15 w16se w16cid w16 w16cex w16sdtdh wp14">
   <w:abstractNum w:abstractNumId="0" w15:restartNumberingAfterBreak="0">
-    <w:nsid w:val="25A32511"/>
+    <w:nsid w:val="152C6B9F"/>
     <w:multiLevelType w:val="hybridMultilevel"/>
-    <w:tmpl w:val="5E8CB61E"/>
-    <w:lvl w:ilvl="0" w:tplc="1DCA1C12">
+    <w:tmpl w:val="FE604522"/>
+    <w:lvl w:ilvl="0" w:tplc="A164FD4A">
+      <w:start w:val="1"/>
+      <w:numFmt w:val="bullet"/>
+      <w:lvlText w:val="●"/>
+      <w:lvlJc w:val="left"/>
+      <w:pPr>
+        <w:ind w:left="720" w:hanging="360"/>
+      </w:pPr>
+    </w:lvl>
+    <w:lvl w:ilvl="1" w:tplc="CC683B18">
+      <w:start w:val="1"/>
+      <w:numFmt w:val="bullet"/>
+      <w:lvlText w:val="○"/>
+      <w:lvlJc w:val="left"/>
+      <w:pPr>
+        <w:ind w:left="1440" w:hanging="360"/>
+      </w:pPr>
+    </w:lvl>
+    <w:lvl w:ilvl="2" w:tplc="71CAB7DC">
+      <w:start w:val="1"/>
+      <w:numFmt w:val="bullet"/>
+      <w:lvlText w:val="■"/>
+      <w:lvlJc w:val="left"/>
+      <w:pPr>
+        <w:ind w:left="2160" w:hanging="360"/>
+      </w:pPr>
+    </w:lvl>
+    <w:lvl w:ilvl="3" w:tplc="23DC2B24">
+      <w:start w:val="1"/>
+      <w:numFmt w:val="bullet"/>
+      <w:lvlText w:val="●"/>
+      <w:lvlJc w:val="left"/>
+      <w:pPr>
+        <w:ind w:left="2880" w:hanging="360"/>
+      </w:pPr>
+    </w:lvl>
+    <w:lvl w:ilvl="4" w:tplc="53F8AB9C">
+      <w:start w:val="1"/>
+      <w:numFmt w:val="bullet"/>
+      <w:lvlText w:val="○"/>
+      <w:lvlJc w:val="left"/>
+      <w:pPr>
+        <w:ind w:left="3600" w:hanging="360"/>
+      </w:pPr>
+    </w:lvl>
+    <w:lvl w:ilvl="5" w:tplc="0E9E330A">
+      <w:start w:val="1"/>
+      <w:numFmt w:val="bullet"/>
+      <w:lvlText w:val="■"/>
+      <w:lvlJc w:val="left"/>
+      <w:pPr>
+        <w:ind w:left="4320" w:hanging="360"/>
+      </w:pPr>
+    </w:lvl>
+    <w:lvl w:ilvl="6" w:tplc="83ACD1D6">
+      <w:start w:val="1"/>
+      <w:numFmt w:val="bullet"/>
+      <w:lvlText w:val="●"/>
+      <w:lvlJc w:val="left"/>
+      <w:pPr>
+        <w:ind w:left="5040" w:hanging="360"/>
+      </w:pPr>
+    </w:lvl>
+    <w:lvl w:ilvl="7" w:tplc="ABC0511C">
+      <w:start w:val="1"/>
+      <w:numFmt w:val="bullet"/>
+      <w:lvlText w:val="●"/>
+      <w:lvlJc w:val="left"/>
+      <w:pPr>
+        <w:ind w:left="5760" w:hanging="360"/>
+      </w:pPr>
+    </w:lvl>
+    <w:lvl w:ilvl="8" w:tplc="17E86E6C">
+      <w:start w:val="1"/>
+      <w:numFmt w:val="bullet"/>
+      <w:lvlText w:val="●"/>
+      <w:lvlJc w:val="left"/>
+      <w:pPr>
+        <w:ind w:left="6480" w:hanging="360"/>
+      </w:pPr>
+    </w:lvl>
+  </w:abstractNum>
+  <w:abstractNum w:abstractNumId="1" w15:restartNumberingAfterBreak="0">
+    <w:nsid w:val="50977AF4"/>
+    <w:multiLevelType w:val="hybridMultilevel"/>
+    <w:tmpl w:val="7F9013E8"/>
+    <w:lvl w:ilvl="0" w:tplc="2EA6EAC4">
       <w:start w:val="1"/>
       <w:numFmt w:val="bullet"/>
       <w:lvlText w:val="•"/>
@@ -20836,7 +21544,7 @@
         <w:ind w:left="431" w:hanging="259"/>
       </w:pPr>
     </w:lvl>
-    <w:lvl w:ilvl="1" w:tplc="4E7C8378">
+    <w:lvl w:ilvl="1" w:tplc="E10ABE66">
       <w:start w:val="1"/>
       <w:numFmt w:val="bullet"/>
       <w:lvlText w:val="◦"/>
@@ -20845,133 +21553,47 @@
         <w:ind w:left="863" w:hanging="259"/>
       </w:pPr>
     </w:lvl>
-    <w:lvl w:ilvl="2" w:tplc="3C480E5C">
+    <w:lvl w:ilvl="2" w:tplc="C5BE84D4">
       <w:numFmt w:val="decimal"/>
       <w:lvlText w:val=""/>
       <w:lvlJc w:val="left"/>
     </w:lvl>
-    <w:lvl w:ilvl="3" w:tplc="210AFC2C">
+    <w:lvl w:ilvl="3" w:tplc="29BA48A8">
       <w:numFmt w:val="decimal"/>
       <w:lvlText w:val=""/>
       <w:lvlJc w:val="left"/>
     </w:lvl>
-    <w:lvl w:ilvl="4" w:tplc="DDEE8C98">
+    <w:lvl w:ilvl="4" w:tplc="C03093A2">
       <w:numFmt w:val="decimal"/>
       <w:lvlText w:val=""/>
       <w:lvlJc w:val="left"/>
     </w:lvl>
-    <w:lvl w:ilvl="5" w:tplc="2EC222FC">
+    <w:lvl w:ilvl="5" w:tplc="2C9A7E3A">
       <w:numFmt w:val="decimal"/>
       <w:lvlText w:val=""/>
       <w:lvlJc w:val="left"/>
     </w:lvl>
-    <w:lvl w:ilvl="6" w:tplc="6B5C09F6">
+    <w:lvl w:ilvl="6" w:tplc="FF24B222">
       <w:numFmt w:val="decimal"/>
       <w:lvlText w:val=""/>
       <w:lvlJc w:val="left"/>
     </w:lvl>
-    <w:lvl w:ilvl="7" w:tplc="A4689914">
+    <w:lvl w:ilvl="7" w:tplc="60E6E720">
       <w:numFmt w:val="decimal"/>
       <w:lvlText w:val=""/>
       <w:lvlJc w:val="left"/>
     </w:lvl>
-    <w:lvl w:ilvl="8" w:tplc="22B85B9A">
+    <w:lvl w:ilvl="8" w:tplc="746A9000">
       <w:numFmt w:val="decimal"/>
       <w:lvlText w:val=""/>
       <w:lvlJc w:val="left"/>
     </w:lvl>
   </w:abstractNum>
-  <w:abstractNum w:abstractNumId="1" w15:restartNumberingAfterBreak="0">
-    <w:nsid w:val="46DF26F7"/>
+  <w:abstractNum w:abstractNumId="2" w15:restartNumberingAfterBreak="0">
+    <w:nsid w:val="78C56591"/>
     <w:multiLevelType w:val="hybridMultilevel"/>
-    <w:tmpl w:val="24541914"/>
-    <w:lvl w:ilvl="0" w:tplc="6C50C218">
-      <w:start w:val="1"/>
-      <w:numFmt w:val="bullet"/>
-      <w:lvlText w:val="●"/>
-      <w:lvlJc w:val="left"/>
-      <w:pPr>
-        <w:ind w:left="720" w:hanging="360"/>
-      </w:pPr>
-    </w:lvl>
-    <w:lvl w:ilvl="1" w:tplc="8F985662">
-      <w:start w:val="1"/>
-      <w:numFmt w:val="bullet"/>
-      <w:lvlText w:val="○"/>
-      <w:lvlJc w:val="left"/>
-      <w:pPr>
-        <w:ind w:left="1440" w:hanging="360"/>
-      </w:pPr>
-    </w:lvl>
-    <w:lvl w:ilvl="2" w:tplc="68C4B604">
-      <w:start w:val="1"/>
-      <w:numFmt w:val="bullet"/>
-      <w:lvlText w:val="■"/>
-      <w:lvlJc w:val="left"/>
-      <w:pPr>
-        <w:ind w:left="2160" w:hanging="360"/>
-      </w:pPr>
-    </w:lvl>
-    <w:lvl w:ilvl="3" w:tplc="35F2E5C8">
-      <w:start w:val="1"/>
-      <w:numFmt w:val="bullet"/>
-      <w:lvlText w:val="●"/>
-      <w:lvlJc w:val="left"/>
-      <w:pPr>
-        <w:ind w:left="2880" w:hanging="360"/>
-      </w:pPr>
-    </w:lvl>
-    <w:lvl w:ilvl="4" w:tplc="CF3CB420">
-      <w:start w:val="1"/>
-      <w:numFmt w:val="bullet"/>
-      <w:lvlText w:val="○"/>
-      <w:lvlJc w:val="left"/>
-      <w:pPr>
-        <w:ind w:left="3600" w:hanging="360"/>
-      </w:pPr>
-    </w:lvl>
-    <w:lvl w:ilvl="5" w:tplc="C7745288">
-      <w:start w:val="1"/>
-      <w:numFmt w:val="bullet"/>
-      <w:lvlText w:val="■"/>
-      <w:lvlJc w:val="left"/>
-      <w:pPr>
-        <w:ind w:left="4320" w:hanging="360"/>
-      </w:pPr>
-    </w:lvl>
-    <w:lvl w:ilvl="6" w:tplc="9BBA9E32">
-      <w:start w:val="1"/>
-      <w:numFmt w:val="bullet"/>
-      <w:lvlText w:val="●"/>
-      <w:lvlJc w:val="left"/>
-      <w:pPr>
-        <w:ind w:left="5040" w:hanging="360"/>
-      </w:pPr>
-    </w:lvl>
-    <w:lvl w:ilvl="7" w:tplc="6CDCCA04">
-      <w:start w:val="1"/>
-      <w:numFmt w:val="bullet"/>
-      <w:lvlText w:val="●"/>
-      <w:lvlJc w:val="left"/>
-      <w:pPr>
-        <w:ind w:left="5760" w:hanging="360"/>
-      </w:pPr>
-    </w:lvl>
-    <w:lvl w:ilvl="8" w:tplc="73388E08">
-      <w:start w:val="1"/>
-      <w:numFmt w:val="bullet"/>
-      <w:lvlText w:val="●"/>
-      <w:lvlJc w:val="left"/>
-      <w:pPr>
-        <w:ind w:left="6480" w:hanging="360"/>
-      </w:pPr>
-    </w:lvl>
-  </w:abstractNum>
-  <w:abstractNum w:abstractNumId="2" w15:restartNumberingAfterBreak="0">
-    <w:nsid w:val="5EAA6D34"/>
-    <w:multiLevelType w:val="hybridMultilevel"/>
-    <w:tmpl w:val="6EA05706"/>
-    <w:lvl w:ilvl="0" w:tplc="D80858A2">
+    <w:tmpl w:val="868054BA"/>
+    <w:lvl w:ilvl="0" w:tplc="EA84540C">
       <w:start w:val="1"/>
       <w:numFmt w:val="decimal"/>
       <w:lvlText w:val="%1."/>
@@ -20980,49 +21602,49 @@
         <w:ind w:left="504" w:hanging="331"/>
       </w:pPr>
     </w:lvl>
-    <w:lvl w:ilvl="1" w:tplc="958240D6">
+    <w:lvl w:ilvl="1" w:tplc="A324055A">
       <w:numFmt w:val="decimal"/>
       <w:lvlText w:val=""/>
       <w:lvlJc w:val="left"/>
     </w:lvl>
-    <w:lvl w:ilvl="2" w:tplc="A6DE08E6">
+    <w:lvl w:ilvl="2" w:tplc="9D544092">
       <w:numFmt w:val="decimal"/>
       <w:lvlText w:val=""/>
       <w:lvlJc w:val="left"/>
     </w:lvl>
-    <w:lvl w:ilvl="3" w:tplc="BB6CC6B0">
+    <w:lvl w:ilvl="3" w:tplc="7626EC96">
       <w:numFmt w:val="decimal"/>
       <w:lvlText w:val=""/>
       <w:lvlJc w:val="left"/>
     </w:lvl>
-    <w:lvl w:ilvl="4" w:tplc="FD2C0CF6">
+    <w:lvl w:ilvl="4" w:tplc="D766EB44">
       <w:numFmt w:val="decimal"/>
       <w:lvlText w:val=""/>
       <w:lvlJc w:val="left"/>
     </w:lvl>
-    <w:lvl w:ilvl="5" w:tplc="B27CDBEC">
+    <w:lvl w:ilvl="5" w:tplc="3F1C7960">
       <w:numFmt w:val="decimal"/>
       <w:lvlText w:val=""/>
       <w:lvlJc w:val="left"/>
     </w:lvl>
-    <w:lvl w:ilvl="6" w:tplc="7FE4DE26">
+    <w:lvl w:ilvl="6" w:tplc="B7EA3AA2">
       <w:numFmt w:val="decimal"/>
       <w:lvlText w:val=""/>
       <w:lvlJc w:val="left"/>
     </w:lvl>
-    <w:lvl w:ilvl="7" w:tplc="013CDBA8">
+    <w:lvl w:ilvl="7" w:tplc="AC64E990">
       <w:numFmt w:val="decimal"/>
       <w:lvlText w:val=""/>
       <w:lvlJc w:val="left"/>
     </w:lvl>
-    <w:lvl w:ilvl="8" w:tplc="4B5EDC46">
+    <w:lvl w:ilvl="8" w:tplc="C45A3E86">
       <w:numFmt w:val="decimal"/>
       <w:lvlText w:val=""/>
       <w:lvlJc w:val="left"/>
     </w:lvl>
   </w:abstractNum>
   <w:num w:numId="1">
-    <w:abstractNumId w:val="1"/>
+    <w:abstractNumId w:val="0"/>
     <w:lvlOverride w:ilvl="0">
       <w:startOverride w:val="1"/>
     </w:lvlOverride>
@@ -21034,7 +21656,7 @@
     </w:lvlOverride>
   </w:num>
   <w:num w:numId="3">
-    <w:abstractNumId w:val="0"/>
+    <w:abstractNumId w:val="1"/>
     <w:lvlOverride w:ilvl="0">
       <w:startOverride w:val="1"/>
     </w:lvlOverride>
@@ -21686,7 +22308,7 @@
     <w:autoRedefine/>
     <w:uiPriority w:val="39"/>
     <w:unhideWhenUsed/>
-    <w:rsid w:val="005A7685"/>
+    <w:rsid w:val="00B44D87"/>
     <w:pPr>
       <w:spacing w:after="100"/>
     </w:pPr>
@@ -21702,7 +22324,7 @@
     <w:autoRedefine/>
     <w:uiPriority w:val="39"/>
     <w:unhideWhenUsed/>
-    <w:rsid w:val="005A7685"/>
+    <w:rsid w:val="00B44D87"/>
     <w:pPr>
       <w:spacing w:after="100"/>
       <w:ind w:left="210"/>
@@ -21719,7 +22341,7 @@
     <w:autoRedefine/>
     <w:uiPriority w:val="39"/>
     <w:unhideWhenUsed/>
-    <w:rsid w:val="005A7685"/>
+    <w:rsid w:val="00B44D87"/>
     <w:pPr>
       <w:spacing w:after="100"/>
       <w:ind w:left="420"/>
